--- a/public/labs/pmzi/pz-23/ЛР2_ПМЗІ_Шифр_Цезаря_з_ключовим_словом_Афінний_шифр.docx
+++ b/public/labs/pmzi/pz-23/ЛР2_ПМЗІ_Шифр_Цезаря_з_ключовим_словом_Афінний_шифр.docx
@@ -152,41 +152,42 @@
     <w:p>
       <w:pPr>
         <w:pStyle w:val="SourceCode"/>
-      </w:pPr>
-      <w:r>
-        <w:rPr>
-          <w:rStyle w:val="VerbatimChar"/>
-        </w:rPr>
+        <w:spacing w:before="120" w:after="0" w:line="200" w:lineRule="auto"/>
+      </w:pPr>
+      <w:r>
         <w:t xml:space="preserve">Ключове слово: CIPHER</w:t>
       </w:r>
-      <w:r>
-        <w:br/>
-      </w:r>
-      <w:r>
-        <w:rPr>
-          <w:rStyle w:val="VerbatimChar"/>
-        </w:rPr>
+    </w:p>
+    <w:p>
+      <w:pPr>
+        <w:pStyle w:val="SourceCode"/>
+        <w:spacing w:before="0" w:after="0" w:line="200" w:lineRule="auto"/>
+      </w:pPr>
+      <w:r>
         <w:t xml:space="preserve">Алфавіт:       CIPHERABDFGJKLMNOQSTUVWXYZ</w:t>
       </w:r>
-      <w:r>
-        <w:br/>
-      </w:r>
-      <w:r>
-        <w:br/>
-      </w:r>
-      <w:r>
-        <w:rPr>
-          <w:rStyle w:val="VerbatimChar"/>
-        </w:rPr>
+    </w:p>
+    <w:p>
+      <w:pPr>
+        <w:pStyle w:val="SourceCode"/>
+        <w:spacing w:before="0" w:after="0" w:line="200" w:lineRule="auto"/>
+      </w:pPr>
+    </w:p>
+    <w:p>
+      <w:pPr>
+        <w:pStyle w:val="SourceCode"/>
+        <w:spacing w:before="0" w:after="0" w:line="200" w:lineRule="auto"/>
+      </w:pPr>
+      <w:r>
         <w:t xml:space="preserve">Відкритий:   A B C D E F G H I J K L M N O P Q R S T U V W X Y Z</w:t>
       </w:r>
-      <w:r>
-        <w:br/>
-      </w:r>
-      <w:r>
-        <w:rPr>
-          <w:rStyle w:val="VerbatimChar"/>
-        </w:rPr>
+    </w:p>
+    <w:p>
+      <w:pPr>
+        <w:pStyle w:val="SourceCode"/>
+        <w:spacing w:before="0" w:after="120" w:line="200" w:lineRule="auto"/>
+      </w:pPr>
+      <w:r>
         <w:t xml:space="preserve">Шифрований:  C I P H E R A B D F G J K L M N O Q S T U V W X Y Z</w:t>
       </w:r>
     </w:p>
@@ -215,11 +216,9 @@
     <w:p>
       <w:pPr>
         <w:pStyle w:val="SourceCode"/>
-      </w:pPr>
-      <w:r>
-        <w:rPr>
-          <w:rStyle w:val="VerbatimChar"/>
-        </w:rPr>
+        <w:spacing w:before="120" w:after="120" w:line="200" w:lineRule="auto"/>
+      </w:pPr>
+      <w:r>
         <w:t xml:space="preserve">C = (a·P + b) mod n</w:t>
       </w:r>
     </w:p>
@@ -298,11 +297,9 @@
     <w:p>
       <w:pPr>
         <w:pStyle w:val="SourceCode"/>
-      </w:pPr>
-      <w:r>
-        <w:rPr>
-          <w:rStyle w:val="VerbatimChar"/>
-        </w:rPr>
+        <w:spacing w:before="120" w:after="120" w:line="200" w:lineRule="auto"/>
+      </w:pPr>
+      <w:r>
         <w:t xml:space="preserve">P = a⁻¹·(C - b) mod n</w:t>
       </w:r>
     </w:p>
@@ -332,92 +329,90 @@
     <w:p>
       <w:pPr>
         <w:pStyle w:val="SourceCode"/>
-      </w:pPr>
-      <w:r>
-        <w:rPr>
-          <w:rStyle w:val="VerbatimChar"/>
-        </w:rPr>
+        <w:spacing w:before="120" w:after="0" w:line="200" w:lineRule="auto"/>
+      </w:pPr>
+      <w:r>
         <w:t xml:space="preserve">┌───────────────────────────────────────────────────────────────────────┐</w:t>
       </w:r>
-      <w:r>
-        <w:br/>
-      </w:r>
-      <w:r>
-        <w:rPr>
-          <w:rStyle w:val="VerbatimChar"/>
-        </w:rPr>
+    </w:p>
+    <w:p>
+      <w:pPr>
+        <w:pStyle w:val="SourceCode"/>
+        <w:spacing w:before="0" w:after="0" w:line="200" w:lineRule="auto"/>
+      </w:pPr>
+      <w:r>
         <w:t xml:space="preserve">│                    ДОПУСТИМІ ЗНАЧЕННЯ a (mod 26)                      │</w:t>
       </w:r>
-      <w:r>
-        <w:br/>
-      </w:r>
-      <w:r>
-        <w:rPr>
-          <w:rStyle w:val="VerbatimChar"/>
-        </w:rPr>
+    </w:p>
+    <w:p>
+      <w:pPr>
+        <w:pStyle w:val="SourceCode"/>
+        <w:spacing w:before="0" w:after="0" w:line="200" w:lineRule="auto"/>
+      </w:pPr>
+      <w:r>
         <w:t xml:space="preserve">├───────────────────────────────────────────────────────────────────────┤</w:t>
       </w:r>
-      <w:r>
-        <w:br/>
-      </w:r>
-      <w:r>
-        <w:rPr>
-          <w:rStyle w:val="VerbatimChar"/>
-        </w:rPr>
+    </w:p>
+    <w:p>
+      <w:pPr>
+        <w:pStyle w:val="SourceCode"/>
+        <w:spacing w:before="0" w:after="0" w:line="200" w:lineRule="auto"/>
+      </w:pPr>
+      <w:r>
         <w:t xml:space="preserve">│                                                                       │</w:t>
       </w:r>
-      <w:r>
-        <w:br/>
-      </w:r>
-      <w:r>
-        <w:rPr>
-          <w:rStyle w:val="VerbatimChar"/>
-        </w:rPr>
+    </w:p>
+    <w:p>
+      <w:pPr>
+        <w:pStyle w:val="SourceCode"/>
+        <w:spacing w:before="0" w:after="0" w:line="200" w:lineRule="auto"/>
+      </w:pPr>
+      <w:r>
         <w:t xml:space="preserve">│  gcd(a, 26) = 1 для: 1, 3, 5, 7, 9, 11, 15, 17, 19, 21, 23, 25        │</w:t>
       </w:r>
-      <w:r>
-        <w:br/>
-      </w:r>
-      <w:r>
-        <w:rPr>
-          <w:rStyle w:val="VerbatimChar"/>
-        </w:rPr>
+    </w:p>
+    <w:p>
+      <w:pPr>
+        <w:pStyle w:val="SourceCode"/>
+        <w:spacing w:before="0" w:after="0" w:line="200" w:lineRule="auto"/>
+      </w:pPr>
+      <w:r>
         <w:t xml:space="preserve">│                                                                       │</w:t>
       </w:r>
-      <w:r>
-        <w:br/>
-      </w:r>
-      <w:r>
-        <w:rPr>
-          <w:rStyle w:val="VerbatimChar"/>
-        </w:rPr>
+    </w:p>
+    <w:p>
+      <w:pPr>
+        <w:pStyle w:val="SourceCode"/>
+        <w:spacing w:before="0" w:after="0" w:line="200" w:lineRule="auto"/>
+      </w:pPr>
+      <w:r>
         <w:t xml:space="preserve">│  Всього: 12 допустимих значень (φ(26) = 12)                           │</w:t>
       </w:r>
-      <w:r>
-        <w:br/>
-      </w:r>
-      <w:r>
-        <w:rPr>
-          <w:rStyle w:val="VerbatimChar"/>
-        </w:rPr>
+    </w:p>
+    <w:p>
+      <w:pPr>
+        <w:pStyle w:val="SourceCode"/>
+        <w:spacing w:before="0" w:after="0" w:line="200" w:lineRule="auto"/>
+      </w:pPr>
+      <w:r>
         <w:t xml:space="preserve">│  Загальна кількість ключів: 12 × 26 = 312                             │</w:t>
       </w:r>
-      <w:r>
-        <w:br/>
-      </w:r>
-      <w:r>
-        <w:rPr>
-          <w:rStyle w:val="VerbatimChar"/>
-        </w:rPr>
+    </w:p>
+    <w:p>
+      <w:pPr>
+        <w:pStyle w:val="SourceCode"/>
+        <w:spacing w:before="0" w:after="0" w:line="200" w:lineRule="auto"/>
+      </w:pPr>
+      <w:r>
         <w:t xml:space="preserve">│                                                                       │</w:t>
       </w:r>
-      <w:r>
-        <w:br/>
-      </w:r>
-      <w:r>
-        <w:rPr>
-          <w:rStyle w:val="VerbatimChar"/>
-        </w:rPr>
+    </w:p>
+    <w:p>
+      <w:pPr>
+        <w:pStyle w:val="SourceCode"/>
+        <w:spacing w:before="0" w:after="120" w:line="200" w:lineRule="auto"/>
+      </w:pPr>
+      <w:r>
         <w:t xml:space="preserve">└───────────────────────────────────────────────────────────────────────┘</w:t>
       </w:r>
     </w:p>
@@ -442,50 +437,51 @@
     <w:p>
       <w:pPr>
         <w:pStyle w:val="SourceCode"/>
-      </w:pPr>
-      <w:r>
-        <w:rPr>
-          <w:rStyle w:val="VerbatimChar"/>
-        </w:rPr>
+        <w:spacing w:before="120" w:after="0" w:line="200" w:lineRule="auto"/>
+      </w:pPr>
+      <w:r>
         <w:t xml:space="preserve">a⁻¹ mod n — це таке x, що a·x ≡ 1 (mod n)</w:t>
       </w:r>
-      <w:r>
-        <w:br/>
-      </w:r>
-      <w:r>
-        <w:br/>
-      </w:r>
-      <w:r>
-        <w:rPr>
-          <w:rStyle w:val="VerbatimChar"/>
-        </w:rPr>
+    </w:p>
+    <w:p>
+      <w:pPr>
+        <w:pStyle w:val="SourceCode"/>
+        <w:spacing w:before="0" w:after="0" w:line="200" w:lineRule="auto"/>
+      </w:pPr>
+    </w:p>
+    <w:p>
+      <w:pPr>
+        <w:pStyle w:val="SourceCode"/>
+        <w:spacing w:before="0" w:after="0" w:line="200" w:lineRule="auto"/>
+      </w:pPr>
+      <w:r>
         <w:t xml:space="preserve">Приклад: a=5, n=26</w:t>
       </w:r>
-      <w:r>
-        <w:br/>
-      </w:r>
-      <w:r>
-        <w:rPr>
-          <w:rStyle w:val="VerbatimChar"/>
-        </w:rPr>
+    </w:p>
+    <w:p>
+      <w:pPr>
+        <w:pStyle w:val="SourceCode"/>
+        <w:spacing w:before="0" w:after="0" w:line="200" w:lineRule="auto"/>
+      </w:pPr>
+      <w:r>
         <w:t xml:space="preserve">5·x ≡ 1 (mod 26)</w:t>
       </w:r>
-      <w:r>
-        <w:br/>
-      </w:r>
-      <w:r>
-        <w:rPr>
-          <w:rStyle w:val="VerbatimChar"/>
-        </w:rPr>
+    </w:p>
+    <w:p>
+      <w:pPr>
+        <w:pStyle w:val="SourceCode"/>
+        <w:spacing w:before="0" w:after="0" w:line="200" w:lineRule="auto"/>
+      </w:pPr>
+      <w:r>
         <w:t xml:space="preserve">5·21 = 105 = 4·26 + 1 = 1 (mod 26)</w:t>
       </w:r>
-      <w:r>
-        <w:br/>
-      </w:r>
-      <w:r>
-        <w:rPr>
-          <w:rStyle w:val="VerbatimChar"/>
-        </w:rPr>
+    </w:p>
+    <w:p>
+      <w:pPr>
+        <w:pStyle w:val="SourceCode"/>
+        <w:spacing w:before="0" w:after="120" w:line="200" w:lineRule="auto"/>
+      </w:pPr>
+      <w:r>
         <w:t xml:space="preserve">Отже, 5⁻¹ mod 26 = 21</w:t>
       </w:r>
     </w:p>
@@ -512,605 +508,648 @@
     <w:p>
       <w:pPr>
         <w:pStyle w:val="SourceCode"/>
-      </w:pPr>
-      <w:r>
-        <w:rPr>
-          <w:rStyle w:val="VerbatimChar"/>
-        </w:rPr>
+        <w:spacing w:before="120" w:after="0" w:line="200" w:lineRule="auto"/>
+      </w:pPr>
+      <w:r>
         <w:t xml:space="preserve">#include &lt;iostream&gt;</w:t>
       </w:r>
-      <w:r>
-        <w:br/>
-      </w:r>
-      <w:r>
-        <w:rPr>
-          <w:rStyle w:val="VerbatimChar"/>
-        </w:rPr>
+    </w:p>
+    <w:p>
+      <w:pPr>
+        <w:pStyle w:val="SourceCode"/>
+        <w:spacing w:before="0" w:after="0" w:line="200" w:lineRule="auto"/>
+      </w:pPr>
+      <w:r>
         <w:t xml:space="preserve">#include &lt;string&gt;</w:t>
       </w:r>
-      <w:r>
-        <w:br/>
-      </w:r>
-      <w:r>
-        <w:rPr>
-          <w:rStyle w:val="VerbatimChar"/>
-        </w:rPr>
+    </w:p>
+    <w:p>
+      <w:pPr>
+        <w:pStyle w:val="SourceCode"/>
+        <w:spacing w:before="0" w:after="0" w:line="200" w:lineRule="auto"/>
+      </w:pPr>
+      <w:r>
         <w:t xml:space="preserve">#include &lt;cctype&gt;</w:t>
       </w:r>
-      <w:r>
-        <w:br/>
-      </w:r>
-      <w:r>
-        <w:br/>
-      </w:r>
-      <w:r>
-        <w:rPr>
-          <w:rStyle w:val="VerbatimChar"/>
-        </w:rPr>
+    </w:p>
+    <w:p>
+      <w:pPr>
+        <w:pStyle w:val="SourceCode"/>
+        <w:spacing w:before="0" w:after="0" w:line="200" w:lineRule="auto"/>
+      </w:pPr>
+    </w:p>
+    <w:p>
+      <w:pPr>
+        <w:pStyle w:val="SourceCode"/>
+        <w:spacing w:before="0" w:after="0" w:line="200" w:lineRule="auto"/>
+      </w:pPr>
+      <w:r>
         <w:t xml:space="preserve">const std::string ALPHABET = "ABCDEFGHIJKLMNOPQRSTUVWXYZ";</w:t>
       </w:r>
-      <w:r>
-        <w:br/>
-      </w:r>
-      <w:r>
-        <w:br/>
-      </w:r>
-      <w:r>
-        <w:rPr>
-          <w:rStyle w:val="VerbatimChar"/>
-        </w:rPr>
+    </w:p>
+    <w:p>
+      <w:pPr>
+        <w:pStyle w:val="SourceCode"/>
+        <w:spacing w:before="0" w:after="0" w:line="200" w:lineRule="auto"/>
+      </w:pPr>
+    </w:p>
+    <w:p>
+      <w:pPr>
+        <w:pStyle w:val="SourceCode"/>
+        <w:spacing w:before="0" w:after="0" w:line="200" w:lineRule="auto"/>
+      </w:pPr>
+      <w:r>
         <w:t xml:space="preserve">// Формує шифрувальний алфавіт: спершу літери ключа без повторів, далі решта</w:t>
       </w:r>
-      <w:r>
-        <w:br/>
-      </w:r>
-      <w:r>
-        <w:rPr>
-          <w:rStyle w:val="VerbatimChar"/>
-        </w:rPr>
+    </w:p>
+    <w:p>
+      <w:pPr>
+        <w:pStyle w:val="SourceCode"/>
+        <w:spacing w:before="0" w:after="0" w:line="200" w:lineRule="auto"/>
+      </w:pPr>
+      <w:r>
         <w:t xml:space="preserve">std::string createKeywordAlphabet(const std::string&amp; keyword) {</w:t>
       </w:r>
-      <w:r>
-        <w:br/>
-      </w:r>
-      <w:r>
-        <w:rPr>
-          <w:rStyle w:val="VerbatimChar"/>
-        </w:rPr>
+    </w:p>
+    <w:p>
+      <w:pPr>
+        <w:pStyle w:val="SourceCode"/>
+        <w:spacing w:before="0" w:after="0" w:line="200" w:lineRule="auto"/>
+      </w:pPr>
+      <w:r>
         <w:t xml:space="preserve">    bool used[26] = { false };</w:t>
       </w:r>
-      <w:r>
-        <w:br/>
-      </w:r>
-      <w:r>
-        <w:rPr>
-          <w:rStyle w:val="VerbatimChar"/>
-        </w:rPr>
+    </w:p>
+    <w:p>
+      <w:pPr>
+        <w:pStyle w:val="SourceCode"/>
+        <w:spacing w:before="0" w:after="0" w:line="200" w:lineRule="auto"/>
+      </w:pPr>
+      <w:r>
         <w:t xml:space="preserve">    std::string cipherAlphabet;</w:t>
       </w:r>
-      <w:r>
-        <w:br/>
-      </w:r>
-      <w:r>
-        <w:br/>
-      </w:r>
-      <w:r>
-        <w:rPr>
-          <w:rStyle w:val="VerbatimChar"/>
-        </w:rPr>
+    </w:p>
+    <w:p>
+      <w:pPr>
+        <w:pStyle w:val="SourceCode"/>
+        <w:spacing w:before="0" w:after="0" w:line="200" w:lineRule="auto"/>
+      </w:pPr>
+    </w:p>
+    <w:p>
+      <w:pPr>
+        <w:pStyle w:val="SourceCode"/>
+        <w:spacing w:before="0" w:after="0" w:line="200" w:lineRule="auto"/>
+      </w:pPr>
+      <w:r>
         <w:t xml:space="preserve">    for (char c : keyword) {</w:t>
       </w:r>
-      <w:r>
-        <w:br/>
-      </w:r>
-      <w:r>
-        <w:rPr>
-          <w:rStyle w:val="VerbatimChar"/>
-        </w:rPr>
+    </w:p>
+    <w:p>
+      <w:pPr>
+        <w:pStyle w:val="SourceCode"/>
+        <w:spacing w:before="0" w:after="0" w:line="200" w:lineRule="auto"/>
+      </w:pPr>
+      <w:r>
         <w:t xml:space="preserve">        char up = static_cast&lt;char&gt;(std::toupper(static_cast&lt;unsigned char&gt;(c)));</w:t>
       </w:r>
-      <w:r>
-        <w:br/>
-      </w:r>
-      <w:r>
-        <w:rPr>
-          <w:rStyle w:val="VerbatimChar"/>
-        </w:rPr>
+    </w:p>
+    <w:p>
+      <w:pPr>
+        <w:pStyle w:val="SourceCode"/>
+        <w:spacing w:before="0" w:after="0" w:line="200" w:lineRule="auto"/>
+      </w:pPr>
+      <w:r>
         <w:t xml:space="preserve">        if (up &gt;= 'A' &amp;&amp; up &lt;= 'Z' &amp;&amp; !used[up - 'A']) {</w:t>
       </w:r>
-      <w:r>
-        <w:br/>
-      </w:r>
-      <w:r>
-        <w:rPr>
-          <w:rStyle w:val="VerbatimChar"/>
-        </w:rPr>
+    </w:p>
+    <w:p>
+      <w:pPr>
+        <w:pStyle w:val="SourceCode"/>
+        <w:spacing w:before="0" w:after="0" w:line="200" w:lineRule="auto"/>
+      </w:pPr>
+      <w:r>
         <w:t xml:space="preserve">            used[up - 'A'] = true;</w:t>
       </w:r>
-      <w:r>
-        <w:br/>
-      </w:r>
-      <w:r>
-        <w:rPr>
-          <w:rStyle w:val="VerbatimChar"/>
-        </w:rPr>
+    </w:p>
+    <w:p>
+      <w:pPr>
+        <w:pStyle w:val="SourceCode"/>
+        <w:spacing w:before="0" w:after="0" w:line="200" w:lineRule="auto"/>
+      </w:pPr>
+      <w:r>
         <w:t xml:space="preserve">            cipherAlphabet += up;</w:t>
       </w:r>
-      <w:r>
-        <w:br/>
-      </w:r>
-      <w:r>
-        <w:rPr>
-          <w:rStyle w:val="VerbatimChar"/>
-        </w:rPr>
+    </w:p>
+    <w:p>
+      <w:pPr>
+        <w:pStyle w:val="SourceCode"/>
+        <w:spacing w:before="0" w:after="0" w:line="200" w:lineRule="auto"/>
+      </w:pPr>
+      <w:r>
         <w:t xml:space="preserve">        }</w:t>
       </w:r>
-      <w:r>
-        <w:br/>
-      </w:r>
-      <w:r>
-        <w:rPr>
-          <w:rStyle w:val="VerbatimChar"/>
-        </w:rPr>
+    </w:p>
+    <w:p>
+      <w:pPr>
+        <w:pStyle w:val="SourceCode"/>
+        <w:spacing w:before="0" w:after="0" w:line="200" w:lineRule="auto"/>
+      </w:pPr>
+      <w:r>
         <w:t xml:space="preserve">    }</w:t>
       </w:r>
-      <w:r>
-        <w:br/>
-      </w:r>
-      <w:r>
-        <w:br/>
-      </w:r>
-      <w:r>
-        <w:rPr>
-          <w:rStyle w:val="VerbatimChar"/>
-        </w:rPr>
+    </w:p>
+    <w:p>
+      <w:pPr>
+        <w:pStyle w:val="SourceCode"/>
+        <w:spacing w:before="0" w:after="0" w:line="200" w:lineRule="auto"/>
+      </w:pPr>
+    </w:p>
+    <w:p>
+      <w:pPr>
+        <w:pStyle w:val="SourceCode"/>
+        <w:spacing w:before="0" w:after="0" w:line="200" w:lineRule="auto"/>
+      </w:pPr>
+      <w:r>
         <w:t xml:space="preserve">    for (char c : ALPHABET) {</w:t>
       </w:r>
-      <w:r>
-        <w:br/>
-      </w:r>
-      <w:r>
-        <w:rPr>
-          <w:rStyle w:val="VerbatimChar"/>
-        </w:rPr>
+    </w:p>
+    <w:p>
+      <w:pPr>
+        <w:pStyle w:val="SourceCode"/>
+        <w:spacing w:before="0" w:after="0" w:line="200" w:lineRule="auto"/>
+      </w:pPr>
+      <w:r>
         <w:t xml:space="preserve">        if (!used[c - 'A']) {</w:t>
       </w:r>
-      <w:r>
-        <w:br/>
-      </w:r>
-      <w:r>
-        <w:rPr>
-          <w:rStyle w:val="VerbatimChar"/>
-        </w:rPr>
+    </w:p>
+    <w:p>
+      <w:pPr>
+        <w:pStyle w:val="SourceCode"/>
+        <w:spacing w:before="0" w:after="0" w:line="200" w:lineRule="auto"/>
+      </w:pPr>
+      <w:r>
         <w:t xml:space="preserve">            cipherAlphabet += c;</w:t>
       </w:r>
-      <w:r>
-        <w:br/>
-      </w:r>
-      <w:r>
-        <w:rPr>
-          <w:rStyle w:val="VerbatimChar"/>
-        </w:rPr>
+    </w:p>
+    <w:p>
+      <w:pPr>
+        <w:pStyle w:val="SourceCode"/>
+        <w:spacing w:before="0" w:after="0" w:line="200" w:lineRule="auto"/>
+      </w:pPr>
+      <w:r>
         <w:t xml:space="preserve">        }</w:t>
       </w:r>
-      <w:r>
-        <w:br/>
-      </w:r>
-      <w:r>
-        <w:rPr>
-          <w:rStyle w:val="VerbatimChar"/>
-        </w:rPr>
+    </w:p>
+    <w:p>
+      <w:pPr>
+        <w:pStyle w:val="SourceCode"/>
+        <w:spacing w:before="0" w:after="0" w:line="200" w:lineRule="auto"/>
+      </w:pPr>
+      <w:r>
         <w:t xml:space="preserve">    }</w:t>
       </w:r>
-      <w:r>
-        <w:br/>
-      </w:r>
-      <w:r>
-        <w:br/>
-      </w:r>
-      <w:r>
-        <w:rPr>
-          <w:rStyle w:val="VerbatimChar"/>
-        </w:rPr>
+    </w:p>
+    <w:p>
+      <w:pPr>
+        <w:pStyle w:val="SourceCode"/>
+        <w:spacing w:before="0" w:after="0" w:line="200" w:lineRule="auto"/>
+      </w:pPr>
+    </w:p>
+    <w:p>
+      <w:pPr>
+        <w:pStyle w:val="SourceCode"/>
+        <w:spacing w:before="0" w:after="0" w:line="200" w:lineRule="auto"/>
+      </w:pPr>
+      <w:r>
         <w:t xml:space="preserve">    return cipherAlphabet;</w:t>
       </w:r>
-      <w:r>
-        <w:br/>
-      </w:r>
-      <w:r>
-        <w:rPr>
-          <w:rStyle w:val="VerbatimChar"/>
-        </w:rPr>
+    </w:p>
+    <w:p>
+      <w:pPr>
+        <w:pStyle w:val="SourceCode"/>
+        <w:spacing w:before="0" w:after="0" w:line="200" w:lineRule="auto"/>
+      </w:pPr>
+      <w:r>
         <w:t xml:space="preserve">}</w:t>
       </w:r>
-      <w:r>
-        <w:br/>
-      </w:r>
-      <w:r>
-        <w:br/>
-      </w:r>
-      <w:r>
-        <w:rPr>
-          <w:rStyle w:val="VerbatimChar"/>
-        </w:rPr>
+    </w:p>
+    <w:p>
+      <w:pPr>
+        <w:pStyle w:val="SourceCode"/>
+        <w:spacing w:before="0" w:after="0" w:line="200" w:lineRule="auto"/>
+      </w:pPr>
+    </w:p>
+    <w:p>
+      <w:pPr>
+        <w:pStyle w:val="SourceCode"/>
+        <w:spacing w:before="0" w:after="0" w:line="200" w:lineRule="auto"/>
+      </w:pPr>
+      <w:r>
         <w:t xml:space="preserve">// Зашифрування: літера відкритого тексту замінюється літерою з тієї самої позиції</w:t>
       </w:r>
-      <w:r>
-        <w:br/>
-      </w:r>
-      <w:r>
-        <w:rPr>
-          <w:rStyle w:val="VerbatimChar"/>
-        </w:rPr>
+    </w:p>
+    <w:p>
+      <w:pPr>
+        <w:pStyle w:val="SourceCode"/>
+        <w:spacing w:before="0" w:after="0" w:line="200" w:lineRule="auto"/>
+      </w:pPr>
+      <w:r>
         <w:t xml:space="preserve">std::string keywordEncrypt(const std::string&amp; text, const std::string&amp; keyword) {</w:t>
       </w:r>
-      <w:r>
-        <w:br/>
-      </w:r>
-      <w:r>
-        <w:rPr>
-          <w:rStyle w:val="VerbatimChar"/>
-        </w:rPr>
+    </w:p>
+    <w:p>
+      <w:pPr>
+        <w:pStyle w:val="SourceCode"/>
+        <w:spacing w:before="0" w:after="0" w:line="200" w:lineRule="auto"/>
+      </w:pPr>
+      <w:r>
         <w:t xml:space="preserve">    std::string cipherAlphabet = createKeywordAlphabet(keyword);</w:t>
       </w:r>
-      <w:r>
-        <w:br/>
-      </w:r>
-      <w:r>
-        <w:rPr>
-          <w:rStyle w:val="VerbatimChar"/>
-        </w:rPr>
+    </w:p>
+    <w:p>
+      <w:pPr>
+        <w:pStyle w:val="SourceCode"/>
+        <w:spacing w:before="0" w:after="0" w:line="200" w:lineRule="auto"/>
+      </w:pPr>
+      <w:r>
         <w:t xml:space="preserve">    std::string result;</w:t>
       </w:r>
-      <w:r>
-        <w:br/>
-      </w:r>
-      <w:r>
-        <w:br/>
-      </w:r>
-      <w:r>
-        <w:rPr>
-          <w:rStyle w:val="VerbatimChar"/>
-        </w:rPr>
+    </w:p>
+    <w:p>
+      <w:pPr>
+        <w:pStyle w:val="SourceCode"/>
+        <w:spacing w:before="0" w:after="0" w:line="200" w:lineRule="auto"/>
+      </w:pPr>
+    </w:p>
+    <w:p>
+      <w:pPr>
+        <w:pStyle w:val="SourceCode"/>
+        <w:spacing w:before="0" w:after="0" w:line="200" w:lineRule="auto"/>
+      </w:pPr>
+      <w:r>
         <w:t xml:space="preserve">    for (char c : text) {</w:t>
       </w:r>
-      <w:r>
-        <w:br/>
-      </w:r>
-      <w:r>
-        <w:rPr>
-          <w:rStyle w:val="VerbatimChar"/>
-        </w:rPr>
+    </w:p>
+    <w:p>
+      <w:pPr>
+        <w:pStyle w:val="SourceCode"/>
+        <w:spacing w:before="0" w:after="0" w:line="200" w:lineRule="auto"/>
+      </w:pPr>
+      <w:r>
         <w:t xml:space="preserve">        char up = static_cast&lt;char&gt;(std::toupper(static_cast&lt;unsigned char&gt;(c)));</w:t>
       </w:r>
-      <w:r>
-        <w:br/>
-      </w:r>
-      <w:r>
-        <w:rPr>
-          <w:rStyle w:val="VerbatimChar"/>
-        </w:rPr>
+    </w:p>
+    <w:p>
+      <w:pPr>
+        <w:pStyle w:val="SourceCode"/>
+        <w:spacing w:before="0" w:after="0" w:line="200" w:lineRule="auto"/>
+      </w:pPr>
+      <w:r>
         <w:t xml:space="preserve">        if (up &gt;= 'A' &amp;&amp; up &lt;= 'Z') {</w:t>
       </w:r>
-      <w:r>
-        <w:br/>
-      </w:r>
-      <w:r>
-        <w:rPr>
-          <w:rStyle w:val="VerbatimChar"/>
-        </w:rPr>
+    </w:p>
+    <w:p>
+      <w:pPr>
+        <w:pStyle w:val="SourceCode"/>
+        <w:spacing w:before="0" w:after="0" w:line="200" w:lineRule="auto"/>
+      </w:pPr>
+      <w:r>
         <w:t xml:space="preserve">            result += cipherAlphabet[up - 'A'];</w:t>
       </w:r>
-      <w:r>
-        <w:br/>
-      </w:r>
-      <w:r>
-        <w:rPr>
-          <w:rStyle w:val="VerbatimChar"/>
-        </w:rPr>
+    </w:p>
+    <w:p>
+      <w:pPr>
+        <w:pStyle w:val="SourceCode"/>
+        <w:spacing w:before="0" w:after="0" w:line="200" w:lineRule="auto"/>
+      </w:pPr>
+      <w:r>
         <w:t xml:space="preserve">        } else {</w:t>
       </w:r>
-      <w:r>
-        <w:br/>
-      </w:r>
-      <w:r>
-        <w:rPr>
-          <w:rStyle w:val="VerbatimChar"/>
-        </w:rPr>
+    </w:p>
+    <w:p>
+      <w:pPr>
+        <w:pStyle w:val="SourceCode"/>
+        <w:spacing w:before="0" w:after="0" w:line="200" w:lineRule="auto"/>
+      </w:pPr>
+      <w:r>
         <w:t xml:space="preserve">            result += c;</w:t>
       </w:r>
-      <w:r>
-        <w:br/>
-      </w:r>
-      <w:r>
-        <w:rPr>
-          <w:rStyle w:val="VerbatimChar"/>
-        </w:rPr>
+    </w:p>
+    <w:p>
+      <w:pPr>
+        <w:pStyle w:val="SourceCode"/>
+        <w:spacing w:before="0" w:after="0" w:line="200" w:lineRule="auto"/>
+      </w:pPr>
+      <w:r>
         <w:t xml:space="preserve">        }</w:t>
       </w:r>
-      <w:r>
-        <w:br/>
-      </w:r>
-      <w:r>
-        <w:rPr>
-          <w:rStyle w:val="VerbatimChar"/>
-        </w:rPr>
+    </w:p>
+    <w:p>
+      <w:pPr>
+        <w:pStyle w:val="SourceCode"/>
+        <w:spacing w:before="0" w:after="0" w:line="200" w:lineRule="auto"/>
+      </w:pPr>
+      <w:r>
         <w:t xml:space="preserve">    }</w:t>
       </w:r>
-      <w:r>
-        <w:br/>
-      </w:r>
-      <w:r>
-        <w:br/>
-      </w:r>
-      <w:r>
-        <w:rPr>
-          <w:rStyle w:val="VerbatimChar"/>
-        </w:rPr>
+    </w:p>
+    <w:p>
+      <w:pPr>
+        <w:pStyle w:val="SourceCode"/>
+        <w:spacing w:before="0" w:after="0" w:line="200" w:lineRule="auto"/>
+      </w:pPr>
+    </w:p>
+    <w:p>
+      <w:pPr>
+        <w:pStyle w:val="SourceCode"/>
+        <w:spacing w:before="0" w:after="0" w:line="200" w:lineRule="auto"/>
+      </w:pPr>
+      <w:r>
         <w:t xml:space="preserve">    return result;</w:t>
       </w:r>
-      <w:r>
-        <w:br/>
-      </w:r>
-      <w:r>
-        <w:rPr>
-          <w:rStyle w:val="VerbatimChar"/>
-        </w:rPr>
+    </w:p>
+    <w:p>
+      <w:pPr>
+        <w:pStyle w:val="SourceCode"/>
+        <w:spacing w:before="0" w:after="0" w:line="200" w:lineRule="auto"/>
+      </w:pPr>
+      <w:r>
         <w:t xml:space="preserve">}</w:t>
       </w:r>
-      <w:r>
-        <w:br/>
-      </w:r>
-      <w:r>
-        <w:br/>
-      </w:r>
-      <w:r>
-        <w:rPr>
-          <w:rStyle w:val="VerbatimChar"/>
-        </w:rPr>
+    </w:p>
+    <w:p>
+      <w:pPr>
+        <w:pStyle w:val="SourceCode"/>
+        <w:spacing w:before="0" w:after="0" w:line="200" w:lineRule="auto"/>
+      </w:pPr>
+    </w:p>
+    <w:p>
+      <w:pPr>
+        <w:pStyle w:val="SourceCode"/>
+        <w:spacing w:before="0" w:after="0" w:line="200" w:lineRule="auto"/>
+      </w:pPr>
+      <w:r>
         <w:t xml:space="preserve">// Розшифрування: зворотний пошук позиції літери в шифрувальному алфавіті</w:t>
       </w:r>
-      <w:r>
-        <w:br/>
-      </w:r>
-      <w:r>
-        <w:rPr>
-          <w:rStyle w:val="VerbatimChar"/>
-        </w:rPr>
+    </w:p>
+    <w:p>
+      <w:pPr>
+        <w:pStyle w:val="SourceCode"/>
+        <w:spacing w:before="0" w:after="0" w:line="200" w:lineRule="auto"/>
+      </w:pPr>
+      <w:r>
         <w:t xml:space="preserve">std::string keywordDecrypt(const std::string&amp; text, const std::string&amp; keyword) {</w:t>
       </w:r>
-      <w:r>
-        <w:br/>
-      </w:r>
-      <w:r>
-        <w:rPr>
-          <w:rStyle w:val="VerbatimChar"/>
-        </w:rPr>
+    </w:p>
+    <w:p>
+      <w:pPr>
+        <w:pStyle w:val="SourceCode"/>
+        <w:spacing w:before="0" w:after="0" w:line="200" w:lineRule="auto"/>
+      </w:pPr>
+      <w:r>
         <w:t xml:space="preserve">    std::string cipherAlphabet = createKeywordAlphabet(keyword);</w:t>
       </w:r>
-      <w:r>
-        <w:br/>
-      </w:r>
-      <w:r>
-        <w:rPr>
-          <w:rStyle w:val="VerbatimChar"/>
-        </w:rPr>
+    </w:p>
+    <w:p>
+      <w:pPr>
+        <w:pStyle w:val="SourceCode"/>
+        <w:spacing w:before="0" w:after="0" w:line="200" w:lineRule="auto"/>
+      </w:pPr>
+      <w:r>
         <w:t xml:space="preserve">    std::string result;</w:t>
       </w:r>
-      <w:r>
-        <w:br/>
-      </w:r>
-      <w:r>
-        <w:br/>
-      </w:r>
-      <w:r>
-        <w:rPr>
-          <w:rStyle w:val="VerbatimChar"/>
-        </w:rPr>
+    </w:p>
+    <w:p>
+      <w:pPr>
+        <w:pStyle w:val="SourceCode"/>
+        <w:spacing w:before="0" w:after="0" w:line="200" w:lineRule="auto"/>
+      </w:pPr>
+    </w:p>
+    <w:p>
+      <w:pPr>
+        <w:pStyle w:val="SourceCode"/>
+        <w:spacing w:before="0" w:after="0" w:line="200" w:lineRule="auto"/>
+      </w:pPr>
+      <w:r>
         <w:t xml:space="preserve">    for (char c : text) {</w:t>
       </w:r>
-      <w:r>
-        <w:br/>
-      </w:r>
-      <w:r>
-        <w:rPr>
-          <w:rStyle w:val="VerbatimChar"/>
-        </w:rPr>
+    </w:p>
+    <w:p>
+      <w:pPr>
+        <w:pStyle w:val="SourceCode"/>
+        <w:spacing w:before="0" w:after="0" w:line="200" w:lineRule="auto"/>
+      </w:pPr>
+      <w:r>
         <w:t xml:space="preserve">        char up = static_cast&lt;char&gt;(std::toupper(static_cast&lt;unsigned char&gt;(c)));</w:t>
       </w:r>
-      <w:r>
-        <w:br/>
-      </w:r>
-      <w:r>
-        <w:rPr>
-          <w:rStyle w:val="VerbatimChar"/>
-        </w:rPr>
+    </w:p>
+    <w:p>
+      <w:pPr>
+        <w:pStyle w:val="SourceCode"/>
+        <w:spacing w:before="0" w:after="0" w:line="200" w:lineRule="auto"/>
+      </w:pPr>
+      <w:r>
         <w:t xml:space="preserve">        size_t pos = cipherAlphabet.find(up);</w:t>
       </w:r>
-      <w:r>
-        <w:br/>
-      </w:r>
-      <w:r>
-        <w:rPr>
-          <w:rStyle w:val="VerbatimChar"/>
-        </w:rPr>
+    </w:p>
+    <w:p>
+      <w:pPr>
+        <w:pStyle w:val="SourceCode"/>
+        <w:spacing w:before="0" w:after="0" w:line="200" w:lineRule="auto"/>
+      </w:pPr>
+      <w:r>
         <w:t xml:space="preserve">        if (pos != std::string::npos) {</w:t>
       </w:r>
-      <w:r>
-        <w:br/>
-      </w:r>
-      <w:r>
-        <w:rPr>
-          <w:rStyle w:val="VerbatimChar"/>
-        </w:rPr>
+    </w:p>
+    <w:p>
+      <w:pPr>
+        <w:pStyle w:val="SourceCode"/>
+        <w:spacing w:before="0" w:after="0" w:line="200" w:lineRule="auto"/>
+      </w:pPr>
+      <w:r>
         <w:t xml:space="preserve">            result += ALPHABET[pos];</w:t>
       </w:r>
-      <w:r>
-        <w:br/>
-      </w:r>
-      <w:r>
-        <w:rPr>
-          <w:rStyle w:val="VerbatimChar"/>
-        </w:rPr>
+    </w:p>
+    <w:p>
+      <w:pPr>
+        <w:pStyle w:val="SourceCode"/>
+        <w:spacing w:before="0" w:after="0" w:line="200" w:lineRule="auto"/>
+      </w:pPr>
+      <w:r>
         <w:t xml:space="preserve">        } else {</w:t>
       </w:r>
-      <w:r>
-        <w:br/>
-      </w:r>
-      <w:r>
-        <w:rPr>
-          <w:rStyle w:val="VerbatimChar"/>
-        </w:rPr>
+    </w:p>
+    <w:p>
+      <w:pPr>
+        <w:pStyle w:val="SourceCode"/>
+        <w:spacing w:before="0" w:after="0" w:line="200" w:lineRule="auto"/>
+      </w:pPr>
+      <w:r>
         <w:t xml:space="preserve">            result += c;</w:t>
       </w:r>
-      <w:r>
-        <w:br/>
-      </w:r>
-      <w:r>
-        <w:rPr>
-          <w:rStyle w:val="VerbatimChar"/>
-        </w:rPr>
+    </w:p>
+    <w:p>
+      <w:pPr>
+        <w:pStyle w:val="SourceCode"/>
+        <w:spacing w:before="0" w:after="0" w:line="200" w:lineRule="auto"/>
+      </w:pPr>
+      <w:r>
         <w:t xml:space="preserve">        }</w:t>
       </w:r>
-      <w:r>
-        <w:br/>
-      </w:r>
-      <w:r>
-        <w:rPr>
-          <w:rStyle w:val="VerbatimChar"/>
-        </w:rPr>
+    </w:p>
+    <w:p>
+      <w:pPr>
+        <w:pStyle w:val="SourceCode"/>
+        <w:spacing w:before="0" w:after="0" w:line="200" w:lineRule="auto"/>
+      </w:pPr>
+      <w:r>
         <w:t xml:space="preserve">    }</w:t>
       </w:r>
-      <w:r>
-        <w:br/>
-      </w:r>
-      <w:r>
-        <w:br/>
-      </w:r>
-      <w:r>
-        <w:rPr>
-          <w:rStyle w:val="VerbatimChar"/>
-        </w:rPr>
+    </w:p>
+    <w:p>
+      <w:pPr>
+        <w:pStyle w:val="SourceCode"/>
+        <w:spacing w:before="0" w:after="0" w:line="200" w:lineRule="auto"/>
+      </w:pPr>
+    </w:p>
+    <w:p>
+      <w:pPr>
+        <w:pStyle w:val="SourceCode"/>
+        <w:spacing w:before="0" w:after="0" w:line="200" w:lineRule="auto"/>
+      </w:pPr>
+      <w:r>
         <w:t xml:space="preserve">    return result;</w:t>
       </w:r>
-      <w:r>
-        <w:br/>
-      </w:r>
-      <w:r>
-        <w:rPr>
-          <w:rStyle w:val="VerbatimChar"/>
-        </w:rPr>
+    </w:p>
+    <w:p>
+      <w:pPr>
+        <w:pStyle w:val="SourceCode"/>
+        <w:spacing w:before="0" w:after="0" w:line="200" w:lineRule="auto"/>
+      </w:pPr>
+      <w:r>
         <w:t xml:space="preserve">}</w:t>
       </w:r>
-      <w:r>
-        <w:br/>
-      </w:r>
-      <w:r>
-        <w:br/>
-      </w:r>
-      <w:r>
-        <w:rPr>
-          <w:rStyle w:val="VerbatimChar"/>
-        </w:rPr>
+    </w:p>
+    <w:p>
+      <w:pPr>
+        <w:pStyle w:val="SourceCode"/>
+        <w:spacing w:before="0" w:after="0" w:line="200" w:lineRule="auto"/>
+      </w:pPr>
+    </w:p>
+    <w:p>
+      <w:pPr>
+        <w:pStyle w:val="SourceCode"/>
+        <w:spacing w:before="0" w:after="0" w:line="200" w:lineRule="auto"/>
+      </w:pPr>
+      <w:r>
         <w:t xml:space="preserve">int main() {</w:t>
       </w:r>
-      <w:r>
-        <w:br/>
-      </w:r>
-      <w:r>
-        <w:rPr>
-          <w:rStyle w:val="VerbatimChar"/>
-        </w:rPr>
+    </w:p>
+    <w:p>
+      <w:pPr>
+        <w:pStyle w:val="SourceCode"/>
+        <w:spacing w:before="0" w:after="0" w:line="200" w:lineRule="auto"/>
+      </w:pPr>
+      <w:r>
         <w:t xml:space="preserve">    std::string keyword = "CIPHER";</w:t>
       </w:r>
-      <w:r>
-        <w:br/>
-      </w:r>
-      <w:r>
-        <w:rPr>
-          <w:rStyle w:val="VerbatimChar"/>
-        </w:rPr>
+    </w:p>
+    <w:p>
+      <w:pPr>
+        <w:pStyle w:val="SourceCode"/>
+        <w:spacing w:before="0" w:after="0" w:line="200" w:lineRule="auto"/>
+      </w:pPr>
+      <w:r>
         <w:t xml:space="preserve">    std::string plaintext = "HELLO WORLD";</w:t>
       </w:r>
-      <w:r>
-        <w:br/>
-      </w:r>
-      <w:r>
-        <w:br/>
-      </w:r>
-      <w:r>
-        <w:rPr>
-          <w:rStyle w:val="VerbatimChar"/>
-        </w:rPr>
+    </w:p>
+    <w:p>
+      <w:pPr>
+        <w:pStyle w:val="SourceCode"/>
+        <w:spacing w:before="0" w:after="0" w:line="200" w:lineRule="auto"/>
+      </w:pPr>
+    </w:p>
+    <w:p>
+      <w:pPr>
+        <w:pStyle w:val="SourceCode"/>
+        <w:spacing w:before="0" w:after="0" w:line="200" w:lineRule="auto"/>
+      </w:pPr>
+      <w:r>
         <w:t xml:space="preserve">    std::cout &lt;&lt; "Ключове слово:    " &lt;&lt; keyword &lt;&lt; "\n";</w:t>
       </w:r>
-      <w:r>
-        <w:br/>
-      </w:r>
-      <w:r>
-        <w:rPr>
-          <w:rStyle w:val="VerbatimChar"/>
-        </w:rPr>
+    </w:p>
+    <w:p>
+      <w:pPr>
+        <w:pStyle w:val="SourceCode"/>
+        <w:spacing w:before="0" w:after="0" w:line="200" w:lineRule="auto"/>
+      </w:pPr>
+      <w:r>
         <w:t xml:space="preserve">    std::cout &lt;&lt; "Алфавіт:          " &lt;&lt; createKeywordAlphabet(keyword) &lt;&lt; "\n";</w:t>
       </w:r>
-      <w:r>
-        <w:br/>
-      </w:r>
-      <w:r>
-        <w:rPr>
-          <w:rStyle w:val="VerbatimChar"/>
-        </w:rPr>
+    </w:p>
+    <w:p>
+      <w:pPr>
+        <w:pStyle w:val="SourceCode"/>
+        <w:spacing w:before="0" w:after="0" w:line="200" w:lineRule="auto"/>
+      </w:pPr>
+      <w:r>
         <w:t xml:space="preserve">    std::cout &lt;&lt; "Відкритий текст:  " &lt;&lt; plaintext &lt;&lt; "\n";</w:t>
       </w:r>
-      <w:r>
-        <w:br/>
-      </w:r>
-      <w:r>
-        <w:br/>
-      </w:r>
-      <w:r>
-        <w:rPr>
-          <w:rStyle w:val="VerbatimChar"/>
-        </w:rPr>
+    </w:p>
+    <w:p>
+      <w:pPr>
+        <w:pStyle w:val="SourceCode"/>
+        <w:spacing w:before="0" w:after="0" w:line="200" w:lineRule="auto"/>
+      </w:pPr>
+    </w:p>
+    <w:p>
+      <w:pPr>
+        <w:pStyle w:val="SourceCode"/>
+        <w:spacing w:before="0" w:after="0" w:line="200" w:lineRule="auto"/>
+      </w:pPr>
+      <w:r>
         <w:t xml:space="preserve">    std::string ciphertext = keywordEncrypt(plaintext, keyword);</w:t>
       </w:r>
-      <w:r>
-        <w:br/>
-      </w:r>
-      <w:r>
-        <w:rPr>
-          <w:rStyle w:val="VerbatimChar"/>
-        </w:rPr>
+    </w:p>
+    <w:p>
+      <w:pPr>
+        <w:pStyle w:val="SourceCode"/>
+        <w:spacing w:before="0" w:after="0" w:line="200" w:lineRule="auto"/>
+      </w:pPr>
+      <w:r>
         <w:t xml:space="preserve">    std::cout &lt;&lt; "Шифротекст:       " &lt;&lt; ciphertext &lt;&lt; "\n";</w:t>
       </w:r>
-      <w:r>
-        <w:br/>
-      </w:r>
-      <w:r>
-        <w:rPr>
-          <w:rStyle w:val="VerbatimChar"/>
-        </w:rPr>
+    </w:p>
+    <w:p>
+      <w:pPr>
+        <w:pStyle w:val="SourceCode"/>
+        <w:spacing w:before="0" w:after="0" w:line="200" w:lineRule="auto"/>
+      </w:pPr>
+      <w:r>
         <w:t xml:space="preserve">    std::cout &lt;&lt; "Розшифровано:     " &lt;&lt; keywordDecrypt(ciphertext, keyword) &lt;&lt; "\n";</w:t>
       </w:r>
-      <w:r>
-        <w:br/>
-      </w:r>
-      <w:r>
-        <w:br/>
-      </w:r>
-      <w:r>
-        <w:rPr>
-          <w:rStyle w:val="VerbatimChar"/>
-        </w:rPr>
+    </w:p>
+    <w:p>
+      <w:pPr>
+        <w:pStyle w:val="SourceCode"/>
+        <w:spacing w:before="0" w:after="0" w:line="200" w:lineRule="auto"/>
+      </w:pPr>
+    </w:p>
+    <w:p>
+      <w:pPr>
+        <w:pStyle w:val="SourceCode"/>
+        <w:spacing w:before="0" w:after="0" w:line="200" w:lineRule="auto"/>
+      </w:pPr>
+      <w:r>
         <w:t xml:space="preserve">    return 0;</w:t>
       </w:r>
-      <w:r>
-        <w:br/>
-      </w:r>
-      <w:r>
-        <w:rPr>
-          <w:rStyle w:val="VerbatimChar"/>
-        </w:rPr>
+    </w:p>
+    <w:p>
+      <w:pPr>
+        <w:pStyle w:val="SourceCode"/>
+        <w:spacing w:before="0" w:after="120" w:line="200" w:lineRule="auto"/>
+      </w:pPr>
+      <w:r>
         <w:t xml:space="preserve">}</w:t>
       </w:r>
     </w:p>
@@ -1125,47 +1164,45 @@
     <w:p>
       <w:pPr>
         <w:pStyle w:val="SourceCode"/>
-      </w:pPr>
-      <w:r>
-        <w:rPr>
-          <w:rStyle w:val="VerbatimChar"/>
-        </w:rPr>
+        <w:spacing w:before="120" w:after="0" w:line="200" w:lineRule="auto"/>
+      </w:pPr>
+      <w:r>
         <w:t xml:space="preserve">Ключове слово:    CIPHER</w:t>
       </w:r>
-      <w:r>
-        <w:br/>
-      </w:r>
-      <w:r>
-        <w:rPr>
-          <w:rStyle w:val="VerbatimChar"/>
-        </w:rPr>
+    </w:p>
+    <w:p>
+      <w:pPr>
+        <w:pStyle w:val="SourceCode"/>
+        <w:spacing w:before="0" w:after="0" w:line="200" w:lineRule="auto"/>
+      </w:pPr>
+      <w:r>
         <w:t xml:space="preserve">Алфавіт:          CIPHERABDFGJKLMNOQSTUVWXYZ</w:t>
       </w:r>
-      <w:r>
-        <w:br/>
-      </w:r>
-      <w:r>
-        <w:rPr>
-          <w:rStyle w:val="VerbatimChar"/>
-        </w:rPr>
+    </w:p>
+    <w:p>
+      <w:pPr>
+        <w:pStyle w:val="SourceCode"/>
+        <w:spacing w:before="0" w:after="0" w:line="200" w:lineRule="auto"/>
+      </w:pPr>
+      <w:r>
         <w:t xml:space="preserve">Відкритий текст:  HELLO WORLD</w:t>
       </w:r>
-      <w:r>
-        <w:br/>
-      </w:r>
-      <w:r>
-        <w:rPr>
-          <w:rStyle w:val="VerbatimChar"/>
-        </w:rPr>
+    </w:p>
+    <w:p>
+      <w:pPr>
+        <w:pStyle w:val="SourceCode"/>
+        <w:spacing w:before="0" w:after="0" w:line="200" w:lineRule="auto"/>
+      </w:pPr>
+      <w:r>
         <w:t xml:space="preserve">Шифротекст:       BEJJM WMQJH</w:t>
       </w:r>
-      <w:r>
-        <w:br/>
-      </w:r>
-      <w:r>
-        <w:rPr>
-          <w:rStyle w:val="VerbatimChar"/>
-        </w:rPr>
+    </w:p>
+    <w:p>
+      <w:pPr>
+        <w:pStyle w:val="SourceCode"/>
+        <w:spacing w:before="0" w:after="120" w:line="200" w:lineRule="auto"/>
+      </w:pPr>
+      <w:r>
         <w:t xml:space="preserve">Розшифровано:     HELLO WORLD</w:t>
       </w:r>
     </w:p>
@@ -1182,704 +1219,756 @@
     <w:p>
       <w:pPr>
         <w:pStyle w:val="SourceCode"/>
-      </w:pPr>
-      <w:r>
-        <w:rPr>
-          <w:rStyle w:val="VerbatimChar"/>
-        </w:rPr>
+        <w:spacing w:before="120" w:after="0" w:line="200" w:lineRule="auto"/>
+      </w:pPr>
+      <w:r>
         <w:t xml:space="preserve">#include &lt;iostream&gt;</w:t>
       </w:r>
-      <w:r>
-        <w:br/>
-      </w:r>
-      <w:r>
-        <w:rPr>
-          <w:rStyle w:val="VerbatimChar"/>
-        </w:rPr>
+    </w:p>
+    <w:p>
+      <w:pPr>
+        <w:pStyle w:val="SourceCode"/>
+        <w:spacing w:before="0" w:after="0" w:line="200" w:lineRule="auto"/>
+      </w:pPr>
+      <w:r>
         <w:t xml:space="preserve">#include &lt;string&gt;</w:t>
       </w:r>
-      <w:r>
-        <w:br/>
-      </w:r>
-      <w:r>
-        <w:rPr>
-          <w:rStyle w:val="VerbatimChar"/>
-        </w:rPr>
+    </w:p>
+    <w:p>
+      <w:pPr>
+        <w:pStyle w:val="SourceCode"/>
+        <w:spacing w:before="0" w:after="0" w:line="200" w:lineRule="auto"/>
+      </w:pPr>
+      <w:r>
         <w:t xml:space="preserve">#include &lt;stdexcept&gt;</w:t>
       </w:r>
-      <w:r>
-        <w:br/>
-      </w:r>
-      <w:r>
-        <w:rPr>
-          <w:rStyle w:val="VerbatimChar"/>
-        </w:rPr>
+    </w:p>
+    <w:p>
+      <w:pPr>
+        <w:pStyle w:val="SourceCode"/>
+        <w:spacing w:before="0" w:after="0" w:line="200" w:lineRule="auto"/>
+      </w:pPr>
+      <w:r>
         <w:t xml:space="preserve">#include &lt;cctype&gt;</w:t>
       </w:r>
-      <w:r>
-        <w:br/>
-      </w:r>
-      <w:r>
-        <w:br/>
-      </w:r>
-      <w:r>
-        <w:rPr>
-          <w:rStyle w:val="VerbatimChar"/>
-        </w:rPr>
+    </w:p>
+    <w:p>
+      <w:pPr>
+        <w:pStyle w:val="SourceCode"/>
+        <w:spacing w:before="0" w:after="0" w:line="200" w:lineRule="auto"/>
+      </w:pPr>
+    </w:p>
+    <w:p>
+      <w:pPr>
+        <w:pStyle w:val="SourceCode"/>
+        <w:spacing w:before="0" w:after="0" w:line="200" w:lineRule="auto"/>
+      </w:pPr>
+      <w:r>
         <w:t xml:space="preserve">const int N = 26;  // потужність англійської абетки</w:t>
       </w:r>
-      <w:r>
-        <w:br/>
-      </w:r>
-      <w:r>
-        <w:br/>
-      </w:r>
-      <w:r>
-        <w:rPr>
-          <w:rStyle w:val="VerbatimChar"/>
-        </w:rPr>
+    </w:p>
+    <w:p>
+      <w:pPr>
+        <w:pStyle w:val="SourceCode"/>
+        <w:spacing w:before="0" w:after="0" w:line="200" w:lineRule="auto"/>
+      </w:pPr>
+    </w:p>
+    <w:p>
+      <w:pPr>
+        <w:pStyle w:val="SourceCode"/>
+        <w:spacing w:before="0" w:after="0" w:line="200" w:lineRule="auto"/>
+      </w:pPr>
+      <w:r>
         <w:t xml:space="preserve">// Найбільший спільний дільник, алгоритм Евкліда</w:t>
       </w:r>
-      <w:r>
-        <w:br/>
-      </w:r>
-      <w:r>
-        <w:rPr>
-          <w:rStyle w:val="VerbatimChar"/>
-        </w:rPr>
+    </w:p>
+    <w:p>
+      <w:pPr>
+        <w:pStyle w:val="SourceCode"/>
+        <w:spacing w:before="0" w:after="0" w:line="200" w:lineRule="auto"/>
+      </w:pPr>
+      <w:r>
         <w:t xml:space="preserve">int gcd(int a, int b) {</w:t>
       </w:r>
-      <w:r>
-        <w:br/>
-      </w:r>
-      <w:r>
-        <w:rPr>
-          <w:rStyle w:val="VerbatimChar"/>
-        </w:rPr>
+    </w:p>
+    <w:p>
+      <w:pPr>
+        <w:pStyle w:val="SourceCode"/>
+        <w:spacing w:before="0" w:after="0" w:line="200" w:lineRule="auto"/>
+      </w:pPr>
+      <w:r>
         <w:t xml:space="preserve">    while (b != 0) {</w:t>
       </w:r>
-      <w:r>
-        <w:br/>
-      </w:r>
-      <w:r>
-        <w:rPr>
-          <w:rStyle w:val="VerbatimChar"/>
-        </w:rPr>
+    </w:p>
+    <w:p>
+      <w:pPr>
+        <w:pStyle w:val="SourceCode"/>
+        <w:spacing w:before="0" w:after="0" w:line="200" w:lineRule="auto"/>
+      </w:pPr>
+      <w:r>
         <w:t xml:space="preserve">        int t = a % b;</w:t>
       </w:r>
-      <w:r>
-        <w:br/>
-      </w:r>
-      <w:r>
-        <w:rPr>
-          <w:rStyle w:val="VerbatimChar"/>
-        </w:rPr>
+    </w:p>
+    <w:p>
+      <w:pPr>
+        <w:pStyle w:val="SourceCode"/>
+        <w:spacing w:before="0" w:after="0" w:line="200" w:lineRule="auto"/>
+      </w:pPr>
+      <w:r>
         <w:t xml:space="preserve">        a = b;</w:t>
       </w:r>
-      <w:r>
-        <w:br/>
-      </w:r>
-      <w:r>
-        <w:rPr>
-          <w:rStyle w:val="VerbatimChar"/>
-        </w:rPr>
+    </w:p>
+    <w:p>
+      <w:pPr>
+        <w:pStyle w:val="SourceCode"/>
+        <w:spacing w:before="0" w:after="0" w:line="200" w:lineRule="auto"/>
+      </w:pPr>
+      <w:r>
         <w:t xml:space="preserve">        b = t;</w:t>
       </w:r>
-      <w:r>
-        <w:br/>
-      </w:r>
-      <w:r>
-        <w:rPr>
-          <w:rStyle w:val="VerbatimChar"/>
-        </w:rPr>
+    </w:p>
+    <w:p>
+      <w:pPr>
+        <w:pStyle w:val="SourceCode"/>
+        <w:spacing w:before="0" w:after="0" w:line="200" w:lineRule="auto"/>
+      </w:pPr>
+      <w:r>
         <w:t xml:space="preserve">    }</w:t>
       </w:r>
-      <w:r>
-        <w:br/>
-      </w:r>
-      <w:r>
-        <w:rPr>
-          <w:rStyle w:val="VerbatimChar"/>
-        </w:rPr>
+    </w:p>
+    <w:p>
+      <w:pPr>
+        <w:pStyle w:val="SourceCode"/>
+        <w:spacing w:before="0" w:after="0" w:line="200" w:lineRule="auto"/>
+      </w:pPr>
+      <w:r>
         <w:t xml:space="preserve">    return a;</w:t>
       </w:r>
-      <w:r>
-        <w:br/>
-      </w:r>
-      <w:r>
-        <w:rPr>
-          <w:rStyle w:val="VerbatimChar"/>
-        </w:rPr>
+    </w:p>
+    <w:p>
+      <w:pPr>
+        <w:pStyle w:val="SourceCode"/>
+        <w:spacing w:before="0" w:after="0" w:line="200" w:lineRule="auto"/>
+      </w:pPr>
+      <w:r>
         <w:t xml:space="preserve">}</w:t>
       </w:r>
-      <w:r>
-        <w:br/>
-      </w:r>
-      <w:r>
-        <w:br/>
-      </w:r>
-      <w:r>
-        <w:rPr>
-          <w:rStyle w:val="VerbatimChar"/>
-        </w:rPr>
+    </w:p>
+    <w:p>
+      <w:pPr>
+        <w:pStyle w:val="SourceCode"/>
+        <w:spacing w:before="0" w:after="0" w:line="200" w:lineRule="auto"/>
+      </w:pPr>
+    </w:p>
+    <w:p>
+      <w:pPr>
+        <w:pStyle w:val="SourceCode"/>
+        <w:spacing w:before="0" w:after="0" w:line="200" w:lineRule="auto"/>
+      </w:pPr>
+      <w:r>
         <w:t xml:space="preserve">// Обернений елемент a^-1 mod n, розширений алгоритм Евкліда</w:t>
       </w:r>
-      <w:r>
-        <w:br/>
-      </w:r>
-      <w:r>
-        <w:rPr>
-          <w:rStyle w:val="VerbatimChar"/>
-        </w:rPr>
+    </w:p>
+    <w:p>
+      <w:pPr>
+        <w:pStyle w:val="SourceCode"/>
+        <w:spacing w:before="0" w:after="0" w:line="200" w:lineRule="auto"/>
+      </w:pPr>
+      <w:r>
         <w:t xml:space="preserve">int modInverse(int a, int n) {</w:t>
       </w:r>
-      <w:r>
-        <w:br/>
-      </w:r>
-      <w:r>
-        <w:rPr>
-          <w:rStyle w:val="VerbatimChar"/>
-        </w:rPr>
+    </w:p>
+    <w:p>
+      <w:pPr>
+        <w:pStyle w:val="SourceCode"/>
+        <w:spacing w:before="0" w:after="0" w:line="200" w:lineRule="auto"/>
+      </w:pPr>
+      <w:r>
         <w:t xml:space="preserve">    int oldR = a, r = n;</w:t>
       </w:r>
-      <w:r>
-        <w:br/>
-      </w:r>
-      <w:r>
-        <w:rPr>
-          <w:rStyle w:val="VerbatimChar"/>
-        </w:rPr>
+    </w:p>
+    <w:p>
+      <w:pPr>
+        <w:pStyle w:val="SourceCode"/>
+        <w:spacing w:before="0" w:after="0" w:line="200" w:lineRule="auto"/>
+      </w:pPr>
+      <w:r>
         <w:t xml:space="preserve">    int oldS = 1, s = 0;</w:t>
       </w:r>
-      <w:r>
-        <w:br/>
-      </w:r>
-      <w:r>
-        <w:br/>
-      </w:r>
-      <w:r>
-        <w:rPr>
-          <w:rStyle w:val="VerbatimChar"/>
-        </w:rPr>
+    </w:p>
+    <w:p>
+      <w:pPr>
+        <w:pStyle w:val="SourceCode"/>
+        <w:spacing w:before="0" w:after="0" w:line="200" w:lineRule="auto"/>
+      </w:pPr>
+    </w:p>
+    <w:p>
+      <w:pPr>
+        <w:pStyle w:val="SourceCode"/>
+        <w:spacing w:before="0" w:after="0" w:line="200" w:lineRule="auto"/>
+      </w:pPr>
+      <w:r>
         <w:t xml:space="preserve">    while (r != 0) {</w:t>
       </w:r>
-      <w:r>
-        <w:br/>
-      </w:r>
-      <w:r>
-        <w:rPr>
-          <w:rStyle w:val="VerbatimChar"/>
-        </w:rPr>
+    </w:p>
+    <w:p>
+      <w:pPr>
+        <w:pStyle w:val="SourceCode"/>
+        <w:spacing w:before="0" w:after="0" w:line="200" w:lineRule="auto"/>
+      </w:pPr>
+      <w:r>
         <w:t xml:space="preserve">        int q = oldR / r;</w:t>
       </w:r>
-      <w:r>
-        <w:br/>
-      </w:r>
-      <w:r>
-        <w:rPr>
-          <w:rStyle w:val="VerbatimChar"/>
-        </w:rPr>
+    </w:p>
+    <w:p>
+      <w:pPr>
+        <w:pStyle w:val="SourceCode"/>
+        <w:spacing w:before="0" w:after="0" w:line="200" w:lineRule="auto"/>
+      </w:pPr>
+      <w:r>
         <w:t xml:space="preserve">        int tmp = oldR - q * r;  oldR = r;  r = tmp;</w:t>
       </w:r>
-      <w:r>
-        <w:br/>
-      </w:r>
-      <w:r>
-        <w:rPr>
-          <w:rStyle w:val="VerbatimChar"/>
-        </w:rPr>
+    </w:p>
+    <w:p>
+      <w:pPr>
+        <w:pStyle w:val="SourceCode"/>
+        <w:spacing w:before="0" w:after="0" w:line="200" w:lineRule="auto"/>
+      </w:pPr>
+      <w:r>
         <w:t xml:space="preserve">        tmp = oldS - q * s;      oldS = s;  s = tmp;</w:t>
       </w:r>
-      <w:r>
-        <w:br/>
-      </w:r>
-      <w:r>
-        <w:rPr>
-          <w:rStyle w:val="VerbatimChar"/>
-        </w:rPr>
+    </w:p>
+    <w:p>
+      <w:pPr>
+        <w:pStyle w:val="SourceCode"/>
+        <w:spacing w:before="0" w:after="0" w:line="200" w:lineRule="auto"/>
+      </w:pPr>
+      <w:r>
         <w:t xml:space="preserve">    }</w:t>
       </w:r>
-      <w:r>
-        <w:br/>
-      </w:r>
-      <w:r>
-        <w:br/>
-      </w:r>
-      <w:r>
-        <w:rPr>
-          <w:rStyle w:val="VerbatimChar"/>
-        </w:rPr>
+    </w:p>
+    <w:p>
+      <w:pPr>
+        <w:pStyle w:val="SourceCode"/>
+        <w:spacing w:before="0" w:after="0" w:line="200" w:lineRule="auto"/>
+      </w:pPr>
+    </w:p>
+    <w:p>
+      <w:pPr>
+        <w:pStyle w:val="SourceCode"/>
+        <w:spacing w:before="0" w:after="0" w:line="200" w:lineRule="auto"/>
+      </w:pPr>
+      <w:r>
         <w:t xml:space="preserve">    if (oldR != 1) {</w:t>
       </w:r>
-      <w:r>
-        <w:br/>
-      </w:r>
-      <w:r>
-        <w:rPr>
-          <w:rStyle w:val="VerbatimChar"/>
-        </w:rPr>
+    </w:p>
+    <w:p>
+      <w:pPr>
+        <w:pStyle w:val="SourceCode"/>
+        <w:spacing w:before="0" w:after="0" w:line="200" w:lineRule="auto"/>
+      </w:pPr>
+      <w:r>
         <w:t xml:space="preserve">        throw std::runtime_error("Оберненого елемента не існує: gcd != 1");</w:t>
       </w:r>
-      <w:r>
-        <w:br/>
-      </w:r>
-      <w:r>
-        <w:rPr>
-          <w:rStyle w:val="VerbatimChar"/>
-        </w:rPr>
+    </w:p>
+    <w:p>
+      <w:pPr>
+        <w:pStyle w:val="SourceCode"/>
+        <w:spacing w:before="0" w:after="0" w:line="200" w:lineRule="auto"/>
+      </w:pPr>
+      <w:r>
         <w:t xml:space="preserve">    }</w:t>
       </w:r>
-      <w:r>
-        <w:br/>
-      </w:r>
-      <w:r>
-        <w:br/>
-      </w:r>
-      <w:r>
-        <w:rPr>
-          <w:rStyle w:val="VerbatimChar"/>
-        </w:rPr>
+    </w:p>
+    <w:p>
+      <w:pPr>
+        <w:pStyle w:val="SourceCode"/>
+        <w:spacing w:before="0" w:after="0" w:line="200" w:lineRule="auto"/>
+      </w:pPr>
+    </w:p>
+    <w:p>
+      <w:pPr>
+        <w:pStyle w:val="SourceCode"/>
+        <w:spacing w:before="0" w:after="0" w:line="200" w:lineRule="auto"/>
+      </w:pPr>
+      <w:r>
         <w:t xml:space="preserve">    return ((oldS % n) + n) % n;  // нормалізація до діапазону [0, n)</w:t>
       </w:r>
-      <w:r>
-        <w:br/>
-      </w:r>
-      <w:r>
-        <w:rPr>
-          <w:rStyle w:val="VerbatimChar"/>
-        </w:rPr>
+    </w:p>
+    <w:p>
+      <w:pPr>
+        <w:pStyle w:val="SourceCode"/>
+        <w:spacing w:before="0" w:after="0" w:line="200" w:lineRule="auto"/>
+      </w:pPr>
+      <w:r>
         <w:t xml:space="preserve">}</w:t>
       </w:r>
-      <w:r>
-        <w:br/>
-      </w:r>
-      <w:r>
-        <w:br/>
-      </w:r>
-      <w:r>
-        <w:rPr>
-          <w:rStyle w:val="VerbatimChar"/>
-        </w:rPr>
+    </w:p>
+    <w:p>
+      <w:pPr>
+        <w:pStyle w:val="SourceCode"/>
+        <w:spacing w:before="0" w:after="0" w:line="200" w:lineRule="auto"/>
+      </w:pPr>
+    </w:p>
+    <w:p>
+      <w:pPr>
+        <w:pStyle w:val="SourceCode"/>
+        <w:spacing w:before="0" w:after="0" w:line="200" w:lineRule="auto"/>
+      </w:pPr>
+      <w:r>
         <w:t xml:space="preserve">// Зашифрування: C = (a*P + b) mod N</w:t>
       </w:r>
-      <w:r>
-        <w:br/>
-      </w:r>
-      <w:r>
-        <w:rPr>
-          <w:rStyle w:val="VerbatimChar"/>
-        </w:rPr>
+    </w:p>
+    <w:p>
+      <w:pPr>
+        <w:pStyle w:val="SourceCode"/>
+        <w:spacing w:before="0" w:after="0" w:line="200" w:lineRule="auto"/>
+      </w:pPr>
+      <w:r>
         <w:t xml:space="preserve">std::string affineEncrypt(const std::string&amp; text, int a, int b) {</w:t>
       </w:r>
-      <w:r>
-        <w:br/>
-      </w:r>
-      <w:r>
-        <w:rPr>
-          <w:rStyle w:val="VerbatimChar"/>
-        </w:rPr>
+    </w:p>
+    <w:p>
+      <w:pPr>
+        <w:pStyle w:val="SourceCode"/>
+        <w:spacing w:before="0" w:after="0" w:line="200" w:lineRule="auto"/>
+      </w:pPr>
+      <w:r>
         <w:t xml:space="preserve">    if (gcd(a, N) != 1) {</w:t>
       </w:r>
-      <w:r>
-        <w:br/>
-      </w:r>
-      <w:r>
-        <w:rPr>
-          <w:rStyle w:val="VerbatimChar"/>
-        </w:rPr>
+    </w:p>
+    <w:p>
+      <w:pPr>
+        <w:pStyle w:val="SourceCode"/>
+        <w:spacing w:before="0" w:after="0" w:line="200" w:lineRule="auto"/>
+      </w:pPr>
+      <w:r>
         <w:t xml:space="preserve">        throw std::runtime_error("Параметр a не взаємно простий з N");</w:t>
       </w:r>
-      <w:r>
-        <w:br/>
-      </w:r>
-      <w:r>
-        <w:rPr>
-          <w:rStyle w:val="VerbatimChar"/>
-        </w:rPr>
+    </w:p>
+    <w:p>
+      <w:pPr>
+        <w:pStyle w:val="SourceCode"/>
+        <w:spacing w:before="0" w:after="0" w:line="200" w:lineRule="auto"/>
+      </w:pPr>
+      <w:r>
         <w:t xml:space="preserve">    }</w:t>
       </w:r>
-      <w:r>
-        <w:br/>
-      </w:r>
-      <w:r>
-        <w:br/>
-      </w:r>
-      <w:r>
-        <w:rPr>
-          <w:rStyle w:val="VerbatimChar"/>
-        </w:rPr>
+    </w:p>
+    <w:p>
+      <w:pPr>
+        <w:pStyle w:val="SourceCode"/>
+        <w:spacing w:before="0" w:after="0" w:line="200" w:lineRule="auto"/>
+      </w:pPr>
+    </w:p>
+    <w:p>
+      <w:pPr>
+        <w:pStyle w:val="SourceCode"/>
+        <w:spacing w:before="0" w:after="0" w:line="200" w:lineRule="auto"/>
+      </w:pPr>
+      <w:r>
         <w:t xml:space="preserve">    std::string result;</w:t>
       </w:r>
-      <w:r>
-        <w:br/>
-      </w:r>
-      <w:r>
-        <w:rPr>
-          <w:rStyle w:val="VerbatimChar"/>
-        </w:rPr>
+    </w:p>
+    <w:p>
+      <w:pPr>
+        <w:pStyle w:val="SourceCode"/>
+        <w:spacing w:before="0" w:after="0" w:line="200" w:lineRule="auto"/>
+      </w:pPr>
+      <w:r>
         <w:t xml:space="preserve">    for (char c : text) {</w:t>
       </w:r>
-      <w:r>
-        <w:br/>
-      </w:r>
-      <w:r>
-        <w:rPr>
-          <w:rStyle w:val="VerbatimChar"/>
-        </w:rPr>
+    </w:p>
+    <w:p>
+      <w:pPr>
+        <w:pStyle w:val="SourceCode"/>
+        <w:spacing w:before="0" w:after="0" w:line="200" w:lineRule="auto"/>
+      </w:pPr>
+      <w:r>
         <w:t xml:space="preserve">        char up = static_cast&lt;char&gt;(std::toupper(static_cast&lt;unsigned char&gt;(c)));</w:t>
       </w:r>
-      <w:r>
-        <w:br/>
-      </w:r>
-      <w:r>
-        <w:rPr>
-          <w:rStyle w:val="VerbatimChar"/>
-        </w:rPr>
+    </w:p>
+    <w:p>
+      <w:pPr>
+        <w:pStyle w:val="SourceCode"/>
+        <w:spacing w:before="0" w:after="0" w:line="200" w:lineRule="auto"/>
+      </w:pPr>
+      <w:r>
         <w:t xml:space="preserve">        if (up &gt;= 'A' &amp;&amp; up &lt;= 'Z') {</w:t>
       </w:r>
-      <w:r>
-        <w:br/>
-      </w:r>
-      <w:r>
-        <w:rPr>
-          <w:rStyle w:val="VerbatimChar"/>
-        </w:rPr>
+    </w:p>
+    <w:p>
+      <w:pPr>
+        <w:pStyle w:val="SourceCode"/>
+        <w:spacing w:before="0" w:after="0" w:line="200" w:lineRule="auto"/>
+      </w:pPr>
+      <w:r>
         <w:t xml:space="preserve">            int p = up - 'A';</w:t>
       </w:r>
-      <w:r>
-        <w:br/>
-      </w:r>
-      <w:r>
-        <w:rPr>
-          <w:rStyle w:val="VerbatimChar"/>
-        </w:rPr>
+    </w:p>
+    <w:p>
+      <w:pPr>
+        <w:pStyle w:val="SourceCode"/>
+        <w:spacing w:before="0" w:after="0" w:line="200" w:lineRule="auto"/>
+      </w:pPr>
+      <w:r>
         <w:t xml:space="preserve">            result += static_cast&lt;char&gt;((a * p + b) % N + 'A');</w:t>
       </w:r>
-      <w:r>
-        <w:br/>
-      </w:r>
-      <w:r>
-        <w:rPr>
-          <w:rStyle w:val="VerbatimChar"/>
-        </w:rPr>
+    </w:p>
+    <w:p>
+      <w:pPr>
+        <w:pStyle w:val="SourceCode"/>
+        <w:spacing w:before="0" w:after="0" w:line="200" w:lineRule="auto"/>
+      </w:pPr>
+      <w:r>
         <w:t xml:space="preserve">        } else {</w:t>
       </w:r>
-      <w:r>
-        <w:br/>
-      </w:r>
-      <w:r>
-        <w:rPr>
-          <w:rStyle w:val="VerbatimChar"/>
-        </w:rPr>
+    </w:p>
+    <w:p>
+      <w:pPr>
+        <w:pStyle w:val="SourceCode"/>
+        <w:spacing w:before="0" w:after="0" w:line="200" w:lineRule="auto"/>
+      </w:pPr>
+      <w:r>
         <w:t xml:space="preserve">            result += c;</w:t>
       </w:r>
-      <w:r>
-        <w:br/>
-      </w:r>
-      <w:r>
-        <w:rPr>
-          <w:rStyle w:val="VerbatimChar"/>
-        </w:rPr>
+    </w:p>
+    <w:p>
+      <w:pPr>
+        <w:pStyle w:val="SourceCode"/>
+        <w:spacing w:before="0" w:after="0" w:line="200" w:lineRule="auto"/>
+      </w:pPr>
+      <w:r>
         <w:t xml:space="preserve">        }</w:t>
       </w:r>
-      <w:r>
-        <w:br/>
-      </w:r>
-      <w:r>
-        <w:rPr>
-          <w:rStyle w:val="VerbatimChar"/>
-        </w:rPr>
+    </w:p>
+    <w:p>
+      <w:pPr>
+        <w:pStyle w:val="SourceCode"/>
+        <w:spacing w:before="0" w:after="0" w:line="200" w:lineRule="auto"/>
+      </w:pPr>
+      <w:r>
         <w:t xml:space="preserve">    }</w:t>
       </w:r>
-      <w:r>
-        <w:br/>
-      </w:r>
-      <w:r>
-        <w:rPr>
-          <w:rStyle w:val="VerbatimChar"/>
-        </w:rPr>
+    </w:p>
+    <w:p>
+      <w:pPr>
+        <w:pStyle w:val="SourceCode"/>
+        <w:spacing w:before="0" w:after="0" w:line="200" w:lineRule="auto"/>
+      </w:pPr>
+      <w:r>
         <w:t xml:space="preserve">    return result;</w:t>
       </w:r>
-      <w:r>
-        <w:br/>
-      </w:r>
-      <w:r>
-        <w:rPr>
-          <w:rStyle w:val="VerbatimChar"/>
-        </w:rPr>
+    </w:p>
+    <w:p>
+      <w:pPr>
+        <w:pStyle w:val="SourceCode"/>
+        <w:spacing w:before="0" w:after="0" w:line="200" w:lineRule="auto"/>
+      </w:pPr>
+      <w:r>
         <w:t xml:space="preserve">}</w:t>
       </w:r>
-      <w:r>
-        <w:br/>
-      </w:r>
-      <w:r>
-        <w:br/>
-      </w:r>
-      <w:r>
-        <w:rPr>
-          <w:rStyle w:val="VerbatimChar"/>
-        </w:rPr>
+    </w:p>
+    <w:p>
+      <w:pPr>
+        <w:pStyle w:val="SourceCode"/>
+        <w:spacing w:before="0" w:after="0" w:line="200" w:lineRule="auto"/>
+      </w:pPr>
+    </w:p>
+    <w:p>
+      <w:pPr>
+        <w:pStyle w:val="SourceCode"/>
+        <w:spacing w:before="0" w:after="0" w:line="200" w:lineRule="auto"/>
+      </w:pPr>
+      <w:r>
         <w:t xml:space="preserve">// Розшифрування: P = a^-1 * (C - b) mod N</w:t>
       </w:r>
-      <w:r>
-        <w:br/>
-      </w:r>
-      <w:r>
-        <w:rPr>
-          <w:rStyle w:val="VerbatimChar"/>
-        </w:rPr>
+    </w:p>
+    <w:p>
+      <w:pPr>
+        <w:pStyle w:val="SourceCode"/>
+        <w:spacing w:before="0" w:after="0" w:line="200" w:lineRule="auto"/>
+      </w:pPr>
+      <w:r>
         <w:t xml:space="preserve">std::string affineDecrypt(const std::string&amp; text, int a, int b) {</w:t>
       </w:r>
-      <w:r>
-        <w:br/>
-      </w:r>
-      <w:r>
-        <w:rPr>
-          <w:rStyle w:val="VerbatimChar"/>
-        </w:rPr>
+    </w:p>
+    <w:p>
+      <w:pPr>
+        <w:pStyle w:val="SourceCode"/>
+        <w:spacing w:before="0" w:after="0" w:line="200" w:lineRule="auto"/>
+      </w:pPr>
+      <w:r>
         <w:t xml:space="preserve">    int aInv = modInverse(a, N);</w:t>
       </w:r>
-      <w:r>
-        <w:br/>
-      </w:r>
-      <w:r>
-        <w:br/>
-      </w:r>
-      <w:r>
-        <w:rPr>
-          <w:rStyle w:val="VerbatimChar"/>
-        </w:rPr>
+    </w:p>
+    <w:p>
+      <w:pPr>
+        <w:pStyle w:val="SourceCode"/>
+        <w:spacing w:before="0" w:after="0" w:line="200" w:lineRule="auto"/>
+      </w:pPr>
+    </w:p>
+    <w:p>
+      <w:pPr>
+        <w:pStyle w:val="SourceCode"/>
+        <w:spacing w:before="0" w:after="0" w:line="200" w:lineRule="auto"/>
+      </w:pPr>
+      <w:r>
         <w:t xml:space="preserve">    std::string result;</w:t>
       </w:r>
-      <w:r>
-        <w:br/>
-      </w:r>
-      <w:r>
-        <w:rPr>
-          <w:rStyle w:val="VerbatimChar"/>
-        </w:rPr>
+    </w:p>
+    <w:p>
+      <w:pPr>
+        <w:pStyle w:val="SourceCode"/>
+        <w:spacing w:before="0" w:after="0" w:line="200" w:lineRule="auto"/>
+      </w:pPr>
+      <w:r>
         <w:t xml:space="preserve">    for (char c : text) {</w:t>
       </w:r>
-      <w:r>
-        <w:br/>
-      </w:r>
-      <w:r>
-        <w:rPr>
-          <w:rStyle w:val="VerbatimChar"/>
-        </w:rPr>
+    </w:p>
+    <w:p>
+      <w:pPr>
+        <w:pStyle w:val="SourceCode"/>
+        <w:spacing w:before="0" w:after="0" w:line="200" w:lineRule="auto"/>
+      </w:pPr>
+      <w:r>
         <w:t xml:space="preserve">        char up = static_cast&lt;char&gt;(std::toupper(static_cast&lt;unsigned char&gt;(c)));</w:t>
       </w:r>
-      <w:r>
-        <w:br/>
-      </w:r>
-      <w:r>
-        <w:rPr>
-          <w:rStyle w:val="VerbatimChar"/>
-        </w:rPr>
+    </w:p>
+    <w:p>
+      <w:pPr>
+        <w:pStyle w:val="SourceCode"/>
+        <w:spacing w:before="0" w:after="0" w:line="200" w:lineRule="auto"/>
+      </w:pPr>
+      <w:r>
         <w:t xml:space="preserve">        if (up &gt;= 'A' &amp;&amp; up &lt;= 'Z') {</w:t>
       </w:r>
-      <w:r>
-        <w:br/>
-      </w:r>
-      <w:r>
-        <w:rPr>
-          <w:rStyle w:val="VerbatimChar"/>
-        </w:rPr>
+    </w:p>
+    <w:p>
+      <w:pPr>
+        <w:pStyle w:val="SourceCode"/>
+        <w:spacing w:before="0" w:after="0" w:line="200" w:lineRule="auto"/>
+      </w:pPr>
+      <w:r>
         <w:t xml:space="preserve">            int cipher = up - 'A';</w:t>
       </w:r>
-      <w:r>
-        <w:br/>
-      </w:r>
-      <w:r>
-        <w:rPr>
-          <w:rStyle w:val="VerbatimChar"/>
-        </w:rPr>
+    </w:p>
+    <w:p>
+      <w:pPr>
+        <w:pStyle w:val="SourceCode"/>
+        <w:spacing w:before="0" w:after="0" w:line="200" w:lineRule="auto"/>
+      </w:pPr>
+      <w:r>
         <w:t xml:space="preserve">            int p = (aInv * ((cipher - b) % N + N)) % N;</w:t>
       </w:r>
-      <w:r>
-        <w:br/>
-      </w:r>
-      <w:r>
-        <w:rPr>
-          <w:rStyle w:val="VerbatimChar"/>
-        </w:rPr>
+    </w:p>
+    <w:p>
+      <w:pPr>
+        <w:pStyle w:val="SourceCode"/>
+        <w:spacing w:before="0" w:after="0" w:line="200" w:lineRule="auto"/>
+      </w:pPr>
+      <w:r>
         <w:t xml:space="preserve">            result += static_cast&lt;char&gt;(p + 'A');</w:t>
       </w:r>
-      <w:r>
-        <w:br/>
-      </w:r>
-      <w:r>
-        <w:rPr>
-          <w:rStyle w:val="VerbatimChar"/>
-        </w:rPr>
+    </w:p>
+    <w:p>
+      <w:pPr>
+        <w:pStyle w:val="SourceCode"/>
+        <w:spacing w:before="0" w:after="0" w:line="200" w:lineRule="auto"/>
+      </w:pPr>
+      <w:r>
         <w:t xml:space="preserve">        } else {</w:t>
       </w:r>
-      <w:r>
-        <w:br/>
-      </w:r>
-      <w:r>
-        <w:rPr>
-          <w:rStyle w:val="VerbatimChar"/>
-        </w:rPr>
+    </w:p>
+    <w:p>
+      <w:pPr>
+        <w:pStyle w:val="SourceCode"/>
+        <w:spacing w:before="0" w:after="0" w:line="200" w:lineRule="auto"/>
+      </w:pPr>
+      <w:r>
         <w:t xml:space="preserve">            result += c;</w:t>
       </w:r>
-      <w:r>
-        <w:br/>
-      </w:r>
-      <w:r>
-        <w:rPr>
-          <w:rStyle w:val="VerbatimChar"/>
-        </w:rPr>
+    </w:p>
+    <w:p>
+      <w:pPr>
+        <w:pStyle w:val="SourceCode"/>
+        <w:spacing w:before="0" w:after="0" w:line="200" w:lineRule="auto"/>
+      </w:pPr>
+      <w:r>
         <w:t xml:space="preserve">        }</w:t>
       </w:r>
-      <w:r>
-        <w:br/>
-      </w:r>
-      <w:r>
-        <w:rPr>
-          <w:rStyle w:val="VerbatimChar"/>
-        </w:rPr>
+    </w:p>
+    <w:p>
+      <w:pPr>
+        <w:pStyle w:val="SourceCode"/>
+        <w:spacing w:before="0" w:after="0" w:line="200" w:lineRule="auto"/>
+      </w:pPr>
+      <w:r>
         <w:t xml:space="preserve">    }</w:t>
       </w:r>
-      <w:r>
-        <w:br/>
-      </w:r>
-      <w:r>
-        <w:rPr>
-          <w:rStyle w:val="VerbatimChar"/>
-        </w:rPr>
+    </w:p>
+    <w:p>
+      <w:pPr>
+        <w:pStyle w:val="SourceCode"/>
+        <w:spacing w:before="0" w:after="0" w:line="200" w:lineRule="auto"/>
+      </w:pPr>
+      <w:r>
         <w:t xml:space="preserve">    return result;</w:t>
       </w:r>
-      <w:r>
-        <w:br/>
-      </w:r>
-      <w:r>
-        <w:rPr>
-          <w:rStyle w:val="VerbatimChar"/>
-        </w:rPr>
+    </w:p>
+    <w:p>
+      <w:pPr>
+        <w:pStyle w:val="SourceCode"/>
+        <w:spacing w:before="0" w:after="0" w:line="200" w:lineRule="auto"/>
+      </w:pPr>
+      <w:r>
         <w:t xml:space="preserve">}</w:t>
       </w:r>
-      <w:r>
-        <w:br/>
-      </w:r>
-      <w:r>
-        <w:br/>
-      </w:r>
-      <w:r>
-        <w:rPr>
-          <w:rStyle w:val="VerbatimChar"/>
-        </w:rPr>
+    </w:p>
+    <w:p>
+      <w:pPr>
+        <w:pStyle w:val="SourceCode"/>
+        <w:spacing w:before="0" w:after="0" w:line="200" w:lineRule="auto"/>
+      </w:pPr>
+    </w:p>
+    <w:p>
+      <w:pPr>
+        <w:pStyle w:val="SourceCode"/>
+        <w:spacing w:before="0" w:after="0" w:line="200" w:lineRule="auto"/>
+      </w:pPr>
+      <w:r>
         <w:t xml:space="preserve">int main() {</w:t>
       </w:r>
-      <w:r>
-        <w:br/>
-      </w:r>
-      <w:r>
-        <w:rPr>
-          <w:rStyle w:val="VerbatimChar"/>
-        </w:rPr>
+    </w:p>
+    <w:p>
+      <w:pPr>
+        <w:pStyle w:val="SourceCode"/>
+        <w:spacing w:before="0" w:after="0" w:line="200" w:lineRule="auto"/>
+      </w:pPr>
+      <w:r>
         <w:t xml:space="preserve">    int a = 5, b = 8;</w:t>
       </w:r>
-      <w:r>
-        <w:br/>
-      </w:r>
-      <w:r>
-        <w:rPr>
-          <w:rStyle w:val="VerbatimChar"/>
-        </w:rPr>
+    </w:p>
+    <w:p>
+      <w:pPr>
+        <w:pStyle w:val="SourceCode"/>
+        <w:spacing w:before="0" w:after="0" w:line="200" w:lineRule="auto"/>
+      </w:pPr>
+      <w:r>
         <w:t xml:space="preserve">    std::string plaintext = "AFFINE CIPHER";</w:t>
       </w:r>
-      <w:r>
-        <w:br/>
-      </w:r>
-      <w:r>
-        <w:br/>
-      </w:r>
-      <w:r>
-        <w:rPr>
-          <w:rStyle w:val="VerbatimChar"/>
-        </w:rPr>
+    </w:p>
+    <w:p>
+      <w:pPr>
+        <w:pStyle w:val="SourceCode"/>
+        <w:spacing w:before="0" w:after="0" w:line="200" w:lineRule="auto"/>
+      </w:pPr>
+    </w:p>
+    <w:p>
+      <w:pPr>
+        <w:pStyle w:val="SourceCode"/>
+        <w:spacing w:before="0" w:after="0" w:line="200" w:lineRule="auto"/>
+      </w:pPr>
+      <w:r>
         <w:t xml:space="preserve">    std::cout &lt;&lt; "Афінний шифр: a=" &lt;&lt; a &lt;&lt; ", b=" &lt;&lt; b &lt;&lt; "\n";</w:t>
       </w:r>
-      <w:r>
-        <w:br/>
-      </w:r>
-      <w:r>
-        <w:rPr>
-          <w:rStyle w:val="VerbatimChar"/>
-        </w:rPr>
+    </w:p>
+    <w:p>
+      <w:pPr>
+        <w:pStyle w:val="SourceCode"/>
+        <w:spacing w:before="0" w:after="0" w:line="200" w:lineRule="auto"/>
+      </w:pPr>
+      <w:r>
         <w:t xml:space="preserve">    std::cout &lt;&lt; "Перевірка:    gcd(" &lt;&lt; a &lt;&lt; ", " &lt;&lt; N &lt;&lt; ") = " &lt;&lt; gcd(a, N) &lt;&lt; "\n";</w:t>
       </w:r>
-      <w:r>
-        <w:br/>
-      </w:r>
-      <w:r>
-        <w:rPr>
-          <w:rStyle w:val="VerbatimChar"/>
-        </w:rPr>
-        <w:t xml:space="preserve">    std::cout &lt;&lt; "Обернений:    " &lt;&lt; a &lt;&lt; "^-1 mod " &lt;&lt; N &lt;&lt; " = " &lt;&lt; modInverse(a, N) &lt;&lt; "\n\n";</w:t>
-      </w:r>
-      <w:r>
-        <w:br/>
-      </w:r>
-      <w:r>
-        <w:br/>
-      </w:r>
-      <w:r>
-        <w:rPr>
-          <w:rStyle w:val="VerbatimChar"/>
-        </w:rPr>
+    </w:p>
+    <w:p>
+      <w:pPr>
+        <w:pStyle w:val="SourceCode"/>
+        <w:spacing w:before="0" w:after="0" w:line="200" w:lineRule="auto"/>
+      </w:pPr>
+      <w:r>
+        <w:t xml:space="preserve">    std::cout &lt;&lt; "Обернений:    " &lt;&lt; a &lt;&lt; "^-1 mod " &lt;&lt; N</w:t>
+      </w:r>
+    </w:p>
+    <w:p>
+      <w:pPr>
+        <w:pStyle w:val="SourceCode"/>
+        <w:spacing w:before="0" w:after="0" w:line="200" w:lineRule="auto"/>
+      </w:pPr>
+      <w:r>
+        <w:t xml:space="preserve">              &lt;&lt; " = " &lt;&lt; modInverse(a, N) &lt;&lt; "\n\n";</w:t>
+      </w:r>
+    </w:p>
+    <w:p>
+      <w:pPr>
+        <w:pStyle w:val="SourceCode"/>
+        <w:spacing w:before="0" w:after="0" w:line="200" w:lineRule="auto"/>
+      </w:pPr>
+    </w:p>
+    <w:p>
+      <w:pPr>
+        <w:pStyle w:val="SourceCode"/>
+        <w:spacing w:before="0" w:after="0" w:line="200" w:lineRule="auto"/>
+      </w:pPr>
+      <w:r>
         <w:t xml:space="preserve">    std::cout &lt;&lt; "Відкритий текст:  " &lt;&lt; plaintext &lt;&lt; "\n";</w:t>
       </w:r>
-      <w:r>
-        <w:br/>
-      </w:r>
-      <w:r>
-        <w:br/>
-      </w:r>
-      <w:r>
-        <w:rPr>
-          <w:rStyle w:val="VerbatimChar"/>
-        </w:rPr>
+    </w:p>
+    <w:p>
+      <w:pPr>
+        <w:pStyle w:val="SourceCode"/>
+        <w:spacing w:before="0" w:after="0" w:line="200" w:lineRule="auto"/>
+      </w:pPr>
+    </w:p>
+    <w:p>
+      <w:pPr>
+        <w:pStyle w:val="SourceCode"/>
+        <w:spacing w:before="0" w:after="0" w:line="200" w:lineRule="auto"/>
+      </w:pPr>
+      <w:r>
         <w:t xml:space="preserve">    std::string ciphertext = affineEncrypt(plaintext, a, b);</w:t>
       </w:r>
-      <w:r>
-        <w:br/>
-      </w:r>
-      <w:r>
-        <w:rPr>
-          <w:rStyle w:val="VerbatimChar"/>
-        </w:rPr>
+    </w:p>
+    <w:p>
+      <w:pPr>
+        <w:pStyle w:val="SourceCode"/>
+        <w:spacing w:before="0" w:after="0" w:line="200" w:lineRule="auto"/>
+      </w:pPr>
+      <w:r>
         <w:t xml:space="preserve">    std::cout &lt;&lt; "Шифротекст:       " &lt;&lt; ciphertext &lt;&lt; "\n";</w:t>
       </w:r>
-      <w:r>
-        <w:br/>
-      </w:r>
-      <w:r>
-        <w:rPr>
-          <w:rStyle w:val="VerbatimChar"/>
-        </w:rPr>
+    </w:p>
+    <w:p>
+      <w:pPr>
+        <w:pStyle w:val="SourceCode"/>
+        <w:spacing w:before="0" w:after="0" w:line="200" w:lineRule="auto"/>
+      </w:pPr>
+      <w:r>
         <w:t xml:space="preserve">    std::cout &lt;&lt; "Розшифровано:     " &lt;&lt; affineDecrypt(ciphertext, a, b) &lt;&lt; "\n";</w:t>
       </w:r>
-      <w:r>
-        <w:br/>
-      </w:r>
-      <w:r>
-        <w:br/>
-      </w:r>
-      <w:r>
-        <w:rPr>
-          <w:rStyle w:val="VerbatimChar"/>
-        </w:rPr>
+    </w:p>
+    <w:p>
+      <w:pPr>
+        <w:pStyle w:val="SourceCode"/>
+        <w:spacing w:before="0" w:after="0" w:line="200" w:lineRule="auto"/>
+      </w:pPr>
+    </w:p>
+    <w:p>
+      <w:pPr>
+        <w:pStyle w:val="SourceCode"/>
+        <w:spacing w:before="0" w:after="0" w:line="200" w:lineRule="auto"/>
+      </w:pPr>
+      <w:r>
         <w:t xml:space="preserve">    return 0;</w:t>
       </w:r>
-      <w:r>
-        <w:br/>
-      </w:r>
-      <w:r>
-        <w:rPr>
-          <w:rStyle w:val="VerbatimChar"/>
-        </w:rPr>
+    </w:p>
+    <w:p>
+      <w:pPr>
+        <w:pStyle w:val="SourceCode"/>
+        <w:spacing w:before="0" w:after="120" w:line="200" w:lineRule="auto"/>
+      </w:pPr>
+      <w:r>
         <w:t xml:space="preserve">}</w:t>
       </w:r>
     </w:p>
@@ -1894,59 +1983,60 @@
     <w:p>
       <w:pPr>
         <w:pStyle w:val="SourceCode"/>
-      </w:pPr>
-      <w:r>
-        <w:rPr>
-          <w:rStyle w:val="VerbatimChar"/>
-        </w:rPr>
+        <w:spacing w:before="120" w:after="0" w:line="200" w:lineRule="auto"/>
+      </w:pPr>
+      <w:r>
         <w:t xml:space="preserve">Афінний шифр: a=5, b=8</w:t>
       </w:r>
-      <w:r>
-        <w:br/>
-      </w:r>
-      <w:r>
-        <w:rPr>
-          <w:rStyle w:val="VerbatimChar"/>
-        </w:rPr>
+    </w:p>
+    <w:p>
+      <w:pPr>
+        <w:pStyle w:val="SourceCode"/>
+        <w:spacing w:before="0" w:after="0" w:line="200" w:lineRule="auto"/>
+      </w:pPr>
+      <w:r>
         <w:t xml:space="preserve">Перевірка:    gcd(5, 26) = 1</w:t>
       </w:r>
-      <w:r>
-        <w:br/>
-      </w:r>
-      <w:r>
-        <w:rPr>
-          <w:rStyle w:val="VerbatimChar"/>
-        </w:rPr>
+    </w:p>
+    <w:p>
+      <w:pPr>
+        <w:pStyle w:val="SourceCode"/>
+        <w:spacing w:before="0" w:after="0" w:line="200" w:lineRule="auto"/>
+      </w:pPr>
+      <w:r>
         <w:t xml:space="preserve">Обернений:    5^-1 mod 26 = 21</w:t>
       </w:r>
-      <w:r>
-        <w:br/>
-      </w:r>
-      <w:r>
-        <w:br/>
-      </w:r>
-      <w:r>
-        <w:rPr>
-          <w:rStyle w:val="VerbatimChar"/>
-        </w:rPr>
+    </w:p>
+    <w:p>
+      <w:pPr>
+        <w:pStyle w:val="SourceCode"/>
+        <w:spacing w:before="0" w:after="0" w:line="200" w:lineRule="auto"/>
+      </w:pPr>
+    </w:p>
+    <w:p>
+      <w:pPr>
+        <w:pStyle w:val="SourceCode"/>
+        <w:spacing w:before="0" w:after="0" w:line="200" w:lineRule="auto"/>
+      </w:pPr>
+      <w:r>
         <w:t xml:space="preserve">Відкритий текст:  AFFINE CIPHER</w:t>
       </w:r>
-      <w:r>
-        <w:br/>
-      </w:r>
-      <w:r>
-        <w:rPr>
-          <w:rStyle w:val="VerbatimChar"/>
-        </w:rPr>
+    </w:p>
+    <w:p>
+      <w:pPr>
+        <w:pStyle w:val="SourceCode"/>
+        <w:spacing w:before="0" w:after="0" w:line="200" w:lineRule="auto"/>
+      </w:pPr>
+      <w:r>
         <w:t xml:space="preserve">Шифротекст:       IHHWVC SWFRCP</w:t>
       </w:r>
-      <w:r>
-        <w:br/>
-      </w:r>
-      <w:r>
-        <w:rPr>
-          <w:rStyle w:val="VerbatimChar"/>
-        </w:rPr>
+    </w:p>
+    <w:p>
+      <w:pPr>
+        <w:pStyle w:val="SourceCode"/>
+        <w:spacing w:before="0" w:after="120" w:line="200" w:lineRule="auto"/>
+      </w:pPr>
+      <w:r>
         <w:t xml:space="preserve">Розшифровано:     AFFINE CIPHER</w:t>
       </w:r>
     </w:p>
@@ -4848,15 +4938,8 @@
     <w:basedOn w:val="Normal"/>
     <w:qFormat/>
     <w:pPr>
-      <w:pBdr>
-        <w:top w:color="BFBFBF" w:space="4" w:sz="4" w:val="single"/>
-        <w:left w:color="BFBFBF" w:space="4" w:sz="4" w:val="single"/>
-        <w:bottom w:color="BFBFBF" w:space="4" w:sz="4" w:val="single"/>
-        <w:right w:color="BFBFBF" w:space="4" w:sz="4" w:val="single"/>
-      </w:pBdr>
-      <w:shd w:color="auto" w:fill="F4F4F4" w:val="clear"/>
       <w:spacing w:after="120" w:before="120" w:line="200" w:lineRule="auto"/>
-      <w:ind w:firstLine="0" w:left="284" w:right="284"/>
+      <w:ind w:hanging="340" w:left="340" w:right="0"/>
       <w:jc w:val="left"/>
     </w:pPr>
     <w:rPr>

--- a/public/labs/pmzi/pz-23/ЛР2_ПМЗІ_Шифр_Цезаря_з_ключовим_словом_Афінний_шифр.docx
+++ b/public/labs/pmzi/pz-23/ЛР2_ПМЗІ_Шифр_Цезаря_з_ключовим_словом_Афінний_шифр.docx
@@ -151,45 +151,94 @@
     </w:p>
     <w:p>
       <w:pPr>
-        <w:pStyle w:val="SourceCode"/>
-        <w:spacing w:before="120" w:after="0" w:line="200" w:lineRule="auto"/>
-      </w:pPr>
-      <w:r>
-        <w:t xml:space="preserve">Ключове слово: CIPHER</w:t>
-      </w:r>
-    </w:p>
-    <w:p>
-      <w:pPr>
-        <w:pStyle w:val="SourceCode"/>
-        <w:spacing w:before="0" w:after="0" w:line="200" w:lineRule="auto"/>
-      </w:pPr>
-      <w:r>
-        <w:t xml:space="preserve">Алфавіт:       CIPHERABDFGJKLMNOQSTUVWXYZ</w:t>
-      </w:r>
-    </w:p>
-    <w:p>
-      <w:pPr>
-        <w:pStyle w:val="SourceCode"/>
-        <w:spacing w:before="0" w:after="0" w:line="200" w:lineRule="auto"/>
-      </w:pPr>
-    </w:p>
-    <w:p>
-      <w:pPr>
-        <w:pStyle w:val="SourceCode"/>
-        <w:spacing w:before="0" w:after="0" w:line="200" w:lineRule="auto"/>
-      </w:pPr>
-      <w:r>
-        <w:t xml:space="preserve">Відкритий:   A B C D E F G H I J K L M N O P Q R S T U V W X Y Z</w:t>
-      </w:r>
-    </w:p>
-    <w:p>
-      <w:pPr>
-        <w:pStyle w:val="SourceCode"/>
-        <w:spacing w:before="0" w:after="120" w:line="200" w:lineRule="auto"/>
-      </w:pPr>
-      <w:r>
-        <w:t xml:space="preserve">Шифрований:  C I P H E R A B D F G J K L M N O Q S T U V W X Y Z</w:t>
-      </w:r>
+        <w:spacing w:before="0" w:after="0" w:line="120" w:lineRule="exact"/>
+        <w:rPr>
+          <w:sz w:val="4"/>
+          <w:szCs w:val="4"/>
+        </w:rPr>
+      </w:pPr>
+    </w:p>
+    <w:tbl>
+      <w:tblPr>
+        <w:tblStyle w:val="SourceCodeTable"/>
+        <w:tblW w:type="dxa" w:w="9637"/>
+        <w:tblInd w:w="0" w:type="dxa"/>
+        <w:tblBorders>
+          <w:top w:color="BFBFBF" w:space="0" w:sz="4" w:val="single"/>
+          <w:left w:color="BFBFBF" w:space="0" w:sz="4" w:val="single"/>
+          <w:bottom w:color="BFBFBF" w:space="0" w:sz="4" w:val="single"/>
+          <w:right w:color="BFBFBF" w:space="0" w:sz="4" w:val="single"/>
+        </w:tblBorders>
+        <w:tblLayout w:type="fixed"/>
+        <w:tblCellMar>
+          <w:top w:type="dxa" w:w="113"/>
+          <w:left w:type="dxa" w:w="113"/>
+          <w:bottom w:type="dxa" w:w="113"/>
+          <w:right w:type="dxa" w:w="113"/>
+        </w:tblCellMar>
+        <w:tblLook w:val="0000" w:firstRow="0" w:lastRow="0" w:firstColumn="0" w:lastColumn="0" w:noHBand="1" w:noVBand="1"/>
+      </w:tblPr>
+      <w:tblGrid>
+        <w:gridCol w:w="9637"/>
+      </w:tblGrid>
+      <w:tr>
+        <w:tc>
+          <w:tcPr>
+            <w:tcW w:type="dxa" w:w="9637"/>
+          </w:tcPr>
+          <w:p>
+            <w:pPr>
+              <w:pStyle w:val="SourceCode"/>
+              <w:spacing w:before="0" w:after="0" w:line="200" w:lineRule="auto"/>
+            </w:pPr>
+            <w:r>
+              <w:t xml:space="preserve">Ключове слово: CIPHER</w:t>
+            </w:r>
+          </w:p>
+          <w:p>
+            <w:pPr>
+              <w:pStyle w:val="SourceCode"/>
+              <w:spacing w:before="0" w:after="0" w:line="200" w:lineRule="auto"/>
+            </w:pPr>
+            <w:r>
+              <w:t xml:space="preserve">Алфавіт:       CIPHERABDFGJKLMNOQSTUVWXYZ</w:t>
+            </w:r>
+          </w:p>
+          <w:p>
+            <w:pPr>
+              <w:pStyle w:val="SourceCode"/>
+              <w:spacing w:before="0" w:after="0" w:line="200" w:lineRule="auto"/>
+            </w:pPr>
+          </w:p>
+          <w:p>
+            <w:pPr>
+              <w:pStyle w:val="SourceCode"/>
+              <w:spacing w:before="0" w:after="0" w:line="200" w:lineRule="auto"/>
+            </w:pPr>
+            <w:r>
+              <w:t xml:space="preserve">Відкритий:   A B C D E F G H I J K L M N O P Q R S T U V W X Y Z</w:t>
+            </w:r>
+          </w:p>
+          <w:p>
+            <w:pPr>
+              <w:pStyle w:val="SourceCode"/>
+              <w:spacing w:before="0" w:after="0" w:line="200" w:lineRule="auto"/>
+            </w:pPr>
+            <w:r>
+              <w:t xml:space="preserve">Шифрований:  C I P H E R A B D F G J K L M N O Q S T U V W X Y Z</w:t>
+            </w:r>
+          </w:p>
+        </w:tc>
+      </w:tr>
+    </w:tbl>
+    <w:p>
+      <w:pPr>
+        <w:spacing w:before="0" w:after="0" w:line="120" w:lineRule="exact"/>
+        <w:rPr>
+          <w:sz w:val="4"/>
+          <w:szCs w:val="4"/>
+        </w:rPr>
+      </w:pPr>
     </w:p>
     <w:bookmarkEnd w:id="9"/>
     <w:bookmarkStart w:id="10" w:name="афінний-шифр"/>
@@ -215,12 +264,61 @@
     </w:p>
     <w:p>
       <w:pPr>
-        <w:pStyle w:val="SourceCode"/>
-        <w:spacing w:before="120" w:after="120" w:line="200" w:lineRule="auto"/>
-      </w:pPr>
-      <w:r>
-        <w:t xml:space="preserve">C = (a·P + b) mod n</w:t>
-      </w:r>
+        <w:spacing w:before="0" w:after="0" w:line="120" w:lineRule="exact"/>
+        <w:rPr>
+          <w:sz w:val="4"/>
+          <w:szCs w:val="4"/>
+        </w:rPr>
+      </w:pPr>
+    </w:p>
+    <w:tbl>
+      <w:tblPr>
+        <w:tblStyle w:val="SourceCodeTable"/>
+        <w:tblW w:type="dxa" w:w="9637"/>
+        <w:tblInd w:w="0" w:type="dxa"/>
+        <w:tblBorders>
+          <w:top w:color="BFBFBF" w:space="0" w:sz="4" w:val="single"/>
+          <w:left w:color="BFBFBF" w:space="0" w:sz="4" w:val="single"/>
+          <w:bottom w:color="BFBFBF" w:space="0" w:sz="4" w:val="single"/>
+          <w:right w:color="BFBFBF" w:space="0" w:sz="4" w:val="single"/>
+        </w:tblBorders>
+        <w:tblLayout w:type="fixed"/>
+        <w:tblCellMar>
+          <w:top w:type="dxa" w:w="113"/>
+          <w:left w:type="dxa" w:w="113"/>
+          <w:bottom w:type="dxa" w:w="113"/>
+          <w:right w:type="dxa" w:w="113"/>
+        </w:tblCellMar>
+        <w:tblLook w:val="0000" w:firstRow="0" w:lastRow="0" w:firstColumn="0" w:lastColumn="0" w:noHBand="1" w:noVBand="1"/>
+      </w:tblPr>
+      <w:tblGrid>
+        <w:gridCol w:w="9637"/>
+      </w:tblGrid>
+      <w:tr>
+        <w:tc>
+          <w:tcPr>
+            <w:tcW w:type="dxa" w:w="9637"/>
+          </w:tcPr>
+          <w:p>
+            <w:pPr>
+              <w:pStyle w:val="SourceCode"/>
+              <w:spacing w:before="0" w:after="0" w:line="200" w:lineRule="auto"/>
+            </w:pPr>
+            <w:r>
+              <w:t xml:space="preserve">C = (a·P + b) mod n</w:t>
+            </w:r>
+          </w:p>
+        </w:tc>
+      </w:tr>
+    </w:tbl>
+    <w:p>
+      <w:pPr>
+        <w:spacing w:before="0" w:after="0" w:line="120" w:lineRule="exact"/>
+        <w:rPr>
+          <w:sz w:val="4"/>
+          <w:szCs w:val="4"/>
+        </w:rPr>
+      </w:pPr>
     </w:p>
     <w:p>
       <w:pPr>
@@ -296,12 +394,61 @@
     </w:p>
     <w:p>
       <w:pPr>
-        <w:pStyle w:val="SourceCode"/>
-        <w:spacing w:before="120" w:after="120" w:line="200" w:lineRule="auto"/>
-      </w:pPr>
-      <w:r>
-        <w:t xml:space="preserve">P = a⁻¹·(C - b) mod n</w:t>
-      </w:r>
+        <w:spacing w:before="0" w:after="0" w:line="120" w:lineRule="exact"/>
+        <w:rPr>
+          <w:sz w:val="4"/>
+          <w:szCs w:val="4"/>
+        </w:rPr>
+      </w:pPr>
+    </w:p>
+    <w:tbl>
+      <w:tblPr>
+        <w:tblStyle w:val="SourceCodeTable"/>
+        <w:tblW w:type="dxa" w:w="9637"/>
+        <w:tblInd w:w="0" w:type="dxa"/>
+        <w:tblBorders>
+          <w:top w:color="BFBFBF" w:space="0" w:sz="4" w:val="single"/>
+          <w:left w:color="BFBFBF" w:space="0" w:sz="4" w:val="single"/>
+          <w:bottom w:color="BFBFBF" w:space="0" w:sz="4" w:val="single"/>
+          <w:right w:color="BFBFBF" w:space="0" w:sz="4" w:val="single"/>
+        </w:tblBorders>
+        <w:tblLayout w:type="fixed"/>
+        <w:tblCellMar>
+          <w:top w:type="dxa" w:w="113"/>
+          <w:left w:type="dxa" w:w="113"/>
+          <w:bottom w:type="dxa" w:w="113"/>
+          <w:right w:type="dxa" w:w="113"/>
+        </w:tblCellMar>
+        <w:tblLook w:val="0000" w:firstRow="0" w:lastRow="0" w:firstColumn="0" w:lastColumn="0" w:noHBand="1" w:noVBand="1"/>
+      </w:tblPr>
+      <w:tblGrid>
+        <w:gridCol w:w="9637"/>
+      </w:tblGrid>
+      <w:tr>
+        <w:tc>
+          <w:tcPr>
+            <w:tcW w:type="dxa" w:w="9637"/>
+          </w:tcPr>
+          <w:p>
+            <w:pPr>
+              <w:pStyle w:val="SourceCode"/>
+              <w:spacing w:before="0" w:after="0" w:line="200" w:lineRule="auto"/>
+            </w:pPr>
+            <w:r>
+              <w:t xml:space="preserve">P = a⁻¹·(C - b) mod n</w:t>
+            </w:r>
+          </w:p>
+        </w:tc>
+      </w:tr>
+    </w:tbl>
+    <w:p>
+      <w:pPr>
+        <w:spacing w:before="0" w:after="0" w:line="120" w:lineRule="exact"/>
+        <w:rPr>
+          <w:sz w:val="4"/>
+          <w:szCs w:val="4"/>
+        </w:rPr>
+      </w:pPr>
     </w:p>
     <w:p>
       <w:pPr>
@@ -328,93 +475,142 @@
     </w:p>
     <w:p>
       <w:pPr>
-        <w:pStyle w:val="SourceCode"/>
-        <w:spacing w:before="120" w:after="0" w:line="200" w:lineRule="auto"/>
-      </w:pPr>
-      <w:r>
-        <w:t xml:space="preserve">┌───────────────────────────────────────────────────────────────────────┐</w:t>
-      </w:r>
-    </w:p>
-    <w:p>
-      <w:pPr>
-        <w:pStyle w:val="SourceCode"/>
-        <w:spacing w:before="0" w:after="0" w:line="200" w:lineRule="auto"/>
-      </w:pPr>
-      <w:r>
-        <w:t xml:space="preserve">│                    ДОПУСТИМІ ЗНАЧЕННЯ a (mod 26)                      │</w:t>
-      </w:r>
-    </w:p>
-    <w:p>
-      <w:pPr>
-        <w:pStyle w:val="SourceCode"/>
-        <w:spacing w:before="0" w:after="0" w:line="200" w:lineRule="auto"/>
-      </w:pPr>
-      <w:r>
-        <w:t xml:space="preserve">├───────────────────────────────────────────────────────────────────────┤</w:t>
-      </w:r>
-    </w:p>
-    <w:p>
-      <w:pPr>
-        <w:pStyle w:val="SourceCode"/>
-        <w:spacing w:before="0" w:after="0" w:line="200" w:lineRule="auto"/>
-      </w:pPr>
-      <w:r>
-        <w:t xml:space="preserve">│                                                                       │</w:t>
-      </w:r>
-    </w:p>
-    <w:p>
-      <w:pPr>
-        <w:pStyle w:val="SourceCode"/>
-        <w:spacing w:before="0" w:after="0" w:line="200" w:lineRule="auto"/>
-      </w:pPr>
-      <w:r>
-        <w:t xml:space="preserve">│  gcd(a, 26) = 1 для: 1, 3, 5, 7, 9, 11, 15, 17, 19, 21, 23, 25        │</w:t>
-      </w:r>
-    </w:p>
-    <w:p>
-      <w:pPr>
-        <w:pStyle w:val="SourceCode"/>
-        <w:spacing w:before="0" w:after="0" w:line="200" w:lineRule="auto"/>
-      </w:pPr>
-      <w:r>
-        <w:t xml:space="preserve">│                                                                       │</w:t>
-      </w:r>
-    </w:p>
-    <w:p>
-      <w:pPr>
-        <w:pStyle w:val="SourceCode"/>
-        <w:spacing w:before="0" w:after="0" w:line="200" w:lineRule="auto"/>
-      </w:pPr>
-      <w:r>
-        <w:t xml:space="preserve">│  Всього: 12 допустимих значень (φ(26) = 12)                           │</w:t>
-      </w:r>
-    </w:p>
-    <w:p>
-      <w:pPr>
-        <w:pStyle w:val="SourceCode"/>
-        <w:spacing w:before="0" w:after="0" w:line="200" w:lineRule="auto"/>
-      </w:pPr>
-      <w:r>
-        <w:t xml:space="preserve">│  Загальна кількість ключів: 12 × 26 = 312                             │</w:t>
-      </w:r>
-    </w:p>
-    <w:p>
-      <w:pPr>
-        <w:pStyle w:val="SourceCode"/>
-        <w:spacing w:before="0" w:after="0" w:line="200" w:lineRule="auto"/>
-      </w:pPr>
-      <w:r>
-        <w:t xml:space="preserve">│                                                                       │</w:t>
-      </w:r>
-    </w:p>
-    <w:p>
-      <w:pPr>
-        <w:pStyle w:val="SourceCode"/>
-        <w:spacing w:before="0" w:after="120" w:line="200" w:lineRule="auto"/>
-      </w:pPr>
-      <w:r>
-        <w:t xml:space="preserve">└───────────────────────────────────────────────────────────────────────┘</w:t>
-      </w:r>
+        <w:spacing w:before="0" w:after="0" w:line="120" w:lineRule="exact"/>
+        <w:rPr>
+          <w:sz w:val="4"/>
+          <w:szCs w:val="4"/>
+        </w:rPr>
+      </w:pPr>
+    </w:p>
+    <w:tbl>
+      <w:tblPr>
+        <w:tblStyle w:val="SourceCodeTable"/>
+        <w:tblW w:type="dxa" w:w="9637"/>
+        <w:tblInd w:w="0" w:type="dxa"/>
+        <w:tblBorders>
+          <w:top w:color="BFBFBF" w:space="0" w:sz="4" w:val="single"/>
+          <w:left w:color="BFBFBF" w:space="0" w:sz="4" w:val="single"/>
+          <w:bottom w:color="BFBFBF" w:space="0" w:sz="4" w:val="single"/>
+          <w:right w:color="BFBFBF" w:space="0" w:sz="4" w:val="single"/>
+        </w:tblBorders>
+        <w:tblLayout w:type="fixed"/>
+        <w:tblCellMar>
+          <w:top w:type="dxa" w:w="113"/>
+          <w:left w:type="dxa" w:w="113"/>
+          <w:bottom w:type="dxa" w:w="113"/>
+          <w:right w:type="dxa" w:w="113"/>
+        </w:tblCellMar>
+        <w:tblLook w:val="0000" w:firstRow="0" w:lastRow="0" w:firstColumn="0" w:lastColumn="0" w:noHBand="1" w:noVBand="1"/>
+      </w:tblPr>
+      <w:tblGrid>
+        <w:gridCol w:w="9637"/>
+      </w:tblGrid>
+      <w:tr>
+        <w:tc>
+          <w:tcPr>
+            <w:tcW w:type="dxa" w:w="9637"/>
+          </w:tcPr>
+          <w:p>
+            <w:pPr>
+              <w:pStyle w:val="SourceCode"/>
+              <w:spacing w:before="0" w:after="0" w:line="200" w:lineRule="auto"/>
+            </w:pPr>
+            <w:r>
+              <w:t xml:space="preserve">┌───────────────────────────────────────────────────────────────────────┐</w:t>
+            </w:r>
+          </w:p>
+          <w:p>
+            <w:pPr>
+              <w:pStyle w:val="SourceCode"/>
+              <w:spacing w:before="0" w:after="0" w:line="200" w:lineRule="auto"/>
+            </w:pPr>
+            <w:r>
+              <w:t xml:space="preserve">│                    ДОПУСТИМІ ЗНАЧЕННЯ a (mod 26)                      │</w:t>
+            </w:r>
+          </w:p>
+          <w:p>
+            <w:pPr>
+              <w:pStyle w:val="SourceCode"/>
+              <w:spacing w:before="0" w:after="0" w:line="200" w:lineRule="auto"/>
+            </w:pPr>
+            <w:r>
+              <w:t xml:space="preserve">├───────────────────────────────────────────────────────────────────────┤</w:t>
+            </w:r>
+          </w:p>
+          <w:p>
+            <w:pPr>
+              <w:pStyle w:val="SourceCode"/>
+              <w:spacing w:before="0" w:after="0" w:line="200" w:lineRule="auto"/>
+            </w:pPr>
+            <w:r>
+              <w:t xml:space="preserve">│                                                                       │</w:t>
+            </w:r>
+          </w:p>
+          <w:p>
+            <w:pPr>
+              <w:pStyle w:val="SourceCode"/>
+              <w:spacing w:before="0" w:after="0" w:line="200" w:lineRule="auto"/>
+            </w:pPr>
+            <w:r>
+              <w:t xml:space="preserve">│  gcd(a, 26) = 1 для: 1, 3, 5, 7, 9, 11, 15, 17, 19, 21, 23, 25        │</w:t>
+            </w:r>
+          </w:p>
+          <w:p>
+            <w:pPr>
+              <w:pStyle w:val="SourceCode"/>
+              <w:spacing w:before="0" w:after="0" w:line="200" w:lineRule="auto"/>
+            </w:pPr>
+            <w:r>
+              <w:t xml:space="preserve">│                                                                       │</w:t>
+            </w:r>
+          </w:p>
+          <w:p>
+            <w:pPr>
+              <w:pStyle w:val="SourceCode"/>
+              <w:spacing w:before="0" w:after="0" w:line="200" w:lineRule="auto"/>
+            </w:pPr>
+            <w:r>
+              <w:t xml:space="preserve">│  Всього: 12 допустимих значень (φ(26) = 12)                           │</w:t>
+            </w:r>
+          </w:p>
+          <w:p>
+            <w:pPr>
+              <w:pStyle w:val="SourceCode"/>
+              <w:spacing w:before="0" w:after="0" w:line="200" w:lineRule="auto"/>
+            </w:pPr>
+            <w:r>
+              <w:t xml:space="preserve">│  Загальна кількість ключів: 12 × 26 = 312                             │</w:t>
+            </w:r>
+          </w:p>
+          <w:p>
+            <w:pPr>
+              <w:pStyle w:val="SourceCode"/>
+              <w:spacing w:before="0" w:after="0" w:line="200" w:lineRule="auto"/>
+            </w:pPr>
+            <w:r>
+              <w:t xml:space="preserve">│                                                                       │</w:t>
+            </w:r>
+          </w:p>
+          <w:p>
+            <w:pPr>
+              <w:pStyle w:val="SourceCode"/>
+              <w:spacing w:before="0" w:after="0" w:line="200" w:lineRule="auto"/>
+            </w:pPr>
+            <w:r>
+              <w:t xml:space="preserve">└───────────────────────────────────────────────────────────────────────┘</w:t>
+            </w:r>
+          </w:p>
+        </w:tc>
+      </w:tr>
+    </w:tbl>
+    <w:p>
+      <w:pPr>
+        <w:spacing w:before="0" w:after="0" w:line="120" w:lineRule="exact"/>
+        <w:rPr>
+          <w:sz w:val="4"/>
+          <w:szCs w:val="4"/>
+        </w:rPr>
+      </w:pPr>
     </w:p>
     <w:bookmarkEnd w:id="10"/>
     <w:bookmarkStart w:id="11" w:name="обернений-елемент-за-модулем"/>
@@ -436,54 +632,103 @@
     </w:p>
     <w:p>
       <w:pPr>
-        <w:pStyle w:val="SourceCode"/>
-        <w:spacing w:before="120" w:after="0" w:line="200" w:lineRule="auto"/>
-      </w:pPr>
-      <w:r>
-        <w:t xml:space="preserve">a⁻¹ mod n — це таке x, що a·x ≡ 1 (mod n)</w:t>
-      </w:r>
-    </w:p>
-    <w:p>
-      <w:pPr>
-        <w:pStyle w:val="SourceCode"/>
-        <w:spacing w:before="0" w:after="0" w:line="200" w:lineRule="auto"/>
-      </w:pPr>
-    </w:p>
-    <w:p>
-      <w:pPr>
-        <w:pStyle w:val="SourceCode"/>
-        <w:spacing w:before="0" w:after="0" w:line="200" w:lineRule="auto"/>
-      </w:pPr>
-      <w:r>
-        <w:t xml:space="preserve">Приклад: a=5, n=26</w:t>
-      </w:r>
-    </w:p>
-    <w:p>
-      <w:pPr>
-        <w:pStyle w:val="SourceCode"/>
-        <w:spacing w:before="0" w:after="0" w:line="200" w:lineRule="auto"/>
-      </w:pPr>
-      <w:r>
-        <w:t xml:space="preserve">5·x ≡ 1 (mod 26)</w:t>
-      </w:r>
-    </w:p>
-    <w:p>
-      <w:pPr>
-        <w:pStyle w:val="SourceCode"/>
-        <w:spacing w:before="0" w:after="0" w:line="200" w:lineRule="auto"/>
-      </w:pPr>
-      <w:r>
-        <w:t xml:space="preserve">5·21 = 105 = 4·26 + 1 = 1 (mod 26)</w:t>
-      </w:r>
-    </w:p>
-    <w:p>
-      <w:pPr>
-        <w:pStyle w:val="SourceCode"/>
-        <w:spacing w:before="0" w:after="120" w:line="200" w:lineRule="auto"/>
-      </w:pPr>
-      <w:r>
-        <w:t xml:space="preserve">Отже, 5⁻¹ mod 26 = 21</w:t>
-      </w:r>
+        <w:spacing w:before="0" w:after="0" w:line="120" w:lineRule="exact"/>
+        <w:rPr>
+          <w:sz w:val="4"/>
+          <w:szCs w:val="4"/>
+        </w:rPr>
+      </w:pPr>
+    </w:p>
+    <w:tbl>
+      <w:tblPr>
+        <w:tblStyle w:val="SourceCodeTable"/>
+        <w:tblW w:type="dxa" w:w="9637"/>
+        <w:tblInd w:w="0" w:type="dxa"/>
+        <w:tblBorders>
+          <w:top w:color="BFBFBF" w:space="0" w:sz="4" w:val="single"/>
+          <w:left w:color="BFBFBF" w:space="0" w:sz="4" w:val="single"/>
+          <w:bottom w:color="BFBFBF" w:space="0" w:sz="4" w:val="single"/>
+          <w:right w:color="BFBFBF" w:space="0" w:sz="4" w:val="single"/>
+        </w:tblBorders>
+        <w:tblLayout w:type="fixed"/>
+        <w:tblCellMar>
+          <w:top w:type="dxa" w:w="113"/>
+          <w:left w:type="dxa" w:w="113"/>
+          <w:bottom w:type="dxa" w:w="113"/>
+          <w:right w:type="dxa" w:w="113"/>
+        </w:tblCellMar>
+        <w:tblLook w:val="0000" w:firstRow="0" w:lastRow="0" w:firstColumn="0" w:lastColumn="0" w:noHBand="1" w:noVBand="1"/>
+      </w:tblPr>
+      <w:tblGrid>
+        <w:gridCol w:w="9637"/>
+      </w:tblGrid>
+      <w:tr>
+        <w:tc>
+          <w:tcPr>
+            <w:tcW w:type="dxa" w:w="9637"/>
+          </w:tcPr>
+          <w:p>
+            <w:pPr>
+              <w:pStyle w:val="SourceCode"/>
+              <w:spacing w:before="0" w:after="0" w:line="200" w:lineRule="auto"/>
+            </w:pPr>
+            <w:r>
+              <w:t xml:space="preserve">a⁻¹ mod n — це таке x, що a·x ≡ 1 (mod n)</w:t>
+            </w:r>
+          </w:p>
+          <w:p>
+            <w:pPr>
+              <w:pStyle w:val="SourceCode"/>
+              <w:spacing w:before="0" w:after="0" w:line="200" w:lineRule="auto"/>
+            </w:pPr>
+          </w:p>
+          <w:p>
+            <w:pPr>
+              <w:pStyle w:val="SourceCode"/>
+              <w:spacing w:before="0" w:after="0" w:line="200" w:lineRule="auto"/>
+            </w:pPr>
+            <w:r>
+              <w:t xml:space="preserve">Приклад: a=5, n=26</w:t>
+            </w:r>
+          </w:p>
+          <w:p>
+            <w:pPr>
+              <w:pStyle w:val="SourceCode"/>
+              <w:spacing w:before="0" w:after="0" w:line="200" w:lineRule="auto"/>
+            </w:pPr>
+            <w:r>
+              <w:t xml:space="preserve">5·x ≡ 1 (mod 26)</w:t>
+            </w:r>
+          </w:p>
+          <w:p>
+            <w:pPr>
+              <w:pStyle w:val="SourceCode"/>
+              <w:spacing w:before="0" w:after="0" w:line="200" w:lineRule="auto"/>
+            </w:pPr>
+            <w:r>
+              <w:t xml:space="preserve">5·21 = 105 = 4·26 + 1 = 1 (mod 26)</w:t>
+            </w:r>
+          </w:p>
+          <w:p>
+            <w:pPr>
+              <w:pStyle w:val="SourceCode"/>
+              <w:spacing w:before="0" w:after="0" w:line="200" w:lineRule="auto"/>
+            </w:pPr>
+            <w:r>
+              <w:t xml:space="preserve">Отже, 5⁻¹ mod 26 = 21</w:t>
+            </w:r>
+          </w:p>
+        </w:tc>
+      </w:tr>
+    </w:tbl>
+    <w:p>
+      <w:pPr>
+        <w:spacing w:before="0" w:after="0" w:line="120" w:lineRule="exact"/>
+        <w:rPr>
+          <w:sz w:val="4"/>
+          <w:szCs w:val="4"/>
+        </w:rPr>
+      </w:pPr>
     </w:p>
     <w:bookmarkEnd w:id="11"/>
     <w:bookmarkEnd w:id="12"/>
@@ -507,651 +752,700 @@
     </w:p>
     <w:p>
       <w:pPr>
-        <w:pStyle w:val="SourceCode"/>
-        <w:spacing w:before="120" w:after="0" w:line="200" w:lineRule="auto"/>
-      </w:pPr>
-      <w:r>
-        <w:t xml:space="preserve">#include &lt;iostream&gt;</w:t>
-      </w:r>
-    </w:p>
-    <w:p>
-      <w:pPr>
-        <w:pStyle w:val="SourceCode"/>
-        <w:spacing w:before="0" w:after="0" w:line="200" w:lineRule="auto"/>
-      </w:pPr>
-      <w:r>
-        <w:t xml:space="preserve">#include &lt;string&gt;</w:t>
-      </w:r>
-    </w:p>
-    <w:p>
-      <w:pPr>
-        <w:pStyle w:val="SourceCode"/>
-        <w:spacing w:before="0" w:after="0" w:line="200" w:lineRule="auto"/>
-      </w:pPr>
-      <w:r>
-        <w:t xml:space="preserve">#include &lt;cctype&gt;</w:t>
-      </w:r>
-    </w:p>
-    <w:p>
-      <w:pPr>
-        <w:pStyle w:val="SourceCode"/>
-        <w:spacing w:before="0" w:after="0" w:line="200" w:lineRule="auto"/>
-      </w:pPr>
-    </w:p>
-    <w:p>
-      <w:pPr>
-        <w:pStyle w:val="SourceCode"/>
-        <w:spacing w:before="0" w:after="0" w:line="200" w:lineRule="auto"/>
-      </w:pPr>
-      <w:r>
-        <w:t xml:space="preserve">const std::string ALPHABET = "ABCDEFGHIJKLMNOPQRSTUVWXYZ";</w:t>
-      </w:r>
-    </w:p>
-    <w:p>
-      <w:pPr>
-        <w:pStyle w:val="SourceCode"/>
-        <w:spacing w:before="0" w:after="0" w:line="200" w:lineRule="auto"/>
-      </w:pPr>
-    </w:p>
-    <w:p>
-      <w:pPr>
-        <w:pStyle w:val="SourceCode"/>
-        <w:spacing w:before="0" w:after="0" w:line="200" w:lineRule="auto"/>
-      </w:pPr>
-      <w:r>
-        <w:t xml:space="preserve">// Формує шифрувальний алфавіт: спершу літери ключа без повторів, далі решта</w:t>
-      </w:r>
-    </w:p>
-    <w:p>
-      <w:pPr>
-        <w:pStyle w:val="SourceCode"/>
-        <w:spacing w:before="0" w:after="0" w:line="200" w:lineRule="auto"/>
-      </w:pPr>
-      <w:r>
-        <w:t xml:space="preserve">std::string createKeywordAlphabet(const std::string&amp; keyword) {</w:t>
-      </w:r>
-    </w:p>
-    <w:p>
-      <w:pPr>
-        <w:pStyle w:val="SourceCode"/>
-        <w:spacing w:before="0" w:after="0" w:line="200" w:lineRule="auto"/>
-      </w:pPr>
-      <w:r>
-        <w:t xml:space="preserve">    bool used[26] = { false };</w:t>
-      </w:r>
-    </w:p>
-    <w:p>
-      <w:pPr>
-        <w:pStyle w:val="SourceCode"/>
-        <w:spacing w:before="0" w:after="0" w:line="200" w:lineRule="auto"/>
-      </w:pPr>
-      <w:r>
-        <w:t xml:space="preserve">    std::string cipherAlphabet;</w:t>
-      </w:r>
-    </w:p>
-    <w:p>
-      <w:pPr>
-        <w:pStyle w:val="SourceCode"/>
-        <w:spacing w:before="0" w:after="0" w:line="200" w:lineRule="auto"/>
-      </w:pPr>
-    </w:p>
-    <w:p>
-      <w:pPr>
-        <w:pStyle w:val="SourceCode"/>
-        <w:spacing w:before="0" w:after="0" w:line="200" w:lineRule="auto"/>
-      </w:pPr>
-      <w:r>
-        <w:t xml:space="preserve">    for (char c : keyword) {</w:t>
-      </w:r>
-    </w:p>
-    <w:p>
-      <w:pPr>
-        <w:pStyle w:val="SourceCode"/>
-        <w:spacing w:before="0" w:after="0" w:line="200" w:lineRule="auto"/>
-      </w:pPr>
-      <w:r>
-        <w:t xml:space="preserve">        char up = static_cast&lt;char&gt;(std::toupper(static_cast&lt;unsigned char&gt;(c)));</w:t>
-      </w:r>
-    </w:p>
-    <w:p>
-      <w:pPr>
-        <w:pStyle w:val="SourceCode"/>
-        <w:spacing w:before="0" w:after="0" w:line="200" w:lineRule="auto"/>
-      </w:pPr>
-      <w:r>
-        <w:t xml:space="preserve">        if (up &gt;= 'A' &amp;&amp; up &lt;= 'Z' &amp;&amp; !used[up - 'A']) {</w:t>
-      </w:r>
-    </w:p>
-    <w:p>
-      <w:pPr>
-        <w:pStyle w:val="SourceCode"/>
-        <w:spacing w:before="0" w:after="0" w:line="200" w:lineRule="auto"/>
-      </w:pPr>
-      <w:r>
-        <w:t xml:space="preserve">            used[up - 'A'] = true;</w:t>
-      </w:r>
-    </w:p>
-    <w:p>
-      <w:pPr>
-        <w:pStyle w:val="SourceCode"/>
-        <w:spacing w:before="0" w:after="0" w:line="200" w:lineRule="auto"/>
-      </w:pPr>
-      <w:r>
-        <w:t xml:space="preserve">            cipherAlphabet += up;</w:t>
-      </w:r>
-    </w:p>
-    <w:p>
-      <w:pPr>
-        <w:pStyle w:val="SourceCode"/>
-        <w:spacing w:before="0" w:after="0" w:line="200" w:lineRule="auto"/>
-      </w:pPr>
-      <w:r>
-        <w:t xml:space="preserve">        }</w:t>
-      </w:r>
-    </w:p>
-    <w:p>
-      <w:pPr>
-        <w:pStyle w:val="SourceCode"/>
-        <w:spacing w:before="0" w:after="0" w:line="200" w:lineRule="auto"/>
-      </w:pPr>
-      <w:r>
-        <w:t xml:space="preserve">    }</w:t>
-      </w:r>
-    </w:p>
-    <w:p>
-      <w:pPr>
-        <w:pStyle w:val="SourceCode"/>
-        <w:spacing w:before="0" w:after="0" w:line="200" w:lineRule="auto"/>
-      </w:pPr>
-    </w:p>
-    <w:p>
-      <w:pPr>
-        <w:pStyle w:val="SourceCode"/>
-        <w:spacing w:before="0" w:after="0" w:line="200" w:lineRule="auto"/>
-      </w:pPr>
-      <w:r>
-        <w:t xml:space="preserve">    for (char c : ALPHABET) {</w:t>
-      </w:r>
-    </w:p>
-    <w:p>
-      <w:pPr>
-        <w:pStyle w:val="SourceCode"/>
-        <w:spacing w:before="0" w:after="0" w:line="200" w:lineRule="auto"/>
-      </w:pPr>
-      <w:r>
-        <w:t xml:space="preserve">        if (!used[c - 'A']) {</w:t>
-      </w:r>
-    </w:p>
-    <w:p>
-      <w:pPr>
-        <w:pStyle w:val="SourceCode"/>
-        <w:spacing w:before="0" w:after="0" w:line="200" w:lineRule="auto"/>
-      </w:pPr>
-      <w:r>
-        <w:t xml:space="preserve">            cipherAlphabet += c;</w:t>
-      </w:r>
-    </w:p>
-    <w:p>
-      <w:pPr>
-        <w:pStyle w:val="SourceCode"/>
-        <w:spacing w:before="0" w:after="0" w:line="200" w:lineRule="auto"/>
-      </w:pPr>
-      <w:r>
-        <w:t xml:space="preserve">        }</w:t>
-      </w:r>
-    </w:p>
-    <w:p>
-      <w:pPr>
-        <w:pStyle w:val="SourceCode"/>
-        <w:spacing w:before="0" w:after="0" w:line="200" w:lineRule="auto"/>
-      </w:pPr>
-      <w:r>
-        <w:t xml:space="preserve">    }</w:t>
-      </w:r>
-    </w:p>
-    <w:p>
-      <w:pPr>
-        <w:pStyle w:val="SourceCode"/>
-        <w:spacing w:before="0" w:after="0" w:line="200" w:lineRule="auto"/>
-      </w:pPr>
-    </w:p>
-    <w:p>
-      <w:pPr>
-        <w:pStyle w:val="SourceCode"/>
-        <w:spacing w:before="0" w:after="0" w:line="200" w:lineRule="auto"/>
-      </w:pPr>
-      <w:r>
-        <w:t xml:space="preserve">    return cipherAlphabet;</w:t>
-      </w:r>
-    </w:p>
-    <w:p>
-      <w:pPr>
-        <w:pStyle w:val="SourceCode"/>
-        <w:spacing w:before="0" w:after="0" w:line="200" w:lineRule="auto"/>
-      </w:pPr>
-      <w:r>
-        <w:t xml:space="preserve">}</w:t>
-      </w:r>
-    </w:p>
-    <w:p>
-      <w:pPr>
-        <w:pStyle w:val="SourceCode"/>
-        <w:spacing w:before="0" w:after="0" w:line="200" w:lineRule="auto"/>
-      </w:pPr>
-    </w:p>
-    <w:p>
-      <w:pPr>
-        <w:pStyle w:val="SourceCode"/>
-        <w:spacing w:before="0" w:after="0" w:line="200" w:lineRule="auto"/>
-      </w:pPr>
-      <w:r>
-        <w:t xml:space="preserve">// Зашифрування: літера відкритого тексту замінюється літерою з тієї самої позиції</w:t>
-      </w:r>
-    </w:p>
-    <w:p>
-      <w:pPr>
-        <w:pStyle w:val="SourceCode"/>
-        <w:spacing w:before="0" w:after="0" w:line="200" w:lineRule="auto"/>
-      </w:pPr>
-      <w:r>
-        <w:t xml:space="preserve">std::string keywordEncrypt(const std::string&amp; text, const std::string&amp; keyword) {</w:t>
-      </w:r>
-    </w:p>
-    <w:p>
-      <w:pPr>
-        <w:pStyle w:val="SourceCode"/>
-        <w:spacing w:before="0" w:after="0" w:line="200" w:lineRule="auto"/>
-      </w:pPr>
-      <w:r>
-        <w:t xml:space="preserve">    std::string cipherAlphabet = createKeywordAlphabet(keyword);</w:t>
-      </w:r>
-    </w:p>
-    <w:p>
-      <w:pPr>
-        <w:pStyle w:val="SourceCode"/>
-        <w:spacing w:before="0" w:after="0" w:line="200" w:lineRule="auto"/>
-      </w:pPr>
-      <w:r>
-        <w:t xml:space="preserve">    std::string result;</w:t>
-      </w:r>
-    </w:p>
-    <w:p>
-      <w:pPr>
-        <w:pStyle w:val="SourceCode"/>
-        <w:spacing w:before="0" w:after="0" w:line="200" w:lineRule="auto"/>
-      </w:pPr>
-    </w:p>
-    <w:p>
-      <w:pPr>
-        <w:pStyle w:val="SourceCode"/>
-        <w:spacing w:before="0" w:after="0" w:line="200" w:lineRule="auto"/>
-      </w:pPr>
-      <w:r>
-        <w:t xml:space="preserve">    for (char c : text) {</w:t>
-      </w:r>
-    </w:p>
-    <w:p>
-      <w:pPr>
-        <w:pStyle w:val="SourceCode"/>
-        <w:spacing w:before="0" w:after="0" w:line="200" w:lineRule="auto"/>
-      </w:pPr>
-      <w:r>
-        <w:t xml:space="preserve">        char up = static_cast&lt;char&gt;(std::toupper(static_cast&lt;unsigned char&gt;(c)));</w:t>
-      </w:r>
-    </w:p>
-    <w:p>
-      <w:pPr>
-        <w:pStyle w:val="SourceCode"/>
-        <w:spacing w:before="0" w:after="0" w:line="200" w:lineRule="auto"/>
-      </w:pPr>
-      <w:r>
-        <w:t xml:space="preserve">        if (up &gt;= 'A' &amp;&amp; up &lt;= 'Z') {</w:t>
-      </w:r>
-    </w:p>
-    <w:p>
-      <w:pPr>
-        <w:pStyle w:val="SourceCode"/>
-        <w:spacing w:before="0" w:after="0" w:line="200" w:lineRule="auto"/>
-      </w:pPr>
-      <w:r>
-        <w:t xml:space="preserve">            result += cipherAlphabet[up - 'A'];</w:t>
-      </w:r>
-    </w:p>
-    <w:p>
-      <w:pPr>
-        <w:pStyle w:val="SourceCode"/>
-        <w:spacing w:before="0" w:after="0" w:line="200" w:lineRule="auto"/>
-      </w:pPr>
-      <w:r>
-        <w:t xml:space="preserve">        } else {</w:t>
-      </w:r>
-    </w:p>
-    <w:p>
-      <w:pPr>
-        <w:pStyle w:val="SourceCode"/>
-        <w:spacing w:before="0" w:after="0" w:line="200" w:lineRule="auto"/>
-      </w:pPr>
-      <w:r>
-        <w:t xml:space="preserve">            result += c;</w:t>
-      </w:r>
-    </w:p>
-    <w:p>
-      <w:pPr>
-        <w:pStyle w:val="SourceCode"/>
-        <w:spacing w:before="0" w:after="0" w:line="200" w:lineRule="auto"/>
-      </w:pPr>
-      <w:r>
-        <w:t xml:space="preserve">        }</w:t>
-      </w:r>
-    </w:p>
-    <w:p>
-      <w:pPr>
-        <w:pStyle w:val="SourceCode"/>
-        <w:spacing w:before="0" w:after="0" w:line="200" w:lineRule="auto"/>
-      </w:pPr>
-      <w:r>
-        <w:t xml:space="preserve">    }</w:t>
-      </w:r>
-    </w:p>
-    <w:p>
-      <w:pPr>
-        <w:pStyle w:val="SourceCode"/>
-        <w:spacing w:before="0" w:after="0" w:line="200" w:lineRule="auto"/>
-      </w:pPr>
-    </w:p>
-    <w:p>
-      <w:pPr>
-        <w:pStyle w:val="SourceCode"/>
-        <w:spacing w:before="0" w:after="0" w:line="200" w:lineRule="auto"/>
-      </w:pPr>
-      <w:r>
-        <w:t xml:space="preserve">    return result;</w:t>
-      </w:r>
-    </w:p>
-    <w:p>
-      <w:pPr>
-        <w:pStyle w:val="SourceCode"/>
-        <w:spacing w:before="0" w:after="0" w:line="200" w:lineRule="auto"/>
-      </w:pPr>
-      <w:r>
-        <w:t xml:space="preserve">}</w:t>
-      </w:r>
-    </w:p>
-    <w:p>
-      <w:pPr>
-        <w:pStyle w:val="SourceCode"/>
-        <w:spacing w:before="0" w:after="0" w:line="200" w:lineRule="auto"/>
-      </w:pPr>
-    </w:p>
-    <w:p>
-      <w:pPr>
-        <w:pStyle w:val="SourceCode"/>
-        <w:spacing w:before="0" w:after="0" w:line="200" w:lineRule="auto"/>
-      </w:pPr>
-      <w:r>
-        <w:t xml:space="preserve">// Розшифрування: зворотний пошук позиції літери в шифрувальному алфавіті</w:t>
-      </w:r>
-    </w:p>
-    <w:p>
-      <w:pPr>
-        <w:pStyle w:val="SourceCode"/>
-        <w:spacing w:before="0" w:after="0" w:line="200" w:lineRule="auto"/>
-      </w:pPr>
-      <w:r>
-        <w:t xml:space="preserve">std::string keywordDecrypt(const std::string&amp; text, const std::string&amp; keyword) {</w:t>
-      </w:r>
-    </w:p>
-    <w:p>
-      <w:pPr>
-        <w:pStyle w:val="SourceCode"/>
-        <w:spacing w:before="0" w:after="0" w:line="200" w:lineRule="auto"/>
-      </w:pPr>
-      <w:r>
-        <w:t xml:space="preserve">    std::string cipherAlphabet = createKeywordAlphabet(keyword);</w:t>
-      </w:r>
-    </w:p>
-    <w:p>
-      <w:pPr>
-        <w:pStyle w:val="SourceCode"/>
-        <w:spacing w:before="0" w:after="0" w:line="200" w:lineRule="auto"/>
-      </w:pPr>
-      <w:r>
-        <w:t xml:space="preserve">    std::string result;</w:t>
-      </w:r>
-    </w:p>
-    <w:p>
-      <w:pPr>
-        <w:pStyle w:val="SourceCode"/>
-        <w:spacing w:before="0" w:after="0" w:line="200" w:lineRule="auto"/>
-      </w:pPr>
-    </w:p>
-    <w:p>
-      <w:pPr>
-        <w:pStyle w:val="SourceCode"/>
-        <w:spacing w:before="0" w:after="0" w:line="200" w:lineRule="auto"/>
-      </w:pPr>
-      <w:r>
-        <w:t xml:space="preserve">    for (char c : text) {</w:t>
-      </w:r>
-    </w:p>
-    <w:p>
-      <w:pPr>
-        <w:pStyle w:val="SourceCode"/>
-        <w:spacing w:before="0" w:after="0" w:line="200" w:lineRule="auto"/>
-      </w:pPr>
-      <w:r>
-        <w:t xml:space="preserve">        char up = static_cast&lt;char&gt;(std::toupper(static_cast&lt;unsigned char&gt;(c)));</w:t>
-      </w:r>
-    </w:p>
-    <w:p>
-      <w:pPr>
-        <w:pStyle w:val="SourceCode"/>
-        <w:spacing w:before="0" w:after="0" w:line="200" w:lineRule="auto"/>
-      </w:pPr>
-      <w:r>
-        <w:t xml:space="preserve">        size_t pos = cipherAlphabet.find(up);</w:t>
-      </w:r>
-    </w:p>
-    <w:p>
-      <w:pPr>
-        <w:pStyle w:val="SourceCode"/>
-        <w:spacing w:before="0" w:after="0" w:line="200" w:lineRule="auto"/>
-      </w:pPr>
-      <w:r>
-        <w:t xml:space="preserve">        if (pos != std::string::npos) {</w:t>
-      </w:r>
-    </w:p>
-    <w:p>
-      <w:pPr>
-        <w:pStyle w:val="SourceCode"/>
-        <w:spacing w:before="0" w:after="0" w:line="200" w:lineRule="auto"/>
-      </w:pPr>
-      <w:r>
-        <w:t xml:space="preserve">            result += ALPHABET[pos];</w:t>
-      </w:r>
-    </w:p>
-    <w:p>
-      <w:pPr>
-        <w:pStyle w:val="SourceCode"/>
-        <w:spacing w:before="0" w:after="0" w:line="200" w:lineRule="auto"/>
-      </w:pPr>
-      <w:r>
-        <w:t xml:space="preserve">        } else {</w:t>
-      </w:r>
-    </w:p>
-    <w:p>
-      <w:pPr>
-        <w:pStyle w:val="SourceCode"/>
-        <w:spacing w:before="0" w:after="0" w:line="200" w:lineRule="auto"/>
-      </w:pPr>
-      <w:r>
-        <w:t xml:space="preserve">            result += c;</w:t>
-      </w:r>
-    </w:p>
-    <w:p>
-      <w:pPr>
-        <w:pStyle w:val="SourceCode"/>
-        <w:spacing w:before="0" w:after="0" w:line="200" w:lineRule="auto"/>
-      </w:pPr>
-      <w:r>
-        <w:t xml:space="preserve">        }</w:t>
-      </w:r>
-    </w:p>
-    <w:p>
-      <w:pPr>
-        <w:pStyle w:val="SourceCode"/>
-        <w:spacing w:before="0" w:after="0" w:line="200" w:lineRule="auto"/>
-      </w:pPr>
-      <w:r>
-        <w:t xml:space="preserve">    }</w:t>
-      </w:r>
-    </w:p>
-    <w:p>
-      <w:pPr>
-        <w:pStyle w:val="SourceCode"/>
-        <w:spacing w:before="0" w:after="0" w:line="200" w:lineRule="auto"/>
-      </w:pPr>
-    </w:p>
-    <w:p>
-      <w:pPr>
-        <w:pStyle w:val="SourceCode"/>
-        <w:spacing w:before="0" w:after="0" w:line="200" w:lineRule="auto"/>
-      </w:pPr>
-      <w:r>
-        <w:t xml:space="preserve">    return result;</w:t>
-      </w:r>
-    </w:p>
-    <w:p>
-      <w:pPr>
-        <w:pStyle w:val="SourceCode"/>
-        <w:spacing w:before="0" w:after="0" w:line="200" w:lineRule="auto"/>
-      </w:pPr>
-      <w:r>
-        <w:t xml:space="preserve">}</w:t>
-      </w:r>
-    </w:p>
-    <w:p>
-      <w:pPr>
-        <w:pStyle w:val="SourceCode"/>
-        <w:spacing w:before="0" w:after="0" w:line="200" w:lineRule="auto"/>
-      </w:pPr>
-    </w:p>
-    <w:p>
-      <w:pPr>
-        <w:pStyle w:val="SourceCode"/>
-        <w:spacing w:before="0" w:after="0" w:line="200" w:lineRule="auto"/>
-      </w:pPr>
-      <w:r>
-        <w:t xml:space="preserve">int main() {</w:t>
-      </w:r>
-    </w:p>
-    <w:p>
-      <w:pPr>
-        <w:pStyle w:val="SourceCode"/>
-        <w:spacing w:before="0" w:after="0" w:line="200" w:lineRule="auto"/>
-      </w:pPr>
-      <w:r>
-        <w:t xml:space="preserve">    std::string keyword = "CIPHER";</w:t>
-      </w:r>
-    </w:p>
-    <w:p>
-      <w:pPr>
-        <w:pStyle w:val="SourceCode"/>
-        <w:spacing w:before="0" w:after="0" w:line="200" w:lineRule="auto"/>
-      </w:pPr>
-      <w:r>
-        <w:t xml:space="preserve">    std::string plaintext = "HELLO WORLD";</w:t>
-      </w:r>
-    </w:p>
-    <w:p>
-      <w:pPr>
-        <w:pStyle w:val="SourceCode"/>
-        <w:spacing w:before="0" w:after="0" w:line="200" w:lineRule="auto"/>
-      </w:pPr>
-    </w:p>
-    <w:p>
-      <w:pPr>
-        <w:pStyle w:val="SourceCode"/>
-        <w:spacing w:before="0" w:after="0" w:line="200" w:lineRule="auto"/>
-      </w:pPr>
-      <w:r>
-        <w:t xml:space="preserve">    std::cout &lt;&lt; "Ключове слово:    " &lt;&lt; keyword &lt;&lt; "\n";</w:t>
-      </w:r>
-    </w:p>
-    <w:p>
-      <w:pPr>
-        <w:pStyle w:val="SourceCode"/>
-        <w:spacing w:before="0" w:after="0" w:line="200" w:lineRule="auto"/>
-      </w:pPr>
-      <w:r>
-        <w:t xml:space="preserve">    std::cout &lt;&lt; "Алфавіт:          " &lt;&lt; createKeywordAlphabet(keyword) &lt;&lt; "\n";</w:t>
-      </w:r>
-    </w:p>
-    <w:p>
-      <w:pPr>
-        <w:pStyle w:val="SourceCode"/>
-        <w:spacing w:before="0" w:after="0" w:line="200" w:lineRule="auto"/>
-      </w:pPr>
-      <w:r>
-        <w:t xml:space="preserve">    std::cout &lt;&lt; "Відкритий текст:  " &lt;&lt; plaintext &lt;&lt; "\n";</w:t>
-      </w:r>
-    </w:p>
-    <w:p>
-      <w:pPr>
-        <w:pStyle w:val="SourceCode"/>
-        <w:spacing w:before="0" w:after="0" w:line="200" w:lineRule="auto"/>
-      </w:pPr>
-    </w:p>
-    <w:p>
-      <w:pPr>
-        <w:pStyle w:val="SourceCode"/>
-        <w:spacing w:before="0" w:after="0" w:line="200" w:lineRule="auto"/>
-      </w:pPr>
-      <w:r>
-        <w:t xml:space="preserve">    std::string ciphertext = keywordEncrypt(plaintext, keyword);</w:t>
-      </w:r>
-    </w:p>
-    <w:p>
-      <w:pPr>
-        <w:pStyle w:val="SourceCode"/>
-        <w:spacing w:before="0" w:after="0" w:line="200" w:lineRule="auto"/>
-      </w:pPr>
-      <w:r>
-        <w:t xml:space="preserve">    std::cout &lt;&lt; "Шифротекст:       " &lt;&lt; ciphertext &lt;&lt; "\n";</w:t>
-      </w:r>
-    </w:p>
-    <w:p>
-      <w:pPr>
-        <w:pStyle w:val="SourceCode"/>
-        <w:spacing w:before="0" w:after="0" w:line="200" w:lineRule="auto"/>
-      </w:pPr>
-      <w:r>
-        <w:t xml:space="preserve">    std::cout &lt;&lt; "Розшифровано:     " &lt;&lt; keywordDecrypt(ciphertext, keyword) &lt;&lt; "\n";</w:t>
-      </w:r>
-    </w:p>
-    <w:p>
-      <w:pPr>
-        <w:pStyle w:val="SourceCode"/>
-        <w:spacing w:before="0" w:after="0" w:line="200" w:lineRule="auto"/>
-      </w:pPr>
-    </w:p>
-    <w:p>
-      <w:pPr>
-        <w:pStyle w:val="SourceCode"/>
-        <w:spacing w:before="0" w:after="0" w:line="200" w:lineRule="auto"/>
-      </w:pPr>
-      <w:r>
-        <w:t xml:space="preserve">    return 0;</w:t>
-      </w:r>
-    </w:p>
-    <w:p>
-      <w:pPr>
-        <w:pStyle w:val="SourceCode"/>
-        <w:spacing w:before="0" w:after="120" w:line="200" w:lineRule="auto"/>
-      </w:pPr>
-      <w:r>
-        <w:t xml:space="preserve">}</w:t>
-      </w:r>
+        <w:spacing w:before="0" w:after="0" w:line="120" w:lineRule="exact"/>
+        <w:rPr>
+          <w:sz w:val="4"/>
+          <w:szCs w:val="4"/>
+        </w:rPr>
+      </w:pPr>
+    </w:p>
+    <w:tbl>
+      <w:tblPr>
+        <w:tblStyle w:val="SourceCodeTable"/>
+        <w:tblW w:type="dxa" w:w="9637"/>
+        <w:tblInd w:w="0" w:type="dxa"/>
+        <w:tblBorders>
+          <w:top w:color="BFBFBF" w:space="0" w:sz="4" w:val="single"/>
+          <w:left w:color="BFBFBF" w:space="0" w:sz="4" w:val="single"/>
+          <w:bottom w:color="BFBFBF" w:space="0" w:sz="4" w:val="single"/>
+          <w:right w:color="BFBFBF" w:space="0" w:sz="4" w:val="single"/>
+        </w:tblBorders>
+        <w:tblLayout w:type="fixed"/>
+        <w:tblCellMar>
+          <w:top w:type="dxa" w:w="113"/>
+          <w:left w:type="dxa" w:w="113"/>
+          <w:bottom w:type="dxa" w:w="113"/>
+          <w:right w:type="dxa" w:w="113"/>
+        </w:tblCellMar>
+        <w:tblLook w:val="0000" w:firstRow="0" w:lastRow="0" w:firstColumn="0" w:lastColumn="0" w:noHBand="1" w:noVBand="1"/>
+      </w:tblPr>
+      <w:tblGrid>
+        <w:gridCol w:w="9637"/>
+      </w:tblGrid>
+      <w:tr>
+        <w:tc>
+          <w:tcPr>
+            <w:tcW w:type="dxa" w:w="9637"/>
+          </w:tcPr>
+          <w:p>
+            <w:pPr>
+              <w:pStyle w:val="SourceCode"/>
+              <w:spacing w:before="0" w:after="0" w:line="200" w:lineRule="auto"/>
+            </w:pPr>
+            <w:r>
+              <w:t xml:space="preserve">#include &lt;iostream&gt;</w:t>
+            </w:r>
+          </w:p>
+          <w:p>
+            <w:pPr>
+              <w:pStyle w:val="SourceCode"/>
+              <w:spacing w:before="0" w:after="0" w:line="200" w:lineRule="auto"/>
+            </w:pPr>
+            <w:r>
+              <w:t xml:space="preserve">#include &lt;string&gt;</w:t>
+            </w:r>
+          </w:p>
+          <w:p>
+            <w:pPr>
+              <w:pStyle w:val="SourceCode"/>
+              <w:spacing w:before="0" w:after="0" w:line="200" w:lineRule="auto"/>
+            </w:pPr>
+            <w:r>
+              <w:t xml:space="preserve">#include &lt;cctype&gt;</w:t>
+            </w:r>
+          </w:p>
+          <w:p>
+            <w:pPr>
+              <w:pStyle w:val="SourceCode"/>
+              <w:spacing w:before="0" w:after="0" w:line="200" w:lineRule="auto"/>
+            </w:pPr>
+          </w:p>
+          <w:p>
+            <w:pPr>
+              <w:pStyle w:val="SourceCode"/>
+              <w:spacing w:before="0" w:after="0" w:line="200" w:lineRule="auto"/>
+            </w:pPr>
+            <w:r>
+              <w:t xml:space="preserve">const std::string ALPHABET = "ABCDEFGHIJKLMNOPQRSTUVWXYZ";</w:t>
+            </w:r>
+          </w:p>
+          <w:p>
+            <w:pPr>
+              <w:pStyle w:val="SourceCode"/>
+              <w:spacing w:before="0" w:after="0" w:line="200" w:lineRule="auto"/>
+            </w:pPr>
+          </w:p>
+          <w:p>
+            <w:pPr>
+              <w:pStyle w:val="SourceCode"/>
+              <w:spacing w:before="0" w:after="0" w:line="200" w:lineRule="auto"/>
+            </w:pPr>
+            <w:r>
+              <w:t xml:space="preserve">// Формує шифрувальний алфавіт: спершу літери ключа без повторів, далі решта</w:t>
+            </w:r>
+          </w:p>
+          <w:p>
+            <w:pPr>
+              <w:pStyle w:val="SourceCode"/>
+              <w:spacing w:before="0" w:after="0" w:line="200" w:lineRule="auto"/>
+            </w:pPr>
+            <w:r>
+              <w:t xml:space="preserve">std::string createKeywordAlphabet(const std::string&amp; keyword) {</w:t>
+            </w:r>
+          </w:p>
+          <w:p>
+            <w:pPr>
+              <w:pStyle w:val="SourceCode"/>
+              <w:spacing w:before="0" w:after="0" w:line="200" w:lineRule="auto"/>
+            </w:pPr>
+            <w:r>
+              <w:t xml:space="preserve">    bool used[26] = { false };</w:t>
+            </w:r>
+          </w:p>
+          <w:p>
+            <w:pPr>
+              <w:pStyle w:val="SourceCode"/>
+              <w:spacing w:before="0" w:after="0" w:line="200" w:lineRule="auto"/>
+            </w:pPr>
+            <w:r>
+              <w:t xml:space="preserve">    std::string cipherAlphabet;</w:t>
+            </w:r>
+          </w:p>
+          <w:p>
+            <w:pPr>
+              <w:pStyle w:val="SourceCode"/>
+              <w:spacing w:before="0" w:after="0" w:line="200" w:lineRule="auto"/>
+            </w:pPr>
+          </w:p>
+          <w:p>
+            <w:pPr>
+              <w:pStyle w:val="SourceCode"/>
+              <w:spacing w:before="0" w:after="0" w:line="200" w:lineRule="auto"/>
+            </w:pPr>
+            <w:r>
+              <w:t xml:space="preserve">    for (char c : keyword) {</w:t>
+            </w:r>
+          </w:p>
+          <w:p>
+            <w:pPr>
+              <w:pStyle w:val="SourceCode"/>
+              <w:spacing w:before="0" w:after="0" w:line="200" w:lineRule="auto"/>
+            </w:pPr>
+            <w:r>
+              <w:t xml:space="preserve">        char up = static_cast&lt;char&gt;(std::toupper(static_cast&lt;unsigned char&gt;(c)));</w:t>
+            </w:r>
+          </w:p>
+          <w:p>
+            <w:pPr>
+              <w:pStyle w:val="SourceCode"/>
+              <w:spacing w:before="0" w:after="0" w:line="200" w:lineRule="auto"/>
+            </w:pPr>
+            <w:r>
+              <w:t xml:space="preserve">        if (up &gt;= 'A' &amp;&amp; up &lt;= 'Z' &amp;&amp; !used[up - 'A']) {</w:t>
+            </w:r>
+          </w:p>
+          <w:p>
+            <w:pPr>
+              <w:pStyle w:val="SourceCode"/>
+              <w:spacing w:before="0" w:after="0" w:line="200" w:lineRule="auto"/>
+            </w:pPr>
+            <w:r>
+              <w:t xml:space="preserve">            used[up - 'A'] = true;</w:t>
+            </w:r>
+          </w:p>
+          <w:p>
+            <w:pPr>
+              <w:pStyle w:val="SourceCode"/>
+              <w:spacing w:before="0" w:after="0" w:line="200" w:lineRule="auto"/>
+            </w:pPr>
+            <w:r>
+              <w:t xml:space="preserve">            cipherAlphabet += up;</w:t>
+            </w:r>
+          </w:p>
+          <w:p>
+            <w:pPr>
+              <w:pStyle w:val="SourceCode"/>
+              <w:spacing w:before="0" w:after="0" w:line="200" w:lineRule="auto"/>
+            </w:pPr>
+            <w:r>
+              <w:t xml:space="preserve">        }</w:t>
+            </w:r>
+          </w:p>
+          <w:p>
+            <w:pPr>
+              <w:pStyle w:val="SourceCode"/>
+              <w:spacing w:before="0" w:after="0" w:line="200" w:lineRule="auto"/>
+            </w:pPr>
+            <w:r>
+              <w:t xml:space="preserve">    }</w:t>
+            </w:r>
+          </w:p>
+          <w:p>
+            <w:pPr>
+              <w:pStyle w:val="SourceCode"/>
+              <w:spacing w:before="0" w:after="0" w:line="200" w:lineRule="auto"/>
+            </w:pPr>
+          </w:p>
+          <w:p>
+            <w:pPr>
+              <w:pStyle w:val="SourceCode"/>
+              <w:spacing w:before="0" w:after="0" w:line="200" w:lineRule="auto"/>
+            </w:pPr>
+            <w:r>
+              <w:t xml:space="preserve">    for (char c : ALPHABET) {</w:t>
+            </w:r>
+          </w:p>
+          <w:p>
+            <w:pPr>
+              <w:pStyle w:val="SourceCode"/>
+              <w:spacing w:before="0" w:after="0" w:line="200" w:lineRule="auto"/>
+            </w:pPr>
+            <w:r>
+              <w:t xml:space="preserve">        if (!used[c - 'A']) {</w:t>
+            </w:r>
+          </w:p>
+          <w:p>
+            <w:pPr>
+              <w:pStyle w:val="SourceCode"/>
+              <w:spacing w:before="0" w:after="0" w:line="200" w:lineRule="auto"/>
+            </w:pPr>
+            <w:r>
+              <w:t xml:space="preserve">            cipherAlphabet += c;</w:t>
+            </w:r>
+          </w:p>
+          <w:p>
+            <w:pPr>
+              <w:pStyle w:val="SourceCode"/>
+              <w:spacing w:before="0" w:after="0" w:line="200" w:lineRule="auto"/>
+            </w:pPr>
+            <w:r>
+              <w:t xml:space="preserve">        }</w:t>
+            </w:r>
+          </w:p>
+          <w:p>
+            <w:pPr>
+              <w:pStyle w:val="SourceCode"/>
+              <w:spacing w:before="0" w:after="0" w:line="200" w:lineRule="auto"/>
+            </w:pPr>
+            <w:r>
+              <w:t xml:space="preserve">    }</w:t>
+            </w:r>
+          </w:p>
+          <w:p>
+            <w:pPr>
+              <w:pStyle w:val="SourceCode"/>
+              <w:spacing w:before="0" w:after="0" w:line="200" w:lineRule="auto"/>
+            </w:pPr>
+          </w:p>
+          <w:p>
+            <w:pPr>
+              <w:pStyle w:val="SourceCode"/>
+              <w:spacing w:before="0" w:after="0" w:line="200" w:lineRule="auto"/>
+            </w:pPr>
+            <w:r>
+              <w:t xml:space="preserve">    return cipherAlphabet;</w:t>
+            </w:r>
+          </w:p>
+          <w:p>
+            <w:pPr>
+              <w:pStyle w:val="SourceCode"/>
+              <w:spacing w:before="0" w:after="0" w:line="200" w:lineRule="auto"/>
+            </w:pPr>
+            <w:r>
+              <w:t xml:space="preserve">}</w:t>
+            </w:r>
+          </w:p>
+          <w:p>
+            <w:pPr>
+              <w:pStyle w:val="SourceCode"/>
+              <w:spacing w:before="0" w:after="0" w:line="200" w:lineRule="auto"/>
+            </w:pPr>
+          </w:p>
+          <w:p>
+            <w:pPr>
+              <w:pStyle w:val="SourceCode"/>
+              <w:spacing w:before="0" w:after="0" w:line="200" w:lineRule="auto"/>
+            </w:pPr>
+            <w:r>
+              <w:t xml:space="preserve">// Зашифрування: літера відкритого тексту замінюється літерою з тієї самої позиції</w:t>
+            </w:r>
+          </w:p>
+          <w:p>
+            <w:pPr>
+              <w:pStyle w:val="SourceCode"/>
+              <w:spacing w:before="0" w:after="0" w:line="200" w:lineRule="auto"/>
+            </w:pPr>
+            <w:r>
+              <w:t xml:space="preserve">std::string keywordEncrypt(const std::string&amp; text, const std::string&amp; keyword) {</w:t>
+            </w:r>
+          </w:p>
+          <w:p>
+            <w:pPr>
+              <w:pStyle w:val="SourceCode"/>
+              <w:spacing w:before="0" w:after="0" w:line="200" w:lineRule="auto"/>
+            </w:pPr>
+            <w:r>
+              <w:t xml:space="preserve">    std::string cipherAlphabet = createKeywordAlphabet(keyword);</w:t>
+            </w:r>
+          </w:p>
+          <w:p>
+            <w:pPr>
+              <w:pStyle w:val="SourceCode"/>
+              <w:spacing w:before="0" w:after="0" w:line="200" w:lineRule="auto"/>
+            </w:pPr>
+            <w:r>
+              <w:t xml:space="preserve">    std::string result;</w:t>
+            </w:r>
+          </w:p>
+          <w:p>
+            <w:pPr>
+              <w:pStyle w:val="SourceCode"/>
+              <w:spacing w:before="0" w:after="0" w:line="200" w:lineRule="auto"/>
+            </w:pPr>
+          </w:p>
+          <w:p>
+            <w:pPr>
+              <w:pStyle w:val="SourceCode"/>
+              <w:spacing w:before="0" w:after="0" w:line="200" w:lineRule="auto"/>
+            </w:pPr>
+            <w:r>
+              <w:t xml:space="preserve">    for (char c : text) {</w:t>
+            </w:r>
+          </w:p>
+          <w:p>
+            <w:pPr>
+              <w:pStyle w:val="SourceCode"/>
+              <w:spacing w:before="0" w:after="0" w:line="200" w:lineRule="auto"/>
+            </w:pPr>
+            <w:r>
+              <w:t xml:space="preserve">        char up = static_cast&lt;char&gt;(std::toupper(static_cast&lt;unsigned char&gt;(c)));</w:t>
+            </w:r>
+          </w:p>
+          <w:p>
+            <w:pPr>
+              <w:pStyle w:val="SourceCode"/>
+              <w:spacing w:before="0" w:after="0" w:line="200" w:lineRule="auto"/>
+            </w:pPr>
+            <w:r>
+              <w:t xml:space="preserve">        if (up &gt;= 'A' &amp;&amp; up &lt;= 'Z') {</w:t>
+            </w:r>
+          </w:p>
+          <w:p>
+            <w:pPr>
+              <w:pStyle w:val="SourceCode"/>
+              <w:spacing w:before="0" w:after="0" w:line="200" w:lineRule="auto"/>
+            </w:pPr>
+            <w:r>
+              <w:t xml:space="preserve">            result += cipherAlphabet[up - 'A'];</w:t>
+            </w:r>
+          </w:p>
+          <w:p>
+            <w:pPr>
+              <w:pStyle w:val="SourceCode"/>
+              <w:spacing w:before="0" w:after="0" w:line="200" w:lineRule="auto"/>
+            </w:pPr>
+            <w:r>
+              <w:t xml:space="preserve">        } else {</w:t>
+            </w:r>
+          </w:p>
+          <w:p>
+            <w:pPr>
+              <w:pStyle w:val="SourceCode"/>
+              <w:spacing w:before="0" w:after="0" w:line="200" w:lineRule="auto"/>
+            </w:pPr>
+            <w:r>
+              <w:t xml:space="preserve">            result += c;</w:t>
+            </w:r>
+          </w:p>
+          <w:p>
+            <w:pPr>
+              <w:pStyle w:val="SourceCode"/>
+              <w:spacing w:before="0" w:after="0" w:line="200" w:lineRule="auto"/>
+            </w:pPr>
+            <w:r>
+              <w:t xml:space="preserve">        }</w:t>
+            </w:r>
+          </w:p>
+          <w:p>
+            <w:pPr>
+              <w:pStyle w:val="SourceCode"/>
+              <w:spacing w:before="0" w:after="0" w:line="200" w:lineRule="auto"/>
+            </w:pPr>
+            <w:r>
+              <w:t xml:space="preserve">    }</w:t>
+            </w:r>
+          </w:p>
+          <w:p>
+            <w:pPr>
+              <w:pStyle w:val="SourceCode"/>
+              <w:spacing w:before="0" w:after="0" w:line="200" w:lineRule="auto"/>
+            </w:pPr>
+          </w:p>
+          <w:p>
+            <w:pPr>
+              <w:pStyle w:val="SourceCode"/>
+              <w:spacing w:before="0" w:after="0" w:line="200" w:lineRule="auto"/>
+            </w:pPr>
+            <w:r>
+              <w:t xml:space="preserve">    return result;</w:t>
+            </w:r>
+          </w:p>
+          <w:p>
+            <w:pPr>
+              <w:pStyle w:val="SourceCode"/>
+              <w:spacing w:before="0" w:after="0" w:line="200" w:lineRule="auto"/>
+            </w:pPr>
+            <w:r>
+              <w:t xml:space="preserve">}</w:t>
+            </w:r>
+          </w:p>
+          <w:p>
+            <w:pPr>
+              <w:pStyle w:val="SourceCode"/>
+              <w:spacing w:before="0" w:after="0" w:line="200" w:lineRule="auto"/>
+            </w:pPr>
+          </w:p>
+          <w:p>
+            <w:pPr>
+              <w:pStyle w:val="SourceCode"/>
+              <w:spacing w:before="0" w:after="0" w:line="200" w:lineRule="auto"/>
+            </w:pPr>
+            <w:r>
+              <w:t xml:space="preserve">// Розшифрування: зворотний пошук позиції літери в шифрувальному алфавіті</w:t>
+            </w:r>
+          </w:p>
+          <w:p>
+            <w:pPr>
+              <w:pStyle w:val="SourceCode"/>
+              <w:spacing w:before="0" w:after="0" w:line="200" w:lineRule="auto"/>
+            </w:pPr>
+            <w:r>
+              <w:t xml:space="preserve">std::string keywordDecrypt(const std::string&amp; text, const std::string&amp; keyword) {</w:t>
+            </w:r>
+          </w:p>
+          <w:p>
+            <w:pPr>
+              <w:pStyle w:val="SourceCode"/>
+              <w:spacing w:before="0" w:after="0" w:line="200" w:lineRule="auto"/>
+            </w:pPr>
+            <w:r>
+              <w:t xml:space="preserve">    std::string cipherAlphabet = createKeywordAlphabet(keyword);</w:t>
+            </w:r>
+          </w:p>
+          <w:p>
+            <w:pPr>
+              <w:pStyle w:val="SourceCode"/>
+              <w:spacing w:before="0" w:after="0" w:line="200" w:lineRule="auto"/>
+            </w:pPr>
+            <w:r>
+              <w:t xml:space="preserve">    std::string result;</w:t>
+            </w:r>
+          </w:p>
+          <w:p>
+            <w:pPr>
+              <w:pStyle w:val="SourceCode"/>
+              <w:spacing w:before="0" w:after="0" w:line="200" w:lineRule="auto"/>
+            </w:pPr>
+          </w:p>
+          <w:p>
+            <w:pPr>
+              <w:pStyle w:val="SourceCode"/>
+              <w:spacing w:before="0" w:after="0" w:line="200" w:lineRule="auto"/>
+            </w:pPr>
+            <w:r>
+              <w:t xml:space="preserve">    for (char c : text) {</w:t>
+            </w:r>
+          </w:p>
+          <w:p>
+            <w:pPr>
+              <w:pStyle w:val="SourceCode"/>
+              <w:spacing w:before="0" w:after="0" w:line="200" w:lineRule="auto"/>
+            </w:pPr>
+            <w:r>
+              <w:t xml:space="preserve">        char up = static_cast&lt;char&gt;(std::toupper(static_cast&lt;unsigned char&gt;(c)));</w:t>
+            </w:r>
+          </w:p>
+          <w:p>
+            <w:pPr>
+              <w:pStyle w:val="SourceCode"/>
+              <w:spacing w:before="0" w:after="0" w:line="200" w:lineRule="auto"/>
+            </w:pPr>
+            <w:r>
+              <w:t xml:space="preserve">        size_t pos = cipherAlphabet.find(up);</w:t>
+            </w:r>
+          </w:p>
+          <w:p>
+            <w:pPr>
+              <w:pStyle w:val="SourceCode"/>
+              <w:spacing w:before="0" w:after="0" w:line="200" w:lineRule="auto"/>
+            </w:pPr>
+            <w:r>
+              <w:t xml:space="preserve">        if (pos != std::string::npos) {</w:t>
+            </w:r>
+          </w:p>
+          <w:p>
+            <w:pPr>
+              <w:pStyle w:val="SourceCode"/>
+              <w:spacing w:before="0" w:after="0" w:line="200" w:lineRule="auto"/>
+            </w:pPr>
+            <w:r>
+              <w:t xml:space="preserve">            result += ALPHABET[pos];</w:t>
+            </w:r>
+          </w:p>
+          <w:p>
+            <w:pPr>
+              <w:pStyle w:val="SourceCode"/>
+              <w:spacing w:before="0" w:after="0" w:line="200" w:lineRule="auto"/>
+            </w:pPr>
+            <w:r>
+              <w:t xml:space="preserve">        } else {</w:t>
+            </w:r>
+          </w:p>
+          <w:p>
+            <w:pPr>
+              <w:pStyle w:val="SourceCode"/>
+              <w:spacing w:before="0" w:after="0" w:line="200" w:lineRule="auto"/>
+            </w:pPr>
+            <w:r>
+              <w:t xml:space="preserve">            result += c;</w:t>
+            </w:r>
+          </w:p>
+          <w:p>
+            <w:pPr>
+              <w:pStyle w:val="SourceCode"/>
+              <w:spacing w:before="0" w:after="0" w:line="200" w:lineRule="auto"/>
+            </w:pPr>
+            <w:r>
+              <w:t xml:space="preserve">        }</w:t>
+            </w:r>
+          </w:p>
+          <w:p>
+            <w:pPr>
+              <w:pStyle w:val="SourceCode"/>
+              <w:spacing w:before="0" w:after="0" w:line="200" w:lineRule="auto"/>
+            </w:pPr>
+            <w:r>
+              <w:t xml:space="preserve">    }</w:t>
+            </w:r>
+          </w:p>
+          <w:p>
+            <w:pPr>
+              <w:pStyle w:val="SourceCode"/>
+              <w:spacing w:before="0" w:after="0" w:line="200" w:lineRule="auto"/>
+            </w:pPr>
+          </w:p>
+          <w:p>
+            <w:pPr>
+              <w:pStyle w:val="SourceCode"/>
+              <w:spacing w:before="0" w:after="0" w:line="200" w:lineRule="auto"/>
+            </w:pPr>
+            <w:r>
+              <w:t xml:space="preserve">    return result;</w:t>
+            </w:r>
+          </w:p>
+          <w:p>
+            <w:pPr>
+              <w:pStyle w:val="SourceCode"/>
+              <w:spacing w:before="0" w:after="0" w:line="200" w:lineRule="auto"/>
+            </w:pPr>
+            <w:r>
+              <w:t xml:space="preserve">}</w:t>
+            </w:r>
+          </w:p>
+          <w:p>
+            <w:pPr>
+              <w:pStyle w:val="SourceCode"/>
+              <w:spacing w:before="0" w:after="0" w:line="200" w:lineRule="auto"/>
+            </w:pPr>
+          </w:p>
+          <w:p>
+            <w:pPr>
+              <w:pStyle w:val="SourceCode"/>
+              <w:spacing w:before="0" w:after="0" w:line="200" w:lineRule="auto"/>
+            </w:pPr>
+            <w:r>
+              <w:t xml:space="preserve">int main() {</w:t>
+            </w:r>
+          </w:p>
+          <w:p>
+            <w:pPr>
+              <w:pStyle w:val="SourceCode"/>
+              <w:spacing w:before="0" w:after="0" w:line="200" w:lineRule="auto"/>
+            </w:pPr>
+            <w:r>
+              <w:t xml:space="preserve">    std::string keyword = "CIPHER";</w:t>
+            </w:r>
+          </w:p>
+          <w:p>
+            <w:pPr>
+              <w:pStyle w:val="SourceCode"/>
+              <w:spacing w:before="0" w:after="0" w:line="200" w:lineRule="auto"/>
+            </w:pPr>
+            <w:r>
+              <w:t xml:space="preserve">    std::string plaintext = "HELLO WORLD";</w:t>
+            </w:r>
+          </w:p>
+          <w:p>
+            <w:pPr>
+              <w:pStyle w:val="SourceCode"/>
+              <w:spacing w:before="0" w:after="0" w:line="200" w:lineRule="auto"/>
+            </w:pPr>
+          </w:p>
+          <w:p>
+            <w:pPr>
+              <w:pStyle w:val="SourceCode"/>
+              <w:spacing w:before="0" w:after="0" w:line="200" w:lineRule="auto"/>
+            </w:pPr>
+            <w:r>
+              <w:t xml:space="preserve">    std::cout &lt;&lt; "Ключове слово:    " &lt;&lt; keyword &lt;&lt; "\n";</w:t>
+            </w:r>
+          </w:p>
+          <w:p>
+            <w:pPr>
+              <w:pStyle w:val="SourceCode"/>
+              <w:spacing w:before="0" w:after="0" w:line="200" w:lineRule="auto"/>
+            </w:pPr>
+            <w:r>
+              <w:t xml:space="preserve">    std::cout &lt;&lt; "Алфавіт:          " &lt;&lt; createKeywordAlphabet(keyword) &lt;&lt; "\n";</w:t>
+            </w:r>
+          </w:p>
+          <w:p>
+            <w:pPr>
+              <w:pStyle w:val="SourceCode"/>
+              <w:spacing w:before="0" w:after="0" w:line="200" w:lineRule="auto"/>
+            </w:pPr>
+            <w:r>
+              <w:t xml:space="preserve">    std::cout &lt;&lt; "Відкритий текст:  " &lt;&lt; plaintext &lt;&lt; "\n";</w:t>
+            </w:r>
+          </w:p>
+          <w:p>
+            <w:pPr>
+              <w:pStyle w:val="SourceCode"/>
+              <w:spacing w:before="0" w:after="0" w:line="200" w:lineRule="auto"/>
+            </w:pPr>
+          </w:p>
+          <w:p>
+            <w:pPr>
+              <w:pStyle w:val="SourceCode"/>
+              <w:spacing w:before="0" w:after="0" w:line="200" w:lineRule="auto"/>
+            </w:pPr>
+            <w:r>
+              <w:t xml:space="preserve">    std::string ciphertext = keywordEncrypt(plaintext, keyword);</w:t>
+            </w:r>
+          </w:p>
+          <w:p>
+            <w:pPr>
+              <w:pStyle w:val="SourceCode"/>
+              <w:spacing w:before="0" w:after="0" w:line="200" w:lineRule="auto"/>
+            </w:pPr>
+            <w:r>
+              <w:t xml:space="preserve">    std::cout &lt;&lt; "Шифротекст:       " &lt;&lt; ciphertext &lt;&lt; "\n";</w:t>
+            </w:r>
+          </w:p>
+          <w:p>
+            <w:pPr>
+              <w:pStyle w:val="SourceCode"/>
+              <w:spacing w:before="0" w:after="0" w:line="200" w:lineRule="auto"/>
+            </w:pPr>
+            <w:r>
+              <w:t xml:space="preserve">    std::cout &lt;&lt; "Розшифровано:     " &lt;&lt; keywordDecrypt(ciphertext, keyword) &lt;&lt; "\n";</w:t>
+            </w:r>
+          </w:p>
+          <w:p>
+            <w:pPr>
+              <w:pStyle w:val="SourceCode"/>
+              <w:spacing w:before="0" w:after="0" w:line="200" w:lineRule="auto"/>
+            </w:pPr>
+          </w:p>
+          <w:p>
+            <w:pPr>
+              <w:pStyle w:val="SourceCode"/>
+              <w:spacing w:before="0" w:after="0" w:line="200" w:lineRule="auto"/>
+            </w:pPr>
+            <w:r>
+              <w:t xml:space="preserve">    return 0;</w:t>
+            </w:r>
+          </w:p>
+          <w:p>
+            <w:pPr>
+              <w:pStyle w:val="SourceCode"/>
+              <w:spacing w:before="0" w:after="0" w:line="200" w:lineRule="auto"/>
+            </w:pPr>
+            <w:r>
+              <w:t xml:space="preserve">}</w:t>
+            </w:r>
+          </w:p>
+        </w:tc>
+      </w:tr>
+    </w:tbl>
+    <w:p>
+      <w:pPr>
+        <w:spacing w:before="0" w:after="0" w:line="120" w:lineRule="exact"/>
+        <w:rPr>
+          <w:sz w:val="4"/>
+          <w:szCs w:val="4"/>
+        </w:rPr>
+      </w:pPr>
     </w:p>
     <w:p>
       <w:pPr>
@@ -1163,48 +1457,97 @@
     </w:p>
     <w:p>
       <w:pPr>
-        <w:pStyle w:val="SourceCode"/>
-        <w:spacing w:before="120" w:after="0" w:line="200" w:lineRule="auto"/>
-      </w:pPr>
-      <w:r>
-        <w:t xml:space="preserve">Ключове слово:    CIPHER</w:t>
-      </w:r>
-    </w:p>
-    <w:p>
-      <w:pPr>
-        <w:pStyle w:val="SourceCode"/>
-        <w:spacing w:before="0" w:after="0" w:line="200" w:lineRule="auto"/>
-      </w:pPr>
-      <w:r>
-        <w:t xml:space="preserve">Алфавіт:          CIPHERABDFGJKLMNOQSTUVWXYZ</w:t>
-      </w:r>
-    </w:p>
-    <w:p>
-      <w:pPr>
-        <w:pStyle w:val="SourceCode"/>
-        <w:spacing w:before="0" w:after="0" w:line="200" w:lineRule="auto"/>
-      </w:pPr>
-      <w:r>
-        <w:t xml:space="preserve">Відкритий текст:  HELLO WORLD</w:t>
-      </w:r>
-    </w:p>
-    <w:p>
-      <w:pPr>
-        <w:pStyle w:val="SourceCode"/>
-        <w:spacing w:before="0" w:after="0" w:line="200" w:lineRule="auto"/>
-      </w:pPr>
-      <w:r>
-        <w:t xml:space="preserve">Шифротекст:       BEJJM WMQJH</w:t>
-      </w:r>
-    </w:p>
-    <w:p>
-      <w:pPr>
-        <w:pStyle w:val="SourceCode"/>
-        <w:spacing w:before="0" w:after="120" w:line="200" w:lineRule="auto"/>
-      </w:pPr>
-      <w:r>
-        <w:t xml:space="preserve">Розшифровано:     HELLO WORLD</w:t>
-      </w:r>
+        <w:spacing w:before="0" w:after="0" w:line="120" w:lineRule="exact"/>
+        <w:rPr>
+          <w:sz w:val="4"/>
+          <w:szCs w:val="4"/>
+        </w:rPr>
+      </w:pPr>
+    </w:p>
+    <w:tbl>
+      <w:tblPr>
+        <w:tblStyle w:val="SourceCodeTable"/>
+        <w:tblW w:type="dxa" w:w="9637"/>
+        <w:tblInd w:w="0" w:type="dxa"/>
+        <w:tblBorders>
+          <w:top w:color="BFBFBF" w:space="0" w:sz="4" w:val="single"/>
+          <w:left w:color="BFBFBF" w:space="0" w:sz="4" w:val="single"/>
+          <w:bottom w:color="BFBFBF" w:space="0" w:sz="4" w:val="single"/>
+          <w:right w:color="BFBFBF" w:space="0" w:sz="4" w:val="single"/>
+        </w:tblBorders>
+        <w:tblLayout w:type="fixed"/>
+        <w:tblCellMar>
+          <w:top w:type="dxa" w:w="113"/>
+          <w:left w:type="dxa" w:w="113"/>
+          <w:bottom w:type="dxa" w:w="113"/>
+          <w:right w:type="dxa" w:w="113"/>
+        </w:tblCellMar>
+        <w:tblLook w:val="0000" w:firstRow="0" w:lastRow="0" w:firstColumn="0" w:lastColumn="0" w:noHBand="1" w:noVBand="1"/>
+      </w:tblPr>
+      <w:tblGrid>
+        <w:gridCol w:w="9637"/>
+      </w:tblGrid>
+      <w:tr>
+        <w:tc>
+          <w:tcPr>
+            <w:tcW w:type="dxa" w:w="9637"/>
+          </w:tcPr>
+          <w:p>
+            <w:pPr>
+              <w:pStyle w:val="SourceCode"/>
+              <w:spacing w:before="0" w:after="0" w:line="200" w:lineRule="auto"/>
+            </w:pPr>
+            <w:r>
+              <w:t xml:space="preserve">Ключове слово:    CIPHER</w:t>
+            </w:r>
+          </w:p>
+          <w:p>
+            <w:pPr>
+              <w:pStyle w:val="SourceCode"/>
+              <w:spacing w:before="0" w:after="0" w:line="200" w:lineRule="auto"/>
+            </w:pPr>
+            <w:r>
+              <w:t xml:space="preserve">Алфавіт:          CIPHERABDFGJKLMNOQSTUVWXYZ</w:t>
+            </w:r>
+          </w:p>
+          <w:p>
+            <w:pPr>
+              <w:pStyle w:val="SourceCode"/>
+              <w:spacing w:before="0" w:after="0" w:line="200" w:lineRule="auto"/>
+            </w:pPr>
+            <w:r>
+              <w:t xml:space="preserve">Відкритий текст:  HELLO WORLD</w:t>
+            </w:r>
+          </w:p>
+          <w:p>
+            <w:pPr>
+              <w:pStyle w:val="SourceCode"/>
+              <w:spacing w:before="0" w:after="0" w:line="200" w:lineRule="auto"/>
+            </w:pPr>
+            <w:r>
+              <w:t xml:space="preserve">Шифротекст:       BEJJM WMQJH</w:t>
+            </w:r>
+          </w:p>
+          <w:p>
+            <w:pPr>
+              <w:pStyle w:val="SourceCode"/>
+              <w:spacing w:before="0" w:after="0" w:line="200" w:lineRule="auto"/>
+            </w:pPr>
+            <w:r>
+              <w:t xml:space="preserve">Розшифровано:     HELLO WORLD</w:t>
+            </w:r>
+          </w:p>
+        </w:tc>
+      </w:tr>
+    </w:tbl>
+    <w:p>
+      <w:pPr>
+        <w:spacing w:before="0" w:after="0" w:line="120" w:lineRule="exact"/>
+        <w:rPr>
+          <w:sz w:val="4"/>
+          <w:szCs w:val="4"/>
+        </w:rPr>
+      </w:pPr>
     </w:p>
     <w:bookmarkEnd w:id="13"/>
     <w:bookmarkStart w:id="14" w:name="крок-2.-афінний-шифр"/>
@@ -1218,759 +1561,817 @@
     </w:p>
     <w:p>
       <w:pPr>
-        <w:pStyle w:val="SourceCode"/>
-        <w:spacing w:before="120" w:after="0" w:line="200" w:lineRule="auto"/>
-      </w:pPr>
-      <w:r>
-        <w:t xml:space="preserve">#include &lt;iostream&gt;</w:t>
-      </w:r>
-    </w:p>
-    <w:p>
-      <w:pPr>
-        <w:pStyle w:val="SourceCode"/>
-        <w:spacing w:before="0" w:after="0" w:line="200" w:lineRule="auto"/>
-      </w:pPr>
-      <w:r>
-        <w:t xml:space="preserve">#include &lt;string&gt;</w:t>
-      </w:r>
-    </w:p>
-    <w:p>
-      <w:pPr>
-        <w:pStyle w:val="SourceCode"/>
-        <w:spacing w:before="0" w:after="0" w:line="200" w:lineRule="auto"/>
-      </w:pPr>
-      <w:r>
-        <w:t xml:space="preserve">#include &lt;stdexcept&gt;</w:t>
-      </w:r>
-    </w:p>
-    <w:p>
-      <w:pPr>
-        <w:pStyle w:val="SourceCode"/>
-        <w:spacing w:before="0" w:after="0" w:line="200" w:lineRule="auto"/>
-      </w:pPr>
-      <w:r>
-        <w:t xml:space="preserve">#include &lt;cctype&gt;</w:t>
-      </w:r>
-    </w:p>
-    <w:p>
-      <w:pPr>
-        <w:pStyle w:val="SourceCode"/>
-        <w:spacing w:before="0" w:after="0" w:line="200" w:lineRule="auto"/>
-      </w:pPr>
-    </w:p>
-    <w:p>
-      <w:pPr>
-        <w:pStyle w:val="SourceCode"/>
-        <w:spacing w:before="0" w:after="0" w:line="200" w:lineRule="auto"/>
-      </w:pPr>
-      <w:r>
-        <w:t xml:space="preserve">const int N = 26;  // потужність англійської абетки</w:t>
-      </w:r>
-    </w:p>
-    <w:p>
-      <w:pPr>
-        <w:pStyle w:val="SourceCode"/>
-        <w:spacing w:before="0" w:after="0" w:line="200" w:lineRule="auto"/>
-      </w:pPr>
-    </w:p>
-    <w:p>
-      <w:pPr>
-        <w:pStyle w:val="SourceCode"/>
-        <w:spacing w:before="0" w:after="0" w:line="200" w:lineRule="auto"/>
-      </w:pPr>
-      <w:r>
-        <w:t xml:space="preserve">// Найбільший спільний дільник, алгоритм Евкліда</w:t>
-      </w:r>
-    </w:p>
-    <w:p>
-      <w:pPr>
-        <w:pStyle w:val="SourceCode"/>
-        <w:spacing w:before="0" w:after="0" w:line="200" w:lineRule="auto"/>
-      </w:pPr>
-      <w:r>
-        <w:t xml:space="preserve">int gcd(int a, int b) {</w:t>
-      </w:r>
-    </w:p>
-    <w:p>
-      <w:pPr>
-        <w:pStyle w:val="SourceCode"/>
-        <w:spacing w:before="0" w:after="0" w:line="200" w:lineRule="auto"/>
-      </w:pPr>
-      <w:r>
-        <w:t xml:space="preserve">    while (b != 0) {</w:t>
-      </w:r>
-    </w:p>
-    <w:p>
-      <w:pPr>
-        <w:pStyle w:val="SourceCode"/>
-        <w:spacing w:before="0" w:after="0" w:line="200" w:lineRule="auto"/>
-      </w:pPr>
-      <w:r>
-        <w:t xml:space="preserve">        int t = a % b;</w:t>
-      </w:r>
-    </w:p>
-    <w:p>
-      <w:pPr>
-        <w:pStyle w:val="SourceCode"/>
-        <w:spacing w:before="0" w:after="0" w:line="200" w:lineRule="auto"/>
-      </w:pPr>
-      <w:r>
-        <w:t xml:space="preserve">        a = b;</w:t>
-      </w:r>
-    </w:p>
-    <w:p>
-      <w:pPr>
-        <w:pStyle w:val="SourceCode"/>
-        <w:spacing w:before="0" w:after="0" w:line="200" w:lineRule="auto"/>
-      </w:pPr>
-      <w:r>
-        <w:t xml:space="preserve">        b = t;</w:t>
-      </w:r>
-    </w:p>
-    <w:p>
-      <w:pPr>
-        <w:pStyle w:val="SourceCode"/>
-        <w:spacing w:before="0" w:after="0" w:line="200" w:lineRule="auto"/>
-      </w:pPr>
-      <w:r>
-        <w:t xml:space="preserve">    }</w:t>
-      </w:r>
-    </w:p>
-    <w:p>
-      <w:pPr>
-        <w:pStyle w:val="SourceCode"/>
-        <w:spacing w:before="0" w:after="0" w:line="200" w:lineRule="auto"/>
-      </w:pPr>
-      <w:r>
-        <w:t xml:space="preserve">    return a;</w:t>
-      </w:r>
-    </w:p>
-    <w:p>
-      <w:pPr>
-        <w:pStyle w:val="SourceCode"/>
-        <w:spacing w:before="0" w:after="0" w:line="200" w:lineRule="auto"/>
-      </w:pPr>
-      <w:r>
-        <w:t xml:space="preserve">}</w:t>
-      </w:r>
-    </w:p>
-    <w:p>
-      <w:pPr>
-        <w:pStyle w:val="SourceCode"/>
-        <w:spacing w:before="0" w:after="0" w:line="200" w:lineRule="auto"/>
-      </w:pPr>
-    </w:p>
-    <w:p>
-      <w:pPr>
-        <w:pStyle w:val="SourceCode"/>
-        <w:spacing w:before="0" w:after="0" w:line="200" w:lineRule="auto"/>
-      </w:pPr>
-      <w:r>
-        <w:t xml:space="preserve">// Обернений елемент a^-1 mod n, розширений алгоритм Евкліда</w:t>
-      </w:r>
-    </w:p>
-    <w:p>
-      <w:pPr>
-        <w:pStyle w:val="SourceCode"/>
-        <w:spacing w:before="0" w:after="0" w:line="200" w:lineRule="auto"/>
-      </w:pPr>
-      <w:r>
-        <w:t xml:space="preserve">int modInverse(int a, int n) {</w:t>
-      </w:r>
-    </w:p>
-    <w:p>
-      <w:pPr>
-        <w:pStyle w:val="SourceCode"/>
-        <w:spacing w:before="0" w:after="0" w:line="200" w:lineRule="auto"/>
-      </w:pPr>
-      <w:r>
-        <w:t xml:space="preserve">    int oldR = a, r = n;</w:t>
-      </w:r>
-    </w:p>
-    <w:p>
-      <w:pPr>
-        <w:pStyle w:val="SourceCode"/>
-        <w:spacing w:before="0" w:after="0" w:line="200" w:lineRule="auto"/>
-      </w:pPr>
-      <w:r>
-        <w:t xml:space="preserve">    int oldS = 1, s = 0;</w:t>
-      </w:r>
-    </w:p>
-    <w:p>
-      <w:pPr>
-        <w:pStyle w:val="SourceCode"/>
-        <w:spacing w:before="0" w:after="0" w:line="200" w:lineRule="auto"/>
-      </w:pPr>
-    </w:p>
-    <w:p>
-      <w:pPr>
-        <w:pStyle w:val="SourceCode"/>
-        <w:spacing w:before="0" w:after="0" w:line="200" w:lineRule="auto"/>
-      </w:pPr>
-      <w:r>
-        <w:t xml:space="preserve">    while (r != 0) {</w:t>
-      </w:r>
-    </w:p>
-    <w:p>
-      <w:pPr>
-        <w:pStyle w:val="SourceCode"/>
-        <w:spacing w:before="0" w:after="0" w:line="200" w:lineRule="auto"/>
-      </w:pPr>
-      <w:r>
-        <w:t xml:space="preserve">        int q = oldR / r;</w:t>
-      </w:r>
-    </w:p>
-    <w:p>
-      <w:pPr>
-        <w:pStyle w:val="SourceCode"/>
-        <w:spacing w:before="0" w:after="0" w:line="200" w:lineRule="auto"/>
-      </w:pPr>
-      <w:r>
-        <w:t xml:space="preserve">        int tmp = oldR - q * r;  oldR = r;  r = tmp;</w:t>
-      </w:r>
-    </w:p>
-    <w:p>
-      <w:pPr>
-        <w:pStyle w:val="SourceCode"/>
-        <w:spacing w:before="0" w:after="0" w:line="200" w:lineRule="auto"/>
-      </w:pPr>
-      <w:r>
-        <w:t xml:space="preserve">        tmp = oldS - q * s;      oldS = s;  s = tmp;</w:t>
-      </w:r>
-    </w:p>
-    <w:p>
-      <w:pPr>
-        <w:pStyle w:val="SourceCode"/>
-        <w:spacing w:before="0" w:after="0" w:line="200" w:lineRule="auto"/>
-      </w:pPr>
-      <w:r>
-        <w:t xml:space="preserve">    }</w:t>
-      </w:r>
-    </w:p>
-    <w:p>
-      <w:pPr>
-        <w:pStyle w:val="SourceCode"/>
-        <w:spacing w:before="0" w:after="0" w:line="200" w:lineRule="auto"/>
-      </w:pPr>
-    </w:p>
-    <w:p>
-      <w:pPr>
-        <w:pStyle w:val="SourceCode"/>
-        <w:spacing w:before="0" w:after="0" w:line="200" w:lineRule="auto"/>
-      </w:pPr>
-      <w:r>
-        <w:t xml:space="preserve">    if (oldR != 1) {</w:t>
-      </w:r>
-    </w:p>
-    <w:p>
-      <w:pPr>
-        <w:pStyle w:val="SourceCode"/>
-        <w:spacing w:before="0" w:after="0" w:line="200" w:lineRule="auto"/>
-      </w:pPr>
-      <w:r>
-        <w:t xml:space="preserve">        throw std::runtime_error("Оберненого елемента не існує: gcd != 1");</w:t>
-      </w:r>
-    </w:p>
-    <w:p>
-      <w:pPr>
-        <w:pStyle w:val="SourceCode"/>
-        <w:spacing w:before="0" w:after="0" w:line="200" w:lineRule="auto"/>
-      </w:pPr>
-      <w:r>
-        <w:t xml:space="preserve">    }</w:t>
-      </w:r>
-    </w:p>
-    <w:p>
-      <w:pPr>
-        <w:pStyle w:val="SourceCode"/>
-        <w:spacing w:before="0" w:after="0" w:line="200" w:lineRule="auto"/>
-      </w:pPr>
-    </w:p>
-    <w:p>
-      <w:pPr>
-        <w:pStyle w:val="SourceCode"/>
-        <w:spacing w:before="0" w:after="0" w:line="200" w:lineRule="auto"/>
-      </w:pPr>
-      <w:r>
-        <w:t xml:space="preserve">    return ((oldS % n) + n) % n;  // нормалізація до діапазону [0, n)</w:t>
-      </w:r>
-    </w:p>
-    <w:p>
-      <w:pPr>
-        <w:pStyle w:val="SourceCode"/>
-        <w:spacing w:before="0" w:after="0" w:line="200" w:lineRule="auto"/>
-      </w:pPr>
-      <w:r>
-        <w:t xml:space="preserve">}</w:t>
-      </w:r>
-    </w:p>
-    <w:p>
-      <w:pPr>
-        <w:pStyle w:val="SourceCode"/>
-        <w:spacing w:before="0" w:after="0" w:line="200" w:lineRule="auto"/>
-      </w:pPr>
-    </w:p>
-    <w:p>
-      <w:pPr>
-        <w:pStyle w:val="SourceCode"/>
-        <w:spacing w:before="0" w:after="0" w:line="200" w:lineRule="auto"/>
-      </w:pPr>
-      <w:r>
-        <w:t xml:space="preserve">// Зашифрування: C = (a*P + b) mod N</w:t>
-      </w:r>
-    </w:p>
-    <w:p>
-      <w:pPr>
-        <w:pStyle w:val="SourceCode"/>
-        <w:spacing w:before="0" w:after="0" w:line="200" w:lineRule="auto"/>
-      </w:pPr>
-      <w:r>
-        <w:t xml:space="preserve">std::string affineEncrypt(const std::string&amp; text, int a, int b) {</w:t>
-      </w:r>
-    </w:p>
-    <w:p>
-      <w:pPr>
-        <w:pStyle w:val="SourceCode"/>
-        <w:spacing w:before="0" w:after="0" w:line="200" w:lineRule="auto"/>
-      </w:pPr>
-      <w:r>
-        <w:t xml:space="preserve">    if (gcd(a, N) != 1) {</w:t>
-      </w:r>
-    </w:p>
-    <w:p>
-      <w:pPr>
-        <w:pStyle w:val="SourceCode"/>
-        <w:spacing w:before="0" w:after="0" w:line="200" w:lineRule="auto"/>
-      </w:pPr>
-      <w:r>
-        <w:t xml:space="preserve">        throw std::runtime_error("Параметр a не взаємно простий з N");</w:t>
-      </w:r>
-    </w:p>
-    <w:p>
-      <w:pPr>
-        <w:pStyle w:val="SourceCode"/>
-        <w:spacing w:before="0" w:after="0" w:line="200" w:lineRule="auto"/>
-      </w:pPr>
-      <w:r>
-        <w:t xml:space="preserve">    }</w:t>
-      </w:r>
-    </w:p>
-    <w:p>
-      <w:pPr>
-        <w:pStyle w:val="SourceCode"/>
-        <w:spacing w:before="0" w:after="0" w:line="200" w:lineRule="auto"/>
-      </w:pPr>
-    </w:p>
-    <w:p>
-      <w:pPr>
-        <w:pStyle w:val="SourceCode"/>
-        <w:spacing w:before="0" w:after="0" w:line="200" w:lineRule="auto"/>
-      </w:pPr>
-      <w:r>
-        <w:t xml:space="preserve">    std::string result;</w:t>
-      </w:r>
-    </w:p>
-    <w:p>
-      <w:pPr>
-        <w:pStyle w:val="SourceCode"/>
-        <w:spacing w:before="0" w:after="0" w:line="200" w:lineRule="auto"/>
-      </w:pPr>
-      <w:r>
-        <w:t xml:space="preserve">    for (char c : text) {</w:t>
-      </w:r>
-    </w:p>
-    <w:p>
-      <w:pPr>
-        <w:pStyle w:val="SourceCode"/>
-        <w:spacing w:before="0" w:after="0" w:line="200" w:lineRule="auto"/>
-      </w:pPr>
-      <w:r>
-        <w:t xml:space="preserve">        char up = static_cast&lt;char&gt;(std::toupper(static_cast&lt;unsigned char&gt;(c)));</w:t>
-      </w:r>
-    </w:p>
-    <w:p>
-      <w:pPr>
-        <w:pStyle w:val="SourceCode"/>
-        <w:spacing w:before="0" w:after="0" w:line="200" w:lineRule="auto"/>
-      </w:pPr>
-      <w:r>
-        <w:t xml:space="preserve">        if (up &gt;= 'A' &amp;&amp; up &lt;= 'Z') {</w:t>
-      </w:r>
-    </w:p>
-    <w:p>
-      <w:pPr>
-        <w:pStyle w:val="SourceCode"/>
-        <w:spacing w:before="0" w:after="0" w:line="200" w:lineRule="auto"/>
-      </w:pPr>
-      <w:r>
-        <w:t xml:space="preserve">            int p = up - 'A';</w:t>
-      </w:r>
-    </w:p>
-    <w:p>
-      <w:pPr>
-        <w:pStyle w:val="SourceCode"/>
-        <w:spacing w:before="0" w:after="0" w:line="200" w:lineRule="auto"/>
-      </w:pPr>
-      <w:r>
-        <w:t xml:space="preserve">            result += static_cast&lt;char&gt;((a * p + b) % N + 'A');</w:t>
-      </w:r>
-    </w:p>
-    <w:p>
-      <w:pPr>
-        <w:pStyle w:val="SourceCode"/>
-        <w:spacing w:before="0" w:after="0" w:line="200" w:lineRule="auto"/>
-      </w:pPr>
-      <w:r>
-        <w:t xml:space="preserve">        } else {</w:t>
-      </w:r>
-    </w:p>
-    <w:p>
-      <w:pPr>
-        <w:pStyle w:val="SourceCode"/>
-        <w:spacing w:before="0" w:after="0" w:line="200" w:lineRule="auto"/>
-      </w:pPr>
-      <w:r>
-        <w:t xml:space="preserve">            result += c;</w:t>
-      </w:r>
-    </w:p>
-    <w:p>
-      <w:pPr>
-        <w:pStyle w:val="SourceCode"/>
-        <w:spacing w:before="0" w:after="0" w:line="200" w:lineRule="auto"/>
-      </w:pPr>
-      <w:r>
-        <w:t xml:space="preserve">        }</w:t>
-      </w:r>
-    </w:p>
-    <w:p>
-      <w:pPr>
-        <w:pStyle w:val="SourceCode"/>
-        <w:spacing w:before="0" w:after="0" w:line="200" w:lineRule="auto"/>
-      </w:pPr>
-      <w:r>
-        <w:t xml:space="preserve">    }</w:t>
-      </w:r>
-    </w:p>
-    <w:p>
-      <w:pPr>
-        <w:pStyle w:val="SourceCode"/>
-        <w:spacing w:before="0" w:after="0" w:line="200" w:lineRule="auto"/>
-      </w:pPr>
-      <w:r>
-        <w:t xml:space="preserve">    return result;</w:t>
-      </w:r>
-    </w:p>
-    <w:p>
-      <w:pPr>
-        <w:pStyle w:val="SourceCode"/>
-        <w:spacing w:before="0" w:after="0" w:line="200" w:lineRule="auto"/>
-      </w:pPr>
-      <w:r>
-        <w:t xml:space="preserve">}</w:t>
-      </w:r>
-    </w:p>
-    <w:p>
-      <w:pPr>
-        <w:pStyle w:val="SourceCode"/>
-        <w:spacing w:before="0" w:after="0" w:line="200" w:lineRule="auto"/>
-      </w:pPr>
-    </w:p>
-    <w:p>
-      <w:pPr>
-        <w:pStyle w:val="SourceCode"/>
-        <w:spacing w:before="0" w:after="0" w:line="200" w:lineRule="auto"/>
-      </w:pPr>
-      <w:r>
-        <w:t xml:space="preserve">// Розшифрування: P = a^-1 * (C - b) mod N</w:t>
-      </w:r>
-    </w:p>
-    <w:p>
-      <w:pPr>
-        <w:pStyle w:val="SourceCode"/>
-        <w:spacing w:before="0" w:after="0" w:line="200" w:lineRule="auto"/>
-      </w:pPr>
-      <w:r>
-        <w:t xml:space="preserve">std::string affineDecrypt(const std::string&amp; text, int a, int b) {</w:t>
-      </w:r>
-    </w:p>
-    <w:p>
-      <w:pPr>
-        <w:pStyle w:val="SourceCode"/>
-        <w:spacing w:before="0" w:after="0" w:line="200" w:lineRule="auto"/>
-      </w:pPr>
-      <w:r>
-        <w:t xml:space="preserve">    int aInv = modInverse(a, N);</w:t>
-      </w:r>
-    </w:p>
-    <w:p>
-      <w:pPr>
-        <w:pStyle w:val="SourceCode"/>
-        <w:spacing w:before="0" w:after="0" w:line="200" w:lineRule="auto"/>
-      </w:pPr>
-    </w:p>
-    <w:p>
-      <w:pPr>
-        <w:pStyle w:val="SourceCode"/>
-        <w:spacing w:before="0" w:after="0" w:line="200" w:lineRule="auto"/>
-      </w:pPr>
-      <w:r>
-        <w:t xml:space="preserve">    std::string result;</w:t>
-      </w:r>
-    </w:p>
-    <w:p>
-      <w:pPr>
-        <w:pStyle w:val="SourceCode"/>
-        <w:spacing w:before="0" w:after="0" w:line="200" w:lineRule="auto"/>
-      </w:pPr>
-      <w:r>
-        <w:t xml:space="preserve">    for (char c : text) {</w:t>
-      </w:r>
-    </w:p>
-    <w:p>
-      <w:pPr>
-        <w:pStyle w:val="SourceCode"/>
-        <w:spacing w:before="0" w:after="0" w:line="200" w:lineRule="auto"/>
-      </w:pPr>
-      <w:r>
-        <w:t xml:space="preserve">        char up = static_cast&lt;char&gt;(std::toupper(static_cast&lt;unsigned char&gt;(c)));</w:t>
-      </w:r>
-    </w:p>
-    <w:p>
-      <w:pPr>
-        <w:pStyle w:val="SourceCode"/>
-        <w:spacing w:before="0" w:after="0" w:line="200" w:lineRule="auto"/>
-      </w:pPr>
-      <w:r>
-        <w:t xml:space="preserve">        if (up &gt;= 'A' &amp;&amp; up &lt;= 'Z') {</w:t>
-      </w:r>
-    </w:p>
-    <w:p>
-      <w:pPr>
-        <w:pStyle w:val="SourceCode"/>
-        <w:spacing w:before="0" w:after="0" w:line="200" w:lineRule="auto"/>
-      </w:pPr>
-      <w:r>
-        <w:t xml:space="preserve">            int cipher = up - 'A';</w:t>
-      </w:r>
-    </w:p>
-    <w:p>
-      <w:pPr>
-        <w:pStyle w:val="SourceCode"/>
-        <w:spacing w:before="0" w:after="0" w:line="200" w:lineRule="auto"/>
-      </w:pPr>
-      <w:r>
-        <w:t xml:space="preserve">            int p = (aInv * ((cipher - b) % N + N)) % N;</w:t>
-      </w:r>
-    </w:p>
-    <w:p>
-      <w:pPr>
-        <w:pStyle w:val="SourceCode"/>
-        <w:spacing w:before="0" w:after="0" w:line="200" w:lineRule="auto"/>
-      </w:pPr>
-      <w:r>
-        <w:t xml:space="preserve">            result += static_cast&lt;char&gt;(p + 'A');</w:t>
-      </w:r>
-    </w:p>
-    <w:p>
-      <w:pPr>
-        <w:pStyle w:val="SourceCode"/>
-        <w:spacing w:before="0" w:after="0" w:line="200" w:lineRule="auto"/>
-      </w:pPr>
-      <w:r>
-        <w:t xml:space="preserve">        } else {</w:t>
-      </w:r>
-    </w:p>
-    <w:p>
-      <w:pPr>
-        <w:pStyle w:val="SourceCode"/>
-        <w:spacing w:before="0" w:after="0" w:line="200" w:lineRule="auto"/>
-      </w:pPr>
-      <w:r>
-        <w:t xml:space="preserve">            result += c;</w:t>
-      </w:r>
-    </w:p>
-    <w:p>
-      <w:pPr>
-        <w:pStyle w:val="SourceCode"/>
-        <w:spacing w:before="0" w:after="0" w:line="200" w:lineRule="auto"/>
-      </w:pPr>
-      <w:r>
-        <w:t xml:space="preserve">        }</w:t>
-      </w:r>
-    </w:p>
-    <w:p>
-      <w:pPr>
-        <w:pStyle w:val="SourceCode"/>
-        <w:spacing w:before="0" w:after="0" w:line="200" w:lineRule="auto"/>
-      </w:pPr>
-      <w:r>
-        <w:t xml:space="preserve">    }</w:t>
-      </w:r>
-    </w:p>
-    <w:p>
-      <w:pPr>
-        <w:pStyle w:val="SourceCode"/>
-        <w:spacing w:before="0" w:after="0" w:line="200" w:lineRule="auto"/>
-      </w:pPr>
-      <w:r>
-        <w:t xml:space="preserve">    return result;</w:t>
-      </w:r>
-    </w:p>
-    <w:p>
-      <w:pPr>
-        <w:pStyle w:val="SourceCode"/>
-        <w:spacing w:before="0" w:after="0" w:line="200" w:lineRule="auto"/>
-      </w:pPr>
-      <w:r>
-        <w:t xml:space="preserve">}</w:t>
-      </w:r>
-    </w:p>
-    <w:p>
-      <w:pPr>
-        <w:pStyle w:val="SourceCode"/>
-        <w:spacing w:before="0" w:after="0" w:line="200" w:lineRule="auto"/>
-      </w:pPr>
-    </w:p>
-    <w:p>
-      <w:pPr>
-        <w:pStyle w:val="SourceCode"/>
-        <w:spacing w:before="0" w:after="0" w:line="200" w:lineRule="auto"/>
-      </w:pPr>
-      <w:r>
-        <w:t xml:space="preserve">int main() {</w:t>
-      </w:r>
-    </w:p>
-    <w:p>
-      <w:pPr>
-        <w:pStyle w:val="SourceCode"/>
-        <w:spacing w:before="0" w:after="0" w:line="200" w:lineRule="auto"/>
-      </w:pPr>
-      <w:r>
-        <w:t xml:space="preserve">    int a = 5, b = 8;</w:t>
-      </w:r>
-    </w:p>
-    <w:p>
-      <w:pPr>
-        <w:pStyle w:val="SourceCode"/>
-        <w:spacing w:before="0" w:after="0" w:line="200" w:lineRule="auto"/>
-      </w:pPr>
-      <w:r>
-        <w:t xml:space="preserve">    std::string plaintext = "AFFINE CIPHER";</w:t>
-      </w:r>
-    </w:p>
-    <w:p>
-      <w:pPr>
-        <w:pStyle w:val="SourceCode"/>
-        <w:spacing w:before="0" w:after="0" w:line="200" w:lineRule="auto"/>
-      </w:pPr>
-    </w:p>
-    <w:p>
-      <w:pPr>
-        <w:pStyle w:val="SourceCode"/>
-        <w:spacing w:before="0" w:after="0" w:line="200" w:lineRule="auto"/>
-      </w:pPr>
-      <w:r>
-        <w:t xml:space="preserve">    std::cout &lt;&lt; "Афінний шифр: a=" &lt;&lt; a &lt;&lt; ", b=" &lt;&lt; b &lt;&lt; "\n";</w:t>
-      </w:r>
-    </w:p>
-    <w:p>
-      <w:pPr>
-        <w:pStyle w:val="SourceCode"/>
-        <w:spacing w:before="0" w:after="0" w:line="200" w:lineRule="auto"/>
-      </w:pPr>
-      <w:r>
-        <w:t xml:space="preserve">    std::cout &lt;&lt; "Перевірка:    gcd(" &lt;&lt; a &lt;&lt; ", " &lt;&lt; N &lt;&lt; ") = " &lt;&lt; gcd(a, N) &lt;&lt; "\n";</w:t>
-      </w:r>
-    </w:p>
-    <w:p>
-      <w:pPr>
-        <w:pStyle w:val="SourceCode"/>
-        <w:spacing w:before="0" w:after="0" w:line="200" w:lineRule="auto"/>
-      </w:pPr>
-      <w:r>
-        <w:t xml:space="preserve">    std::cout &lt;&lt; "Обернений:    " &lt;&lt; a &lt;&lt; "^-1 mod " &lt;&lt; N</w:t>
-      </w:r>
-    </w:p>
-    <w:p>
-      <w:pPr>
-        <w:pStyle w:val="SourceCode"/>
-        <w:spacing w:before="0" w:after="0" w:line="200" w:lineRule="auto"/>
-      </w:pPr>
-      <w:r>
-        <w:t xml:space="preserve">              &lt;&lt; " = " &lt;&lt; modInverse(a, N) &lt;&lt; "\n\n";</w:t>
-      </w:r>
-    </w:p>
-    <w:p>
-      <w:pPr>
-        <w:pStyle w:val="SourceCode"/>
-        <w:spacing w:before="0" w:after="0" w:line="200" w:lineRule="auto"/>
-      </w:pPr>
-    </w:p>
-    <w:p>
-      <w:pPr>
-        <w:pStyle w:val="SourceCode"/>
-        <w:spacing w:before="0" w:after="0" w:line="200" w:lineRule="auto"/>
-      </w:pPr>
-      <w:r>
-        <w:t xml:space="preserve">    std::cout &lt;&lt; "Відкритий текст:  " &lt;&lt; plaintext &lt;&lt; "\n";</w:t>
-      </w:r>
-    </w:p>
-    <w:p>
-      <w:pPr>
-        <w:pStyle w:val="SourceCode"/>
-        <w:spacing w:before="0" w:after="0" w:line="200" w:lineRule="auto"/>
-      </w:pPr>
-    </w:p>
-    <w:p>
-      <w:pPr>
-        <w:pStyle w:val="SourceCode"/>
-        <w:spacing w:before="0" w:after="0" w:line="200" w:lineRule="auto"/>
-      </w:pPr>
-      <w:r>
-        <w:t xml:space="preserve">    std::string ciphertext = affineEncrypt(plaintext, a, b);</w:t>
-      </w:r>
-    </w:p>
-    <w:p>
-      <w:pPr>
-        <w:pStyle w:val="SourceCode"/>
-        <w:spacing w:before="0" w:after="0" w:line="200" w:lineRule="auto"/>
-      </w:pPr>
-      <w:r>
-        <w:t xml:space="preserve">    std::cout &lt;&lt; "Шифротекст:       " &lt;&lt; ciphertext &lt;&lt; "\n";</w:t>
-      </w:r>
-    </w:p>
-    <w:p>
-      <w:pPr>
-        <w:pStyle w:val="SourceCode"/>
-        <w:spacing w:before="0" w:after="0" w:line="200" w:lineRule="auto"/>
-      </w:pPr>
-      <w:r>
-        <w:t xml:space="preserve">    std::cout &lt;&lt; "Розшифровано:     " &lt;&lt; affineDecrypt(ciphertext, a, b) &lt;&lt; "\n";</w:t>
-      </w:r>
-    </w:p>
-    <w:p>
-      <w:pPr>
-        <w:pStyle w:val="SourceCode"/>
-        <w:spacing w:before="0" w:after="0" w:line="200" w:lineRule="auto"/>
-      </w:pPr>
-    </w:p>
-    <w:p>
-      <w:pPr>
-        <w:pStyle w:val="SourceCode"/>
-        <w:spacing w:before="0" w:after="0" w:line="200" w:lineRule="auto"/>
-      </w:pPr>
-      <w:r>
-        <w:t xml:space="preserve">    return 0;</w:t>
-      </w:r>
-    </w:p>
-    <w:p>
-      <w:pPr>
-        <w:pStyle w:val="SourceCode"/>
-        <w:spacing w:before="0" w:after="120" w:line="200" w:lineRule="auto"/>
-      </w:pPr>
-      <w:r>
-        <w:t xml:space="preserve">}</w:t>
-      </w:r>
+        <w:spacing w:before="0" w:after="0" w:line="120" w:lineRule="exact"/>
+        <w:rPr>
+          <w:sz w:val="4"/>
+          <w:szCs w:val="4"/>
+        </w:rPr>
+      </w:pPr>
+    </w:p>
+    <w:tbl>
+      <w:tblPr>
+        <w:tblStyle w:val="SourceCodeTable"/>
+        <w:tblW w:type="dxa" w:w="9637"/>
+        <w:tblInd w:w="0" w:type="dxa"/>
+        <w:tblBorders>
+          <w:top w:color="BFBFBF" w:space="0" w:sz="4" w:val="single"/>
+          <w:left w:color="BFBFBF" w:space="0" w:sz="4" w:val="single"/>
+          <w:bottom w:color="BFBFBF" w:space="0" w:sz="4" w:val="single"/>
+          <w:right w:color="BFBFBF" w:space="0" w:sz="4" w:val="single"/>
+        </w:tblBorders>
+        <w:tblLayout w:type="fixed"/>
+        <w:tblCellMar>
+          <w:top w:type="dxa" w:w="113"/>
+          <w:left w:type="dxa" w:w="113"/>
+          <w:bottom w:type="dxa" w:w="113"/>
+          <w:right w:type="dxa" w:w="113"/>
+        </w:tblCellMar>
+        <w:tblLook w:val="0000" w:firstRow="0" w:lastRow="0" w:firstColumn="0" w:lastColumn="0" w:noHBand="1" w:noVBand="1"/>
+      </w:tblPr>
+      <w:tblGrid>
+        <w:gridCol w:w="9637"/>
+      </w:tblGrid>
+      <w:tr>
+        <w:tc>
+          <w:tcPr>
+            <w:tcW w:type="dxa" w:w="9637"/>
+          </w:tcPr>
+          <w:p>
+            <w:pPr>
+              <w:pStyle w:val="SourceCode"/>
+              <w:spacing w:before="0" w:after="0" w:line="200" w:lineRule="auto"/>
+            </w:pPr>
+            <w:r>
+              <w:t xml:space="preserve">#include &lt;iostream&gt;</w:t>
+            </w:r>
+          </w:p>
+          <w:p>
+            <w:pPr>
+              <w:pStyle w:val="SourceCode"/>
+              <w:spacing w:before="0" w:after="0" w:line="200" w:lineRule="auto"/>
+            </w:pPr>
+            <w:r>
+              <w:t xml:space="preserve">#include &lt;string&gt;</w:t>
+            </w:r>
+          </w:p>
+          <w:p>
+            <w:pPr>
+              <w:pStyle w:val="SourceCode"/>
+              <w:spacing w:before="0" w:after="0" w:line="200" w:lineRule="auto"/>
+            </w:pPr>
+            <w:r>
+              <w:t xml:space="preserve">#include &lt;stdexcept&gt;</w:t>
+            </w:r>
+          </w:p>
+          <w:p>
+            <w:pPr>
+              <w:pStyle w:val="SourceCode"/>
+              <w:spacing w:before="0" w:after="0" w:line="200" w:lineRule="auto"/>
+            </w:pPr>
+            <w:r>
+              <w:t xml:space="preserve">#include &lt;cctype&gt;</w:t>
+            </w:r>
+          </w:p>
+          <w:p>
+            <w:pPr>
+              <w:pStyle w:val="SourceCode"/>
+              <w:spacing w:before="0" w:after="0" w:line="200" w:lineRule="auto"/>
+            </w:pPr>
+          </w:p>
+          <w:p>
+            <w:pPr>
+              <w:pStyle w:val="SourceCode"/>
+              <w:spacing w:before="0" w:after="0" w:line="200" w:lineRule="auto"/>
+            </w:pPr>
+            <w:r>
+              <w:t xml:space="preserve">const int N = 26;  // потужність англійської абетки</w:t>
+            </w:r>
+          </w:p>
+          <w:p>
+            <w:pPr>
+              <w:pStyle w:val="SourceCode"/>
+              <w:spacing w:before="0" w:after="0" w:line="200" w:lineRule="auto"/>
+            </w:pPr>
+          </w:p>
+          <w:p>
+            <w:pPr>
+              <w:pStyle w:val="SourceCode"/>
+              <w:spacing w:before="0" w:after="0" w:line="200" w:lineRule="auto"/>
+            </w:pPr>
+            <w:r>
+              <w:t xml:space="preserve">// Найбільший спільний дільник, алгоритм Евкліда</w:t>
+            </w:r>
+          </w:p>
+          <w:p>
+            <w:pPr>
+              <w:pStyle w:val="SourceCode"/>
+              <w:spacing w:before="0" w:after="0" w:line="200" w:lineRule="auto"/>
+            </w:pPr>
+            <w:r>
+              <w:t xml:space="preserve">int gcd(int a, int b) {</w:t>
+            </w:r>
+          </w:p>
+          <w:p>
+            <w:pPr>
+              <w:pStyle w:val="SourceCode"/>
+              <w:spacing w:before="0" w:after="0" w:line="200" w:lineRule="auto"/>
+            </w:pPr>
+            <w:r>
+              <w:t xml:space="preserve">    while (b != 0) {</w:t>
+            </w:r>
+          </w:p>
+          <w:p>
+            <w:pPr>
+              <w:pStyle w:val="SourceCode"/>
+              <w:spacing w:before="0" w:after="0" w:line="200" w:lineRule="auto"/>
+            </w:pPr>
+            <w:r>
+              <w:t xml:space="preserve">        int t = a % b;</w:t>
+            </w:r>
+          </w:p>
+          <w:p>
+            <w:pPr>
+              <w:pStyle w:val="SourceCode"/>
+              <w:spacing w:before="0" w:after="0" w:line="200" w:lineRule="auto"/>
+            </w:pPr>
+            <w:r>
+              <w:t xml:space="preserve">        a = b;</w:t>
+            </w:r>
+          </w:p>
+          <w:p>
+            <w:pPr>
+              <w:pStyle w:val="SourceCode"/>
+              <w:spacing w:before="0" w:after="0" w:line="200" w:lineRule="auto"/>
+            </w:pPr>
+            <w:r>
+              <w:t xml:space="preserve">        b = t;</w:t>
+            </w:r>
+          </w:p>
+          <w:p>
+            <w:pPr>
+              <w:pStyle w:val="SourceCode"/>
+              <w:spacing w:before="0" w:after="0" w:line="200" w:lineRule="auto"/>
+            </w:pPr>
+            <w:r>
+              <w:t xml:space="preserve">    }</w:t>
+            </w:r>
+          </w:p>
+          <w:p>
+            <w:pPr>
+              <w:pStyle w:val="SourceCode"/>
+              <w:spacing w:before="0" w:after="0" w:line="200" w:lineRule="auto"/>
+            </w:pPr>
+            <w:r>
+              <w:t xml:space="preserve">    return a;</w:t>
+            </w:r>
+          </w:p>
+          <w:p>
+            <w:pPr>
+              <w:pStyle w:val="SourceCode"/>
+              <w:spacing w:before="0" w:after="0" w:line="200" w:lineRule="auto"/>
+            </w:pPr>
+            <w:r>
+              <w:t xml:space="preserve">}</w:t>
+            </w:r>
+          </w:p>
+          <w:p>
+            <w:pPr>
+              <w:pStyle w:val="SourceCode"/>
+              <w:spacing w:before="0" w:after="0" w:line="200" w:lineRule="auto"/>
+            </w:pPr>
+          </w:p>
+          <w:p>
+            <w:pPr>
+              <w:pStyle w:val="SourceCode"/>
+              <w:spacing w:before="0" w:after="0" w:line="200" w:lineRule="auto"/>
+            </w:pPr>
+            <w:r>
+              <w:t xml:space="preserve">// Обернений елемент a^-1 mod n, розширений алгоритм Евкліда</w:t>
+            </w:r>
+          </w:p>
+          <w:p>
+            <w:pPr>
+              <w:pStyle w:val="SourceCode"/>
+              <w:spacing w:before="0" w:after="0" w:line="200" w:lineRule="auto"/>
+            </w:pPr>
+            <w:r>
+              <w:t xml:space="preserve">int modInverse(int a, int n) {</w:t>
+            </w:r>
+          </w:p>
+          <w:p>
+            <w:pPr>
+              <w:pStyle w:val="SourceCode"/>
+              <w:spacing w:before="0" w:after="0" w:line="200" w:lineRule="auto"/>
+            </w:pPr>
+            <w:r>
+              <w:t xml:space="preserve">    int oldR = a, r = n;</w:t>
+            </w:r>
+          </w:p>
+          <w:p>
+            <w:pPr>
+              <w:pStyle w:val="SourceCode"/>
+              <w:spacing w:before="0" w:after="0" w:line="200" w:lineRule="auto"/>
+            </w:pPr>
+            <w:r>
+              <w:t xml:space="preserve">    int oldS = 1, s = 0;</w:t>
+            </w:r>
+          </w:p>
+          <w:p>
+            <w:pPr>
+              <w:pStyle w:val="SourceCode"/>
+              <w:spacing w:before="0" w:after="0" w:line="200" w:lineRule="auto"/>
+            </w:pPr>
+          </w:p>
+          <w:p>
+            <w:pPr>
+              <w:pStyle w:val="SourceCode"/>
+              <w:spacing w:before="0" w:after="0" w:line="200" w:lineRule="auto"/>
+            </w:pPr>
+            <w:r>
+              <w:t xml:space="preserve">    while (r != 0) {</w:t>
+            </w:r>
+          </w:p>
+          <w:p>
+            <w:pPr>
+              <w:pStyle w:val="SourceCode"/>
+              <w:spacing w:before="0" w:after="0" w:line="200" w:lineRule="auto"/>
+            </w:pPr>
+            <w:r>
+              <w:t xml:space="preserve">        int q = oldR / r;</w:t>
+            </w:r>
+          </w:p>
+          <w:p>
+            <w:pPr>
+              <w:pStyle w:val="SourceCode"/>
+              <w:spacing w:before="0" w:after="0" w:line="200" w:lineRule="auto"/>
+            </w:pPr>
+            <w:r>
+              <w:t xml:space="preserve">        int tmp = oldR - q * r;  oldR = r;  r = tmp;</w:t>
+            </w:r>
+          </w:p>
+          <w:p>
+            <w:pPr>
+              <w:pStyle w:val="SourceCode"/>
+              <w:spacing w:before="0" w:after="0" w:line="200" w:lineRule="auto"/>
+            </w:pPr>
+            <w:r>
+              <w:t xml:space="preserve">        tmp = oldS - q * s;      oldS = s;  s = tmp;</w:t>
+            </w:r>
+          </w:p>
+          <w:p>
+            <w:pPr>
+              <w:pStyle w:val="SourceCode"/>
+              <w:spacing w:before="0" w:after="0" w:line="200" w:lineRule="auto"/>
+            </w:pPr>
+            <w:r>
+              <w:t xml:space="preserve">    }</w:t>
+            </w:r>
+          </w:p>
+          <w:p>
+            <w:pPr>
+              <w:pStyle w:val="SourceCode"/>
+              <w:spacing w:before="0" w:after="0" w:line="200" w:lineRule="auto"/>
+            </w:pPr>
+          </w:p>
+          <w:p>
+            <w:pPr>
+              <w:pStyle w:val="SourceCode"/>
+              <w:spacing w:before="0" w:after="0" w:line="200" w:lineRule="auto"/>
+            </w:pPr>
+            <w:r>
+              <w:t xml:space="preserve">    if (oldR != 1) {</w:t>
+            </w:r>
+          </w:p>
+          <w:p>
+            <w:pPr>
+              <w:pStyle w:val="SourceCode"/>
+              <w:spacing w:before="0" w:after="0" w:line="200" w:lineRule="auto"/>
+            </w:pPr>
+            <w:r>
+              <w:t xml:space="preserve">        throw std::runtime_error("Оберненого елемента не існує: gcd != 1");</w:t>
+            </w:r>
+          </w:p>
+          <w:p>
+            <w:pPr>
+              <w:pStyle w:val="SourceCode"/>
+              <w:spacing w:before="0" w:after="0" w:line="200" w:lineRule="auto"/>
+            </w:pPr>
+            <w:r>
+              <w:t xml:space="preserve">    }</w:t>
+            </w:r>
+          </w:p>
+          <w:p>
+            <w:pPr>
+              <w:pStyle w:val="SourceCode"/>
+              <w:spacing w:before="0" w:after="0" w:line="200" w:lineRule="auto"/>
+            </w:pPr>
+          </w:p>
+          <w:p>
+            <w:pPr>
+              <w:pStyle w:val="SourceCode"/>
+              <w:spacing w:before="0" w:after="0" w:line="200" w:lineRule="auto"/>
+            </w:pPr>
+            <w:r>
+              <w:t xml:space="preserve">    return ((oldS % n) + n) % n;  // нормалізація до діапазону [0, n)</w:t>
+            </w:r>
+          </w:p>
+          <w:p>
+            <w:pPr>
+              <w:pStyle w:val="SourceCode"/>
+              <w:spacing w:before="0" w:after="0" w:line="200" w:lineRule="auto"/>
+            </w:pPr>
+            <w:r>
+              <w:t xml:space="preserve">}</w:t>
+            </w:r>
+          </w:p>
+          <w:p>
+            <w:pPr>
+              <w:pStyle w:val="SourceCode"/>
+              <w:spacing w:before="0" w:after="0" w:line="200" w:lineRule="auto"/>
+            </w:pPr>
+          </w:p>
+          <w:p>
+            <w:pPr>
+              <w:pStyle w:val="SourceCode"/>
+              <w:spacing w:before="0" w:after="0" w:line="200" w:lineRule="auto"/>
+            </w:pPr>
+            <w:r>
+              <w:t xml:space="preserve">// Зашифрування: C = (a*P + b) mod N</w:t>
+            </w:r>
+          </w:p>
+          <w:p>
+            <w:pPr>
+              <w:pStyle w:val="SourceCode"/>
+              <w:spacing w:before="0" w:after="0" w:line="200" w:lineRule="auto"/>
+            </w:pPr>
+            <w:r>
+              <w:t xml:space="preserve">std::string affineEncrypt(const std::string&amp; text, int a, int b) {</w:t>
+            </w:r>
+          </w:p>
+          <w:p>
+            <w:pPr>
+              <w:pStyle w:val="SourceCode"/>
+              <w:spacing w:before="0" w:after="0" w:line="200" w:lineRule="auto"/>
+            </w:pPr>
+            <w:r>
+              <w:t xml:space="preserve">    if (gcd(a, N) != 1) {</w:t>
+            </w:r>
+          </w:p>
+          <w:p>
+            <w:pPr>
+              <w:pStyle w:val="SourceCode"/>
+              <w:spacing w:before="0" w:after="0" w:line="200" w:lineRule="auto"/>
+            </w:pPr>
+            <w:r>
+              <w:t xml:space="preserve">        throw std::runtime_error("Параметр a не взаємно простий з N");</w:t>
+            </w:r>
+          </w:p>
+          <w:p>
+            <w:pPr>
+              <w:pStyle w:val="SourceCode"/>
+              <w:spacing w:before="0" w:after="0" w:line="200" w:lineRule="auto"/>
+            </w:pPr>
+            <w:r>
+              <w:t xml:space="preserve">    }</w:t>
+            </w:r>
+          </w:p>
+          <w:p>
+            <w:pPr>
+              <w:pStyle w:val="SourceCode"/>
+              <w:spacing w:before="0" w:after="0" w:line="200" w:lineRule="auto"/>
+            </w:pPr>
+          </w:p>
+          <w:p>
+            <w:pPr>
+              <w:pStyle w:val="SourceCode"/>
+              <w:spacing w:before="0" w:after="0" w:line="200" w:lineRule="auto"/>
+            </w:pPr>
+            <w:r>
+              <w:t xml:space="preserve">    std::string result;</w:t>
+            </w:r>
+          </w:p>
+          <w:p>
+            <w:pPr>
+              <w:pStyle w:val="SourceCode"/>
+              <w:spacing w:before="0" w:after="0" w:line="200" w:lineRule="auto"/>
+            </w:pPr>
+            <w:r>
+              <w:t xml:space="preserve">    for (char c : text) {</w:t>
+            </w:r>
+          </w:p>
+          <w:p>
+            <w:pPr>
+              <w:pStyle w:val="SourceCode"/>
+              <w:spacing w:before="0" w:after="0" w:line="200" w:lineRule="auto"/>
+            </w:pPr>
+            <w:r>
+              <w:t xml:space="preserve">        char up = static_cast&lt;char&gt;(std::toupper(static_cast&lt;unsigned char&gt;(c)));</w:t>
+            </w:r>
+          </w:p>
+          <w:p>
+            <w:pPr>
+              <w:pStyle w:val="SourceCode"/>
+              <w:spacing w:before="0" w:after="0" w:line="200" w:lineRule="auto"/>
+            </w:pPr>
+            <w:r>
+              <w:t xml:space="preserve">        if (up &gt;= 'A' &amp;&amp; up &lt;= 'Z') {</w:t>
+            </w:r>
+          </w:p>
+          <w:p>
+            <w:pPr>
+              <w:pStyle w:val="SourceCode"/>
+              <w:spacing w:before="0" w:after="0" w:line="200" w:lineRule="auto"/>
+            </w:pPr>
+            <w:r>
+              <w:t xml:space="preserve">            int p = up - 'A';</w:t>
+            </w:r>
+          </w:p>
+          <w:p>
+            <w:pPr>
+              <w:pStyle w:val="SourceCode"/>
+              <w:spacing w:before="0" w:after="0" w:line="200" w:lineRule="auto"/>
+            </w:pPr>
+            <w:r>
+              <w:t xml:space="preserve">            result += static_cast&lt;char&gt;((a * p + b) % N + 'A');</w:t>
+            </w:r>
+          </w:p>
+          <w:p>
+            <w:pPr>
+              <w:pStyle w:val="SourceCode"/>
+              <w:spacing w:before="0" w:after="0" w:line="200" w:lineRule="auto"/>
+            </w:pPr>
+            <w:r>
+              <w:t xml:space="preserve">        } else {</w:t>
+            </w:r>
+          </w:p>
+          <w:p>
+            <w:pPr>
+              <w:pStyle w:val="SourceCode"/>
+              <w:spacing w:before="0" w:after="0" w:line="200" w:lineRule="auto"/>
+            </w:pPr>
+            <w:r>
+              <w:t xml:space="preserve">            result += c;</w:t>
+            </w:r>
+          </w:p>
+          <w:p>
+            <w:pPr>
+              <w:pStyle w:val="SourceCode"/>
+              <w:spacing w:before="0" w:after="0" w:line="200" w:lineRule="auto"/>
+            </w:pPr>
+            <w:r>
+              <w:t xml:space="preserve">        }</w:t>
+            </w:r>
+          </w:p>
+          <w:p>
+            <w:pPr>
+              <w:pStyle w:val="SourceCode"/>
+              <w:spacing w:before="0" w:after="0" w:line="200" w:lineRule="auto"/>
+            </w:pPr>
+            <w:r>
+              <w:t xml:space="preserve">    }</w:t>
+            </w:r>
+          </w:p>
+          <w:p>
+            <w:pPr>
+              <w:pStyle w:val="SourceCode"/>
+              <w:spacing w:before="0" w:after="0" w:line="200" w:lineRule="auto"/>
+            </w:pPr>
+            <w:r>
+              <w:t xml:space="preserve">    return result;</w:t>
+            </w:r>
+          </w:p>
+          <w:p>
+            <w:pPr>
+              <w:pStyle w:val="SourceCode"/>
+              <w:spacing w:before="0" w:after="0" w:line="200" w:lineRule="auto"/>
+            </w:pPr>
+            <w:r>
+              <w:t xml:space="preserve">}</w:t>
+            </w:r>
+          </w:p>
+          <w:p>
+            <w:pPr>
+              <w:pStyle w:val="SourceCode"/>
+              <w:spacing w:before="0" w:after="0" w:line="200" w:lineRule="auto"/>
+            </w:pPr>
+          </w:p>
+          <w:p>
+            <w:pPr>
+              <w:pStyle w:val="SourceCode"/>
+              <w:spacing w:before="0" w:after="0" w:line="200" w:lineRule="auto"/>
+            </w:pPr>
+            <w:r>
+              <w:t xml:space="preserve">// Розшифрування: P = a^-1 * (C - b) mod N</w:t>
+            </w:r>
+          </w:p>
+          <w:p>
+            <w:pPr>
+              <w:pStyle w:val="SourceCode"/>
+              <w:spacing w:before="0" w:after="0" w:line="200" w:lineRule="auto"/>
+            </w:pPr>
+            <w:r>
+              <w:t xml:space="preserve">std::string affineDecrypt(const std::string&amp; text, int a, int b) {</w:t>
+            </w:r>
+          </w:p>
+          <w:p>
+            <w:pPr>
+              <w:pStyle w:val="SourceCode"/>
+              <w:spacing w:before="0" w:after="0" w:line="200" w:lineRule="auto"/>
+            </w:pPr>
+            <w:r>
+              <w:t xml:space="preserve">    int aInv = modInverse(a, N);</w:t>
+            </w:r>
+          </w:p>
+          <w:p>
+            <w:pPr>
+              <w:pStyle w:val="SourceCode"/>
+              <w:spacing w:before="0" w:after="0" w:line="200" w:lineRule="auto"/>
+            </w:pPr>
+          </w:p>
+          <w:p>
+            <w:pPr>
+              <w:pStyle w:val="SourceCode"/>
+              <w:spacing w:before="0" w:after="0" w:line="200" w:lineRule="auto"/>
+            </w:pPr>
+            <w:r>
+              <w:t xml:space="preserve">    std::string result;</w:t>
+            </w:r>
+          </w:p>
+          <w:p>
+            <w:pPr>
+              <w:pStyle w:val="SourceCode"/>
+              <w:spacing w:before="0" w:after="0" w:line="200" w:lineRule="auto"/>
+            </w:pPr>
+            <w:r>
+              <w:t xml:space="preserve">    for (char c : text) {</w:t>
+            </w:r>
+          </w:p>
+          <w:p>
+            <w:pPr>
+              <w:pStyle w:val="SourceCode"/>
+              <w:spacing w:before="0" w:after="0" w:line="200" w:lineRule="auto"/>
+            </w:pPr>
+            <w:r>
+              <w:t xml:space="preserve">        char up = static_cast&lt;char&gt;(std::toupper(static_cast&lt;unsigned char&gt;(c)));</w:t>
+            </w:r>
+          </w:p>
+          <w:p>
+            <w:pPr>
+              <w:pStyle w:val="SourceCode"/>
+              <w:spacing w:before="0" w:after="0" w:line="200" w:lineRule="auto"/>
+            </w:pPr>
+            <w:r>
+              <w:t xml:space="preserve">        if (up &gt;= 'A' &amp;&amp; up &lt;= 'Z') {</w:t>
+            </w:r>
+          </w:p>
+          <w:p>
+            <w:pPr>
+              <w:pStyle w:val="SourceCode"/>
+              <w:spacing w:before="0" w:after="0" w:line="200" w:lineRule="auto"/>
+            </w:pPr>
+            <w:r>
+              <w:t xml:space="preserve">            int cipher = up - 'A';</w:t>
+            </w:r>
+          </w:p>
+          <w:p>
+            <w:pPr>
+              <w:pStyle w:val="SourceCode"/>
+              <w:spacing w:before="0" w:after="0" w:line="200" w:lineRule="auto"/>
+            </w:pPr>
+            <w:r>
+              <w:t xml:space="preserve">            int p = (aInv * ((cipher - b) % N + N)) % N;</w:t>
+            </w:r>
+          </w:p>
+          <w:p>
+            <w:pPr>
+              <w:pStyle w:val="SourceCode"/>
+              <w:spacing w:before="0" w:after="0" w:line="200" w:lineRule="auto"/>
+            </w:pPr>
+            <w:r>
+              <w:t xml:space="preserve">            result += static_cast&lt;char&gt;(p + 'A');</w:t>
+            </w:r>
+          </w:p>
+          <w:p>
+            <w:pPr>
+              <w:pStyle w:val="SourceCode"/>
+              <w:spacing w:before="0" w:after="0" w:line="200" w:lineRule="auto"/>
+            </w:pPr>
+            <w:r>
+              <w:t xml:space="preserve">        } else {</w:t>
+            </w:r>
+          </w:p>
+          <w:p>
+            <w:pPr>
+              <w:pStyle w:val="SourceCode"/>
+              <w:spacing w:before="0" w:after="0" w:line="200" w:lineRule="auto"/>
+            </w:pPr>
+            <w:r>
+              <w:t xml:space="preserve">            result += c;</w:t>
+            </w:r>
+          </w:p>
+          <w:p>
+            <w:pPr>
+              <w:pStyle w:val="SourceCode"/>
+              <w:spacing w:before="0" w:after="0" w:line="200" w:lineRule="auto"/>
+            </w:pPr>
+            <w:r>
+              <w:t xml:space="preserve">        }</w:t>
+            </w:r>
+          </w:p>
+          <w:p>
+            <w:pPr>
+              <w:pStyle w:val="SourceCode"/>
+              <w:spacing w:before="0" w:after="0" w:line="200" w:lineRule="auto"/>
+            </w:pPr>
+            <w:r>
+              <w:t xml:space="preserve">    }</w:t>
+            </w:r>
+          </w:p>
+          <w:p>
+            <w:pPr>
+              <w:pStyle w:val="SourceCode"/>
+              <w:spacing w:before="0" w:after="0" w:line="200" w:lineRule="auto"/>
+            </w:pPr>
+            <w:r>
+              <w:t xml:space="preserve">    return result;</w:t>
+            </w:r>
+          </w:p>
+          <w:p>
+            <w:pPr>
+              <w:pStyle w:val="SourceCode"/>
+              <w:spacing w:before="0" w:after="0" w:line="200" w:lineRule="auto"/>
+            </w:pPr>
+            <w:r>
+              <w:t xml:space="preserve">}</w:t>
+            </w:r>
+          </w:p>
+          <w:p>
+            <w:pPr>
+              <w:pStyle w:val="SourceCode"/>
+              <w:spacing w:before="0" w:after="0" w:line="200" w:lineRule="auto"/>
+            </w:pPr>
+          </w:p>
+          <w:p>
+            <w:pPr>
+              <w:pStyle w:val="SourceCode"/>
+              <w:spacing w:before="0" w:after="0" w:line="200" w:lineRule="auto"/>
+            </w:pPr>
+            <w:r>
+              <w:t xml:space="preserve">int main() {</w:t>
+            </w:r>
+          </w:p>
+          <w:p>
+            <w:pPr>
+              <w:pStyle w:val="SourceCode"/>
+              <w:spacing w:before="0" w:after="0" w:line="200" w:lineRule="auto"/>
+            </w:pPr>
+            <w:r>
+              <w:t xml:space="preserve">    int a = 5, b = 8;</w:t>
+            </w:r>
+          </w:p>
+          <w:p>
+            <w:pPr>
+              <w:pStyle w:val="SourceCode"/>
+              <w:spacing w:before="0" w:after="0" w:line="200" w:lineRule="auto"/>
+            </w:pPr>
+            <w:r>
+              <w:t xml:space="preserve">    std::string plaintext = "AFFINE CIPHER";</w:t>
+            </w:r>
+          </w:p>
+          <w:p>
+            <w:pPr>
+              <w:pStyle w:val="SourceCode"/>
+              <w:spacing w:before="0" w:after="0" w:line="200" w:lineRule="auto"/>
+            </w:pPr>
+          </w:p>
+          <w:p>
+            <w:pPr>
+              <w:pStyle w:val="SourceCode"/>
+              <w:spacing w:before="0" w:after="0" w:line="200" w:lineRule="auto"/>
+            </w:pPr>
+            <w:r>
+              <w:t xml:space="preserve">    std::cout &lt;&lt; "Афінний шифр: a=" &lt;&lt; a &lt;&lt; ", b=" &lt;&lt; b &lt;&lt; "\n";</w:t>
+            </w:r>
+          </w:p>
+          <w:p>
+            <w:pPr>
+              <w:pStyle w:val="SourceCode"/>
+              <w:spacing w:before="0" w:after="0" w:line="200" w:lineRule="auto"/>
+            </w:pPr>
+            <w:r>
+              <w:t xml:space="preserve">    std::cout &lt;&lt; "Перевірка:    gcd(" &lt;&lt; a &lt;&lt; ", " &lt;&lt; N &lt;&lt; ") = "</w:t>
+            </w:r>
+          </w:p>
+          <w:p>
+            <w:pPr>
+              <w:pStyle w:val="SourceCode"/>
+              <w:spacing w:before="0" w:after="0" w:line="200" w:lineRule="auto"/>
+            </w:pPr>
+            <w:r>
+              <w:t xml:space="preserve">              &lt;&lt; gcd(a, N) &lt;&lt; "\n";</w:t>
+            </w:r>
+          </w:p>
+          <w:p>
+            <w:pPr>
+              <w:pStyle w:val="SourceCode"/>
+              <w:spacing w:before="0" w:after="0" w:line="200" w:lineRule="auto"/>
+            </w:pPr>
+            <w:r>
+              <w:t xml:space="preserve">    std::cout &lt;&lt; "Обернений:    " &lt;&lt; a &lt;&lt; "^-1 mod " &lt;&lt; N</w:t>
+            </w:r>
+          </w:p>
+          <w:p>
+            <w:pPr>
+              <w:pStyle w:val="SourceCode"/>
+              <w:spacing w:before="0" w:after="0" w:line="200" w:lineRule="auto"/>
+            </w:pPr>
+            <w:r>
+              <w:t xml:space="preserve">              &lt;&lt; " = " &lt;&lt; modInverse(a, N) &lt;&lt; "\n\n";</w:t>
+            </w:r>
+          </w:p>
+          <w:p>
+            <w:pPr>
+              <w:pStyle w:val="SourceCode"/>
+              <w:spacing w:before="0" w:after="0" w:line="200" w:lineRule="auto"/>
+            </w:pPr>
+          </w:p>
+          <w:p>
+            <w:pPr>
+              <w:pStyle w:val="SourceCode"/>
+              <w:spacing w:before="0" w:after="0" w:line="200" w:lineRule="auto"/>
+            </w:pPr>
+            <w:r>
+              <w:t xml:space="preserve">    std::cout &lt;&lt; "Відкритий текст:  " &lt;&lt; plaintext &lt;&lt; "\n";</w:t>
+            </w:r>
+          </w:p>
+          <w:p>
+            <w:pPr>
+              <w:pStyle w:val="SourceCode"/>
+              <w:spacing w:before="0" w:after="0" w:line="200" w:lineRule="auto"/>
+            </w:pPr>
+          </w:p>
+          <w:p>
+            <w:pPr>
+              <w:pStyle w:val="SourceCode"/>
+              <w:spacing w:before="0" w:after="0" w:line="200" w:lineRule="auto"/>
+            </w:pPr>
+            <w:r>
+              <w:t xml:space="preserve">    std::string ciphertext = affineEncrypt(plaintext, a, b);</w:t>
+            </w:r>
+          </w:p>
+          <w:p>
+            <w:pPr>
+              <w:pStyle w:val="SourceCode"/>
+              <w:spacing w:before="0" w:after="0" w:line="200" w:lineRule="auto"/>
+            </w:pPr>
+            <w:r>
+              <w:t xml:space="preserve">    std::cout &lt;&lt; "Шифротекст:       " &lt;&lt; ciphertext &lt;&lt; "\n";</w:t>
+            </w:r>
+          </w:p>
+          <w:p>
+            <w:pPr>
+              <w:pStyle w:val="SourceCode"/>
+              <w:spacing w:before="0" w:after="0" w:line="200" w:lineRule="auto"/>
+            </w:pPr>
+            <w:r>
+              <w:t xml:space="preserve">    std::cout &lt;&lt; "Розшифровано:     " &lt;&lt; affineDecrypt(ciphertext, a, b) &lt;&lt; "\n";</w:t>
+            </w:r>
+          </w:p>
+          <w:p>
+            <w:pPr>
+              <w:pStyle w:val="SourceCode"/>
+              <w:spacing w:before="0" w:after="0" w:line="200" w:lineRule="auto"/>
+            </w:pPr>
+          </w:p>
+          <w:p>
+            <w:pPr>
+              <w:pStyle w:val="SourceCode"/>
+              <w:spacing w:before="0" w:after="0" w:line="200" w:lineRule="auto"/>
+            </w:pPr>
+            <w:r>
+              <w:t xml:space="preserve">    return 0;</w:t>
+            </w:r>
+          </w:p>
+          <w:p>
+            <w:pPr>
+              <w:pStyle w:val="SourceCode"/>
+              <w:spacing w:before="0" w:after="0" w:line="200" w:lineRule="auto"/>
+            </w:pPr>
+            <w:r>
+              <w:t xml:space="preserve">}</w:t>
+            </w:r>
+          </w:p>
+        </w:tc>
+      </w:tr>
+    </w:tbl>
+    <w:p>
+      <w:pPr>
+        <w:spacing w:before="0" w:after="0" w:line="120" w:lineRule="exact"/>
+        <w:rPr>
+          <w:sz w:val="4"/>
+          <w:szCs w:val="4"/>
+        </w:rPr>
+      </w:pPr>
     </w:p>
     <w:p>
       <w:pPr>
@@ -1982,63 +2383,112 @@
     </w:p>
     <w:p>
       <w:pPr>
-        <w:pStyle w:val="SourceCode"/>
-        <w:spacing w:before="120" w:after="0" w:line="200" w:lineRule="auto"/>
-      </w:pPr>
-      <w:r>
-        <w:t xml:space="preserve">Афінний шифр: a=5, b=8</w:t>
-      </w:r>
-    </w:p>
-    <w:p>
-      <w:pPr>
-        <w:pStyle w:val="SourceCode"/>
-        <w:spacing w:before="0" w:after="0" w:line="200" w:lineRule="auto"/>
-      </w:pPr>
-      <w:r>
-        <w:t xml:space="preserve">Перевірка:    gcd(5, 26) = 1</w:t>
-      </w:r>
-    </w:p>
-    <w:p>
-      <w:pPr>
-        <w:pStyle w:val="SourceCode"/>
-        <w:spacing w:before="0" w:after="0" w:line="200" w:lineRule="auto"/>
-      </w:pPr>
-      <w:r>
-        <w:t xml:space="preserve">Обернений:    5^-1 mod 26 = 21</w:t>
-      </w:r>
-    </w:p>
-    <w:p>
-      <w:pPr>
-        <w:pStyle w:val="SourceCode"/>
-        <w:spacing w:before="0" w:after="0" w:line="200" w:lineRule="auto"/>
-      </w:pPr>
-    </w:p>
-    <w:p>
-      <w:pPr>
-        <w:pStyle w:val="SourceCode"/>
-        <w:spacing w:before="0" w:after="0" w:line="200" w:lineRule="auto"/>
-      </w:pPr>
-      <w:r>
-        <w:t xml:space="preserve">Відкритий текст:  AFFINE CIPHER</w:t>
-      </w:r>
-    </w:p>
-    <w:p>
-      <w:pPr>
-        <w:pStyle w:val="SourceCode"/>
-        <w:spacing w:before="0" w:after="0" w:line="200" w:lineRule="auto"/>
-      </w:pPr>
-      <w:r>
-        <w:t xml:space="preserve">Шифротекст:       IHHWVC SWFRCP</w:t>
-      </w:r>
-    </w:p>
-    <w:p>
-      <w:pPr>
-        <w:pStyle w:val="SourceCode"/>
-        <w:spacing w:before="0" w:after="120" w:line="200" w:lineRule="auto"/>
-      </w:pPr>
-      <w:r>
-        <w:t xml:space="preserve">Розшифровано:     AFFINE CIPHER</w:t>
-      </w:r>
+        <w:spacing w:before="0" w:after="0" w:line="120" w:lineRule="exact"/>
+        <w:rPr>
+          <w:sz w:val="4"/>
+          <w:szCs w:val="4"/>
+        </w:rPr>
+      </w:pPr>
+    </w:p>
+    <w:tbl>
+      <w:tblPr>
+        <w:tblStyle w:val="SourceCodeTable"/>
+        <w:tblW w:type="dxa" w:w="9637"/>
+        <w:tblInd w:w="0" w:type="dxa"/>
+        <w:tblBorders>
+          <w:top w:color="BFBFBF" w:space="0" w:sz="4" w:val="single"/>
+          <w:left w:color="BFBFBF" w:space="0" w:sz="4" w:val="single"/>
+          <w:bottom w:color="BFBFBF" w:space="0" w:sz="4" w:val="single"/>
+          <w:right w:color="BFBFBF" w:space="0" w:sz="4" w:val="single"/>
+        </w:tblBorders>
+        <w:tblLayout w:type="fixed"/>
+        <w:tblCellMar>
+          <w:top w:type="dxa" w:w="113"/>
+          <w:left w:type="dxa" w:w="113"/>
+          <w:bottom w:type="dxa" w:w="113"/>
+          <w:right w:type="dxa" w:w="113"/>
+        </w:tblCellMar>
+        <w:tblLook w:val="0000" w:firstRow="0" w:lastRow="0" w:firstColumn="0" w:lastColumn="0" w:noHBand="1" w:noVBand="1"/>
+      </w:tblPr>
+      <w:tblGrid>
+        <w:gridCol w:w="9637"/>
+      </w:tblGrid>
+      <w:tr>
+        <w:tc>
+          <w:tcPr>
+            <w:tcW w:type="dxa" w:w="9637"/>
+          </w:tcPr>
+          <w:p>
+            <w:pPr>
+              <w:pStyle w:val="SourceCode"/>
+              <w:spacing w:before="0" w:after="0" w:line="200" w:lineRule="auto"/>
+            </w:pPr>
+            <w:r>
+              <w:t xml:space="preserve">Афінний шифр: a=5, b=8</w:t>
+            </w:r>
+          </w:p>
+          <w:p>
+            <w:pPr>
+              <w:pStyle w:val="SourceCode"/>
+              <w:spacing w:before="0" w:after="0" w:line="200" w:lineRule="auto"/>
+            </w:pPr>
+            <w:r>
+              <w:t xml:space="preserve">Перевірка:    gcd(5, 26) = 1</w:t>
+            </w:r>
+          </w:p>
+          <w:p>
+            <w:pPr>
+              <w:pStyle w:val="SourceCode"/>
+              <w:spacing w:before="0" w:after="0" w:line="200" w:lineRule="auto"/>
+            </w:pPr>
+            <w:r>
+              <w:t xml:space="preserve">Обернений:    5^-1 mod 26 = 21</w:t>
+            </w:r>
+          </w:p>
+          <w:p>
+            <w:pPr>
+              <w:pStyle w:val="SourceCode"/>
+              <w:spacing w:before="0" w:after="0" w:line="200" w:lineRule="auto"/>
+            </w:pPr>
+          </w:p>
+          <w:p>
+            <w:pPr>
+              <w:pStyle w:val="SourceCode"/>
+              <w:spacing w:before="0" w:after="0" w:line="200" w:lineRule="auto"/>
+            </w:pPr>
+            <w:r>
+              <w:t xml:space="preserve">Відкритий текст:  AFFINE CIPHER</w:t>
+            </w:r>
+          </w:p>
+          <w:p>
+            <w:pPr>
+              <w:pStyle w:val="SourceCode"/>
+              <w:spacing w:before="0" w:after="0" w:line="200" w:lineRule="auto"/>
+            </w:pPr>
+            <w:r>
+              <w:t xml:space="preserve">Шифротекст:       IHHWVC SWFRCP</w:t>
+            </w:r>
+          </w:p>
+          <w:p>
+            <w:pPr>
+              <w:pStyle w:val="SourceCode"/>
+              <w:spacing w:before="0" w:after="0" w:line="200" w:lineRule="auto"/>
+            </w:pPr>
+            <w:r>
+              <w:t xml:space="preserve">Розшифровано:     AFFINE CIPHER</w:t>
+            </w:r>
+          </w:p>
+        </w:tc>
+      </w:tr>
+    </w:tbl>
+    <w:p>
+      <w:pPr>
+        <w:spacing w:before="0" w:after="0" w:line="120" w:lineRule="exact"/>
+        <w:rPr>
+          <w:sz w:val="4"/>
+          <w:szCs w:val="4"/>
+        </w:rPr>
+      </w:pPr>
     </w:p>
     <w:p>
       <w:pPr>
@@ -4938,7 +5388,7 @@
     <w:basedOn w:val="Normal"/>
     <w:qFormat/>
     <w:pPr>
-      <w:spacing w:after="120" w:before="120" w:line="200" w:lineRule="auto"/>
+      <w:spacing w:after="0" w:before="0" w:line="200" w:lineRule="auto"/>
       <w:ind w:hanging="340" w:left="340" w:right="0"/>
       <w:jc w:val="left"/>
     </w:pPr>
@@ -4947,6 +5397,26 @@
       <w:sz w:val="18"/>
       <w:szCs w:val="18"/>
     </w:rPr>
+  </w:style>
+  <w:style w:customStyle="1" w:styleId="SourceCodeTable" w:type="table">
+    <w:name w:val="Source Code Table"/>
+    <w:basedOn w:val="TableNormal"/>
+    <w:qFormat/>
+    <w:tblPr>
+      <w:tblInd w:type="dxa" w:w="0"/>
+      <w:tblBorders>
+        <w:top w:color="BFBFBF" w:space="0" w:sz="4" w:val="single"/>
+        <w:left w:color="BFBFBF" w:space="0" w:sz="4" w:val="single"/>
+        <w:bottom w:color="BFBFBF" w:space="0" w:sz="4" w:val="single"/>
+        <w:right w:color="BFBFBF" w:space="0" w:sz="4" w:val="single"/>
+      </w:tblBorders>
+      <w:tblCellMar>
+        <w:top w:type="dxa" w:w="113"/>
+        <w:left w:type="dxa" w:w="113"/>
+        <w:bottom w:type="dxa" w:w="113"/>
+        <w:right w:type="dxa" w:w="113"/>
+      </w:tblCellMar>
+    </w:tblPr>
   </w:style>
 </w:styles>
 </file>

--- a/public/labs/pmzi/pz-23/ЛР2_ПМЗІ_Шифр_Цезаря_з_ключовим_словом_Афінний_шифр.docx
+++ b/public/labs/pmzi/pz-23/ЛР2_ПМЗІ_Шифр_Цезаря_з_ключовим_словом_Афінний_шифр.docx
@@ -169,6 +169,7 @@
           <w:bottom w:color="BFBFBF" w:space="0" w:sz="4" w:val="single"/>
           <w:right w:color="BFBFBF" w:space="0" w:sz="4" w:val="single"/>
         </w:tblBorders>
+        <w:shd w:color="auto" w:fill="F4F4F4" w:val="clear"/>
         <w:tblLayout w:type="fixed"/>
         <w:tblCellMar>
           <w:top w:type="dxa" w:w="113"/>
@@ -185,6 +186,7 @@
         <w:tc>
           <w:tcPr>
             <w:tcW w:type="dxa" w:w="9637"/>
+            <w:shd w:color="auto" w:fill="F4F4F4" w:val="clear"/>
           </w:tcPr>
           <w:p>
             <w:pPr>
@@ -282,6 +284,7 @@
           <w:bottom w:color="BFBFBF" w:space="0" w:sz="4" w:val="single"/>
           <w:right w:color="BFBFBF" w:space="0" w:sz="4" w:val="single"/>
         </w:tblBorders>
+        <w:shd w:color="auto" w:fill="F4F4F4" w:val="clear"/>
         <w:tblLayout w:type="fixed"/>
         <w:tblCellMar>
           <w:top w:type="dxa" w:w="113"/>
@@ -298,6 +301,7 @@
         <w:tc>
           <w:tcPr>
             <w:tcW w:type="dxa" w:w="9637"/>
+            <w:shd w:color="auto" w:fill="F4F4F4" w:val="clear"/>
           </w:tcPr>
           <w:p>
             <w:pPr>
@@ -412,6 +416,7 @@
           <w:bottom w:color="BFBFBF" w:space="0" w:sz="4" w:val="single"/>
           <w:right w:color="BFBFBF" w:space="0" w:sz="4" w:val="single"/>
         </w:tblBorders>
+        <w:shd w:color="auto" w:fill="F4F4F4" w:val="clear"/>
         <w:tblLayout w:type="fixed"/>
         <w:tblCellMar>
           <w:top w:type="dxa" w:w="113"/>
@@ -428,6 +433,7 @@
         <w:tc>
           <w:tcPr>
             <w:tcW w:type="dxa" w:w="9637"/>
+            <w:shd w:color="auto" w:fill="F4F4F4" w:val="clear"/>
           </w:tcPr>
           <w:p>
             <w:pPr>
@@ -493,6 +499,7 @@
           <w:bottom w:color="BFBFBF" w:space="0" w:sz="4" w:val="single"/>
           <w:right w:color="BFBFBF" w:space="0" w:sz="4" w:val="single"/>
         </w:tblBorders>
+        <w:shd w:color="auto" w:fill="F4F4F4" w:val="clear"/>
         <w:tblLayout w:type="fixed"/>
         <w:tblCellMar>
           <w:top w:type="dxa" w:w="113"/>
@@ -509,6 +516,7 @@
         <w:tc>
           <w:tcPr>
             <w:tcW w:type="dxa" w:w="9637"/>
+            <w:shd w:color="auto" w:fill="F4F4F4" w:val="clear"/>
           </w:tcPr>
           <w:p>
             <w:pPr>
@@ -650,6 +658,7 @@
           <w:bottom w:color="BFBFBF" w:space="0" w:sz="4" w:val="single"/>
           <w:right w:color="BFBFBF" w:space="0" w:sz="4" w:val="single"/>
         </w:tblBorders>
+        <w:shd w:color="auto" w:fill="F4F4F4" w:val="clear"/>
         <w:tblLayout w:type="fixed"/>
         <w:tblCellMar>
           <w:top w:type="dxa" w:w="113"/>
@@ -666,6 +675,7 @@
         <w:tc>
           <w:tcPr>
             <w:tcW w:type="dxa" w:w="9637"/>
+            <w:shd w:color="auto" w:fill="F4F4F4" w:val="clear"/>
           </w:tcPr>
           <w:p>
             <w:pPr>
@@ -770,6 +780,7 @@
           <w:bottom w:color="BFBFBF" w:space="0" w:sz="4" w:val="single"/>
           <w:right w:color="BFBFBF" w:space="0" w:sz="4" w:val="single"/>
         </w:tblBorders>
+        <w:shd w:color="auto" w:fill="F4F4F4" w:val="clear"/>
         <w:tblLayout w:type="fixed"/>
         <w:tblCellMar>
           <w:top w:type="dxa" w:w="113"/>
@@ -786,6 +797,7 @@
         <w:tc>
           <w:tcPr>
             <w:tcW w:type="dxa" w:w="9637"/>
+            <w:shd w:color="auto" w:fill="F4F4F4" w:val="clear"/>
           </w:tcPr>
           <w:p>
             <w:pPr>
@@ -1475,6 +1487,7 @@
           <w:bottom w:color="BFBFBF" w:space="0" w:sz="4" w:val="single"/>
           <w:right w:color="BFBFBF" w:space="0" w:sz="4" w:val="single"/>
         </w:tblBorders>
+        <w:shd w:color="auto" w:fill="F4F4F4" w:val="clear"/>
         <w:tblLayout w:type="fixed"/>
         <w:tblCellMar>
           <w:top w:type="dxa" w:w="113"/>
@@ -1491,6 +1504,7 @@
         <w:tc>
           <w:tcPr>
             <w:tcW w:type="dxa" w:w="9637"/>
+            <w:shd w:color="auto" w:fill="F4F4F4" w:val="clear"/>
           </w:tcPr>
           <w:p>
             <w:pPr>
@@ -1579,6 +1593,7 @@
           <w:bottom w:color="BFBFBF" w:space="0" w:sz="4" w:val="single"/>
           <w:right w:color="BFBFBF" w:space="0" w:sz="4" w:val="single"/>
         </w:tblBorders>
+        <w:shd w:color="auto" w:fill="F4F4F4" w:val="clear"/>
         <w:tblLayout w:type="fixed"/>
         <w:tblCellMar>
           <w:top w:type="dxa" w:w="113"/>
@@ -1595,6 +1610,7 @@
         <w:tc>
           <w:tcPr>
             <w:tcW w:type="dxa" w:w="9637"/>
+            <w:shd w:color="auto" w:fill="F4F4F4" w:val="clear"/>
           </w:tcPr>
           <w:p>
             <w:pPr>
@@ -2401,6 +2417,7 @@
           <w:bottom w:color="BFBFBF" w:space="0" w:sz="4" w:val="single"/>
           <w:right w:color="BFBFBF" w:space="0" w:sz="4" w:val="single"/>
         </w:tblBorders>
+        <w:shd w:color="auto" w:fill="F4F4F4" w:val="clear"/>
         <w:tblLayout w:type="fixed"/>
         <w:tblCellMar>
           <w:top w:type="dxa" w:w="113"/>
@@ -2417,6 +2434,7 @@
         <w:tc>
           <w:tcPr>
             <w:tcW w:type="dxa" w:w="9637"/>
+            <w:shd w:color="auto" w:fill="F4F4F4" w:val="clear"/>
           </w:tcPr>
           <w:p>
             <w:pPr>
@@ -5410,6 +5428,7 @@
         <w:bottom w:color="BFBFBF" w:space="0" w:sz="4" w:val="single"/>
         <w:right w:color="BFBFBF" w:space="0" w:sz="4" w:val="single"/>
       </w:tblBorders>
+      <w:shd w:color="auto" w:fill="F4F4F4" w:val="clear"/>
       <w:tblCellMar>
         <w:top w:type="dxa" w:w="113"/>
         <w:left w:type="dxa" w:w="113"/>

--- a/public/labs/pmzi/pz-23/ЛР2_ПМЗІ_Шифр_Цезаря_з_ключовим_словом_Афінний_шифр.docx
+++ b/public/labs/pmzi/pz-23/ЛР2_ПМЗІ_Шифр_Цезаря_з_ключовим_словом_Афінний_шифр.docx
@@ -151,44 +151,96 @@
     </w:p>
     <w:p>
       <w:pPr>
-        <w:pStyle w:val="SourceCode"/>
-      </w:pPr>
-      <w:r>
+        <w:spacing w:before="0" w:after="0" w:line="120" w:lineRule="exact"/>
         <w:rPr>
-          <w:rStyle w:val="VerbatimChar"/>
+          <w:sz w:val="4"/>
+          <w:szCs w:val="4"/>
         </w:rPr>
-        <w:t xml:space="preserve">Ключове слово: CIPHER</w:t>
-      </w:r>
-      <w:r>
-        <w:br/>
-      </w:r>
-      <w:r>
+      </w:pPr>
+    </w:p>
+    <w:tbl>
+      <w:tblPr>
+        <w:tblStyle w:val="SourceCodeTable"/>
+        <w:tblW w:type="dxa" w:w="9637"/>
+        <w:tblInd w:w="0" w:type="dxa"/>
+        <w:tblBorders>
+          <w:top w:color="BFBFBF" w:space="0" w:sz="4" w:val="single"/>
+          <w:left w:color="BFBFBF" w:space="0" w:sz="4" w:val="single"/>
+          <w:bottom w:color="BFBFBF" w:space="0" w:sz="4" w:val="single"/>
+          <w:right w:color="BFBFBF" w:space="0" w:sz="4" w:val="single"/>
+        </w:tblBorders>
+        <w:shd w:color="auto" w:fill="F4F4F4" w:val="clear"/>
+        <w:tblLayout w:type="fixed"/>
+        <w:tblCellMar>
+          <w:top w:type="dxa" w:w="113"/>
+          <w:left w:type="dxa" w:w="113"/>
+          <w:bottom w:type="dxa" w:w="113"/>
+          <w:right w:type="dxa" w:w="113"/>
+        </w:tblCellMar>
+        <w:tblLook w:val="0000" w:firstRow="0" w:lastRow="0" w:firstColumn="0" w:lastColumn="0" w:noHBand="1" w:noVBand="1"/>
+      </w:tblPr>
+      <w:tblGrid>
+        <w:gridCol w:w="9637"/>
+      </w:tblGrid>
+      <w:tr>
+        <w:tc>
+          <w:tcPr>
+            <w:tcW w:type="dxa" w:w="9637"/>
+            <w:shd w:color="auto" w:fill="F4F4F4" w:val="clear"/>
+          </w:tcPr>
+          <w:p>
+            <w:pPr>
+              <w:pStyle w:val="SourceCode"/>
+              <w:spacing w:before="0" w:after="0" w:line="200" w:lineRule="auto"/>
+            </w:pPr>
+            <w:r>
+              <w:t xml:space="preserve">Ключове слово: CIPHER</w:t>
+            </w:r>
+          </w:p>
+          <w:p>
+            <w:pPr>
+              <w:pStyle w:val="SourceCode"/>
+              <w:spacing w:before="0" w:after="0" w:line="200" w:lineRule="auto"/>
+            </w:pPr>
+            <w:r>
+              <w:t xml:space="preserve">Алфавіт:       CIPHERABDFGJKLMNOQSTUVWXYZ</w:t>
+            </w:r>
+          </w:p>
+          <w:p>
+            <w:pPr>
+              <w:pStyle w:val="SourceCode"/>
+              <w:spacing w:before="0" w:after="0" w:line="200" w:lineRule="auto"/>
+            </w:pPr>
+          </w:p>
+          <w:p>
+            <w:pPr>
+              <w:pStyle w:val="SourceCode"/>
+              <w:spacing w:before="0" w:after="0" w:line="200" w:lineRule="auto"/>
+            </w:pPr>
+            <w:r>
+              <w:t xml:space="preserve">Відкритий:   A B C D E F G H I J K L M N O P Q R S T U V W X Y Z</w:t>
+            </w:r>
+          </w:p>
+          <w:p>
+            <w:pPr>
+              <w:pStyle w:val="SourceCode"/>
+              <w:spacing w:before="0" w:after="0" w:line="200" w:lineRule="auto"/>
+            </w:pPr>
+            <w:r>
+              <w:t xml:space="preserve">Шифрований:  C I P H E R A B D F G J K L M N O Q S T U V W X Y Z</w:t>
+            </w:r>
+          </w:p>
+        </w:tc>
+      </w:tr>
+    </w:tbl>
+    <w:p>
+      <w:pPr>
+        <w:spacing w:before="0" w:after="0" w:line="120" w:lineRule="exact"/>
         <w:rPr>
-          <w:rStyle w:val="VerbatimChar"/>
+          <w:sz w:val="4"/>
+          <w:szCs w:val="4"/>
         </w:rPr>
-        <w:t xml:space="preserve">Алфавіт:       CIPHERABDFGJKLMNOQSTUVWXYZ</w:t>
-      </w:r>
-      <w:r>
-        <w:br/>
-      </w:r>
-      <w:r>
-        <w:br/>
-      </w:r>
-      <w:r>
-        <w:rPr>
-          <w:rStyle w:val="VerbatimChar"/>
-        </w:rPr>
-        <w:t xml:space="preserve">Відкритий:   A B C D E F G H I J K L M N O P Q R S T U V W X Y Z</w:t>
-      </w:r>
-      <w:r>
-        <w:br/>
-      </w:r>
-      <w:r>
-        <w:rPr>
-          <w:rStyle w:val="VerbatimChar"/>
-        </w:rPr>
-        <w:t xml:space="preserve">Шифрований:  C I P H E R A B D F G J K L M N O Q S T U V W X Y Z</w:t>
-      </w:r>
+      </w:pPr>
     </w:p>
     <w:bookmarkEnd w:id="9"/>
     <w:bookmarkStart w:id="10" w:name="афінний-шифр"/>
@@ -214,14 +266,63 @@
     </w:p>
     <w:p>
       <w:pPr>
-        <w:pStyle w:val="SourceCode"/>
-      </w:pPr>
-      <w:r>
+        <w:spacing w:before="0" w:after="0" w:line="120" w:lineRule="exact"/>
         <w:rPr>
-          <w:rStyle w:val="VerbatimChar"/>
+          <w:sz w:val="4"/>
+          <w:szCs w:val="4"/>
         </w:rPr>
-        <w:t xml:space="preserve">C = (a·P + b) mod n</w:t>
-      </w:r>
+      </w:pPr>
+    </w:p>
+    <w:tbl>
+      <w:tblPr>
+        <w:tblStyle w:val="SourceCodeTable"/>
+        <w:tblW w:type="dxa" w:w="9637"/>
+        <w:tblInd w:w="0" w:type="dxa"/>
+        <w:tblBorders>
+          <w:top w:color="BFBFBF" w:space="0" w:sz="4" w:val="single"/>
+          <w:left w:color="BFBFBF" w:space="0" w:sz="4" w:val="single"/>
+          <w:bottom w:color="BFBFBF" w:space="0" w:sz="4" w:val="single"/>
+          <w:right w:color="BFBFBF" w:space="0" w:sz="4" w:val="single"/>
+        </w:tblBorders>
+        <w:shd w:color="auto" w:fill="F4F4F4" w:val="clear"/>
+        <w:tblLayout w:type="fixed"/>
+        <w:tblCellMar>
+          <w:top w:type="dxa" w:w="113"/>
+          <w:left w:type="dxa" w:w="113"/>
+          <w:bottom w:type="dxa" w:w="113"/>
+          <w:right w:type="dxa" w:w="113"/>
+        </w:tblCellMar>
+        <w:tblLook w:val="0000" w:firstRow="0" w:lastRow="0" w:firstColumn="0" w:lastColumn="0" w:noHBand="1" w:noVBand="1"/>
+      </w:tblPr>
+      <w:tblGrid>
+        <w:gridCol w:w="9637"/>
+      </w:tblGrid>
+      <w:tr>
+        <w:tc>
+          <w:tcPr>
+            <w:tcW w:type="dxa" w:w="9637"/>
+            <w:shd w:color="auto" w:fill="F4F4F4" w:val="clear"/>
+          </w:tcPr>
+          <w:p>
+            <w:pPr>
+              <w:pStyle w:val="SourceCode"/>
+              <w:spacing w:before="0" w:after="0" w:line="200" w:lineRule="auto"/>
+            </w:pPr>
+            <w:r>
+              <w:t xml:space="preserve">C = (a·P + b) mod n</w:t>
+            </w:r>
+          </w:p>
+        </w:tc>
+      </w:tr>
+    </w:tbl>
+    <w:p>
+      <w:pPr>
+        <w:spacing w:before="0" w:after="0" w:line="120" w:lineRule="exact"/>
+        <w:rPr>
+          <w:sz w:val="4"/>
+          <w:szCs w:val="4"/>
+        </w:rPr>
+      </w:pPr>
     </w:p>
     <w:p>
       <w:pPr>
@@ -297,14 +398,63 @@
     </w:p>
     <w:p>
       <w:pPr>
-        <w:pStyle w:val="SourceCode"/>
-      </w:pPr>
-      <w:r>
+        <w:spacing w:before="0" w:after="0" w:line="120" w:lineRule="exact"/>
         <w:rPr>
-          <w:rStyle w:val="VerbatimChar"/>
+          <w:sz w:val="4"/>
+          <w:szCs w:val="4"/>
         </w:rPr>
-        <w:t xml:space="preserve">P = a⁻¹·(C - b) mod n</w:t>
-      </w:r>
+      </w:pPr>
+    </w:p>
+    <w:tbl>
+      <w:tblPr>
+        <w:tblStyle w:val="SourceCodeTable"/>
+        <w:tblW w:type="dxa" w:w="9637"/>
+        <w:tblInd w:w="0" w:type="dxa"/>
+        <w:tblBorders>
+          <w:top w:color="BFBFBF" w:space="0" w:sz="4" w:val="single"/>
+          <w:left w:color="BFBFBF" w:space="0" w:sz="4" w:val="single"/>
+          <w:bottom w:color="BFBFBF" w:space="0" w:sz="4" w:val="single"/>
+          <w:right w:color="BFBFBF" w:space="0" w:sz="4" w:val="single"/>
+        </w:tblBorders>
+        <w:shd w:color="auto" w:fill="F4F4F4" w:val="clear"/>
+        <w:tblLayout w:type="fixed"/>
+        <w:tblCellMar>
+          <w:top w:type="dxa" w:w="113"/>
+          <w:left w:type="dxa" w:w="113"/>
+          <w:bottom w:type="dxa" w:w="113"/>
+          <w:right w:type="dxa" w:w="113"/>
+        </w:tblCellMar>
+        <w:tblLook w:val="0000" w:firstRow="0" w:lastRow="0" w:firstColumn="0" w:lastColumn="0" w:noHBand="1" w:noVBand="1"/>
+      </w:tblPr>
+      <w:tblGrid>
+        <w:gridCol w:w="9637"/>
+      </w:tblGrid>
+      <w:tr>
+        <w:tc>
+          <w:tcPr>
+            <w:tcW w:type="dxa" w:w="9637"/>
+            <w:shd w:color="auto" w:fill="F4F4F4" w:val="clear"/>
+          </w:tcPr>
+          <w:p>
+            <w:pPr>
+              <w:pStyle w:val="SourceCode"/>
+              <w:spacing w:before="0" w:after="0" w:line="200" w:lineRule="auto"/>
+            </w:pPr>
+            <w:r>
+              <w:t xml:space="preserve">P = a⁻¹·(C - b) mod n</w:t>
+            </w:r>
+          </w:p>
+        </w:tc>
+      </w:tr>
+    </w:tbl>
+    <w:p>
+      <w:pPr>
+        <w:spacing w:before="0" w:after="0" w:line="120" w:lineRule="exact"/>
+        <w:rPr>
+          <w:sz w:val="4"/>
+          <w:szCs w:val="4"/>
+        </w:rPr>
+      </w:pPr>
     </w:p>
     <w:p>
       <w:pPr>
@@ -331,95 +481,144 @@
     </w:p>
     <w:p>
       <w:pPr>
-        <w:pStyle w:val="SourceCode"/>
-      </w:pPr>
-      <w:r>
+        <w:spacing w:before="0" w:after="0" w:line="120" w:lineRule="exact"/>
         <w:rPr>
-          <w:rStyle w:val="VerbatimChar"/>
+          <w:sz w:val="4"/>
+          <w:szCs w:val="4"/>
         </w:rPr>
-        <w:t xml:space="preserve">┌───────────────────────────────────────────────────────────────────────┐</w:t>
-      </w:r>
-      <w:r>
-        <w:br/>
-      </w:r>
-      <w:r>
+      </w:pPr>
+    </w:p>
+    <w:tbl>
+      <w:tblPr>
+        <w:tblStyle w:val="SourceCodeTable"/>
+        <w:tblW w:type="dxa" w:w="9637"/>
+        <w:tblInd w:w="0" w:type="dxa"/>
+        <w:tblBorders>
+          <w:top w:color="BFBFBF" w:space="0" w:sz="4" w:val="single"/>
+          <w:left w:color="BFBFBF" w:space="0" w:sz="4" w:val="single"/>
+          <w:bottom w:color="BFBFBF" w:space="0" w:sz="4" w:val="single"/>
+          <w:right w:color="BFBFBF" w:space="0" w:sz="4" w:val="single"/>
+        </w:tblBorders>
+        <w:shd w:color="auto" w:fill="F4F4F4" w:val="clear"/>
+        <w:tblLayout w:type="fixed"/>
+        <w:tblCellMar>
+          <w:top w:type="dxa" w:w="113"/>
+          <w:left w:type="dxa" w:w="113"/>
+          <w:bottom w:type="dxa" w:w="113"/>
+          <w:right w:type="dxa" w:w="113"/>
+        </w:tblCellMar>
+        <w:tblLook w:val="0000" w:firstRow="0" w:lastRow="0" w:firstColumn="0" w:lastColumn="0" w:noHBand="1" w:noVBand="1"/>
+      </w:tblPr>
+      <w:tblGrid>
+        <w:gridCol w:w="9637"/>
+      </w:tblGrid>
+      <w:tr>
+        <w:tc>
+          <w:tcPr>
+            <w:tcW w:type="dxa" w:w="9637"/>
+            <w:shd w:color="auto" w:fill="F4F4F4" w:val="clear"/>
+          </w:tcPr>
+          <w:p>
+            <w:pPr>
+              <w:pStyle w:val="SourceCode"/>
+              <w:spacing w:before="0" w:after="0" w:line="200" w:lineRule="auto"/>
+            </w:pPr>
+            <w:r>
+              <w:t xml:space="preserve">┌───────────────────────────────────────────────────────────────────────┐</w:t>
+            </w:r>
+          </w:p>
+          <w:p>
+            <w:pPr>
+              <w:pStyle w:val="SourceCode"/>
+              <w:spacing w:before="0" w:after="0" w:line="200" w:lineRule="auto"/>
+            </w:pPr>
+            <w:r>
+              <w:t xml:space="preserve">│                    ДОПУСТИМІ ЗНАЧЕННЯ a (mod 26)                      │</w:t>
+            </w:r>
+          </w:p>
+          <w:p>
+            <w:pPr>
+              <w:pStyle w:val="SourceCode"/>
+              <w:spacing w:before="0" w:after="0" w:line="200" w:lineRule="auto"/>
+            </w:pPr>
+            <w:r>
+              <w:t xml:space="preserve">├───────────────────────────────────────────────────────────────────────┤</w:t>
+            </w:r>
+          </w:p>
+          <w:p>
+            <w:pPr>
+              <w:pStyle w:val="SourceCode"/>
+              <w:spacing w:before="0" w:after="0" w:line="200" w:lineRule="auto"/>
+            </w:pPr>
+            <w:r>
+              <w:t xml:space="preserve">│                                                                       │</w:t>
+            </w:r>
+          </w:p>
+          <w:p>
+            <w:pPr>
+              <w:pStyle w:val="SourceCode"/>
+              <w:spacing w:before="0" w:after="0" w:line="200" w:lineRule="auto"/>
+            </w:pPr>
+            <w:r>
+              <w:t xml:space="preserve">│  gcd(a, 26) = 1 для: 1, 3, 5, 7, 9, 11, 15, 17, 19, 21, 23, 25        │</w:t>
+            </w:r>
+          </w:p>
+          <w:p>
+            <w:pPr>
+              <w:pStyle w:val="SourceCode"/>
+              <w:spacing w:before="0" w:after="0" w:line="200" w:lineRule="auto"/>
+            </w:pPr>
+            <w:r>
+              <w:t xml:space="preserve">│                                                                       │</w:t>
+            </w:r>
+          </w:p>
+          <w:p>
+            <w:pPr>
+              <w:pStyle w:val="SourceCode"/>
+              <w:spacing w:before="0" w:after="0" w:line="200" w:lineRule="auto"/>
+            </w:pPr>
+            <w:r>
+              <w:t xml:space="preserve">│  Всього: 12 допустимих значень (φ(26) = 12)                           │</w:t>
+            </w:r>
+          </w:p>
+          <w:p>
+            <w:pPr>
+              <w:pStyle w:val="SourceCode"/>
+              <w:spacing w:before="0" w:after="0" w:line="200" w:lineRule="auto"/>
+            </w:pPr>
+            <w:r>
+              <w:t xml:space="preserve">│  Загальна кількість ключів: 12 × 26 = 312                             │</w:t>
+            </w:r>
+          </w:p>
+          <w:p>
+            <w:pPr>
+              <w:pStyle w:val="SourceCode"/>
+              <w:spacing w:before="0" w:after="0" w:line="200" w:lineRule="auto"/>
+            </w:pPr>
+            <w:r>
+              <w:t xml:space="preserve">│                                                                       │</w:t>
+            </w:r>
+          </w:p>
+          <w:p>
+            <w:pPr>
+              <w:pStyle w:val="SourceCode"/>
+              <w:spacing w:before="0" w:after="0" w:line="200" w:lineRule="auto"/>
+            </w:pPr>
+            <w:r>
+              <w:t xml:space="preserve">└───────────────────────────────────────────────────────────────────────┘</w:t>
+            </w:r>
+          </w:p>
+        </w:tc>
+      </w:tr>
+    </w:tbl>
+    <w:p>
+      <w:pPr>
+        <w:spacing w:before="0" w:after="0" w:line="120" w:lineRule="exact"/>
         <w:rPr>
-          <w:rStyle w:val="VerbatimChar"/>
+          <w:sz w:val="4"/>
+          <w:szCs w:val="4"/>
         </w:rPr>
-        <w:t xml:space="preserve">│                    ДОПУСТИМІ ЗНАЧЕННЯ a (mod 26)                      │</w:t>
-      </w:r>
-      <w:r>
-        <w:br/>
-      </w:r>
-      <w:r>
-        <w:rPr>
-          <w:rStyle w:val="VerbatimChar"/>
-        </w:rPr>
-        <w:t xml:space="preserve">├───────────────────────────────────────────────────────────────────────┤</w:t>
-      </w:r>
-      <w:r>
-        <w:br/>
-      </w:r>
-      <w:r>
-        <w:rPr>
-          <w:rStyle w:val="VerbatimChar"/>
-        </w:rPr>
-        <w:t xml:space="preserve">│                                                                       │</w:t>
-      </w:r>
-      <w:r>
-        <w:br/>
-      </w:r>
-      <w:r>
-        <w:rPr>
-          <w:rStyle w:val="VerbatimChar"/>
-        </w:rPr>
-        <w:t xml:space="preserve">│  gcd(a, 26) = 1 для: 1, 3, 5, 7, 9, 11, 15, 17, 19, 21, 23, 25        │</w:t>
-      </w:r>
-      <w:r>
-        <w:br/>
-      </w:r>
-      <w:r>
-        <w:rPr>
-          <w:rStyle w:val="VerbatimChar"/>
-        </w:rPr>
-        <w:t xml:space="preserve">│                                                                       │</w:t>
-      </w:r>
-      <w:r>
-        <w:br/>
-      </w:r>
-      <w:r>
-        <w:rPr>
-          <w:rStyle w:val="VerbatimChar"/>
-        </w:rPr>
-        <w:t xml:space="preserve">│  Всього: 12 допустимих значень (φ(26) = 12)                           │</w:t>
-      </w:r>
-      <w:r>
-        <w:br/>
-      </w:r>
-      <w:r>
-        <w:rPr>
-          <w:rStyle w:val="VerbatimChar"/>
-        </w:rPr>
-        <w:t xml:space="preserve">│  Загальна кількість ключів: 12 × 26 = 312                             │</w:t>
-      </w:r>
-      <w:r>
-        <w:br/>
-      </w:r>
-      <w:r>
-        <w:rPr>
-          <w:rStyle w:val="VerbatimChar"/>
-        </w:rPr>
-        <w:t xml:space="preserve">│                                                                       │</w:t>
-      </w:r>
-      <w:r>
-        <w:br/>
-      </w:r>
-      <w:r>
-        <w:rPr>
-          <w:rStyle w:val="VerbatimChar"/>
-        </w:rPr>
-        <w:t xml:space="preserve">└───────────────────────────────────────────────────────────────────────┘</w:t>
-      </w:r>
+      </w:pPr>
     </w:p>
     <w:bookmarkEnd w:id="10"/>
     <w:bookmarkStart w:id="11" w:name="обернений-елемент-за-модулем"/>
@@ -441,53 +640,105 @@
     </w:p>
     <w:p>
       <w:pPr>
-        <w:pStyle w:val="SourceCode"/>
-      </w:pPr>
-      <w:r>
+        <w:spacing w:before="0" w:after="0" w:line="120" w:lineRule="exact"/>
         <w:rPr>
-          <w:rStyle w:val="VerbatimChar"/>
+          <w:sz w:val="4"/>
+          <w:szCs w:val="4"/>
         </w:rPr>
-        <w:t xml:space="preserve">a⁻¹ mod n — це таке x, що a·x ≡ 1 (mod n)</w:t>
-      </w:r>
-      <w:r>
-        <w:br/>
-      </w:r>
-      <w:r>
-        <w:br/>
-      </w:r>
-      <w:r>
+      </w:pPr>
+    </w:p>
+    <w:tbl>
+      <w:tblPr>
+        <w:tblStyle w:val="SourceCodeTable"/>
+        <w:tblW w:type="dxa" w:w="9637"/>
+        <w:tblInd w:w="0" w:type="dxa"/>
+        <w:tblBorders>
+          <w:top w:color="BFBFBF" w:space="0" w:sz="4" w:val="single"/>
+          <w:left w:color="BFBFBF" w:space="0" w:sz="4" w:val="single"/>
+          <w:bottom w:color="BFBFBF" w:space="0" w:sz="4" w:val="single"/>
+          <w:right w:color="BFBFBF" w:space="0" w:sz="4" w:val="single"/>
+        </w:tblBorders>
+        <w:shd w:color="auto" w:fill="F4F4F4" w:val="clear"/>
+        <w:tblLayout w:type="fixed"/>
+        <w:tblCellMar>
+          <w:top w:type="dxa" w:w="113"/>
+          <w:left w:type="dxa" w:w="113"/>
+          <w:bottom w:type="dxa" w:w="113"/>
+          <w:right w:type="dxa" w:w="113"/>
+        </w:tblCellMar>
+        <w:tblLook w:val="0000" w:firstRow="0" w:lastRow="0" w:firstColumn="0" w:lastColumn="0" w:noHBand="1" w:noVBand="1"/>
+      </w:tblPr>
+      <w:tblGrid>
+        <w:gridCol w:w="9637"/>
+      </w:tblGrid>
+      <w:tr>
+        <w:tc>
+          <w:tcPr>
+            <w:tcW w:type="dxa" w:w="9637"/>
+            <w:shd w:color="auto" w:fill="F4F4F4" w:val="clear"/>
+          </w:tcPr>
+          <w:p>
+            <w:pPr>
+              <w:pStyle w:val="SourceCode"/>
+              <w:spacing w:before="0" w:after="0" w:line="200" w:lineRule="auto"/>
+            </w:pPr>
+            <w:r>
+              <w:t xml:space="preserve">a⁻¹ mod n — це таке x, що a·x ≡ 1 (mod n)</w:t>
+            </w:r>
+          </w:p>
+          <w:p>
+            <w:pPr>
+              <w:pStyle w:val="SourceCode"/>
+              <w:spacing w:before="0" w:after="0" w:line="200" w:lineRule="auto"/>
+            </w:pPr>
+          </w:p>
+          <w:p>
+            <w:pPr>
+              <w:pStyle w:val="SourceCode"/>
+              <w:spacing w:before="0" w:after="0" w:line="200" w:lineRule="auto"/>
+            </w:pPr>
+            <w:r>
+              <w:t xml:space="preserve">Приклад: a=5, n=26</w:t>
+            </w:r>
+          </w:p>
+          <w:p>
+            <w:pPr>
+              <w:pStyle w:val="SourceCode"/>
+              <w:spacing w:before="0" w:after="0" w:line="200" w:lineRule="auto"/>
+            </w:pPr>
+            <w:r>
+              <w:t xml:space="preserve">5·x ≡ 1 (mod 26)</w:t>
+            </w:r>
+          </w:p>
+          <w:p>
+            <w:pPr>
+              <w:pStyle w:val="SourceCode"/>
+              <w:spacing w:before="0" w:after="0" w:line="200" w:lineRule="auto"/>
+            </w:pPr>
+            <w:r>
+              <w:t xml:space="preserve">5·21 = 105 = 4·26 + 1 = 1 (mod 26)</w:t>
+            </w:r>
+          </w:p>
+          <w:p>
+            <w:pPr>
+              <w:pStyle w:val="SourceCode"/>
+              <w:spacing w:before="0" w:after="0" w:line="200" w:lineRule="auto"/>
+            </w:pPr>
+            <w:r>
+              <w:t xml:space="preserve">Отже, 5⁻¹ mod 26 = 21</w:t>
+            </w:r>
+          </w:p>
+        </w:tc>
+      </w:tr>
+    </w:tbl>
+    <w:p>
+      <w:pPr>
+        <w:spacing w:before="0" w:after="0" w:line="120" w:lineRule="exact"/>
         <w:rPr>
-          <w:rStyle w:val="VerbatimChar"/>
+          <w:sz w:val="4"/>
+          <w:szCs w:val="4"/>
         </w:rPr>
-        <w:t xml:space="preserve">Приклад: a=5, n=26</w:t>
-      </w:r>
-      <w:r>
-        <w:br/>
-      </w:r>
-      <w:r>
-        <w:rPr>
-          <w:rStyle w:val="VerbatimChar"/>
-        </w:rPr>
-        <w:t xml:space="preserve">5·x ≡ 1 (mod 26)</w:t>
-      </w:r>
-      <w:r>
-        <w:br/>
-      </w:r>
-      <w:r>
-        <w:rPr>
-          <w:rStyle w:val="VerbatimChar"/>
-        </w:rPr>
-        <w:t xml:space="preserve">5·21 = 105 = 4·26 + 1 = 1 (mod 26)</w:t>
-      </w:r>
-      <w:r>
-        <w:br/>
-      </w:r>
-      <w:r>
-        <w:rPr>
-          <w:rStyle w:val="VerbatimChar"/>
-        </w:rPr>
-        <w:t xml:space="preserve">Отже, 5⁻¹ mod 26 = 21</w:t>
-      </w:r>
+      </w:pPr>
     </w:p>
     <w:bookmarkEnd w:id="11"/>
     <w:bookmarkEnd w:id="12"/>
@@ -511,663 +762,806 @@
     </w:p>
     <w:p>
       <w:pPr>
-        <w:pStyle w:val="SourceCode"/>
-      </w:pPr>
-      <w:r>
+        <w:spacing w:before="0" w:after="0" w:line="120" w:lineRule="exact"/>
         <w:rPr>
-          <w:rStyle w:val="VerbatimChar"/>
+          <w:sz w:val="4"/>
+          <w:szCs w:val="4"/>
         </w:rPr>
-        <w:t xml:space="preserve">#include &lt;iostream&gt;</w:t>
-      </w:r>
-      <w:r>
-        <w:br/>
-      </w:r>
-      <w:r>
+      </w:pPr>
+    </w:p>
+    <w:tbl>
+      <w:tblPr>
+        <w:tblStyle w:val="SourceCodeTable"/>
+        <w:tblW w:type="dxa" w:w="9637"/>
+        <w:tblInd w:w="0" w:type="dxa"/>
+        <w:tblBorders>
+          <w:top w:color="BFBFBF" w:space="0" w:sz="4" w:val="single"/>
+          <w:left w:color="BFBFBF" w:space="0" w:sz="4" w:val="single"/>
+          <w:bottom w:color="BFBFBF" w:space="0" w:sz="4" w:val="single"/>
+          <w:right w:color="BFBFBF" w:space="0" w:sz="4" w:val="single"/>
+        </w:tblBorders>
+        <w:shd w:color="auto" w:fill="F4F4F4" w:val="clear"/>
+        <w:tblLayout w:type="fixed"/>
+        <w:tblCellMar>
+          <w:top w:type="dxa" w:w="113"/>
+          <w:left w:type="dxa" w:w="113"/>
+          <w:bottom w:type="dxa" w:w="113"/>
+          <w:right w:type="dxa" w:w="113"/>
+        </w:tblCellMar>
+        <w:tblLook w:val="0000" w:firstRow="0" w:lastRow="0" w:firstColumn="0" w:lastColumn="0" w:noHBand="1" w:noVBand="1"/>
+      </w:tblPr>
+      <w:tblGrid>
+        <w:gridCol w:w="9637"/>
+      </w:tblGrid>
+      <w:tr>
+        <w:tc>
+          <w:tcPr>
+            <w:tcW w:type="dxa" w:w="9637"/>
+            <w:shd w:color="auto" w:fill="F4F4F4" w:val="clear"/>
+          </w:tcPr>
+          <w:p>
+            <w:pPr>
+              <w:pStyle w:val="SourceCode"/>
+              <w:spacing w:before="0" w:after="0" w:line="200" w:lineRule="auto"/>
+            </w:pPr>
+            <w:r>
+              <w:t xml:space="preserve">#include &lt;iostream&gt;</w:t>
+            </w:r>
+          </w:p>
+          <w:p>
+            <w:pPr>
+              <w:pStyle w:val="SourceCode"/>
+              <w:spacing w:before="0" w:after="0" w:line="200" w:lineRule="auto"/>
+            </w:pPr>
+            <w:r>
+              <w:t xml:space="preserve">#include &lt;string&gt;</w:t>
+            </w:r>
+          </w:p>
+          <w:p>
+            <w:pPr>
+              <w:pStyle w:val="SourceCode"/>
+              <w:spacing w:before="0" w:after="0" w:line="200" w:lineRule="auto"/>
+            </w:pPr>
+            <w:r>
+              <w:t xml:space="preserve">#include &lt;cctype&gt;</w:t>
+            </w:r>
+          </w:p>
+          <w:p>
+            <w:pPr>
+              <w:pStyle w:val="SourceCode"/>
+              <w:spacing w:before="0" w:after="0" w:line="200" w:lineRule="auto"/>
+            </w:pPr>
+          </w:p>
+          <w:p>
+            <w:pPr>
+              <w:pStyle w:val="SourceCode"/>
+              <w:spacing w:before="0" w:after="0" w:line="200" w:lineRule="auto"/>
+            </w:pPr>
+            <w:r>
+              <w:t xml:space="preserve">const std::string ALPHABET = "ABCDEFGHIJKLMNOPQRSTUVWXYZ";</w:t>
+            </w:r>
+          </w:p>
+          <w:p>
+            <w:pPr>
+              <w:pStyle w:val="SourceCode"/>
+              <w:spacing w:before="0" w:after="0" w:line="200" w:lineRule="auto"/>
+            </w:pPr>
+          </w:p>
+          <w:p>
+            <w:pPr>
+              <w:pStyle w:val="SourceCode"/>
+              <w:spacing w:before="0" w:after="0" w:line="200" w:lineRule="auto"/>
+            </w:pPr>
+            <w:r>
+              <w:t xml:space="preserve">// Формує шифрувальний алфавіт: спершу літери ключа без повторів, далі решта</w:t>
+            </w:r>
+          </w:p>
+          <w:p>
+            <w:pPr>
+              <w:pStyle w:val="SourceCode"/>
+              <w:spacing w:before="0" w:after="0" w:line="200" w:lineRule="auto"/>
+            </w:pPr>
+            <w:r>
+              <w:t xml:space="preserve">std::string createKeywordAlphabet(const std::string&amp; keyword) {</w:t>
+            </w:r>
+          </w:p>
+          <w:p>
+            <w:pPr>
+              <w:pStyle w:val="SourceCode"/>
+              <w:spacing w:before="0" w:after="0" w:line="200" w:lineRule="auto"/>
+            </w:pPr>
+            <w:r>
+              <w:t xml:space="preserve">    bool used[26] = { false };</w:t>
+            </w:r>
+          </w:p>
+          <w:p>
+            <w:pPr>
+              <w:pStyle w:val="SourceCode"/>
+              <w:spacing w:before="0" w:after="0" w:line="200" w:lineRule="auto"/>
+            </w:pPr>
+            <w:r>
+              <w:t xml:space="preserve">    std::string cipherAlphabet;</w:t>
+            </w:r>
+          </w:p>
+          <w:p>
+            <w:pPr>
+              <w:pStyle w:val="SourceCode"/>
+              <w:spacing w:before="0" w:after="0" w:line="200" w:lineRule="auto"/>
+            </w:pPr>
+          </w:p>
+          <w:p>
+            <w:pPr>
+              <w:pStyle w:val="SourceCode"/>
+              <w:spacing w:before="0" w:after="0" w:line="200" w:lineRule="auto"/>
+            </w:pPr>
+            <w:r>
+              <w:t xml:space="preserve">    for (char c : keyword) {</w:t>
+            </w:r>
+          </w:p>
+          <w:p>
+            <w:pPr>
+              <w:pStyle w:val="SourceCode"/>
+              <w:spacing w:before="0" w:after="0" w:line="200" w:lineRule="auto"/>
+            </w:pPr>
+            <w:r>
+              <w:t xml:space="preserve">        char up = static_cast&lt;char&gt;(std::toupper(static_cast&lt;unsigned char&gt;(c)));</w:t>
+            </w:r>
+          </w:p>
+          <w:p>
+            <w:pPr>
+              <w:pStyle w:val="SourceCode"/>
+              <w:spacing w:before="0" w:after="0" w:line="200" w:lineRule="auto"/>
+            </w:pPr>
+            <w:r>
+              <w:t xml:space="preserve">        if (up &gt;= 'A' &amp;&amp; up &lt;= 'Z' &amp;&amp; !used[up - 'A']) {</w:t>
+            </w:r>
+          </w:p>
+          <w:p>
+            <w:pPr>
+              <w:pStyle w:val="SourceCode"/>
+              <w:spacing w:before="0" w:after="0" w:line="200" w:lineRule="auto"/>
+            </w:pPr>
+            <w:r>
+              <w:t xml:space="preserve">            used[up - 'A'] = true;</w:t>
+            </w:r>
+          </w:p>
+          <w:p>
+            <w:pPr>
+              <w:pStyle w:val="SourceCode"/>
+              <w:spacing w:before="0" w:after="0" w:line="200" w:lineRule="auto"/>
+            </w:pPr>
+            <w:r>
+              <w:t xml:space="preserve">            cipherAlphabet += up;</w:t>
+            </w:r>
+          </w:p>
+          <w:p>
+            <w:pPr>
+              <w:pStyle w:val="SourceCode"/>
+              <w:spacing w:before="0" w:after="0" w:line="200" w:lineRule="auto"/>
+            </w:pPr>
+            <w:r>
+              <w:t xml:space="preserve">        }</w:t>
+            </w:r>
+          </w:p>
+          <w:p>
+            <w:pPr>
+              <w:pStyle w:val="SourceCode"/>
+              <w:spacing w:before="0" w:after="0" w:line="200" w:lineRule="auto"/>
+            </w:pPr>
+            <w:r>
+              <w:t xml:space="preserve">    }</w:t>
+            </w:r>
+          </w:p>
+          <w:p>
+            <w:pPr>
+              <w:pStyle w:val="SourceCode"/>
+              <w:spacing w:before="0" w:after="0" w:line="200" w:lineRule="auto"/>
+            </w:pPr>
+          </w:p>
+          <w:p>
+            <w:pPr>
+              <w:pStyle w:val="SourceCode"/>
+              <w:spacing w:before="0" w:after="0" w:line="200" w:lineRule="auto"/>
+            </w:pPr>
+            <w:r>
+              <w:t xml:space="preserve">    for (char c : ALPHABET) {</w:t>
+            </w:r>
+          </w:p>
+          <w:p>
+            <w:pPr>
+              <w:pStyle w:val="SourceCode"/>
+              <w:spacing w:before="0" w:after="0" w:line="200" w:lineRule="auto"/>
+            </w:pPr>
+            <w:r>
+              <w:t xml:space="preserve">        if (!used[c - 'A']) {</w:t>
+            </w:r>
+          </w:p>
+          <w:p>
+            <w:pPr>
+              <w:pStyle w:val="SourceCode"/>
+              <w:spacing w:before="0" w:after="0" w:line="200" w:lineRule="auto"/>
+            </w:pPr>
+            <w:r>
+              <w:t xml:space="preserve">            cipherAlphabet += c;</w:t>
+            </w:r>
+          </w:p>
+          <w:p>
+            <w:pPr>
+              <w:pStyle w:val="SourceCode"/>
+              <w:spacing w:before="0" w:after="0" w:line="200" w:lineRule="auto"/>
+            </w:pPr>
+            <w:r>
+              <w:t xml:space="preserve">        }</w:t>
+            </w:r>
+          </w:p>
+          <w:p>
+            <w:pPr>
+              <w:pStyle w:val="SourceCode"/>
+              <w:spacing w:before="0" w:after="0" w:line="200" w:lineRule="auto"/>
+            </w:pPr>
+            <w:r>
+              <w:t xml:space="preserve">    }</w:t>
+            </w:r>
+          </w:p>
+          <w:p>
+            <w:pPr>
+              <w:pStyle w:val="SourceCode"/>
+              <w:spacing w:before="0" w:after="0" w:line="200" w:lineRule="auto"/>
+            </w:pPr>
+          </w:p>
+          <w:p>
+            <w:pPr>
+              <w:pStyle w:val="SourceCode"/>
+              <w:spacing w:before="0" w:after="0" w:line="200" w:lineRule="auto"/>
+            </w:pPr>
+            <w:r>
+              <w:t xml:space="preserve">    return cipherAlphabet;</w:t>
+            </w:r>
+          </w:p>
+          <w:p>
+            <w:pPr>
+              <w:pStyle w:val="SourceCode"/>
+              <w:spacing w:before="0" w:after="0" w:line="200" w:lineRule="auto"/>
+            </w:pPr>
+            <w:r>
+              <w:t xml:space="preserve">}</w:t>
+            </w:r>
+          </w:p>
+          <w:p>
+            <w:pPr>
+              <w:pStyle w:val="SourceCode"/>
+              <w:spacing w:before="0" w:after="0" w:line="200" w:lineRule="auto"/>
+            </w:pPr>
+          </w:p>
+          <w:p>
+            <w:pPr>
+              <w:pStyle w:val="SourceCode"/>
+              <w:spacing w:before="0" w:after="0" w:line="200" w:lineRule="auto"/>
+            </w:pPr>
+            <w:r>
+              <w:t xml:space="preserve">// Зашифрування: літера відкритого тексту замінюється літерою з тієї самої позиції</w:t>
+            </w:r>
+          </w:p>
+          <w:p>
+            <w:pPr>
+              <w:pStyle w:val="SourceCode"/>
+              <w:spacing w:before="0" w:after="0" w:line="200" w:lineRule="auto"/>
+            </w:pPr>
+            <w:r>
+              <w:t xml:space="preserve">std::string keywordEncrypt(const std::string&amp; text, const std::string&amp; keyword) {</w:t>
+            </w:r>
+          </w:p>
+          <w:p>
+            <w:pPr>
+              <w:pStyle w:val="SourceCode"/>
+              <w:spacing w:before="0" w:after="0" w:line="200" w:lineRule="auto"/>
+            </w:pPr>
+            <w:r>
+              <w:t xml:space="preserve">    std::string cipherAlphabet = createKeywordAlphabet(keyword);</w:t>
+            </w:r>
+          </w:p>
+          <w:p>
+            <w:pPr>
+              <w:pStyle w:val="SourceCode"/>
+              <w:spacing w:before="0" w:after="0" w:line="200" w:lineRule="auto"/>
+            </w:pPr>
+            <w:r>
+              <w:t xml:space="preserve">    std::string result;</w:t>
+            </w:r>
+          </w:p>
+          <w:p>
+            <w:pPr>
+              <w:pStyle w:val="SourceCode"/>
+              <w:spacing w:before="0" w:after="0" w:line="200" w:lineRule="auto"/>
+            </w:pPr>
+          </w:p>
+          <w:p>
+            <w:pPr>
+              <w:pStyle w:val="SourceCode"/>
+              <w:spacing w:before="0" w:after="0" w:line="200" w:lineRule="auto"/>
+            </w:pPr>
+            <w:r>
+              <w:t xml:space="preserve">    for (char c : text) {</w:t>
+            </w:r>
+          </w:p>
+          <w:p>
+            <w:pPr>
+              <w:pStyle w:val="SourceCode"/>
+              <w:spacing w:before="0" w:after="0" w:line="200" w:lineRule="auto"/>
+            </w:pPr>
+            <w:r>
+              <w:t xml:space="preserve">        char up = static_cast&lt;char&gt;(std::toupper(static_cast&lt;unsigned char&gt;(c)));</w:t>
+            </w:r>
+          </w:p>
+          <w:p>
+            <w:pPr>
+              <w:pStyle w:val="SourceCode"/>
+              <w:spacing w:before="0" w:after="0" w:line="200" w:lineRule="auto"/>
+            </w:pPr>
+            <w:r>
+              <w:t xml:space="preserve">        if (up &gt;= 'A' &amp;&amp; up &lt;= 'Z') {</w:t>
+            </w:r>
+          </w:p>
+          <w:p>
+            <w:pPr>
+              <w:pStyle w:val="SourceCode"/>
+              <w:spacing w:before="0" w:after="0" w:line="200" w:lineRule="auto"/>
+            </w:pPr>
+            <w:r>
+              <w:t xml:space="preserve">            result += cipherAlphabet[up - 'A'];</w:t>
+            </w:r>
+          </w:p>
+          <w:p>
+            <w:pPr>
+              <w:pStyle w:val="SourceCode"/>
+              <w:spacing w:before="0" w:after="0" w:line="200" w:lineRule="auto"/>
+            </w:pPr>
+            <w:r>
+              <w:t xml:space="preserve">        } else {</w:t>
+            </w:r>
+          </w:p>
+          <w:p>
+            <w:pPr>
+              <w:pStyle w:val="SourceCode"/>
+              <w:spacing w:before="0" w:after="0" w:line="200" w:lineRule="auto"/>
+            </w:pPr>
+            <w:r>
+              <w:t xml:space="preserve">            result += c;</w:t>
+            </w:r>
+          </w:p>
+          <w:p>
+            <w:pPr>
+              <w:pStyle w:val="SourceCode"/>
+              <w:spacing w:before="0" w:after="0" w:line="200" w:lineRule="auto"/>
+            </w:pPr>
+            <w:r>
+              <w:t xml:space="preserve">        }</w:t>
+            </w:r>
+          </w:p>
+          <w:p>
+            <w:pPr>
+              <w:pStyle w:val="SourceCode"/>
+              <w:spacing w:before="0" w:after="0" w:line="200" w:lineRule="auto"/>
+            </w:pPr>
+            <w:r>
+              <w:t xml:space="preserve">    }</w:t>
+            </w:r>
+          </w:p>
+          <w:p>
+            <w:pPr>
+              <w:pStyle w:val="SourceCode"/>
+              <w:spacing w:before="0" w:after="0" w:line="200" w:lineRule="auto"/>
+            </w:pPr>
+          </w:p>
+          <w:p>
+            <w:pPr>
+              <w:pStyle w:val="SourceCode"/>
+              <w:spacing w:before="0" w:after="0" w:line="200" w:lineRule="auto"/>
+            </w:pPr>
+            <w:r>
+              <w:t xml:space="preserve">    return result;</w:t>
+            </w:r>
+          </w:p>
+          <w:p>
+            <w:pPr>
+              <w:pStyle w:val="SourceCode"/>
+              <w:spacing w:before="0" w:after="0" w:line="200" w:lineRule="auto"/>
+            </w:pPr>
+            <w:r>
+              <w:t xml:space="preserve">}</w:t>
+            </w:r>
+          </w:p>
+          <w:p>
+            <w:pPr>
+              <w:pStyle w:val="SourceCode"/>
+              <w:spacing w:before="0" w:after="0" w:line="200" w:lineRule="auto"/>
+            </w:pPr>
+          </w:p>
+          <w:p>
+            <w:pPr>
+              <w:pStyle w:val="SourceCode"/>
+              <w:spacing w:before="0" w:after="0" w:line="200" w:lineRule="auto"/>
+            </w:pPr>
+            <w:r>
+              <w:t xml:space="preserve">// Розшифрування: зворотний пошук позиції літери в шифрувальному алфавіті</w:t>
+            </w:r>
+          </w:p>
+          <w:p>
+            <w:pPr>
+              <w:pStyle w:val="SourceCode"/>
+              <w:spacing w:before="0" w:after="0" w:line="200" w:lineRule="auto"/>
+            </w:pPr>
+            <w:r>
+              <w:t xml:space="preserve">std::string keywordDecrypt(const std::string&amp; text, const std::string&amp; keyword) {</w:t>
+            </w:r>
+          </w:p>
+          <w:p>
+            <w:pPr>
+              <w:pStyle w:val="SourceCode"/>
+              <w:spacing w:before="0" w:after="0" w:line="200" w:lineRule="auto"/>
+            </w:pPr>
+            <w:r>
+              <w:t xml:space="preserve">    std::string cipherAlphabet = createKeywordAlphabet(keyword);</w:t>
+            </w:r>
+          </w:p>
+          <w:p>
+            <w:pPr>
+              <w:pStyle w:val="SourceCode"/>
+              <w:spacing w:before="0" w:after="0" w:line="200" w:lineRule="auto"/>
+            </w:pPr>
+            <w:r>
+              <w:t xml:space="preserve">    std::string result;</w:t>
+            </w:r>
+          </w:p>
+          <w:p>
+            <w:pPr>
+              <w:pStyle w:val="SourceCode"/>
+              <w:spacing w:before="0" w:after="0" w:line="200" w:lineRule="auto"/>
+            </w:pPr>
+          </w:p>
+          <w:p>
+            <w:pPr>
+              <w:pStyle w:val="SourceCode"/>
+              <w:spacing w:before="0" w:after="0" w:line="200" w:lineRule="auto"/>
+            </w:pPr>
+            <w:r>
+              <w:t xml:space="preserve">    for (char c : text) {</w:t>
+            </w:r>
+          </w:p>
+          <w:p>
+            <w:pPr>
+              <w:pStyle w:val="SourceCode"/>
+              <w:spacing w:before="0" w:after="0" w:line="200" w:lineRule="auto"/>
+            </w:pPr>
+            <w:r>
+              <w:t xml:space="preserve">        char up = static_cast&lt;char&gt;(std::toupper(static_cast&lt;unsigned char&gt;(c)));</w:t>
+            </w:r>
+          </w:p>
+          <w:p>
+            <w:pPr>
+              <w:pStyle w:val="SourceCode"/>
+              <w:spacing w:before="0" w:after="0" w:line="200" w:lineRule="auto"/>
+            </w:pPr>
+            <w:r>
+              <w:t xml:space="preserve">        size_t pos = cipherAlphabet.find(up);</w:t>
+            </w:r>
+          </w:p>
+          <w:p>
+            <w:pPr>
+              <w:pStyle w:val="SourceCode"/>
+              <w:spacing w:before="0" w:after="0" w:line="200" w:lineRule="auto"/>
+            </w:pPr>
+            <w:r>
+              <w:t xml:space="preserve">        if (pos != std::string::npos) {</w:t>
+            </w:r>
+          </w:p>
+          <w:p>
+            <w:pPr>
+              <w:pStyle w:val="SourceCode"/>
+              <w:spacing w:before="0" w:after="0" w:line="200" w:lineRule="auto"/>
+            </w:pPr>
+            <w:r>
+              <w:t xml:space="preserve">            result += ALPHABET[pos];</w:t>
+            </w:r>
+          </w:p>
+          <w:p>
+            <w:pPr>
+              <w:pStyle w:val="SourceCode"/>
+              <w:spacing w:before="0" w:after="0" w:line="200" w:lineRule="auto"/>
+            </w:pPr>
+            <w:r>
+              <w:t xml:space="preserve">        } else {</w:t>
+            </w:r>
+          </w:p>
+          <w:p>
+            <w:pPr>
+              <w:pStyle w:val="SourceCode"/>
+              <w:spacing w:before="0" w:after="0" w:line="200" w:lineRule="auto"/>
+            </w:pPr>
+            <w:r>
+              <w:t xml:space="preserve">            result += c;</w:t>
+            </w:r>
+          </w:p>
+          <w:p>
+            <w:pPr>
+              <w:pStyle w:val="SourceCode"/>
+              <w:spacing w:before="0" w:after="0" w:line="200" w:lineRule="auto"/>
+            </w:pPr>
+            <w:r>
+              <w:t xml:space="preserve">        }</w:t>
+            </w:r>
+          </w:p>
+          <w:p>
+            <w:pPr>
+              <w:pStyle w:val="SourceCode"/>
+              <w:spacing w:before="0" w:after="0" w:line="200" w:lineRule="auto"/>
+            </w:pPr>
+            <w:r>
+              <w:t xml:space="preserve">    }</w:t>
+            </w:r>
+          </w:p>
+          <w:p>
+            <w:pPr>
+              <w:pStyle w:val="SourceCode"/>
+              <w:spacing w:before="0" w:after="0" w:line="200" w:lineRule="auto"/>
+            </w:pPr>
+          </w:p>
+          <w:p>
+            <w:pPr>
+              <w:pStyle w:val="SourceCode"/>
+              <w:spacing w:before="0" w:after="0" w:line="200" w:lineRule="auto"/>
+            </w:pPr>
+            <w:r>
+              <w:t xml:space="preserve">    return result;</w:t>
+            </w:r>
+          </w:p>
+          <w:p>
+            <w:pPr>
+              <w:pStyle w:val="SourceCode"/>
+              <w:spacing w:before="0" w:after="0" w:line="200" w:lineRule="auto"/>
+            </w:pPr>
+            <w:r>
+              <w:t xml:space="preserve">}</w:t>
+            </w:r>
+          </w:p>
+          <w:p>
+            <w:pPr>
+              <w:pStyle w:val="SourceCode"/>
+              <w:spacing w:before="0" w:after="0" w:line="200" w:lineRule="auto"/>
+            </w:pPr>
+          </w:p>
+          <w:p>
+            <w:pPr>
+              <w:pStyle w:val="SourceCode"/>
+              <w:spacing w:before="0" w:after="0" w:line="200" w:lineRule="auto"/>
+            </w:pPr>
+            <w:r>
+              <w:t xml:space="preserve">int main() {</w:t>
+            </w:r>
+          </w:p>
+          <w:p>
+            <w:pPr>
+              <w:pStyle w:val="SourceCode"/>
+              <w:spacing w:before="0" w:after="0" w:line="200" w:lineRule="auto"/>
+            </w:pPr>
+            <w:r>
+              <w:t xml:space="preserve">    std::string keyword = "CIPHER";</w:t>
+            </w:r>
+          </w:p>
+          <w:p>
+            <w:pPr>
+              <w:pStyle w:val="SourceCode"/>
+              <w:spacing w:before="0" w:after="0" w:line="200" w:lineRule="auto"/>
+            </w:pPr>
+            <w:r>
+              <w:t xml:space="preserve">    std::string plaintext = "HELLO WORLD";</w:t>
+            </w:r>
+          </w:p>
+          <w:p>
+            <w:pPr>
+              <w:pStyle w:val="SourceCode"/>
+              <w:spacing w:before="0" w:after="0" w:line="200" w:lineRule="auto"/>
+            </w:pPr>
+          </w:p>
+          <w:p>
+            <w:pPr>
+              <w:pStyle w:val="SourceCode"/>
+              <w:spacing w:before="0" w:after="0" w:line="200" w:lineRule="auto"/>
+            </w:pPr>
+            <w:r>
+              <w:t xml:space="preserve">    std::cout &lt;&lt; "Ключове слово:    " &lt;&lt; keyword &lt;&lt; "\n";</w:t>
+            </w:r>
+          </w:p>
+          <w:p>
+            <w:pPr>
+              <w:pStyle w:val="SourceCode"/>
+              <w:spacing w:before="0" w:after="0" w:line="200" w:lineRule="auto"/>
+            </w:pPr>
+            <w:r>
+              <w:t xml:space="preserve">    std::cout &lt;&lt; "Алфавіт:          " &lt;&lt; createKeywordAlphabet(keyword) &lt;&lt; "\n";</w:t>
+            </w:r>
+          </w:p>
+          <w:p>
+            <w:pPr>
+              <w:pStyle w:val="SourceCode"/>
+              <w:spacing w:before="0" w:after="0" w:line="200" w:lineRule="auto"/>
+            </w:pPr>
+            <w:r>
+              <w:t xml:space="preserve">    std::cout &lt;&lt; "Відкритий текст:  " &lt;&lt; plaintext &lt;&lt; "\n";</w:t>
+            </w:r>
+          </w:p>
+          <w:p>
+            <w:pPr>
+              <w:pStyle w:val="SourceCode"/>
+              <w:spacing w:before="0" w:after="0" w:line="200" w:lineRule="auto"/>
+            </w:pPr>
+          </w:p>
+          <w:p>
+            <w:pPr>
+              <w:pStyle w:val="SourceCode"/>
+              <w:spacing w:before="0" w:after="0" w:line="200" w:lineRule="auto"/>
+            </w:pPr>
+            <w:r>
+              <w:t xml:space="preserve">    std::string ciphertext = keywordEncrypt(plaintext, keyword);</w:t>
+            </w:r>
+          </w:p>
+          <w:p>
+            <w:pPr>
+              <w:pStyle w:val="SourceCode"/>
+              <w:spacing w:before="0" w:after="0" w:line="200" w:lineRule="auto"/>
+            </w:pPr>
+            <w:r>
+              <w:t xml:space="preserve">    std::cout &lt;&lt; "Шифротекст:       " &lt;&lt; ciphertext &lt;&lt; "\n";</w:t>
+            </w:r>
+          </w:p>
+          <w:p>
+            <w:pPr>
+              <w:pStyle w:val="SourceCode"/>
+              <w:spacing w:before="0" w:after="0" w:line="200" w:lineRule="auto"/>
+            </w:pPr>
+            <w:r>
+              <w:t xml:space="preserve">    std::cout &lt;&lt; "Розшифровано:     " &lt;&lt; keywordDecrypt(ciphertext, keyword) &lt;&lt; "\n";</w:t>
+            </w:r>
+          </w:p>
+          <w:p>
+            <w:pPr>
+              <w:pStyle w:val="SourceCode"/>
+              <w:spacing w:before="0" w:after="0" w:line="200" w:lineRule="auto"/>
+            </w:pPr>
+          </w:p>
+          <w:p>
+            <w:pPr>
+              <w:pStyle w:val="SourceCode"/>
+              <w:spacing w:before="0" w:after="0" w:line="200" w:lineRule="auto"/>
+            </w:pPr>
+            <w:r>
+              <w:t xml:space="preserve">    return 0;</w:t>
+            </w:r>
+          </w:p>
+          <w:p>
+            <w:pPr>
+              <w:pStyle w:val="SourceCode"/>
+              <w:spacing w:before="0" w:after="0" w:line="200" w:lineRule="auto"/>
+            </w:pPr>
+            <w:r>
+              <w:t xml:space="preserve">}</w:t>
+            </w:r>
+          </w:p>
+        </w:tc>
+      </w:tr>
+    </w:tbl>
+    <w:p>
+      <w:pPr>
+        <w:spacing w:before="0" w:after="0" w:line="120" w:lineRule="exact"/>
         <w:rPr>
-          <w:rStyle w:val="VerbatimChar"/>
+          <w:sz w:val="4"/>
+          <w:szCs w:val="4"/>
         </w:rPr>
-        <w:t xml:space="preserve">#include &lt;string&gt;</w:t>
-      </w:r>
-      <w:r>
-        <w:br/>
-      </w:r>
-      <w:r>
+      </w:pPr>
+    </w:p>
+    <w:p>
+      <w:pPr>
+        <w:pStyle w:val="FirstParagraph"/>
+      </w:pPr>
+      <w:r>
+        <w:t xml:space="preserve">Результат роботи програми:</w:t>
+      </w:r>
+    </w:p>
+    <w:p>
+      <w:pPr>
+        <w:spacing w:before="0" w:after="0" w:line="120" w:lineRule="exact"/>
         <w:rPr>
-          <w:rStyle w:val="VerbatimChar"/>
+          <w:sz w:val="4"/>
+          <w:szCs w:val="4"/>
         </w:rPr>
-        <w:t xml:space="preserve">#include &lt;cctype&gt;</w:t>
-      </w:r>
-      <w:r>
-        <w:br/>
-      </w:r>
-      <w:r>
-        <w:br/>
-      </w:r>
-      <w:r>
+      </w:pPr>
+    </w:p>
+    <w:tbl>
+      <w:tblPr>
+        <w:tblStyle w:val="SourceCodeTable"/>
+        <w:tblW w:type="dxa" w:w="9637"/>
+        <w:tblInd w:w="0" w:type="dxa"/>
+        <w:tblBorders>
+          <w:top w:color="BFBFBF" w:space="0" w:sz="4" w:val="single"/>
+          <w:left w:color="BFBFBF" w:space="0" w:sz="4" w:val="single"/>
+          <w:bottom w:color="BFBFBF" w:space="0" w:sz="4" w:val="single"/>
+          <w:right w:color="BFBFBF" w:space="0" w:sz="4" w:val="single"/>
+        </w:tblBorders>
+        <w:shd w:color="auto" w:fill="F4F4F4" w:val="clear"/>
+        <w:tblLayout w:type="fixed"/>
+        <w:tblCellMar>
+          <w:top w:type="dxa" w:w="113"/>
+          <w:left w:type="dxa" w:w="113"/>
+          <w:bottom w:type="dxa" w:w="113"/>
+          <w:right w:type="dxa" w:w="113"/>
+        </w:tblCellMar>
+        <w:tblLook w:val="0000" w:firstRow="0" w:lastRow="0" w:firstColumn="0" w:lastColumn="0" w:noHBand="1" w:noVBand="1"/>
+      </w:tblPr>
+      <w:tblGrid>
+        <w:gridCol w:w="9637"/>
+      </w:tblGrid>
+      <w:tr>
+        <w:tc>
+          <w:tcPr>
+            <w:tcW w:type="dxa" w:w="9637"/>
+            <w:shd w:color="auto" w:fill="F4F4F4" w:val="clear"/>
+          </w:tcPr>
+          <w:p>
+            <w:pPr>
+              <w:pStyle w:val="SourceCode"/>
+              <w:spacing w:before="0" w:after="0" w:line="200" w:lineRule="auto"/>
+            </w:pPr>
+            <w:r>
+              <w:t xml:space="preserve">Ключове слово:    CIPHER</w:t>
+            </w:r>
+          </w:p>
+          <w:p>
+            <w:pPr>
+              <w:pStyle w:val="SourceCode"/>
+              <w:spacing w:before="0" w:after="0" w:line="200" w:lineRule="auto"/>
+            </w:pPr>
+            <w:r>
+              <w:t xml:space="preserve">Алфавіт:          CIPHERABDFGJKLMNOQSTUVWXYZ</w:t>
+            </w:r>
+          </w:p>
+          <w:p>
+            <w:pPr>
+              <w:pStyle w:val="SourceCode"/>
+              <w:spacing w:before="0" w:after="0" w:line="200" w:lineRule="auto"/>
+            </w:pPr>
+            <w:r>
+              <w:t xml:space="preserve">Відкритий текст:  HELLO WORLD</w:t>
+            </w:r>
+          </w:p>
+          <w:p>
+            <w:pPr>
+              <w:pStyle w:val="SourceCode"/>
+              <w:spacing w:before="0" w:after="0" w:line="200" w:lineRule="auto"/>
+            </w:pPr>
+            <w:r>
+              <w:t xml:space="preserve">Шифротекст:       BEJJM WMQJH</w:t>
+            </w:r>
+          </w:p>
+          <w:p>
+            <w:pPr>
+              <w:pStyle w:val="SourceCode"/>
+              <w:spacing w:before="0" w:after="0" w:line="200" w:lineRule="auto"/>
+            </w:pPr>
+            <w:r>
+              <w:t xml:space="preserve">Розшифровано:     HELLO WORLD</w:t>
+            </w:r>
+          </w:p>
+        </w:tc>
+      </w:tr>
+    </w:tbl>
+    <w:p>
+      <w:pPr>
+        <w:spacing w:before="0" w:after="0" w:line="120" w:lineRule="exact"/>
         <w:rPr>
-          <w:rStyle w:val="VerbatimChar"/>
+          <w:sz w:val="4"/>
+          <w:szCs w:val="4"/>
         </w:rPr>
-        <w:t xml:space="preserve">const std::string ALPHABET = "ABCDEFGHIJKLMNOPQRSTUVWXYZ";</w:t>
-      </w:r>
-      <w:r>
-        <w:br/>
-      </w:r>
-      <w:r>
-        <w:br/>
-      </w:r>
-      <w:r>
-        <w:rPr>
-          <w:rStyle w:val="VerbatimChar"/>
-        </w:rPr>
-        <w:t xml:space="preserve">// Формує шифрувальний алфавіт: спершу літери ключа без повторів, далі решта</w:t>
-      </w:r>
-      <w:r>
-        <w:br/>
-      </w:r>
-      <w:r>
-        <w:rPr>
-          <w:rStyle w:val="VerbatimChar"/>
-        </w:rPr>
-        <w:t xml:space="preserve">std::string createKeywordAlphabet(const std::string&amp; keyword) {</w:t>
-      </w:r>
-      <w:r>
-        <w:br/>
-      </w:r>
-      <w:r>
-        <w:rPr>
-          <w:rStyle w:val="VerbatimChar"/>
-        </w:rPr>
-        <w:t xml:space="preserve">    bool used[26] = { false };</w:t>
-      </w:r>
-      <w:r>
-        <w:br/>
-      </w:r>
-      <w:r>
-        <w:rPr>
-          <w:rStyle w:val="VerbatimChar"/>
-        </w:rPr>
-        <w:t xml:space="preserve">    std::string cipherAlphabet;</w:t>
-      </w:r>
-      <w:r>
-        <w:br/>
-      </w:r>
-      <w:r>
-        <w:br/>
-      </w:r>
-      <w:r>
-        <w:rPr>
-          <w:rStyle w:val="VerbatimChar"/>
-        </w:rPr>
-        <w:t xml:space="preserve">    for (char c : keyword) {</w:t>
-      </w:r>
-      <w:r>
-        <w:br/>
-      </w:r>
-      <w:r>
-        <w:rPr>
-          <w:rStyle w:val="VerbatimChar"/>
-        </w:rPr>
-        <w:t xml:space="preserve">        char up = static_cast&lt;char&gt;(std::toupper(static_cast&lt;unsigned char&gt;(c)));</w:t>
-      </w:r>
-      <w:r>
-        <w:br/>
-      </w:r>
-      <w:r>
-        <w:rPr>
-          <w:rStyle w:val="VerbatimChar"/>
-        </w:rPr>
-        <w:t xml:space="preserve">        if (up &gt;= 'A' &amp;&amp; up &lt;= 'Z' &amp;&amp; !used[up - 'A']) {</w:t>
-      </w:r>
-      <w:r>
-        <w:br/>
-      </w:r>
-      <w:r>
-        <w:rPr>
-          <w:rStyle w:val="VerbatimChar"/>
-        </w:rPr>
-        <w:t xml:space="preserve">            used[up - 'A'] = true;</w:t>
-      </w:r>
-      <w:r>
-        <w:br/>
-      </w:r>
-      <w:r>
-        <w:rPr>
-          <w:rStyle w:val="VerbatimChar"/>
-        </w:rPr>
-        <w:t xml:space="preserve">            cipherAlphabet += up;</w:t>
-      </w:r>
-      <w:r>
-        <w:br/>
-      </w:r>
-      <w:r>
-        <w:rPr>
-          <w:rStyle w:val="VerbatimChar"/>
-        </w:rPr>
-        <w:t xml:space="preserve">        }</w:t>
-      </w:r>
-      <w:r>
-        <w:br/>
-      </w:r>
-      <w:r>
-        <w:rPr>
-          <w:rStyle w:val="VerbatimChar"/>
-        </w:rPr>
-        <w:t xml:space="preserve">    }</w:t>
-      </w:r>
-      <w:r>
-        <w:br/>
-      </w:r>
-      <w:r>
-        <w:br/>
-      </w:r>
-      <w:r>
-        <w:rPr>
-          <w:rStyle w:val="VerbatimChar"/>
-        </w:rPr>
-        <w:t xml:space="preserve">    for (char c : ALPHABET) {</w:t>
-      </w:r>
-      <w:r>
-        <w:br/>
-      </w:r>
-      <w:r>
-        <w:rPr>
-          <w:rStyle w:val="VerbatimChar"/>
-        </w:rPr>
-        <w:t xml:space="preserve">        if (!used[c - 'A']) {</w:t>
-      </w:r>
-      <w:r>
-        <w:br/>
-      </w:r>
-      <w:r>
-        <w:rPr>
-          <w:rStyle w:val="VerbatimChar"/>
-        </w:rPr>
-        <w:t xml:space="preserve">            cipherAlphabet += c;</w:t>
-      </w:r>
-      <w:r>
-        <w:br/>
-      </w:r>
-      <w:r>
-        <w:rPr>
-          <w:rStyle w:val="VerbatimChar"/>
-        </w:rPr>
-        <w:t xml:space="preserve">        }</w:t>
-      </w:r>
-      <w:r>
-        <w:br/>
-      </w:r>
-      <w:r>
-        <w:rPr>
-          <w:rStyle w:val="VerbatimChar"/>
-        </w:rPr>
-        <w:t xml:space="preserve">    }</w:t>
-      </w:r>
-      <w:r>
-        <w:br/>
-      </w:r>
-      <w:r>
-        <w:br/>
-      </w:r>
-      <w:r>
-        <w:rPr>
-          <w:rStyle w:val="VerbatimChar"/>
-        </w:rPr>
-        <w:t xml:space="preserve">    return cipherAlphabet;</w:t>
-      </w:r>
-      <w:r>
-        <w:br/>
-      </w:r>
-      <w:r>
-        <w:rPr>
-          <w:rStyle w:val="VerbatimChar"/>
-        </w:rPr>
-        <w:t xml:space="preserve">}</w:t>
-      </w:r>
-      <w:r>
-        <w:br/>
-      </w:r>
-      <w:r>
-        <w:br/>
-      </w:r>
-      <w:r>
-        <w:rPr>
-          <w:rStyle w:val="VerbatimChar"/>
-        </w:rPr>
-        <w:t xml:space="preserve">// Зашифрування: літера відкритого тексту замінюється літерою з тієї самої позиції</w:t>
-      </w:r>
-      <w:r>
-        <w:br/>
-      </w:r>
-      <w:r>
-        <w:rPr>
-          <w:rStyle w:val="VerbatimChar"/>
-        </w:rPr>
-        <w:t xml:space="preserve">std::string keywordEncrypt(const std::string&amp; text, const std::string&amp; keyword) {</w:t>
-      </w:r>
-      <w:r>
-        <w:br/>
-      </w:r>
-      <w:r>
-        <w:rPr>
-          <w:rStyle w:val="VerbatimChar"/>
-        </w:rPr>
-        <w:t xml:space="preserve">    std::string cipherAlphabet = createKeywordAlphabet(keyword);</w:t>
-      </w:r>
-      <w:r>
-        <w:br/>
-      </w:r>
-      <w:r>
-        <w:rPr>
-          <w:rStyle w:val="VerbatimChar"/>
-        </w:rPr>
-        <w:t xml:space="preserve">    std::string result;</w:t>
-      </w:r>
-      <w:r>
-        <w:br/>
-      </w:r>
-      <w:r>
-        <w:br/>
-      </w:r>
-      <w:r>
-        <w:rPr>
-          <w:rStyle w:val="VerbatimChar"/>
-        </w:rPr>
-        <w:t xml:space="preserve">    for (char c : text) {</w:t>
-      </w:r>
-      <w:r>
-        <w:br/>
-      </w:r>
-      <w:r>
-        <w:rPr>
-          <w:rStyle w:val="VerbatimChar"/>
-        </w:rPr>
-        <w:t xml:space="preserve">        char up = static_cast&lt;char&gt;(std::toupper(static_cast&lt;unsigned char&gt;(c)));</w:t>
-      </w:r>
-      <w:r>
-        <w:br/>
-      </w:r>
-      <w:r>
-        <w:rPr>
-          <w:rStyle w:val="VerbatimChar"/>
-        </w:rPr>
-        <w:t xml:space="preserve">        if (up &gt;= 'A' &amp;&amp; up &lt;= 'Z') {</w:t>
-      </w:r>
-      <w:r>
-        <w:br/>
-      </w:r>
-      <w:r>
-        <w:rPr>
-          <w:rStyle w:val="VerbatimChar"/>
-        </w:rPr>
-        <w:t xml:space="preserve">            result += cipherAlphabet[up - 'A'];</w:t>
-      </w:r>
-      <w:r>
-        <w:br/>
-      </w:r>
-      <w:r>
-        <w:rPr>
-          <w:rStyle w:val="VerbatimChar"/>
-        </w:rPr>
-        <w:t xml:space="preserve">        } else {</w:t>
-      </w:r>
-      <w:r>
-        <w:br/>
-      </w:r>
-      <w:r>
-        <w:rPr>
-          <w:rStyle w:val="VerbatimChar"/>
-        </w:rPr>
-        <w:t xml:space="preserve">            result += c;</w:t>
-      </w:r>
-      <w:r>
-        <w:br/>
-      </w:r>
-      <w:r>
-        <w:rPr>
-          <w:rStyle w:val="VerbatimChar"/>
-        </w:rPr>
-        <w:t xml:space="preserve">        }</w:t>
-      </w:r>
-      <w:r>
-        <w:br/>
-      </w:r>
-      <w:r>
-        <w:rPr>
-          <w:rStyle w:val="VerbatimChar"/>
-        </w:rPr>
-        <w:t xml:space="preserve">    }</w:t>
-      </w:r>
-      <w:r>
-        <w:br/>
-      </w:r>
-      <w:r>
-        <w:br/>
-      </w:r>
-      <w:r>
-        <w:rPr>
-          <w:rStyle w:val="VerbatimChar"/>
-        </w:rPr>
-        <w:t xml:space="preserve">    return result;</w:t>
-      </w:r>
-      <w:r>
-        <w:br/>
-      </w:r>
-      <w:r>
-        <w:rPr>
-          <w:rStyle w:val="VerbatimChar"/>
-        </w:rPr>
-        <w:t xml:space="preserve">}</w:t>
-      </w:r>
-      <w:r>
-        <w:br/>
-      </w:r>
-      <w:r>
-        <w:br/>
-      </w:r>
-      <w:r>
-        <w:rPr>
-          <w:rStyle w:val="VerbatimChar"/>
-        </w:rPr>
-        <w:t xml:space="preserve">// Розшифрування: зворотний пошук позиції літери в шифрувальному алфавіті</w:t>
-      </w:r>
-      <w:r>
-        <w:br/>
-      </w:r>
-      <w:r>
-        <w:rPr>
-          <w:rStyle w:val="VerbatimChar"/>
-        </w:rPr>
-        <w:t xml:space="preserve">std::string keywordDecrypt(const std::string&amp; text, const std::string&amp; keyword) {</w:t>
-      </w:r>
-      <w:r>
-        <w:br/>
-      </w:r>
-      <w:r>
-        <w:rPr>
-          <w:rStyle w:val="VerbatimChar"/>
-        </w:rPr>
-        <w:t xml:space="preserve">    std::string cipherAlphabet = createKeywordAlphabet(keyword);</w:t>
-      </w:r>
-      <w:r>
-        <w:br/>
-      </w:r>
-      <w:r>
-        <w:rPr>
-          <w:rStyle w:val="VerbatimChar"/>
-        </w:rPr>
-        <w:t xml:space="preserve">    std::string result;</w:t>
-      </w:r>
-      <w:r>
-        <w:br/>
-      </w:r>
-      <w:r>
-        <w:br/>
-      </w:r>
-      <w:r>
-        <w:rPr>
-          <w:rStyle w:val="VerbatimChar"/>
-        </w:rPr>
-        <w:t xml:space="preserve">    for (char c : text) {</w:t>
-      </w:r>
-      <w:r>
-        <w:br/>
-      </w:r>
-      <w:r>
-        <w:rPr>
-          <w:rStyle w:val="VerbatimChar"/>
-        </w:rPr>
-        <w:t xml:space="preserve">        char up = static_cast&lt;char&gt;(std::toupper(static_cast&lt;unsigned char&gt;(c)));</w:t>
-      </w:r>
-      <w:r>
-        <w:br/>
-      </w:r>
-      <w:r>
-        <w:rPr>
-          <w:rStyle w:val="VerbatimChar"/>
-        </w:rPr>
-        <w:t xml:space="preserve">        size_t pos = cipherAlphabet.find(up);</w:t>
-      </w:r>
-      <w:r>
-        <w:br/>
-      </w:r>
-      <w:r>
-        <w:rPr>
-          <w:rStyle w:val="VerbatimChar"/>
-        </w:rPr>
-        <w:t xml:space="preserve">        if (pos != std::string::npos) {</w:t>
-      </w:r>
-      <w:r>
-        <w:br/>
-      </w:r>
-      <w:r>
-        <w:rPr>
-          <w:rStyle w:val="VerbatimChar"/>
-        </w:rPr>
-        <w:t xml:space="preserve">            result += ALPHABET[pos];</w:t>
-      </w:r>
-      <w:r>
-        <w:br/>
-      </w:r>
-      <w:r>
-        <w:rPr>
-          <w:rStyle w:val="VerbatimChar"/>
-        </w:rPr>
-        <w:t xml:space="preserve">        } else {</w:t>
-      </w:r>
-      <w:r>
-        <w:br/>
-      </w:r>
-      <w:r>
-        <w:rPr>
-          <w:rStyle w:val="VerbatimChar"/>
-        </w:rPr>
-        <w:t xml:space="preserve">            result += c;</w:t>
-      </w:r>
-      <w:r>
-        <w:br/>
-      </w:r>
-      <w:r>
-        <w:rPr>
-          <w:rStyle w:val="VerbatimChar"/>
-        </w:rPr>
-        <w:t xml:space="preserve">        }</w:t>
-      </w:r>
-      <w:r>
-        <w:br/>
-      </w:r>
-      <w:r>
-        <w:rPr>
-          <w:rStyle w:val="VerbatimChar"/>
-        </w:rPr>
-        <w:t xml:space="preserve">    }</w:t>
-      </w:r>
-      <w:r>
-        <w:br/>
-      </w:r>
-      <w:r>
-        <w:br/>
-      </w:r>
-      <w:r>
-        <w:rPr>
-          <w:rStyle w:val="VerbatimChar"/>
-        </w:rPr>
-        <w:t xml:space="preserve">    return result;</w:t>
-      </w:r>
-      <w:r>
-        <w:br/>
-      </w:r>
-      <w:r>
-        <w:rPr>
-          <w:rStyle w:val="VerbatimChar"/>
-        </w:rPr>
-        <w:t xml:space="preserve">}</w:t>
-      </w:r>
-      <w:r>
-        <w:br/>
-      </w:r>
-      <w:r>
-        <w:br/>
-      </w:r>
-      <w:r>
-        <w:rPr>
-          <w:rStyle w:val="VerbatimChar"/>
-        </w:rPr>
-        <w:t xml:space="preserve">int main() {</w:t>
-      </w:r>
-      <w:r>
-        <w:br/>
-      </w:r>
-      <w:r>
-        <w:rPr>
-          <w:rStyle w:val="VerbatimChar"/>
-        </w:rPr>
-        <w:t xml:space="preserve">    std::string keyword = "CIPHER";</w:t>
-      </w:r>
-      <w:r>
-        <w:br/>
-      </w:r>
-      <w:r>
-        <w:rPr>
-          <w:rStyle w:val="VerbatimChar"/>
-        </w:rPr>
-        <w:t xml:space="preserve">    std::string plaintext = "HELLO WORLD";</w:t>
-      </w:r>
-      <w:r>
-        <w:br/>
-      </w:r>
-      <w:r>
-        <w:br/>
-      </w:r>
-      <w:r>
-        <w:rPr>
-          <w:rStyle w:val="VerbatimChar"/>
-        </w:rPr>
-        <w:t xml:space="preserve">    std::cout &lt;&lt; "Ключове слово:    " &lt;&lt; keyword &lt;&lt; "\n";</w:t>
-      </w:r>
-      <w:r>
-        <w:br/>
-      </w:r>
-      <w:r>
-        <w:rPr>
-          <w:rStyle w:val="VerbatimChar"/>
-        </w:rPr>
-        <w:t xml:space="preserve">    std::cout &lt;&lt; "Алфавіт:          " &lt;&lt; createKeywordAlphabet(keyword) &lt;&lt; "\n";</w:t>
-      </w:r>
-      <w:r>
-        <w:br/>
-      </w:r>
-      <w:r>
-        <w:rPr>
-          <w:rStyle w:val="VerbatimChar"/>
-        </w:rPr>
-        <w:t xml:space="preserve">    std::cout &lt;&lt; "Відкритий текст:  " &lt;&lt; plaintext &lt;&lt; "\n";</w:t>
-      </w:r>
-      <w:r>
-        <w:br/>
-      </w:r>
-      <w:r>
-        <w:br/>
-      </w:r>
-      <w:r>
-        <w:rPr>
-          <w:rStyle w:val="VerbatimChar"/>
-        </w:rPr>
-        <w:t xml:space="preserve">    std::string ciphertext = keywordEncrypt(plaintext, keyword);</w:t>
-      </w:r>
-      <w:r>
-        <w:br/>
-      </w:r>
-      <w:r>
-        <w:rPr>
-          <w:rStyle w:val="VerbatimChar"/>
-        </w:rPr>
-        <w:t xml:space="preserve">    std::cout &lt;&lt; "Шифротекст:       " &lt;&lt; ciphertext &lt;&lt; "\n";</w:t>
-      </w:r>
-      <w:r>
-        <w:br/>
-      </w:r>
-      <w:r>
-        <w:rPr>
-          <w:rStyle w:val="VerbatimChar"/>
-        </w:rPr>
-        <w:t xml:space="preserve">    std::cout &lt;&lt; "Розшифровано:     " &lt;&lt; keywordDecrypt(ciphertext, keyword) &lt;&lt; "\n";</w:t>
-      </w:r>
-      <w:r>
-        <w:br/>
-      </w:r>
-      <w:r>
-        <w:br/>
-      </w:r>
-      <w:r>
-        <w:rPr>
-          <w:rStyle w:val="VerbatimChar"/>
-        </w:rPr>
-        <w:t xml:space="preserve">    return 0;</w:t>
-      </w:r>
-      <w:r>
-        <w:br/>
-      </w:r>
-      <w:r>
-        <w:rPr>
-          <w:rStyle w:val="VerbatimChar"/>
-        </w:rPr>
-        <w:t xml:space="preserve">}</w:t>
-      </w:r>
-    </w:p>
-    <w:p>
-      <w:pPr>
-        <w:pStyle w:val="FirstParagraph"/>
-      </w:pPr>
-      <w:r>
-        <w:t xml:space="preserve">Результат роботи програми:</w:t>
-      </w:r>
-    </w:p>
-    <w:p>
-      <w:pPr>
-        <w:pStyle w:val="SourceCode"/>
-      </w:pPr>
-      <w:r>
-        <w:rPr>
-          <w:rStyle w:val="VerbatimChar"/>
-        </w:rPr>
-        <w:t xml:space="preserve">Ключове слово:    CIPHER</w:t>
-      </w:r>
-      <w:r>
-        <w:br/>
-      </w:r>
-      <w:r>
-        <w:rPr>
-          <w:rStyle w:val="VerbatimChar"/>
-        </w:rPr>
-        <w:t xml:space="preserve">Алфавіт:          CIPHERABDFGJKLMNOQSTUVWXYZ</w:t>
-      </w:r>
-      <w:r>
-        <w:br/>
-      </w:r>
-      <w:r>
-        <w:rPr>
-          <w:rStyle w:val="VerbatimChar"/>
-        </w:rPr>
-        <w:t xml:space="preserve">Відкритий текст:  HELLO WORLD</w:t>
-      </w:r>
-      <w:r>
-        <w:br/>
-      </w:r>
-      <w:r>
-        <w:rPr>
-          <w:rStyle w:val="VerbatimChar"/>
-        </w:rPr>
-        <w:t xml:space="preserve">Шифротекст:       BEJJM WMQJH</w:t>
-      </w:r>
-      <w:r>
-        <w:br/>
-      </w:r>
-      <w:r>
-        <w:rPr>
-          <w:rStyle w:val="VerbatimChar"/>
-        </w:rPr>
-        <w:t xml:space="preserve">Розшифровано:     HELLO WORLD</w:t>
-      </w:r>
+      </w:pPr>
     </w:p>
     <w:bookmarkEnd w:id="13"/>
     <w:bookmarkStart w:id="14" w:name="крок-2.-афінний-шифр"/>
@@ -1181,774 +1575,938 @@
     </w:p>
     <w:p>
       <w:pPr>
-        <w:pStyle w:val="SourceCode"/>
-      </w:pPr>
-      <w:r>
+        <w:spacing w:before="0" w:after="0" w:line="120" w:lineRule="exact"/>
         <w:rPr>
-          <w:rStyle w:val="VerbatimChar"/>
+          <w:sz w:val="4"/>
+          <w:szCs w:val="4"/>
         </w:rPr>
-        <w:t xml:space="preserve">#include &lt;iostream&gt;</w:t>
-      </w:r>
-      <w:r>
-        <w:br/>
-      </w:r>
-      <w:r>
+      </w:pPr>
+    </w:p>
+    <w:tbl>
+      <w:tblPr>
+        <w:tblStyle w:val="SourceCodeTable"/>
+        <w:tblW w:type="dxa" w:w="9637"/>
+        <w:tblInd w:w="0" w:type="dxa"/>
+        <w:tblBorders>
+          <w:top w:color="BFBFBF" w:space="0" w:sz="4" w:val="single"/>
+          <w:left w:color="BFBFBF" w:space="0" w:sz="4" w:val="single"/>
+          <w:bottom w:color="BFBFBF" w:space="0" w:sz="4" w:val="single"/>
+          <w:right w:color="BFBFBF" w:space="0" w:sz="4" w:val="single"/>
+        </w:tblBorders>
+        <w:shd w:color="auto" w:fill="F4F4F4" w:val="clear"/>
+        <w:tblLayout w:type="fixed"/>
+        <w:tblCellMar>
+          <w:top w:type="dxa" w:w="113"/>
+          <w:left w:type="dxa" w:w="113"/>
+          <w:bottom w:type="dxa" w:w="113"/>
+          <w:right w:type="dxa" w:w="113"/>
+        </w:tblCellMar>
+        <w:tblLook w:val="0000" w:firstRow="0" w:lastRow="0" w:firstColumn="0" w:lastColumn="0" w:noHBand="1" w:noVBand="1"/>
+      </w:tblPr>
+      <w:tblGrid>
+        <w:gridCol w:w="9637"/>
+      </w:tblGrid>
+      <w:tr>
+        <w:tc>
+          <w:tcPr>
+            <w:tcW w:type="dxa" w:w="9637"/>
+            <w:shd w:color="auto" w:fill="F4F4F4" w:val="clear"/>
+          </w:tcPr>
+          <w:p>
+            <w:pPr>
+              <w:pStyle w:val="SourceCode"/>
+              <w:spacing w:before="0" w:after="0" w:line="200" w:lineRule="auto"/>
+            </w:pPr>
+            <w:r>
+              <w:t xml:space="preserve">#include &lt;iostream&gt;</w:t>
+            </w:r>
+          </w:p>
+          <w:p>
+            <w:pPr>
+              <w:pStyle w:val="SourceCode"/>
+              <w:spacing w:before="0" w:after="0" w:line="200" w:lineRule="auto"/>
+            </w:pPr>
+            <w:r>
+              <w:t xml:space="preserve">#include &lt;string&gt;</w:t>
+            </w:r>
+          </w:p>
+          <w:p>
+            <w:pPr>
+              <w:pStyle w:val="SourceCode"/>
+              <w:spacing w:before="0" w:after="0" w:line="200" w:lineRule="auto"/>
+            </w:pPr>
+            <w:r>
+              <w:t xml:space="preserve">#include &lt;stdexcept&gt;</w:t>
+            </w:r>
+          </w:p>
+          <w:p>
+            <w:pPr>
+              <w:pStyle w:val="SourceCode"/>
+              <w:spacing w:before="0" w:after="0" w:line="200" w:lineRule="auto"/>
+            </w:pPr>
+            <w:r>
+              <w:t xml:space="preserve">#include &lt;cctype&gt;</w:t>
+            </w:r>
+          </w:p>
+          <w:p>
+            <w:pPr>
+              <w:pStyle w:val="SourceCode"/>
+              <w:spacing w:before="0" w:after="0" w:line="200" w:lineRule="auto"/>
+            </w:pPr>
+          </w:p>
+          <w:p>
+            <w:pPr>
+              <w:pStyle w:val="SourceCode"/>
+              <w:spacing w:before="0" w:after="0" w:line="200" w:lineRule="auto"/>
+            </w:pPr>
+            <w:r>
+              <w:t xml:space="preserve">const int N = 26;  // потужність англійської абетки</w:t>
+            </w:r>
+          </w:p>
+          <w:p>
+            <w:pPr>
+              <w:pStyle w:val="SourceCode"/>
+              <w:spacing w:before="0" w:after="0" w:line="200" w:lineRule="auto"/>
+            </w:pPr>
+          </w:p>
+          <w:p>
+            <w:pPr>
+              <w:pStyle w:val="SourceCode"/>
+              <w:spacing w:before="0" w:after="0" w:line="200" w:lineRule="auto"/>
+            </w:pPr>
+            <w:r>
+              <w:t xml:space="preserve">// Найбільший спільний дільник, алгоритм Евкліда</w:t>
+            </w:r>
+          </w:p>
+          <w:p>
+            <w:pPr>
+              <w:pStyle w:val="SourceCode"/>
+              <w:spacing w:before="0" w:after="0" w:line="200" w:lineRule="auto"/>
+            </w:pPr>
+            <w:r>
+              <w:t xml:space="preserve">int gcd(int a, int b) {</w:t>
+            </w:r>
+          </w:p>
+          <w:p>
+            <w:pPr>
+              <w:pStyle w:val="SourceCode"/>
+              <w:spacing w:before="0" w:after="0" w:line="200" w:lineRule="auto"/>
+            </w:pPr>
+            <w:r>
+              <w:t xml:space="preserve">    while (b != 0) {</w:t>
+            </w:r>
+          </w:p>
+          <w:p>
+            <w:pPr>
+              <w:pStyle w:val="SourceCode"/>
+              <w:spacing w:before="0" w:after="0" w:line="200" w:lineRule="auto"/>
+            </w:pPr>
+            <w:r>
+              <w:t xml:space="preserve">        int t = a % b;</w:t>
+            </w:r>
+          </w:p>
+          <w:p>
+            <w:pPr>
+              <w:pStyle w:val="SourceCode"/>
+              <w:spacing w:before="0" w:after="0" w:line="200" w:lineRule="auto"/>
+            </w:pPr>
+            <w:r>
+              <w:t xml:space="preserve">        a = b;</w:t>
+            </w:r>
+          </w:p>
+          <w:p>
+            <w:pPr>
+              <w:pStyle w:val="SourceCode"/>
+              <w:spacing w:before="0" w:after="0" w:line="200" w:lineRule="auto"/>
+            </w:pPr>
+            <w:r>
+              <w:t xml:space="preserve">        b = t;</w:t>
+            </w:r>
+          </w:p>
+          <w:p>
+            <w:pPr>
+              <w:pStyle w:val="SourceCode"/>
+              <w:spacing w:before="0" w:after="0" w:line="200" w:lineRule="auto"/>
+            </w:pPr>
+            <w:r>
+              <w:t xml:space="preserve">    }</w:t>
+            </w:r>
+          </w:p>
+          <w:p>
+            <w:pPr>
+              <w:pStyle w:val="SourceCode"/>
+              <w:spacing w:before="0" w:after="0" w:line="200" w:lineRule="auto"/>
+            </w:pPr>
+            <w:r>
+              <w:t xml:space="preserve">    return a;</w:t>
+            </w:r>
+          </w:p>
+          <w:p>
+            <w:pPr>
+              <w:pStyle w:val="SourceCode"/>
+              <w:spacing w:before="0" w:after="0" w:line="200" w:lineRule="auto"/>
+            </w:pPr>
+            <w:r>
+              <w:t xml:space="preserve">}</w:t>
+            </w:r>
+          </w:p>
+          <w:p>
+            <w:pPr>
+              <w:pStyle w:val="SourceCode"/>
+              <w:spacing w:before="0" w:after="0" w:line="200" w:lineRule="auto"/>
+            </w:pPr>
+          </w:p>
+          <w:p>
+            <w:pPr>
+              <w:pStyle w:val="SourceCode"/>
+              <w:spacing w:before="0" w:after="0" w:line="200" w:lineRule="auto"/>
+            </w:pPr>
+            <w:r>
+              <w:t xml:space="preserve">// Обернений елемент a^-1 mod n, розширений алгоритм Евкліда</w:t>
+            </w:r>
+          </w:p>
+          <w:p>
+            <w:pPr>
+              <w:pStyle w:val="SourceCode"/>
+              <w:spacing w:before="0" w:after="0" w:line="200" w:lineRule="auto"/>
+            </w:pPr>
+            <w:r>
+              <w:t xml:space="preserve">int modInverse(int a, int n) {</w:t>
+            </w:r>
+          </w:p>
+          <w:p>
+            <w:pPr>
+              <w:pStyle w:val="SourceCode"/>
+              <w:spacing w:before="0" w:after="0" w:line="200" w:lineRule="auto"/>
+            </w:pPr>
+            <w:r>
+              <w:t xml:space="preserve">    int oldR = a, r = n;</w:t>
+            </w:r>
+          </w:p>
+          <w:p>
+            <w:pPr>
+              <w:pStyle w:val="SourceCode"/>
+              <w:spacing w:before="0" w:after="0" w:line="200" w:lineRule="auto"/>
+            </w:pPr>
+            <w:r>
+              <w:t xml:space="preserve">    int oldS = 1, s = 0;</w:t>
+            </w:r>
+          </w:p>
+          <w:p>
+            <w:pPr>
+              <w:pStyle w:val="SourceCode"/>
+              <w:spacing w:before="0" w:after="0" w:line="200" w:lineRule="auto"/>
+            </w:pPr>
+          </w:p>
+          <w:p>
+            <w:pPr>
+              <w:pStyle w:val="SourceCode"/>
+              <w:spacing w:before="0" w:after="0" w:line="200" w:lineRule="auto"/>
+            </w:pPr>
+            <w:r>
+              <w:t xml:space="preserve">    while (r != 0) {</w:t>
+            </w:r>
+          </w:p>
+          <w:p>
+            <w:pPr>
+              <w:pStyle w:val="SourceCode"/>
+              <w:spacing w:before="0" w:after="0" w:line="200" w:lineRule="auto"/>
+            </w:pPr>
+            <w:r>
+              <w:t xml:space="preserve">        int q = oldR / r;</w:t>
+            </w:r>
+          </w:p>
+          <w:p>
+            <w:pPr>
+              <w:pStyle w:val="SourceCode"/>
+              <w:spacing w:before="0" w:after="0" w:line="200" w:lineRule="auto"/>
+            </w:pPr>
+            <w:r>
+              <w:t xml:space="preserve">        int tmp = oldR - q * r;  oldR = r;  r = tmp;</w:t>
+            </w:r>
+          </w:p>
+          <w:p>
+            <w:pPr>
+              <w:pStyle w:val="SourceCode"/>
+              <w:spacing w:before="0" w:after="0" w:line="200" w:lineRule="auto"/>
+            </w:pPr>
+            <w:r>
+              <w:t xml:space="preserve">        tmp = oldS - q * s;      oldS = s;  s = tmp;</w:t>
+            </w:r>
+          </w:p>
+          <w:p>
+            <w:pPr>
+              <w:pStyle w:val="SourceCode"/>
+              <w:spacing w:before="0" w:after="0" w:line="200" w:lineRule="auto"/>
+            </w:pPr>
+            <w:r>
+              <w:t xml:space="preserve">    }</w:t>
+            </w:r>
+          </w:p>
+          <w:p>
+            <w:pPr>
+              <w:pStyle w:val="SourceCode"/>
+              <w:spacing w:before="0" w:after="0" w:line="200" w:lineRule="auto"/>
+            </w:pPr>
+          </w:p>
+          <w:p>
+            <w:pPr>
+              <w:pStyle w:val="SourceCode"/>
+              <w:spacing w:before="0" w:after="0" w:line="200" w:lineRule="auto"/>
+            </w:pPr>
+            <w:r>
+              <w:t xml:space="preserve">    if (oldR != 1) {</w:t>
+            </w:r>
+          </w:p>
+          <w:p>
+            <w:pPr>
+              <w:pStyle w:val="SourceCode"/>
+              <w:spacing w:before="0" w:after="0" w:line="200" w:lineRule="auto"/>
+            </w:pPr>
+            <w:r>
+              <w:t xml:space="preserve">        throw std::runtime_error("Оберненого елемента не існує: gcd != 1");</w:t>
+            </w:r>
+          </w:p>
+          <w:p>
+            <w:pPr>
+              <w:pStyle w:val="SourceCode"/>
+              <w:spacing w:before="0" w:after="0" w:line="200" w:lineRule="auto"/>
+            </w:pPr>
+            <w:r>
+              <w:t xml:space="preserve">    }</w:t>
+            </w:r>
+          </w:p>
+          <w:p>
+            <w:pPr>
+              <w:pStyle w:val="SourceCode"/>
+              <w:spacing w:before="0" w:after="0" w:line="200" w:lineRule="auto"/>
+            </w:pPr>
+          </w:p>
+          <w:p>
+            <w:pPr>
+              <w:pStyle w:val="SourceCode"/>
+              <w:spacing w:before="0" w:after="0" w:line="200" w:lineRule="auto"/>
+            </w:pPr>
+            <w:r>
+              <w:t xml:space="preserve">    return ((oldS % n) + n) % n;  // нормалізація до діапазону [0, n)</w:t>
+            </w:r>
+          </w:p>
+          <w:p>
+            <w:pPr>
+              <w:pStyle w:val="SourceCode"/>
+              <w:spacing w:before="0" w:after="0" w:line="200" w:lineRule="auto"/>
+            </w:pPr>
+            <w:r>
+              <w:t xml:space="preserve">}</w:t>
+            </w:r>
+          </w:p>
+          <w:p>
+            <w:pPr>
+              <w:pStyle w:val="SourceCode"/>
+              <w:spacing w:before="0" w:after="0" w:line="200" w:lineRule="auto"/>
+            </w:pPr>
+          </w:p>
+          <w:p>
+            <w:pPr>
+              <w:pStyle w:val="SourceCode"/>
+              <w:spacing w:before="0" w:after="0" w:line="200" w:lineRule="auto"/>
+            </w:pPr>
+            <w:r>
+              <w:t xml:space="preserve">// Зашифрування: C = (a*P + b) mod N</w:t>
+            </w:r>
+          </w:p>
+          <w:p>
+            <w:pPr>
+              <w:pStyle w:val="SourceCode"/>
+              <w:spacing w:before="0" w:after="0" w:line="200" w:lineRule="auto"/>
+            </w:pPr>
+            <w:r>
+              <w:t xml:space="preserve">std::string affineEncrypt(const std::string&amp; text, int a, int b) {</w:t>
+            </w:r>
+          </w:p>
+          <w:p>
+            <w:pPr>
+              <w:pStyle w:val="SourceCode"/>
+              <w:spacing w:before="0" w:after="0" w:line="200" w:lineRule="auto"/>
+            </w:pPr>
+            <w:r>
+              <w:t xml:space="preserve">    if (gcd(a, N) != 1) {</w:t>
+            </w:r>
+          </w:p>
+          <w:p>
+            <w:pPr>
+              <w:pStyle w:val="SourceCode"/>
+              <w:spacing w:before="0" w:after="0" w:line="200" w:lineRule="auto"/>
+            </w:pPr>
+            <w:r>
+              <w:t xml:space="preserve">        throw std::runtime_error("Параметр a не взаємно простий з N");</w:t>
+            </w:r>
+          </w:p>
+          <w:p>
+            <w:pPr>
+              <w:pStyle w:val="SourceCode"/>
+              <w:spacing w:before="0" w:after="0" w:line="200" w:lineRule="auto"/>
+            </w:pPr>
+            <w:r>
+              <w:t xml:space="preserve">    }</w:t>
+            </w:r>
+          </w:p>
+          <w:p>
+            <w:pPr>
+              <w:pStyle w:val="SourceCode"/>
+              <w:spacing w:before="0" w:after="0" w:line="200" w:lineRule="auto"/>
+            </w:pPr>
+          </w:p>
+          <w:p>
+            <w:pPr>
+              <w:pStyle w:val="SourceCode"/>
+              <w:spacing w:before="0" w:after="0" w:line="200" w:lineRule="auto"/>
+            </w:pPr>
+            <w:r>
+              <w:t xml:space="preserve">    std::string result;</w:t>
+            </w:r>
+          </w:p>
+          <w:p>
+            <w:pPr>
+              <w:pStyle w:val="SourceCode"/>
+              <w:spacing w:before="0" w:after="0" w:line="200" w:lineRule="auto"/>
+            </w:pPr>
+            <w:r>
+              <w:t xml:space="preserve">    for (char c : text) {</w:t>
+            </w:r>
+          </w:p>
+          <w:p>
+            <w:pPr>
+              <w:pStyle w:val="SourceCode"/>
+              <w:spacing w:before="0" w:after="0" w:line="200" w:lineRule="auto"/>
+            </w:pPr>
+            <w:r>
+              <w:t xml:space="preserve">        char up = static_cast&lt;char&gt;(std::toupper(static_cast&lt;unsigned char&gt;(c)));</w:t>
+            </w:r>
+          </w:p>
+          <w:p>
+            <w:pPr>
+              <w:pStyle w:val="SourceCode"/>
+              <w:spacing w:before="0" w:after="0" w:line="200" w:lineRule="auto"/>
+            </w:pPr>
+            <w:r>
+              <w:t xml:space="preserve">        if (up &gt;= 'A' &amp;&amp; up &lt;= 'Z') {</w:t>
+            </w:r>
+          </w:p>
+          <w:p>
+            <w:pPr>
+              <w:pStyle w:val="SourceCode"/>
+              <w:spacing w:before="0" w:after="0" w:line="200" w:lineRule="auto"/>
+            </w:pPr>
+            <w:r>
+              <w:t xml:space="preserve">            int p = up - 'A';</w:t>
+            </w:r>
+          </w:p>
+          <w:p>
+            <w:pPr>
+              <w:pStyle w:val="SourceCode"/>
+              <w:spacing w:before="0" w:after="0" w:line="200" w:lineRule="auto"/>
+            </w:pPr>
+            <w:r>
+              <w:t xml:space="preserve">            result += static_cast&lt;char&gt;((a * p + b) % N + 'A');</w:t>
+            </w:r>
+          </w:p>
+          <w:p>
+            <w:pPr>
+              <w:pStyle w:val="SourceCode"/>
+              <w:spacing w:before="0" w:after="0" w:line="200" w:lineRule="auto"/>
+            </w:pPr>
+            <w:r>
+              <w:t xml:space="preserve">        } else {</w:t>
+            </w:r>
+          </w:p>
+          <w:p>
+            <w:pPr>
+              <w:pStyle w:val="SourceCode"/>
+              <w:spacing w:before="0" w:after="0" w:line="200" w:lineRule="auto"/>
+            </w:pPr>
+            <w:r>
+              <w:t xml:space="preserve">            result += c;</w:t>
+            </w:r>
+          </w:p>
+          <w:p>
+            <w:pPr>
+              <w:pStyle w:val="SourceCode"/>
+              <w:spacing w:before="0" w:after="0" w:line="200" w:lineRule="auto"/>
+            </w:pPr>
+            <w:r>
+              <w:t xml:space="preserve">        }</w:t>
+            </w:r>
+          </w:p>
+          <w:p>
+            <w:pPr>
+              <w:pStyle w:val="SourceCode"/>
+              <w:spacing w:before="0" w:after="0" w:line="200" w:lineRule="auto"/>
+            </w:pPr>
+            <w:r>
+              <w:t xml:space="preserve">    }</w:t>
+            </w:r>
+          </w:p>
+          <w:p>
+            <w:pPr>
+              <w:pStyle w:val="SourceCode"/>
+              <w:spacing w:before="0" w:after="0" w:line="200" w:lineRule="auto"/>
+            </w:pPr>
+            <w:r>
+              <w:t xml:space="preserve">    return result;</w:t>
+            </w:r>
+          </w:p>
+          <w:p>
+            <w:pPr>
+              <w:pStyle w:val="SourceCode"/>
+              <w:spacing w:before="0" w:after="0" w:line="200" w:lineRule="auto"/>
+            </w:pPr>
+            <w:r>
+              <w:t xml:space="preserve">}</w:t>
+            </w:r>
+          </w:p>
+          <w:p>
+            <w:pPr>
+              <w:pStyle w:val="SourceCode"/>
+              <w:spacing w:before="0" w:after="0" w:line="200" w:lineRule="auto"/>
+            </w:pPr>
+          </w:p>
+          <w:p>
+            <w:pPr>
+              <w:pStyle w:val="SourceCode"/>
+              <w:spacing w:before="0" w:after="0" w:line="200" w:lineRule="auto"/>
+            </w:pPr>
+            <w:r>
+              <w:t xml:space="preserve">// Розшифрування: P = a^-1 * (C - b) mod N</w:t>
+            </w:r>
+          </w:p>
+          <w:p>
+            <w:pPr>
+              <w:pStyle w:val="SourceCode"/>
+              <w:spacing w:before="0" w:after="0" w:line="200" w:lineRule="auto"/>
+            </w:pPr>
+            <w:r>
+              <w:t xml:space="preserve">std::string affineDecrypt(const std::string&amp; text, int a, int b) {</w:t>
+            </w:r>
+          </w:p>
+          <w:p>
+            <w:pPr>
+              <w:pStyle w:val="SourceCode"/>
+              <w:spacing w:before="0" w:after="0" w:line="200" w:lineRule="auto"/>
+            </w:pPr>
+            <w:r>
+              <w:t xml:space="preserve">    int aInv = modInverse(a, N);</w:t>
+            </w:r>
+          </w:p>
+          <w:p>
+            <w:pPr>
+              <w:pStyle w:val="SourceCode"/>
+              <w:spacing w:before="0" w:after="0" w:line="200" w:lineRule="auto"/>
+            </w:pPr>
+          </w:p>
+          <w:p>
+            <w:pPr>
+              <w:pStyle w:val="SourceCode"/>
+              <w:spacing w:before="0" w:after="0" w:line="200" w:lineRule="auto"/>
+            </w:pPr>
+            <w:r>
+              <w:t xml:space="preserve">    std::string result;</w:t>
+            </w:r>
+          </w:p>
+          <w:p>
+            <w:pPr>
+              <w:pStyle w:val="SourceCode"/>
+              <w:spacing w:before="0" w:after="0" w:line="200" w:lineRule="auto"/>
+            </w:pPr>
+            <w:r>
+              <w:t xml:space="preserve">    for (char c : text) {</w:t>
+            </w:r>
+          </w:p>
+          <w:p>
+            <w:pPr>
+              <w:pStyle w:val="SourceCode"/>
+              <w:spacing w:before="0" w:after="0" w:line="200" w:lineRule="auto"/>
+            </w:pPr>
+            <w:r>
+              <w:t xml:space="preserve">        char up = static_cast&lt;char&gt;(std::toupper(static_cast&lt;unsigned char&gt;(c)));</w:t>
+            </w:r>
+          </w:p>
+          <w:p>
+            <w:pPr>
+              <w:pStyle w:val="SourceCode"/>
+              <w:spacing w:before="0" w:after="0" w:line="200" w:lineRule="auto"/>
+            </w:pPr>
+            <w:r>
+              <w:t xml:space="preserve">        if (up &gt;= 'A' &amp;&amp; up &lt;= 'Z') {</w:t>
+            </w:r>
+          </w:p>
+          <w:p>
+            <w:pPr>
+              <w:pStyle w:val="SourceCode"/>
+              <w:spacing w:before="0" w:after="0" w:line="200" w:lineRule="auto"/>
+            </w:pPr>
+            <w:r>
+              <w:t xml:space="preserve">            int cipher = up - 'A';</w:t>
+            </w:r>
+          </w:p>
+          <w:p>
+            <w:pPr>
+              <w:pStyle w:val="SourceCode"/>
+              <w:spacing w:before="0" w:after="0" w:line="200" w:lineRule="auto"/>
+            </w:pPr>
+            <w:r>
+              <w:t xml:space="preserve">            int p = (aInv * ((cipher - b) % N + N)) % N;</w:t>
+            </w:r>
+          </w:p>
+          <w:p>
+            <w:pPr>
+              <w:pStyle w:val="SourceCode"/>
+              <w:spacing w:before="0" w:after="0" w:line="200" w:lineRule="auto"/>
+            </w:pPr>
+            <w:r>
+              <w:t xml:space="preserve">            result += static_cast&lt;char&gt;(p + 'A');</w:t>
+            </w:r>
+          </w:p>
+          <w:p>
+            <w:pPr>
+              <w:pStyle w:val="SourceCode"/>
+              <w:spacing w:before="0" w:after="0" w:line="200" w:lineRule="auto"/>
+            </w:pPr>
+            <w:r>
+              <w:t xml:space="preserve">        } else {</w:t>
+            </w:r>
+          </w:p>
+          <w:p>
+            <w:pPr>
+              <w:pStyle w:val="SourceCode"/>
+              <w:spacing w:before="0" w:after="0" w:line="200" w:lineRule="auto"/>
+            </w:pPr>
+            <w:r>
+              <w:t xml:space="preserve">            result += c;</w:t>
+            </w:r>
+          </w:p>
+          <w:p>
+            <w:pPr>
+              <w:pStyle w:val="SourceCode"/>
+              <w:spacing w:before="0" w:after="0" w:line="200" w:lineRule="auto"/>
+            </w:pPr>
+            <w:r>
+              <w:t xml:space="preserve">        }</w:t>
+            </w:r>
+          </w:p>
+          <w:p>
+            <w:pPr>
+              <w:pStyle w:val="SourceCode"/>
+              <w:spacing w:before="0" w:after="0" w:line="200" w:lineRule="auto"/>
+            </w:pPr>
+            <w:r>
+              <w:t xml:space="preserve">    }</w:t>
+            </w:r>
+          </w:p>
+          <w:p>
+            <w:pPr>
+              <w:pStyle w:val="SourceCode"/>
+              <w:spacing w:before="0" w:after="0" w:line="200" w:lineRule="auto"/>
+            </w:pPr>
+            <w:r>
+              <w:t xml:space="preserve">    return result;</w:t>
+            </w:r>
+          </w:p>
+          <w:p>
+            <w:pPr>
+              <w:pStyle w:val="SourceCode"/>
+              <w:spacing w:before="0" w:after="0" w:line="200" w:lineRule="auto"/>
+            </w:pPr>
+            <w:r>
+              <w:t xml:space="preserve">}</w:t>
+            </w:r>
+          </w:p>
+          <w:p>
+            <w:pPr>
+              <w:pStyle w:val="SourceCode"/>
+              <w:spacing w:before="0" w:after="0" w:line="200" w:lineRule="auto"/>
+            </w:pPr>
+          </w:p>
+          <w:p>
+            <w:pPr>
+              <w:pStyle w:val="SourceCode"/>
+              <w:spacing w:before="0" w:after="0" w:line="200" w:lineRule="auto"/>
+            </w:pPr>
+            <w:r>
+              <w:t xml:space="preserve">int main() {</w:t>
+            </w:r>
+          </w:p>
+          <w:p>
+            <w:pPr>
+              <w:pStyle w:val="SourceCode"/>
+              <w:spacing w:before="0" w:after="0" w:line="200" w:lineRule="auto"/>
+            </w:pPr>
+            <w:r>
+              <w:t xml:space="preserve">    int a = 5, b = 8;</w:t>
+            </w:r>
+          </w:p>
+          <w:p>
+            <w:pPr>
+              <w:pStyle w:val="SourceCode"/>
+              <w:spacing w:before="0" w:after="0" w:line="200" w:lineRule="auto"/>
+            </w:pPr>
+            <w:r>
+              <w:t xml:space="preserve">    std::string plaintext = "AFFINE CIPHER";</w:t>
+            </w:r>
+          </w:p>
+          <w:p>
+            <w:pPr>
+              <w:pStyle w:val="SourceCode"/>
+              <w:spacing w:before="0" w:after="0" w:line="200" w:lineRule="auto"/>
+            </w:pPr>
+          </w:p>
+          <w:p>
+            <w:pPr>
+              <w:pStyle w:val="SourceCode"/>
+              <w:spacing w:before="0" w:after="0" w:line="200" w:lineRule="auto"/>
+            </w:pPr>
+            <w:r>
+              <w:t xml:space="preserve">    std::cout &lt;&lt; "Афінний шифр: a=" &lt;&lt; a &lt;&lt; ", b=" &lt;&lt; b &lt;&lt; "\n";</w:t>
+            </w:r>
+          </w:p>
+          <w:p>
+            <w:pPr>
+              <w:pStyle w:val="SourceCode"/>
+              <w:spacing w:before="0" w:after="0" w:line="200" w:lineRule="auto"/>
+            </w:pPr>
+            <w:r>
+              <w:t xml:space="preserve">    std::cout &lt;&lt; "Перевірка:    gcd(" &lt;&lt; a &lt;&lt; ", " &lt;&lt; N &lt;&lt; ") = "</w:t>
+            </w:r>
+          </w:p>
+          <w:p>
+            <w:pPr>
+              <w:pStyle w:val="SourceCode"/>
+              <w:spacing w:before="0" w:after="0" w:line="200" w:lineRule="auto"/>
+            </w:pPr>
+            <w:r>
+              <w:t xml:space="preserve">              &lt;&lt; gcd(a, N) &lt;&lt; "\n";</w:t>
+            </w:r>
+          </w:p>
+          <w:p>
+            <w:pPr>
+              <w:pStyle w:val="SourceCode"/>
+              <w:spacing w:before="0" w:after="0" w:line="200" w:lineRule="auto"/>
+            </w:pPr>
+            <w:r>
+              <w:t xml:space="preserve">    std::cout &lt;&lt; "Обернений:    " &lt;&lt; a &lt;&lt; "^-1 mod " &lt;&lt; N</w:t>
+            </w:r>
+          </w:p>
+          <w:p>
+            <w:pPr>
+              <w:pStyle w:val="SourceCode"/>
+              <w:spacing w:before="0" w:after="0" w:line="200" w:lineRule="auto"/>
+            </w:pPr>
+            <w:r>
+              <w:t xml:space="preserve">              &lt;&lt; " = " &lt;&lt; modInverse(a, N) &lt;&lt; "\n\n";</w:t>
+            </w:r>
+          </w:p>
+          <w:p>
+            <w:pPr>
+              <w:pStyle w:val="SourceCode"/>
+              <w:spacing w:before="0" w:after="0" w:line="200" w:lineRule="auto"/>
+            </w:pPr>
+          </w:p>
+          <w:p>
+            <w:pPr>
+              <w:pStyle w:val="SourceCode"/>
+              <w:spacing w:before="0" w:after="0" w:line="200" w:lineRule="auto"/>
+            </w:pPr>
+            <w:r>
+              <w:t xml:space="preserve">    std::cout &lt;&lt; "Відкритий текст:  " &lt;&lt; plaintext &lt;&lt; "\n";</w:t>
+            </w:r>
+          </w:p>
+          <w:p>
+            <w:pPr>
+              <w:pStyle w:val="SourceCode"/>
+              <w:spacing w:before="0" w:after="0" w:line="200" w:lineRule="auto"/>
+            </w:pPr>
+          </w:p>
+          <w:p>
+            <w:pPr>
+              <w:pStyle w:val="SourceCode"/>
+              <w:spacing w:before="0" w:after="0" w:line="200" w:lineRule="auto"/>
+            </w:pPr>
+            <w:r>
+              <w:t xml:space="preserve">    std::string ciphertext = affineEncrypt(plaintext, a, b);</w:t>
+            </w:r>
+          </w:p>
+          <w:p>
+            <w:pPr>
+              <w:pStyle w:val="SourceCode"/>
+              <w:spacing w:before="0" w:after="0" w:line="200" w:lineRule="auto"/>
+            </w:pPr>
+            <w:r>
+              <w:t xml:space="preserve">    std::cout &lt;&lt; "Шифротекст:       " &lt;&lt; ciphertext &lt;&lt; "\n";</w:t>
+            </w:r>
+          </w:p>
+          <w:p>
+            <w:pPr>
+              <w:pStyle w:val="SourceCode"/>
+              <w:spacing w:before="0" w:after="0" w:line="200" w:lineRule="auto"/>
+            </w:pPr>
+            <w:r>
+              <w:t xml:space="preserve">    std::cout &lt;&lt; "Розшифровано:     " &lt;&lt; affineDecrypt(ciphertext, a, b) &lt;&lt; "\n";</w:t>
+            </w:r>
+          </w:p>
+          <w:p>
+            <w:pPr>
+              <w:pStyle w:val="SourceCode"/>
+              <w:spacing w:before="0" w:after="0" w:line="200" w:lineRule="auto"/>
+            </w:pPr>
+          </w:p>
+          <w:p>
+            <w:pPr>
+              <w:pStyle w:val="SourceCode"/>
+              <w:spacing w:before="0" w:after="0" w:line="200" w:lineRule="auto"/>
+            </w:pPr>
+            <w:r>
+              <w:t xml:space="preserve">    return 0;</w:t>
+            </w:r>
+          </w:p>
+          <w:p>
+            <w:pPr>
+              <w:pStyle w:val="SourceCode"/>
+              <w:spacing w:before="0" w:after="0" w:line="200" w:lineRule="auto"/>
+            </w:pPr>
+            <w:r>
+              <w:t xml:space="preserve">}</w:t>
+            </w:r>
+          </w:p>
+        </w:tc>
+      </w:tr>
+    </w:tbl>
+    <w:p>
+      <w:pPr>
+        <w:spacing w:before="0" w:after="0" w:line="120" w:lineRule="exact"/>
         <w:rPr>
-          <w:rStyle w:val="VerbatimChar"/>
+          <w:sz w:val="4"/>
+          <w:szCs w:val="4"/>
         </w:rPr>
-        <w:t xml:space="preserve">#include &lt;string&gt;</w:t>
-      </w:r>
-      <w:r>
-        <w:br/>
-      </w:r>
-      <w:r>
+      </w:pPr>
+    </w:p>
+    <w:p>
+      <w:pPr>
+        <w:pStyle w:val="FirstParagraph"/>
+      </w:pPr>
+      <w:r>
+        <w:t xml:space="preserve">Результат роботи програми:</w:t>
+      </w:r>
+    </w:p>
+    <w:p>
+      <w:pPr>
+        <w:spacing w:before="0" w:after="0" w:line="120" w:lineRule="exact"/>
         <w:rPr>
-          <w:rStyle w:val="VerbatimChar"/>
+          <w:sz w:val="4"/>
+          <w:szCs w:val="4"/>
         </w:rPr>
-        <w:t xml:space="preserve">#include &lt;stdexcept&gt;</w:t>
-      </w:r>
-      <w:r>
-        <w:br/>
-      </w:r>
-      <w:r>
+      </w:pPr>
+    </w:p>
+    <w:tbl>
+      <w:tblPr>
+        <w:tblStyle w:val="SourceCodeTable"/>
+        <w:tblW w:type="dxa" w:w="9637"/>
+        <w:tblInd w:w="0" w:type="dxa"/>
+        <w:tblBorders>
+          <w:top w:color="BFBFBF" w:space="0" w:sz="4" w:val="single"/>
+          <w:left w:color="BFBFBF" w:space="0" w:sz="4" w:val="single"/>
+          <w:bottom w:color="BFBFBF" w:space="0" w:sz="4" w:val="single"/>
+          <w:right w:color="BFBFBF" w:space="0" w:sz="4" w:val="single"/>
+        </w:tblBorders>
+        <w:shd w:color="auto" w:fill="F4F4F4" w:val="clear"/>
+        <w:tblLayout w:type="fixed"/>
+        <w:tblCellMar>
+          <w:top w:type="dxa" w:w="113"/>
+          <w:left w:type="dxa" w:w="113"/>
+          <w:bottom w:type="dxa" w:w="113"/>
+          <w:right w:type="dxa" w:w="113"/>
+        </w:tblCellMar>
+        <w:tblLook w:val="0000" w:firstRow="0" w:lastRow="0" w:firstColumn="0" w:lastColumn="0" w:noHBand="1" w:noVBand="1"/>
+      </w:tblPr>
+      <w:tblGrid>
+        <w:gridCol w:w="9637"/>
+      </w:tblGrid>
+      <w:tr>
+        <w:tc>
+          <w:tcPr>
+            <w:tcW w:type="dxa" w:w="9637"/>
+            <w:shd w:color="auto" w:fill="F4F4F4" w:val="clear"/>
+          </w:tcPr>
+          <w:p>
+            <w:pPr>
+              <w:pStyle w:val="SourceCode"/>
+              <w:spacing w:before="0" w:after="0" w:line="200" w:lineRule="auto"/>
+            </w:pPr>
+            <w:r>
+              <w:t xml:space="preserve">Афінний шифр: a=5, b=8</w:t>
+            </w:r>
+          </w:p>
+          <w:p>
+            <w:pPr>
+              <w:pStyle w:val="SourceCode"/>
+              <w:spacing w:before="0" w:after="0" w:line="200" w:lineRule="auto"/>
+            </w:pPr>
+            <w:r>
+              <w:t xml:space="preserve">Перевірка:    gcd(5, 26) = 1</w:t>
+            </w:r>
+          </w:p>
+          <w:p>
+            <w:pPr>
+              <w:pStyle w:val="SourceCode"/>
+              <w:spacing w:before="0" w:after="0" w:line="200" w:lineRule="auto"/>
+            </w:pPr>
+            <w:r>
+              <w:t xml:space="preserve">Обернений:    5^-1 mod 26 = 21</w:t>
+            </w:r>
+          </w:p>
+          <w:p>
+            <w:pPr>
+              <w:pStyle w:val="SourceCode"/>
+              <w:spacing w:before="0" w:after="0" w:line="200" w:lineRule="auto"/>
+            </w:pPr>
+          </w:p>
+          <w:p>
+            <w:pPr>
+              <w:pStyle w:val="SourceCode"/>
+              <w:spacing w:before="0" w:after="0" w:line="200" w:lineRule="auto"/>
+            </w:pPr>
+            <w:r>
+              <w:t xml:space="preserve">Відкритий текст:  AFFINE CIPHER</w:t>
+            </w:r>
+          </w:p>
+          <w:p>
+            <w:pPr>
+              <w:pStyle w:val="SourceCode"/>
+              <w:spacing w:before="0" w:after="0" w:line="200" w:lineRule="auto"/>
+            </w:pPr>
+            <w:r>
+              <w:t xml:space="preserve">Шифротекст:       IHHWVC SWFRCP</w:t>
+            </w:r>
+          </w:p>
+          <w:p>
+            <w:pPr>
+              <w:pStyle w:val="SourceCode"/>
+              <w:spacing w:before="0" w:after="0" w:line="200" w:lineRule="auto"/>
+            </w:pPr>
+            <w:r>
+              <w:t xml:space="preserve">Розшифровано:     AFFINE CIPHER</w:t>
+            </w:r>
+          </w:p>
+        </w:tc>
+      </w:tr>
+    </w:tbl>
+    <w:p>
+      <w:pPr>
+        <w:spacing w:before="0" w:after="0" w:line="120" w:lineRule="exact"/>
         <w:rPr>
-          <w:rStyle w:val="VerbatimChar"/>
+          <w:sz w:val="4"/>
+          <w:szCs w:val="4"/>
         </w:rPr>
-        <w:t xml:space="preserve">#include &lt;cctype&gt;</w:t>
-      </w:r>
-      <w:r>
-        <w:br/>
-      </w:r>
-      <w:r>
-        <w:br/>
-      </w:r>
-      <w:r>
-        <w:rPr>
-          <w:rStyle w:val="VerbatimChar"/>
-        </w:rPr>
-        <w:t xml:space="preserve">const int N = 26;  // потужність англійської абетки</w:t>
-      </w:r>
-      <w:r>
-        <w:br/>
-      </w:r>
-      <w:r>
-        <w:br/>
-      </w:r>
-      <w:r>
-        <w:rPr>
-          <w:rStyle w:val="VerbatimChar"/>
-        </w:rPr>
-        <w:t xml:space="preserve">// Найбільший спільний дільник, алгоритм Евкліда</w:t>
-      </w:r>
-      <w:r>
-        <w:br/>
-      </w:r>
-      <w:r>
-        <w:rPr>
-          <w:rStyle w:val="VerbatimChar"/>
-        </w:rPr>
-        <w:t xml:space="preserve">int gcd(int a, int b) {</w:t>
-      </w:r>
-      <w:r>
-        <w:br/>
-      </w:r>
-      <w:r>
-        <w:rPr>
-          <w:rStyle w:val="VerbatimChar"/>
-        </w:rPr>
-        <w:t xml:space="preserve">    while (b != 0) {</w:t>
-      </w:r>
-      <w:r>
-        <w:br/>
-      </w:r>
-      <w:r>
-        <w:rPr>
-          <w:rStyle w:val="VerbatimChar"/>
-        </w:rPr>
-        <w:t xml:space="preserve">        int t = a % b;</w:t>
-      </w:r>
-      <w:r>
-        <w:br/>
-      </w:r>
-      <w:r>
-        <w:rPr>
-          <w:rStyle w:val="VerbatimChar"/>
-        </w:rPr>
-        <w:t xml:space="preserve">        a = b;</w:t>
-      </w:r>
-      <w:r>
-        <w:br/>
-      </w:r>
-      <w:r>
-        <w:rPr>
-          <w:rStyle w:val="VerbatimChar"/>
-        </w:rPr>
-        <w:t xml:space="preserve">        b = t;</w:t>
-      </w:r>
-      <w:r>
-        <w:br/>
-      </w:r>
-      <w:r>
-        <w:rPr>
-          <w:rStyle w:val="VerbatimChar"/>
-        </w:rPr>
-        <w:t xml:space="preserve">    }</w:t>
-      </w:r>
-      <w:r>
-        <w:br/>
-      </w:r>
-      <w:r>
-        <w:rPr>
-          <w:rStyle w:val="VerbatimChar"/>
-        </w:rPr>
-        <w:t xml:space="preserve">    return a;</w:t>
-      </w:r>
-      <w:r>
-        <w:br/>
-      </w:r>
-      <w:r>
-        <w:rPr>
-          <w:rStyle w:val="VerbatimChar"/>
-        </w:rPr>
-        <w:t xml:space="preserve">}</w:t>
-      </w:r>
-      <w:r>
-        <w:br/>
-      </w:r>
-      <w:r>
-        <w:br/>
-      </w:r>
-      <w:r>
-        <w:rPr>
-          <w:rStyle w:val="VerbatimChar"/>
-        </w:rPr>
-        <w:t xml:space="preserve">// Обернений елемент a^-1 mod n, розширений алгоритм Евкліда</w:t>
-      </w:r>
-      <w:r>
-        <w:br/>
-      </w:r>
-      <w:r>
-        <w:rPr>
-          <w:rStyle w:val="VerbatimChar"/>
-        </w:rPr>
-        <w:t xml:space="preserve">int modInverse(int a, int n) {</w:t>
-      </w:r>
-      <w:r>
-        <w:br/>
-      </w:r>
-      <w:r>
-        <w:rPr>
-          <w:rStyle w:val="VerbatimChar"/>
-        </w:rPr>
-        <w:t xml:space="preserve">    int oldR = a, r = n;</w:t>
-      </w:r>
-      <w:r>
-        <w:br/>
-      </w:r>
-      <w:r>
-        <w:rPr>
-          <w:rStyle w:val="VerbatimChar"/>
-        </w:rPr>
-        <w:t xml:space="preserve">    int oldS = 1, s = 0;</w:t>
-      </w:r>
-      <w:r>
-        <w:br/>
-      </w:r>
-      <w:r>
-        <w:br/>
-      </w:r>
-      <w:r>
-        <w:rPr>
-          <w:rStyle w:val="VerbatimChar"/>
-        </w:rPr>
-        <w:t xml:space="preserve">    while (r != 0) {</w:t>
-      </w:r>
-      <w:r>
-        <w:br/>
-      </w:r>
-      <w:r>
-        <w:rPr>
-          <w:rStyle w:val="VerbatimChar"/>
-        </w:rPr>
-        <w:t xml:space="preserve">        int q = oldR / r;</w:t>
-      </w:r>
-      <w:r>
-        <w:br/>
-      </w:r>
-      <w:r>
-        <w:rPr>
-          <w:rStyle w:val="VerbatimChar"/>
-        </w:rPr>
-        <w:t xml:space="preserve">        int tmp = oldR - q * r;  oldR = r;  r = tmp;</w:t>
-      </w:r>
-      <w:r>
-        <w:br/>
-      </w:r>
-      <w:r>
-        <w:rPr>
-          <w:rStyle w:val="VerbatimChar"/>
-        </w:rPr>
-        <w:t xml:space="preserve">        tmp = oldS - q * s;      oldS = s;  s = tmp;</w:t>
-      </w:r>
-      <w:r>
-        <w:br/>
-      </w:r>
-      <w:r>
-        <w:rPr>
-          <w:rStyle w:val="VerbatimChar"/>
-        </w:rPr>
-        <w:t xml:space="preserve">    }</w:t>
-      </w:r>
-      <w:r>
-        <w:br/>
-      </w:r>
-      <w:r>
-        <w:br/>
-      </w:r>
-      <w:r>
-        <w:rPr>
-          <w:rStyle w:val="VerbatimChar"/>
-        </w:rPr>
-        <w:t xml:space="preserve">    if (oldR != 1) {</w:t>
-      </w:r>
-      <w:r>
-        <w:br/>
-      </w:r>
-      <w:r>
-        <w:rPr>
-          <w:rStyle w:val="VerbatimChar"/>
-        </w:rPr>
-        <w:t xml:space="preserve">        throw std::runtime_error("Оберненого елемента не існує: gcd != 1");</w:t>
-      </w:r>
-      <w:r>
-        <w:br/>
-      </w:r>
-      <w:r>
-        <w:rPr>
-          <w:rStyle w:val="VerbatimChar"/>
-        </w:rPr>
-        <w:t xml:space="preserve">    }</w:t>
-      </w:r>
-      <w:r>
-        <w:br/>
-      </w:r>
-      <w:r>
-        <w:br/>
-      </w:r>
-      <w:r>
-        <w:rPr>
-          <w:rStyle w:val="VerbatimChar"/>
-        </w:rPr>
-        <w:t xml:space="preserve">    return ((oldS % n) + n) % n;  // нормалізація до діапазону [0, n)</w:t>
-      </w:r>
-      <w:r>
-        <w:br/>
-      </w:r>
-      <w:r>
-        <w:rPr>
-          <w:rStyle w:val="VerbatimChar"/>
-        </w:rPr>
-        <w:t xml:space="preserve">}</w:t>
-      </w:r>
-      <w:r>
-        <w:br/>
-      </w:r>
-      <w:r>
-        <w:br/>
-      </w:r>
-      <w:r>
-        <w:rPr>
-          <w:rStyle w:val="VerbatimChar"/>
-        </w:rPr>
-        <w:t xml:space="preserve">// Зашифрування: C = (a*P + b) mod N</w:t>
-      </w:r>
-      <w:r>
-        <w:br/>
-      </w:r>
-      <w:r>
-        <w:rPr>
-          <w:rStyle w:val="VerbatimChar"/>
-        </w:rPr>
-        <w:t xml:space="preserve">std::string affineEncrypt(const std::string&amp; text, int a, int b) {</w:t>
-      </w:r>
-      <w:r>
-        <w:br/>
-      </w:r>
-      <w:r>
-        <w:rPr>
-          <w:rStyle w:val="VerbatimChar"/>
-        </w:rPr>
-        <w:t xml:space="preserve">    if (gcd(a, N) != 1) {</w:t>
-      </w:r>
-      <w:r>
-        <w:br/>
-      </w:r>
-      <w:r>
-        <w:rPr>
-          <w:rStyle w:val="VerbatimChar"/>
-        </w:rPr>
-        <w:t xml:space="preserve">        throw std::runtime_error("Параметр a не взаємно простий з N");</w:t>
-      </w:r>
-      <w:r>
-        <w:br/>
-      </w:r>
-      <w:r>
-        <w:rPr>
-          <w:rStyle w:val="VerbatimChar"/>
-        </w:rPr>
-        <w:t xml:space="preserve">    }</w:t>
-      </w:r>
-      <w:r>
-        <w:br/>
-      </w:r>
-      <w:r>
-        <w:br/>
-      </w:r>
-      <w:r>
-        <w:rPr>
-          <w:rStyle w:val="VerbatimChar"/>
-        </w:rPr>
-        <w:t xml:space="preserve">    std::string result;</w:t>
-      </w:r>
-      <w:r>
-        <w:br/>
-      </w:r>
-      <w:r>
-        <w:rPr>
-          <w:rStyle w:val="VerbatimChar"/>
-        </w:rPr>
-        <w:t xml:space="preserve">    for (char c : text) {</w:t>
-      </w:r>
-      <w:r>
-        <w:br/>
-      </w:r>
-      <w:r>
-        <w:rPr>
-          <w:rStyle w:val="VerbatimChar"/>
-        </w:rPr>
-        <w:t xml:space="preserve">        char up = static_cast&lt;char&gt;(std::toupper(static_cast&lt;unsigned char&gt;(c)));</w:t>
-      </w:r>
-      <w:r>
-        <w:br/>
-      </w:r>
-      <w:r>
-        <w:rPr>
-          <w:rStyle w:val="VerbatimChar"/>
-        </w:rPr>
-        <w:t xml:space="preserve">        if (up &gt;= 'A' &amp;&amp; up &lt;= 'Z') {</w:t>
-      </w:r>
-      <w:r>
-        <w:br/>
-      </w:r>
-      <w:r>
-        <w:rPr>
-          <w:rStyle w:val="VerbatimChar"/>
-        </w:rPr>
-        <w:t xml:space="preserve">            int p = up - 'A';</w:t>
-      </w:r>
-      <w:r>
-        <w:br/>
-      </w:r>
-      <w:r>
-        <w:rPr>
-          <w:rStyle w:val="VerbatimChar"/>
-        </w:rPr>
-        <w:t xml:space="preserve">            result += static_cast&lt;char&gt;((a * p + b) % N + 'A');</w:t>
-      </w:r>
-      <w:r>
-        <w:br/>
-      </w:r>
-      <w:r>
-        <w:rPr>
-          <w:rStyle w:val="VerbatimChar"/>
-        </w:rPr>
-        <w:t xml:space="preserve">        } else {</w:t>
-      </w:r>
-      <w:r>
-        <w:br/>
-      </w:r>
-      <w:r>
-        <w:rPr>
-          <w:rStyle w:val="VerbatimChar"/>
-        </w:rPr>
-        <w:t xml:space="preserve">            result += c;</w:t>
-      </w:r>
-      <w:r>
-        <w:br/>
-      </w:r>
-      <w:r>
-        <w:rPr>
-          <w:rStyle w:val="VerbatimChar"/>
-        </w:rPr>
-        <w:t xml:space="preserve">        }</w:t>
-      </w:r>
-      <w:r>
-        <w:br/>
-      </w:r>
-      <w:r>
-        <w:rPr>
-          <w:rStyle w:val="VerbatimChar"/>
-        </w:rPr>
-        <w:t xml:space="preserve">    }</w:t>
-      </w:r>
-      <w:r>
-        <w:br/>
-      </w:r>
-      <w:r>
-        <w:rPr>
-          <w:rStyle w:val="VerbatimChar"/>
-        </w:rPr>
-        <w:t xml:space="preserve">    return result;</w:t>
-      </w:r>
-      <w:r>
-        <w:br/>
-      </w:r>
-      <w:r>
-        <w:rPr>
-          <w:rStyle w:val="VerbatimChar"/>
-        </w:rPr>
-        <w:t xml:space="preserve">}</w:t>
-      </w:r>
-      <w:r>
-        <w:br/>
-      </w:r>
-      <w:r>
-        <w:br/>
-      </w:r>
-      <w:r>
-        <w:rPr>
-          <w:rStyle w:val="VerbatimChar"/>
-        </w:rPr>
-        <w:t xml:space="preserve">// Розшифрування: P = a^-1 * (C - b) mod N</w:t>
-      </w:r>
-      <w:r>
-        <w:br/>
-      </w:r>
-      <w:r>
-        <w:rPr>
-          <w:rStyle w:val="VerbatimChar"/>
-        </w:rPr>
-        <w:t xml:space="preserve">std::string affineDecrypt(const std::string&amp; text, int a, int b) {</w:t>
-      </w:r>
-      <w:r>
-        <w:br/>
-      </w:r>
-      <w:r>
-        <w:rPr>
-          <w:rStyle w:val="VerbatimChar"/>
-        </w:rPr>
-        <w:t xml:space="preserve">    int aInv = modInverse(a, N);</w:t>
-      </w:r>
-      <w:r>
-        <w:br/>
-      </w:r>
-      <w:r>
-        <w:br/>
-      </w:r>
-      <w:r>
-        <w:rPr>
-          <w:rStyle w:val="VerbatimChar"/>
-        </w:rPr>
-        <w:t xml:space="preserve">    std::string result;</w:t>
-      </w:r>
-      <w:r>
-        <w:br/>
-      </w:r>
-      <w:r>
-        <w:rPr>
-          <w:rStyle w:val="VerbatimChar"/>
-        </w:rPr>
-        <w:t xml:space="preserve">    for (char c : text) {</w:t>
-      </w:r>
-      <w:r>
-        <w:br/>
-      </w:r>
-      <w:r>
-        <w:rPr>
-          <w:rStyle w:val="VerbatimChar"/>
-        </w:rPr>
-        <w:t xml:space="preserve">        char up = static_cast&lt;char&gt;(std::toupper(static_cast&lt;unsigned char&gt;(c)));</w:t>
-      </w:r>
-      <w:r>
-        <w:br/>
-      </w:r>
-      <w:r>
-        <w:rPr>
-          <w:rStyle w:val="VerbatimChar"/>
-        </w:rPr>
-        <w:t xml:space="preserve">        if (up &gt;= 'A' &amp;&amp; up &lt;= 'Z') {</w:t>
-      </w:r>
-      <w:r>
-        <w:br/>
-      </w:r>
-      <w:r>
-        <w:rPr>
-          <w:rStyle w:val="VerbatimChar"/>
-        </w:rPr>
-        <w:t xml:space="preserve">            int cipher = up - 'A';</w:t>
-      </w:r>
-      <w:r>
-        <w:br/>
-      </w:r>
-      <w:r>
-        <w:rPr>
-          <w:rStyle w:val="VerbatimChar"/>
-        </w:rPr>
-        <w:t xml:space="preserve">            int p = (aInv * ((cipher - b) % N + N)) % N;</w:t>
-      </w:r>
-      <w:r>
-        <w:br/>
-      </w:r>
-      <w:r>
-        <w:rPr>
-          <w:rStyle w:val="VerbatimChar"/>
-        </w:rPr>
-        <w:t xml:space="preserve">            result += static_cast&lt;char&gt;(p + 'A');</w:t>
-      </w:r>
-      <w:r>
-        <w:br/>
-      </w:r>
-      <w:r>
-        <w:rPr>
-          <w:rStyle w:val="VerbatimChar"/>
-        </w:rPr>
-        <w:t xml:space="preserve">        } else {</w:t>
-      </w:r>
-      <w:r>
-        <w:br/>
-      </w:r>
-      <w:r>
-        <w:rPr>
-          <w:rStyle w:val="VerbatimChar"/>
-        </w:rPr>
-        <w:t xml:space="preserve">            result += c;</w:t>
-      </w:r>
-      <w:r>
-        <w:br/>
-      </w:r>
-      <w:r>
-        <w:rPr>
-          <w:rStyle w:val="VerbatimChar"/>
-        </w:rPr>
-        <w:t xml:space="preserve">        }</w:t>
-      </w:r>
-      <w:r>
-        <w:br/>
-      </w:r>
-      <w:r>
-        <w:rPr>
-          <w:rStyle w:val="VerbatimChar"/>
-        </w:rPr>
-        <w:t xml:space="preserve">    }</w:t>
-      </w:r>
-      <w:r>
-        <w:br/>
-      </w:r>
-      <w:r>
-        <w:rPr>
-          <w:rStyle w:val="VerbatimChar"/>
-        </w:rPr>
-        <w:t xml:space="preserve">    return result;</w:t>
-      </w:r>
-      <w:r>
-        <w:br/>
-      </w:r>
-      <w:r>
-        <w:rPr>
-          <w:rStyle w:val="VerbatimChar"/>
-        </w:rPr>
-        <w:t xml:space="preserve">}</w:t>
-      </w:r>
-      <w:r>
-        <w:br/>
-      </w:r>
-      <w:r>
-        <w:br/>
-      </w:r>
-      <w:r>
-        <w:rPr>
-          <w:rStyle w:val="VerbatimChar"/>
-        </w:rPr>
-        <w:t xml:space="preserve">int main() {</w:t>
-      </w:r>
-      <w:r>
-        <w:br/>
-      </w:r>
-      <w:r>
-        <w:rPr>
-          <w:rStyle w:val="VerbatimChar"/>
-        </w:rPr>
-        <w:t xml:space="preserve">    int a = 5, b = 8;</w:t>
-      </w:r>
-      <w:r>
-        <w:br/>
-      </w:r>
-      <w:r>
-        <w:rPr>
-          <w:rStyle w:val="VerbatimChar"/>
-        </w:rPr>
-        <w:t xml:space="preserve">    std::string plaintext = "AFFINE CIPHER";</w:t>
-      </w:r>
-      <w:r>
-        <w:br/>
-      </w:r>
-      <w:r>
-        <w:br/>
-      </w:r>
-      <w:r>
-        <w:rPr>
-          <w:rStyle w:val="VerbatimChar"/>
-        </w:rPr>
-        <w:t xml:space="preserve">    std::cout &lt;&lt; "Афінний шифр: a=" &lt;&lt; a &lt;&lt; ", b=" &lt;&lt; b &lt;&lt; "\n";</w:t>
-      </w:r>
-      <w:r>
-        <w:br/>
-      </w:r>
-      <w:r>
-        <w:rPr>
-          <w:rStyle w:val="VerbatimChar"/>
-        </w:rPr>
-        <w:t xml:space="preserve">    std::cout &lt;&lt; "Перевірка:    gcd(" &lt;&lt; a &lt;&lt; ", " &lt;&lt; N &lt;&lt; ") = " &lt;&lt; gcd(a, N) &lt;&lt; "\n";</w:t>
-      </w:r>
-      <w:r>
-        <w:br/>
-      </w:r>
-      <w:r>
-        <w:rPr>
-          <w:rStyle w:val="VerbatimChar"/>
-        </w:rPr>
-        <w:t xml:space="preserve">    std::cout &lt;&lt; "Обернений:    " &lt;&lt; a &lt;&lt; "^-1 mod " &lt;&lt; N &lt;&lt; " = " &lt;&lt; modInverse(a, N) &lt;&lt; "\n\n";</w:t>
-      </w:r>
-      <w:r>
-        <w:br/>
-      </w:r>
-      <w:r>
-        <w:br/>
-      </w:r>
-      <w:r>
-        <w:rPr>
-          <w:rStyle w:val="VerbatimChar"/>
-        </w:rPr>
-        <w:t xml:space="preserve">    std::cout &lt;&lt; "Відкритий текст:  " &lt;&lt; plaintext &lt;&lt; "\n";</w:t>
-      </w:r>
-      <w:r>
-        <w:br/>
-      </w:r>
-      <w:r>
-        <w:br/>
-      </w:r>
-      <w:r>
-        <w:rPr>
-          <w:rStyle w:val="VerbatimChar"/>
-        </w:rPr>
-        <w:t xml:space="preserve">    std::string ciphertext = affineEncrypt(plaintext, a, b);</w:t>
-      </w:r>
-      <w:r>
-        <w:br/>
-      </w:r>
-      <w:r>
-        <w:rPr>
-          <w:rStyle w:val="VerbatimChar"/>
-        </w:rPr>
-        <w:t xml:space="preserve">    std::cout &lt;&lt; "Шифротекст:       " &lt;&lt; ciphertext &lt;&lt; "\n";</w:t>
-      </w:r>
-      <w:r>
-        <w:br/>
-      </w:r>
-      <w:r>
-        <w:rPr>
-          <w:rStyle w:val="VerbatimChar"/>
-        </w:rPr>
-        <w:t xml:space="preserve">    std::cout &lt;&lt; "Розшифровано:     " &lt;&lt; affineDecrypt(ciphertext, a, b) &lt;&lt; "\n";</w:t>
-      </w:r>
-      <w:r>
-        <w:br/>
-      </w:r>
-      <w:r>
-        <w:br/>
-      </w:r>
-      <w:r>
-        <w:rPr>
-          <w:rStyle w:val="VerbatimChar"/>
-        </w:rPr>
-        <w:t xml:space="preserve">    return 0;</w:t>
-      </w:r>
-      <w:r>
-        <w:br/>
-      </w:r>
-      <w:r>
-        <w:rPr>
-          <w:rStyle w:val="VerbatimChar"/>
-        </w:rPr>
-        <w:t xml:space="preserve">}</w:t>
-      </w:r>
-    </w:p>
-    <w:p>
-      <w:pPr>
-        <w:pStyle w:val="FirstParagraph"/>
-      </w:pPr>
-      <w:r>
-        <w:t xml:space="preserve">Результат роботи програми:</w:t>
-      </w:r>
-    </w:p>
-    <w:p>
-      <w:pPr>
-        <w:pStyle w:val="SourceCode"/>
-      </w:pPr>
-      <w:r>
-        <w:rPr>
-          <w:rStyle w:val="VerbatimChar"/>
-        </w:rPr>
-        <w:t xml:space="preserve">Афінний шифр: a=5, b=8</w:t>
-      </w:r>
-      <w:r>
-        <w:br/>
-      </w:r>
-      <w:r>
-        <w:rPr>
-          <w:rStyle w:val="VerbatimChar"/>
-        </w:rPr>
-        <w:t xml:space="preserve">Перевірка:    gcd(5, 26) = 1</w:t>
-      </w:r>
-      <w:r>
-        <w:br/>
-      </w:r>
-      <w:r>
-        <w:rPr>
-          <w:rStyle w:val="VerbatimChar"/>
-        </w:rPr>
-        <w:t xml:space="preserve">Обернений:    5^-1 mod 26 = 21</w:t>
-      </w:r>
-      <w:r>
-        <w:br/>
-      </w:r>
-      <w:r>
-        <w:br/>
-      </w:r>
-      <w:r>
-        <w:rPr>
-          <w:rStyle w:val="VerbatimChar"/>
-        </w:rPr>
-        <w:t xml:space="preserve">Відкритий текст:  AFFINE CIPHER</w:t>
-      </w:r>
-      <w:r>
-        <w:br/>
-      </w:r>
-      <w:r>
-        <w:rPr>
-          <w:rStyle w:val="VerbatimChar"/>
-        </w:rPr>
-        <w:t xml:space="preserve">Шифротекст:       IHHWVC SWFRCP</w:t>
-      </w:r>
-      <w:r>
-        <w:br/>
-      </w:r>
-      <w:r>
-        <w:rPr>
-          <w:rStyle w:val="VerbatimChar"/>
-        </w:rPr>
-        <w:t xml:space="preserve">Розшифровано:     AFFINE CIPHER</w:t>
-      </w:r>
+      </w:pPr>
     </w:p>
     <w:p>
       <w:pPr>
@@ -4848,15 +5406,8 @@
     <w:basedOn w:val="Normal"/>
     <w:qFormat/>
     <w:pPr>
-      <w:pBdr>
-        <w:top w:color="BFBFBF" w:space="4" w:sz="4" w:val="single"/>
-        <w:left w:color="BFBFBF" w:space="4" w:sz="4" w:val="single"/>
-        <w:bottom w:color="BFBFBF" w:space="4" w:sz="4" w:val="single"/>
-        <w:right w:color="BFBFBF" w:space="4" w:sz="4" w:val="single"/>
-      </w:pBdr>
-      <w:shd w:color="auto" w:fill="F4F4F4" w:val="clear"/>
-      <w:spacing w:after="120" w:before="120" w:line="200" w:lineRule="auto"/>
-      <w:ind w:firstLine="0" w:left="284" w:right="284"/>
+      <w:spacing w:after="0" w:before="0" w:line="200" w:lineRule="auto"/>
+      <w:ind w:hanging="340" w:left="340" w:right="0"/>
       <w:jc w:val="left"/>
     </w:pPr>
     <w:rPr>
@@ -4864,6 +5415,27 @@
       <w:sz w:val="18"/>
       <w:szCs w:val="18"/>
     </w:rPr>
+  </w:style>
+  <w:style w:customStyle="1" w:styleId="SourceCodeTable" w:type="table">
+    <w:name w:val="Source Code Table"/>
+    <w:basedOn w:val="TableNormal"/>
+    <w:qFormat/>
+    <w:tblPr>
+      <w:tblInd w:type="dxa" w:w="0"/>
+      <w:tblBorders>
+        <w:top w:color="BFBFBF" w:space="0" w:sz="4" w:val="single"/>
+        <w:left w:color="BFBFBF" w:space="0" w:sz="4" w:val="single"/>
+        <w:bottom w:color="BFBFBF" w:space="0" w:sz="4" w:val="single"/>
+        <w:right w:color="BFBFBF" w:space="0" w:sz="4" w:val="single"/>
+      </w:tblBorders>
+      <w:shd w:color="auto" w:fill="F4F4F4" w:val="clear"/>
+      <w:tblCellMar>
+        <w:top w:type="dxa" w:w="113"/>
+        <w:left w:type="dxa" w:w="113"/>
+        <w:bottom w:type="dxa" w:w="113"/>
+        <w:right w:type="dxa" w:w="113"/>
+      </w:tblCellMar>
+    </w:tblPr>
   </w:style>
 </w:styles>
 </file>

--- a/public/labs/pmzi/pz-23/ЛР2_ПМЗІ_Шифр_Цезаря_з_ключовим_словом_Афінний_шифр.docx
+++ b/public/labs/pmzi/pz-23/ЛР2_ПМЗІ_Шифр_Цезаря_з_ключовим_словом_Афінний_шифр.docx
@@ -51,7 +51,7 @@
         <w:t xml:space="preserve"> </w:t>
       </w:r>
       <w:r>
-        <w:t xml:space="preserve">ПК з встановленим C++ компілятором (MSVC, MinGW або GCC); Середовище розробки (Visual Studio, VS Code).</w:t>
+        <w:t xml:space="preserve">ПК з компілятором або інтерпретатором мови програмування за вибором студента; Середовище розробки (Visual Studio, VS Code або інше).</w:t>
       </w:r>
     </w:p>
     <w:p>

--- a/public/labs/pmzi/pz-23/ЛР2_ПМЗІ_Шифр_Цезаря_з_ключовим_словом_Афінний_шифр.docx
+++ b/public/labs/pmzi/pz-23/ЛР2_ПМЗІ_Шифр_Цезаря_з_ключовим_словом_Афінний_шифр.docx
@@ -33,7 +33,7 @@
         <w:t xml:space="preserve"> </w:t>
       </w:r>
       <w:r>
-        <w:t xml:space="preserve">вивчити принципи шифрування методом Цезаря з ключовим словом та афінної системи підстановки. Реалізувати алгоритми програмно.</w:t>
+        <w:t xml:space="preserve">вивчити принципи шифрування системою Цезаря з ключовим словом та афінною системою підстановок; навчитися перевіряти допустимість ключа й обчислювати обернений елемент за модулем розширеним алгоритмом Евкліда; реалізувати обидва шифри мовою C++.</w:t>
       </w:r>
     </w:p>
     <w:p>
@@ -72,7 +72,7 @@
         <w:t xml:space="preserve">2 академічні години.</w:t>
       </w:r>
     </w:p>
-    <w:bookmarkStart w:id="12" w:name="теоретичні-відомості"/>
+    <w:bookmarkStart w:id="14" w:name="теоретичні-відомості"/>
     <w:p>
       <w:pPr>
         <w:pStyle w:val="Heading2"/>
@@ -81,13 +81,13 @@
         <w:t xml:space="preserve">Теоретичні відомості</w:t>
       </w:r>
     </w:p>
-    <w:bookmarkStart w:id="9" w:name="шифр-цезаря-з-ключовим-словом"/>
+    <w:bookmarkStart w:id="9" w:name="система-цезаря-з-ключовим-словом"/>
     <w:p>
       <w:pPr>
         <w:pStyle w:val="Heading3"/>
       </w:pPr>
       <w:r>
-        <w:t xml:space="preserve">1 Шифр Цезаря з ключовим словом</w:t>
+        <w:t xml:space="preserve">1 Система Цезаря з ключовим словом</w:t>
       </w:r>
     </w:p>
     <w:p>
@@ -95,7 +95,7 @@
         <w:pStyle w:val="FirstParagraph"/>
       </w:pPr>
       <w:r>
-        <w:t xml:space="preserve">Замість фіксованого зсуву, створюється новий алфавіт на основі ключового слова.</w:t>
+        <w:t xml:space="preserve">Шифр Цезаря має лише n − 1 ключ, і причина в тому, що шифрувальна абетка — це та сама абетка, лише зсунута. Система Цезаря з ключовим словом робить шифрувальну абетку перемішаною, зберігаючи ключ, який легко запам’ятати. Ключ складається з двох частин: ключового слова та числа k (0 ≤ k &lt; n).</w:t>
       </w:r>
     </w:p>
     <w:p>
@@ -103,11 +103,7 @@
         <w:pStyle w:val="BodyText"/>
       </w:pPr>
       <w:r>
-        <w:rPr>
-          <w:b/>
-          <w:bCs/>
-        </w:rPr>
-        <w:t xml:space="preserve">Алгоритм формування алфавіту:</w:t>
+        <w:t xml:space="preserve">Алгоритм формування шифрувальної абетки:</w:t>
       </w:r>
     </w:p>
     <w:p>
@@ -120,7 +116,7 @@
         <w:jc w:val="both"/>
       </w:pPr>
       <w:r>
-        <w:t xml:space="preserve">Видалити повторювані літери з ключа</w:t>
+        <w:t xml:space="preserve">Вилучити з ключового слова повторні літери (SECRET → SECRT).</w:t>
       </w:r>
     </w:p>
     <w:p>
@@ -133,7 +129,7 @@
         <w:jc w:val="both"/>
       </w:pPr>
       <w:r>
-        <w:t xml:space="preserve">Записати ключ на початку</w:t>
+        <w:t xml:space="preserve">Записати отримане слово під відкритою абеткою, починаючи з позиції k.</w:t>
       </w:r>
     </w:p>
     <w:p>
@@ -146,7 +142,140 @@
         <w:jc w:val="both"/>
       </w:pPr>
       <w:r>
-        <w:t xml:space="preserve">Дописати решту літер алфавіту</w:t>
+        <w:t xml:space="preserve">Решту літер абетки, яких немає в слові, дописати за словом у звичайному порядку; дійшовши до кінця рядка, продовжити з його початку.</w:t>
+      </w:r>
+    </w:p>
+    <w:p>
+      <w:pPr>
+        <w:pStyle w:val="TableCaption"/>
+      </w:pPr>
+      <w:r>
+        <w:t xml:space="preserve">Таблиця 1 — Шифрувальна абетка для ключового слова CIPHER</w:t>
+      </w:r>
+    </w:p>
+    <w:tbl>
+      <w:tblPr>
+        <w:tblStyle w:val="Table"/>
+        <w:tblW w:type="dxa" w:w="9637"/>
+        <w:tblLook w:firstRow="1" w:lastRow="0" w:firstColumn="0" w:lastColumn="0" w:noHBand="0" w:noVBand="0" w:val="0020"/>
+        <w:tblLayout w:type="fixed"/>
+      </w:tblPr>
+      <w:tblGrid>
+        <w:gridCol w:w="4819"/>
+        <w:gridCol w:w="4818"/>
+      </w:tblGrid>
+      <w:tr>
+        <w:trPr>
+          <w:tblHeader w:val="on"/>
+        </w:trPr>
+        <w:tc>
+          <w:tcPr/>
+          <w:p>
+            <w:pPr>
+              <w:pStyle w:val="Compact"/>
+            </w:pPr>
+            <w:r>
+              <w:t xml:space="preserve">k</w:t>
+            </w:r>
+          </w:p>
+        </w:tc>
+        <w:tc>
+          <w:tcPr/>
+          <w:p>
+            <w:pPr>
+              <w:pStyle w:val="Compact"/>
+            </w:pPr>
+            <w:r>
+              <w:t xml:space="preserve">Шифрувальна абетка (під A B C … Z)</w:t>
+            </w:r>
+          </w:p>
+        </w:tc>
+      </w:tr>
+      <w:tr>
+        <w:tc>
+          <w:tcPr/>
+          <w:p>
+            <w:pPr>
+              <w:pStyle w:val="Compact"/>
+            </w:pPr>
+            <w:r>
+              <w:t xml:space="preserve">0</w:t>
+            </w:r>
+          </w:p>
+        </w:tc>
+        <w:tc>
+          <w:tcPr/>
+          <w:p>
+            <w:pPr>
+              <w:pStyle w:val="Compact"/>
+            </w:pPr>
+            <w:r>
+              <w:t xml:space="preserve">CIPHERABDFGJKLMNOQSTUVWXYZ</w:t>
+            </w:r>
+          </w:p>
+        </w:tc>
+      </w:tr>
+      <w:tr>
+        <w:tc>
+          <w:tcPr/>
+          <w:p>
+            <w:pPr>
+              <w:pStyle w:val="Compact"/>
+            </w:pPr>
+            <w:r>
+              <w:t xml:space="preserve">4</w:t>
+            </w:r>
+          </w:p>
+        </w:tc>
+        <w:tc>
+          <w:tcPr/>
+          <w:p>
+            <w:pPr>
+              <w:pStyle w:val="Compact"/>
+            </w:pPr>
+            <w:r>
+              <w:t xml:space="preserve">WXYZCIPHERABDFGJKLMNOQSTUV</w:t>
+            </w:r>
+          </w:p>
+        </w:tc>
+      </w:tr>
+    </w:tbl>
+    <w:p>
+      <w:pPr>
+        <w:pStyle w:val="BodyText"/>
+      </w:pPr>
+      <w:r>
+        <w:t xml:space="preserve">При k = 0 видно головну ваду спрощеного варіанта: літери після останньої літери ключа (тут від S до Z) шифруються самі в себе. Зсув k прибирає цю ваду й множить кількість ключів на n.</w:t>
+      </w:r>
+    </w:p>
+    <w:p>
+      <w:pPr>
+        <w:pStyle w:val="BodyText"/>
+      </w:pPr>
+      <w:r>
+        <w:t xml:space="preserve">Кожна літера відкритого тексту замінюється літерою шифрувальної абетки з тієї самої позиції; розшифрування — зворотний пошук. Шифр лишається моноалфавітним: частоти літер зберігаються, тому його ламає частотний аналіз з ЛР1, хоча перебором ключових слів займатися довелося б довго.</w:t>
+      </w:r>
+    </w:p>
+    <w:bookmarkEnd w:id="9"/>
+    <w:bookmarkStart w:id="10" w:name="афінний-шифр"/>
+    <w:p>
+      <w:pPr>
+        <w:pStyle w:val="Heading3"/>
+      </w:pPr>
+      <w:r>
+        <w:t xml:space="preserve">2 Афінний шифр</w:t>
+      </w:r>
+    </w:p>
+    <w:p>
+      <w:pPr>
+        <w:pStyle w:val="FirstParagraph"/>
+      </w:pPr>
+      <w:r>
+        <w:rPr>
+          <w:b/>
+          <w:bCs/>
+        </w:rPr>
+        <w:t xml:space="preserve">Формула шифрування:</w:t>
       </w:r>
     </w:p>
     <w:p>
@@ -194,40 +323,7 @@
               <w:spacing w:before="0" w:after="0" w:line="200" w:lineRule="auto"/>
             </w:pPr>
             <w:r>
-              <w:t xml:space="preserve">Ключове слово: CIPHER</w:t>
-            </w:r>
-          </w:p>
-          <w:p>
-            <w:pPr>
-              <w:pStyle w:val="SourceCode"/>
-              <w:spacing w:before="0" w:after="0" w:line="200" w:lineRule="auto"/>
-            </w:pPr>
-            <w:r>
-              <w:t xml:space="preserve">Алфавіт:       CIPHERABDFGJKLMNOQSTUVWXYZ</w:t>
-            </w:r>
-          </w:p>
-          <w:p>
-            <w:pPr>
-              <w:pStyle w:val="SourceCode"/>
-              <w:spacing w:before="0" w:after="0" w:line="200" w:lineRule="auto"/>
-            </w:pPr>
-          </w:p>
-          <w:p>
-            <w:pPr>
-              <w:pStyle w:val="SourceCode"/>
-              <w:spacing w:before="0" w:after="0" w:line="200" w:lineRule="auto"/>
-            </w:pPr>
-            <w:r>
-              <w:t xml:space="preserve">Відкритий:   A B C D E F G H I J K L M N O P Q R S T U V W X Y Z</w:t>
-            </w:r>
-          </w:p>
-          <w:p>
-            <w:pPr>
-              <w:pStyle w:val="SourceCode"/>
-              <w:spacing w:before="0" w:after="0" w:line="200" w:lineRule="auto"/>
-            </w:pPr>
-            <w:r>
-              <w:t xml:space="preserve">Шифрований:  C I P H E R A B D F G J K L M N O Q S T U V W X Y Z</w:t>
+              <w:t xml:space="preserve">C = (a·P + b) mod n</w:t>
             </w:r>
           </w:p>
         </w:tc>
@@ -242,14 +338,64 @@
         </w:rPr>
       </w:pPr>
     </w:p>
-    <w:bookmarkEnd w:id="9"/>
-    <w:bookmarkStart w:id="10" w:name="афінний-шифр"/>
-    <w:p>
-      <w:pPr>
-        <w:pStyle w:val="Heading3"/>
-      </w:pPr>
-      <w:r>
-        <w:t xml:space="preserve">2 Афінний шифр</w:t>
+    <w:p>
+      <w:pPr>
+        <w:pStyle w:val="FirstParagraph"/>
+      </w:pPr>
+      <w:r>
+        <w:t xml:space="preserve">де:</w:t>
+      </w:r>
+    </w:p>
+    <w:p>
+      <w:pPr>
+        <w:pStyle w:val="Compact"/>
+        <w:numPr>
+          <w:ilvl w:val="0"/>
+          <w:numId w:val="1002"/>
+        </w:numPr>
+        <w:jc w:val="both"/>
+      </w:pPr>
+      <w:r>
+        <w:t xml:space="preserve">P — числовий код відкритої літери (A=0, B=1, …)</w:t>
+      </w:r>
+    </w:p>
+    <w:p>
+      <w:pPr>
+        <w:pStyle w:val="Compact"/>
+        <w:numPr>
+          <w:ilvl w:val="0"/>
+          <w:numId w:val="1002"/>
+        </w:numPr>
+        <w:jc w:val="both"/>
+      </w:pPr>
+      <w:r>
+        <w:t xml:space="preserve">C — числовий код шифрованої літери</w:t>
+      </w:r>
+    </w:p>
+    <w:p>
+      <w:pPr>
+        <w:pStyle w:val="Compact"/>
+        <w:numPr>
+          <w:ilvl w:val="0"/>
+          <w:numId w:val="1002"/>
+        </w:numPr>
+        <w:jc w:val="both"/>
+      </w:pPr>
+      <w:r>
+        <w:t xml:space="preserve">a, b — ключі шифру</w:t>
+      </w:r>
+    </w:p>
+    <w:p>
+      <w:pPr>
+        <w:pStyle w:val="Compact"/>
+        <w:numPr>
+          <w:ilvl w:val="0"/>
+          <w:numId w:val="1002"/>
+        </w:numPr>
+        <w:jc w:val="both"/>
+      </w:pPr>
+      <w:r>
+        <w:t xml:space="preserve">n — розмір алфавіту (26 для англійського, 33 для українського)</w:t>
       </w:r>
     </w:p>
     <w:p>
@@ -261,7 +407,7 @@
           <w:b/>
           <w:bCs/>
         </w:rPr>
-        <w:t xml:space="preserve">Формула шифрування:</w:t>
+        <w:t xml:space="preserve">Формула розшифрування:</w:t>
       </w:r>
     </w:p>
     <w:p>
@@ -309,7 +455,7 @@
               <w:spacing w:before="0" w:after="0" w:line="200" w:lineRule="auto"/>
             </w:pPr>
             <w:r>
-              <w:t xml:space="preserve">C = (a·P + b) mod n</w:t>
+              <w:t xml:space="preserve">P = a⁻¹·(C - b) mod n</w:t>
             </w:r>
           </w:p>
         </w:tc>
@@ -329,73 +475,263 @@
         <w:pStyle w:val="FirstParagraph"/>
       </w:pPr>
       <w:r>
-        <w:t xml:space="preserve">де:</w:t>
-      </w:r>
-    </w:p>
-    <w:p>
-      <w:pPr>
-        <w:pStyle w:val="Compact"/>
-        <w:numPr>
-          <w:ilvl w:val="0"/>
-          <w:numId w:val="1002"/>
-        </w:numPr>
-        <w:jc w:val="both"/>
-      </w:pPr>
-      <w:r>
-        <w:t xml:space="preserve">P — числовий код відкритої літери (A=0, B=1, …)</w:t>
-      </w:r>
-    </w:p>
-    <w:p>
-      <w:pPr>
-        <w:pStyle w:val="Compact"/>
-        <w:numPr>
-          <w:ilvl w:val="0"/>
-          <w:numId w:val="1002"/>
-        </w:numPr>
-        <w:jc w:val="both"/>
-      </w:pPr>
-      <w:r>
-        <w:t xml:space="preserve">C — числовий код шифрованої літери</w:t>
-      </w:r>
-    </w:p>
-    <w:p>
-      <w:pPr>
-        <w:pStyle w:val="Compact"/>
-        <w:numPr>
-          <w:ilvl w:val="0"/>
-          <w:numId w:val="1002"/>
-        </w:numPr>
-        <w:jc w:val="both"/>
-      </w:pPr>
-      <w:r>
-        <w:t xml:space="preserve">a, b — ключі шифру</w:t>
-      </w:r>
-    </w:p>
-    <w:p>
-      <w:pPr>
-        <w:pStyle w:val="Compact"/>
-        <w:numPr>
-          <w:ilvl w:val="0"/>
-          <w:numId w:val="1002"/>
-        </w:numPr>
-        <w:jc w:val="both"/>
-      </w:pPr>
-      <w:r>
-        <w:t xml:space="preserve">n — розмір алфавіту (26 для англійського)</w:t>
-      </w:r>
-    </w:p>
-    <w:p>
-      <w:pPr>
-        <w:pStyle w:val="FirstParagraph"/>
+        <w:t xml:space="preserve">де a⁻¹ — мультиплікативний обернений елемент a за модулем n.</w:t>
+      </w:r>
+    </w:p>
+    <w:p>
+      <w:pPr>
+        <w:pStyle w:val="BodyText"/>
       </w:pPr>
       <w:r>
         <w:rPr>
           <w:b/>
           <w:bCs/>
         </w:rPr>
-        <w:t xml:space="preserve">Формула дешифрування:</w:t>
-      </w:r>
-    </w:p>
+        <w:t xml:space="preserve">Вимога</w:t>
+      </w:r>
+      <w:r>
+        <w:t xml:space="preserve">: gcd(a, n) = 1 (a і n взаємно прості). Інакше різні літери переходять в одну: для a = 2 і n = 26 і A (0), і N (13) шифруються як A, і розшифрувати текст однозначно неможливо.</w:t>
+      </w:r>
+    </w:p>
+    <w:p>
+      <w:pPr>
+        <w:pStyle w:val="BodyText"/>
+      </w:pPr>
+      <w:r>
+        <w:t xml:space="preserve">Кількість допустимих значень a дорівнює функції Ейлера φ(n), а кількість ключів — φ(n) · n.</w:t>
+      </w:r>
+    </w:p>
+    <w:p>
+      <w:pPr>
+        <w:pStyle w:val="TableCaption"/>
+      </w:pPr>
+      <w:r>
+        <w:t xml:space="preserve">Таблиця 2 — Простір ключів афінного шифру</w:t>
+      </w:r>
+    </w:p>
+    <w:tbl>
+      <w:tblPr>
+        <w:tblStyle w:val="Table"/>
+        <w:tblW w:type="dxa" w:w="9637"/>
+        <w:tblLayout w:type="fixed"/>
+        <w:tblLook w:firstRow="1" w:lastRow="0" w:firstColumn="0" w:lastColumn="0" w:noHBand="0" w:noVBand="0" w:val="0020"/>
+      </w:tblPr>
+      <w:tblGrid>
+        <w:gridCol w:w="1574"/>
+        <w:gridCol w:w="589"/>
+        <w:gridCol w:w="2163"/>
+        <w:gridCol w:w="2557"/>
+        <w:gridCol w:w="1180"/>
+        <w:gridCol w:w="1574"/>
+      </w:tblGrid>
+      <w:tr>
+        <w:trPr>
+          <w:tblHeader w:val="on"/>
+        </w:trPr>
+        <w:tc>
+          <w:tcPr/>
+          <w:p>
+            <w:pPr>
+              <w:pStyle w:val="Compact"/>
+            </w:pPr>
+            <w:r>
+              <w:t xml:space="preserve">Абетка</w:t>
+            </w:r>
+          </w:p>
+        </w:tc>
+        <w:tc>
+          <w:tcPr/>
+          <w:p>
+            <w:pPr>
+              <w:pStyle w:val="Compact"/>
+            </w:pPr>
+            <w:r>
+              <w:t xml:space="preserve">n</w:t>
+            </w:r>
+          </w:p>
+        </w:tc>
+        <w:tc>
+          <w:tcPr/>
+          <w:p>
+            <w:pPr>
+              <w:pStyle w:val="Compact"/>
+            </w:pPr>
+            <w:r>
+              <w:t xml:space="preserve">Розклад n</w:t>
+            </w:r>
+          </w:p>
+        </w:tc>
+        <w:tc>
+          <w:tcPr/>
+          <w:p>
+            <w:pPr>
+              <w:pStyle w:val="Compact"/>
+            </w:pPr>
+            <w:r>
+              <w:t xml:space="preserve">Допустимі a</w:t>
+            </w:r>
+          </w:p>
+        </w:tc>
+        <w:tc>
+          <w:tcPr/>
+          <w:p>
+            <w:pPr>
+              <w:pStyle w:val="Compact"/>
+            </w:pPr>
+            <w:r>
+              <w:t xml:space="preserve">φ(n)</w:t>
+            </w:r>
+          </w:p>
+        </w:tc>
+        <w:tc>
+          <w:tcPr/>
+          <w:p>
+            <w:pPr>
+              <w:pStyle w:val="Compact"/>
+            </w:pPr>
+            <w:r>
+              <w:t xml:space="preserve">Ключів</w:t>
+            </w:r>
+          </w:p>
+        </w:tc>
+      </w:tr>
+      <w:tr>
+        <w:tc>
+          <w:tcPr/>
+          <w:p>
+            <w:pPr>
+              <w:pStyle w:val="Compact"/>
+            </w:pPr>
+            <w:r>
+              <w:t xml:space="preserve">Англійська</w:t>
+            </w:r>
+          </w:p>
+        </w:tc>
+        <w:tc>
+          <w:tcPr/>
+          <w:p>
+            <w:pPr>
+              <w:pStyle w:val="Compact"/>
+            </w:pPr>
+            <w:r>
+              <w:t xml:space="preserve">26</w:t>
+            </w:r>
+          </w:p>
+        </w:tc>
+        <w:tc>
+          <w:tcPr/>
+          <w:p>
+            <w:pPr>
+              <w:pStyle w:val="Compact"/>
+            </w:pPr>
+            <w:r>
+              <w:t xml:space="preserve">2 · 13</w:t>
+            </w:r>
+          </w:p>
+        </w:tc>
+        <w:tc>
+          <w:tcPr/>
+          <w:p>
+            <w:pPr>
+              <w:pStyle w:val="Compact"/>
+            </w:pPr>
+            <w:r>
+              <w:t xml:space="preserve">1, 3, 5, 7, 9, 11, 15, 17, 19, 21, 23, 25</w:t>
+            </w:r>
+          </w:p>
+        </w:tc>
+        <w:tc>
+          <w:tcPr/>
+          <w:p>
+            <w:pPr>
+              <w:pStyle w:val="Compact"/>
+            </w:pPr>
+            <w:r>
+              <w:t xml:space="preserve">12</w:t>
+            </w:r>
+          </w:p>
+        </w:tc>
+        <w:tc>
+          <w:tcPr/>
+          <w:p>
+            <w:pPr>
+              <w:pStyle w:val="Compact"/>
+            </w:pPr>
+            <w:r>
+              <w:t xml:space="preserve">312</w:t>
+            </w:r>
+          </w:p>
+        </w:tc>
+      </w:tr>
+      <w:tr>
+        <w:tc>
+          <w:tcPr/>
+          <w:p>
+            <w:pPr>
+              <w:pStyle w:val="Compact"/>
+            </w:pPr>
+            <w:r>
+              <w:t xml:space="preserve">Українська</w:t>
+            </w:r>
+          </w:p>
+        </w:tc>
+        <w:tc>
+          <w:tcPr/>
+          <w:p>
+            <w:pPr>
+              <w:pStyle w:val="Compact"/>
+            </w:pPr>
+            <w:r>
+              <w:t xml:space="preserve">33</w:t>
+            </w:r>
+          </w:p>
+        </w:tc>
+        <w:tc>
+          <w:tcPr/>
+          <w:p>
+            <w:pPr>
+              <w:pStyle w:val="Compact"/>
+            </w:pPr>
+            <w:r>
+              <w:t xml:space="preserve">3 · 11</w:t>
+            </w:r>
+          </w:p>
+        </w:tc>
+        <w:tc>
+          <w:tcPr/>
+          <w:p>
+            <w:pPr>
+              <w:pStyle w:val="Compact"/>
+            </w:pPr>
+            <w:r>
+              <w:t xml:space="preserve">1, 2, 4, 5, 7, 8, 10, 13, 14, 16, 17, 19, 20, 23, 25, 26, 28, 29, 31, 32</w:t>
+            </w:r>
+          </w:p>
+        </w:tc>
+        <w:tc>
+          <w:tcPr/>
+          <w:p>
+            <w:pPr>
+              <w:pStyle w:val="Compact"/>
+            </w:pPr>
+            <w:r>
+              <w:t xml:space="preserve">20</w:t>
+            </w:r>
+          </w:p>
+        </w:tc>
+        <w:tc>
+          <w:tcPr/>
+          <w:p>
+            <w:pPr>
+              <w:pStyle w:val="Compact"/>
+            </w:pPr>
+            <w:r>
+              <w:t xml:space="preserve">660</w:t>
+            </w:r>
+          </w:p>
+        </w:tc>
+      </w:tr>
+    </w:tbl>
     <w:p>
       <w:pPr>
         <w:spacing w:before="0" w:after="0" w:line="120" w:lineRule="exact"/>
@@ -441,7 +777,88 @@
               <w:spacing w:before="0" w:after="0" w:line="200" w:lineRule="auto"/>
             </w:pPr>
             <w:r>
-              <w:t xml:space="preserve">P = a⁻¹·(C - b) mod n</w:t>
+              <w:t xml:space="preserve">┌─────────────────────────────────────────────────────────────────────┐</w:t>
+            </w:r>
+          </w:p>
+          <w:p>
+            <w:pPr>
+              <w:pStyle w:val="SourceCode"/>
+              <w:spacing w:before="0" w:after="0" w:line="200" w:lineRule="auto"/>
+            </w:pPr>
+            <w:r>
+              <w:t xml:space="preserve">│                    ДОПУСТИМІ ЗНАЧЕННЯ a (mod 26)                    │</w:t>
+            </w:r>
+          </w:p>
+          <w:p>
+            <w:pPr>
+              <w:pStyle w:val="SourceCode"/>
+              <w:spacing w:before="0" w:after="0" w:line="200" w:lineRule="auto"/>
+            </w:pPr>
+            <w:r>
+              <w:t xml:space="preserve">├─────────────────────────────────────────────────────────────────────┤</w:t>
+            </w:r>
+          </w:p>
+          <w:p>
+            <w:pPr>
+              <w:pStyle w:val="SourceCode"/>
+              <w:spacing w:before="0" w:after="0" w:line="200" w:lineRule="auto"/>
+            </w:pPr>
+            <w:r>
+              <w:t xml:space="preserve">│                                                                     │</w:t>
+            </w:r>
+          </w:p>
+          <w:p>
+            <w:pPr>
+              <w:pStyle w:val="SourceCode"/>
+              <w:spacing w:before="0" w:after="0" w:line="200" w:lineRule="auto"/>
+            </w:pPr>
+            <w:r>
+              <w:t xml:space="preserve">│  gcd(a, 26) = 1 для: 1, 3, 5, 7, 9, 11, 15, 17, 19, 21, 23, 25      │</w:t>
+            </w:r>
+          </w:p>
+          <w:p>
+            <w:pPr>
+              <w:pStyle w:val="SourceCode"/>
+              <w:spacing w:before="0" w:after="0" w:line="200" w:lineRule="auto"/>
+            </w:pPr>
+            <w:r>
+              <w:t xml:space="preserve">│                                                                     │</w:t>
+            </w:r>
+          </w:p>
+          <w:p>
+            <w:pPr>
+              <w:pStyle w:val="SourceCode"/>
+              <w:spacing w:before="0" w:after="0" w:line="200" w:lineRule="auto"/>
+            </w:pPr>
+            <w:r>
+              <w:t xml:space="preserve">│  Всього: 12 допустимих значень (φ(26) = 12)                         │</w:t>
+            </w:r>
+          </w:p>
+          <w:p>
+            <w:pPr>
+              <w:pStyle w:val="SourceCode"/>
+              <w:spacing w:before="0" w:after="0" w:line="200" w:lineRule="auto"/>
+            </w:pPr>
+            <w:r>
+              <w:t xml:space="preserve">│  Загальна кількість ключів: 12 × 26 = 312                           │</w:t>
+            </w:r>
+          </w:p>
+          <w:p>
+            <w:pPr>
+              <w:pStyle w:val="SourceCode"/>
+              <w:spacing w:before="0" w:after="0" w:line="200" w:lineRule="auto"/>
+            </w:pPr>
+            <w:r>
+              <w:t xml:space="preserve">│                                                                     │</w:t>
+            </w:r>
+          </w:p>
+          <w:p>
+            <w:pPr>
+              <w:pStyle w:val="SourceCode"/>
+              <w:spacing w:before="0" w:after="0" w:line="200" w:lineRule="auto"/>
+            </w:pPr>
+            <w:r>
+              <w:t xml:space="preserve">└─────────────────────────────────────────────────────────────────────┘</w:t>
             </w:r>
           </w:p>
         </w:tc>
@@ -456,27 +873,22 @@
         </w:rPr>
       </w:pPr>
     </w:p>
+    <w:bookmarkEnd w:id="10"/>
+    <w:bookmarkStart w:id="11" w:name="обернений-елемент-за-модулем"/>
+    <w:p>
+      <w:pPr>
+        <w:pStyle w:val="Heading3"/>
+      </w:pPr>
+      <w:r>
+        <w:t xml:space="preserve">3 Обернений елемент за модулем</w:t>
+      </w:r>
+    </w:p>
     <w:p>
       <w:pPr>
         <w:pStyle w:val="FirstParagraph"/>
       </w:pPr>
       <w:r>
-        <w:t xml:space="preserve">де a⁻¹ — мультиплікативний обернений елемент a за модулем n.</w:t>
-      </w:r>
-    </w:p>
-    <w:p>
-      <w:pPr>
-        <w:pStyle w:val="BodyText"/>
-      </w:pPr>
-      <w:r>
-        <w:rPr>
-          <w:b/>
-          <w:bCs/>
-        </w:rPr>
-        <w:t xml:space="preserve">Вимога</w:t>
-      </w:r>
-      <w:r>
-        <w:t xml:space="preserve">: gcd(a, n) = 1 (a і n взаємно прості).</w:t>
+        <w:t xml:space="preserve">Для знаходження a⁻¹ використовується розширений алгоритм Евкліда:</w:t>
       </w:r>
     </w:p>
     <w:p>
@@ -524,88 +936,49 @@
               <w:spacing w:before="0" w:after="0" w:line="200" w:lineRule="auto"/>
             </w:pPr>
             <w:r>
-              <w:t xml:space="preserve">┌───────────────────────────────────────────────────────────────────────┐</w:t>
-            </w:r>
-          </w:p>
-          <w:p>
-            <w:pPr>
-              <w:pStyle w:val="SourceCode"/>
-              <w:spacing w:before="0" w:after="0" w:line="200" w:lineRule="auto"/>
-            </w:pPr>
-            <w:r>
-              <w:t xml:space="preserve">│                    ДОПУСТИМІ ЗНАЧЕННЯ a (mod 26)                      │</w:t>
-            </w:r>
-          </w:p>
-          <w:p>
-            <w:pPr>
-              <w:pStyle w:val="SourceCode"/>
-              <w:spacing w:before="0" w:after="0" w:line="200" w:lineRule="auto"/>
-            </w:pPr>
-            <w:r>
-              <w:t xml:space="preserve">├───────────────────────────────────────────────────────────────────────┤</w:t>
-            </w:r>
-          </w:p>
-          <w:p>
-            <w:pPr>
-              <w:pStyle w:val="SourceCode"/>
-              <w:spacing w:before="0" w:after="0" w:line="200" w:lineRule="auto"/>
-            </w:pPr>
-            <w:r>
-              <w:t xml:space="preserve">│                                                                       │</w:t>
-            </w:r>
-          </w:p>
-          <w:p>
-            <w:pPr>
-              <w:pStyle w:val="SourceCode"/>
-              <w:spacing w:before="0" w:after="0" w:line="200" w:lineRule="auto"/>
-            </w:pPr>
-            <w:r>
-              <w:t xml:space="preserve">│  gcd(a, 26) = 1 для: 1, 3, 5, 7, 9, 11, 15, 17, 19, 21, 23, 25        │</w:t>
-            </w:r>
-          </w:p>
-          <w:p>
-            <w:pPr>
-              <w:pStyle w:val="SourceCode"/>
-              <w:spacing w:before="0" w:after="0" w:line="200" w:lineRule="auto"/>
-            </w:pPr>
-            <w:r>
-              <w:t xml:space="preserve">│                                                                       │</w:t>
-            </w:r>
-          </w:p>
-          <w:p>
-            <w:pPr>
-              <w:pStyle w:val="SourceCode"/>
-              <w:spacing w:before="0" w:after="0" w:line="200" w:lineRule="auto"/>
-            </w:pPr>
-            <w:r>
-              <w:t xml:space="preserve">│  Всього: 12 допустимих значень (φ(26) = 12)                           │</w:t>
-            </w:r>
-          </w:p>
-          <w:p>
-            <w:pPr>
-              <w:pStyle w:val="SourceCode"/>
-              <w:spacing w:before="0" w:after="0" w:line="200" w:lineRule="auto"/>
-            </w:pPr>
-            <w:r>
-              <w:t xml:space="preserve">│  Загальна кількість ключів: 12 × 26 = 312                             │</w:t>
-            </w:r>
-          </w:p>
-          <w:p>
-            <w:pPr>
-              <w:pStyle w:val="SourceCode"/>
-              <w:spacing w:before="0" w:after="0" w:line="200" w:lineRule="auto"/>
-            </w:pPr>
-            <w:r>
-              <w:t xml:space="preserve">│                                                                       │</w:t>
-            </w:r>
-          </w:p>
-          <w:p>
-            <w:pPr>
-              <w:pStyle w:val="SourceCode"/>
-              <w:spacing w:before="0" w:after="0" w:line="200" w:lineRule="auto"/>
-            </w:pPr>
-            <w:r>
-              <w:t xml:space="preserve">└───────────────────────────────────────────────────────────────────────┘</w:t>
+              <w:t xml:space="preserve">a⁻¹ mod n — це таке x, що a·x ≡ 1 (mod n)</w:t>
+            </w:r>
+          </w:p>
+          <w:p>
+            <w:pPr>
+              <w:pStyle w:val="SourceCode"/>
+              <w:spacing w:before="0" w:after="0" w:line="200" w:lineRule="auto"/>
+            </w:pPr>
+          </w:p>
+          <w:p>
+            <w:pPr>
+              <w:pStyle w:val="SourceCode"/>
+              <w:spacing w:before="0" w:after="0" w:line="200" w:lineRule="auto"/>
+            </w:pPr>
+            <w:r>
+              <w:t xml:space="preserve">Приклад: a=5, n=26</w:t>
+            </w:r>
+          </w:p>
+          <w:p>
+            <w:pPr>
+              <w:pStyle w:val="SourceCode"/>
+              <w:spacing w:before="0" w:after="0" w:line="200" w:lineRule="auto"/>
+            </w:pPr>
+            <w:r>
+              <w:t xml:space="preserve">5·x ≡ 1 (mod 26)</w:t>
+            </w:r>
+          </w:p>
+          <w:p>
+            <w:pPr>
+              <w:pStyle w:val="SourceCode"/>
+              <w:spacing w:before="0" w:after="0" w:line="200" w:lineRule="auto"/>
+            </w:pPr>
+            <w:r>
+              <w:t xml:space="preserve">5·21 = 105 = 4·26 + 1 = 1 (mod 26)</w:t>
+            </w:r>
+          </w:p>
+          <w:p>
+            <w:pPr>
+              <w:pStyle w:val="SourceCode"/>
+              <w:spacing w:before="0" w:after="0" w:line="200" w:lineRule="auto"/>
+            </w:pPr>
+            <w:r>
+              <w:t xml:space="preserve">Отже, 5⁻¹ mod 26 = 21</w:t>
             </w:r>
           </w:p>
         </w:tc>
@@ -620,22 +993,362 @@
         </w:rPr>
       </w:pPr>
     </w:p>
-    <w:bookmarkEnd w:id="10"/>
-    <w:bookmarkStart w:id="11" w:name="обернений-елемент-за-модулем"/>
+    <w:p>
+      <w:pPr>
+        <w:pStyle w:val="FirstParagraph"/>
+      </w:pPr>
+      <w:r>
+        <w:t xml:space="preserve">Перебір усіх x працює для n = 26, але не для чисел із сотень цифр, як у RSA. Розширений алгоритм Евкліда знаходить обернений елемент за кількість кроків, пропорційну кількості цифр числа:</w:t>
+      </w:r>
+    </w:p>
+    <w:p>
+      <w:pPr>
+        <w:pStyle w:val="TableCaption"/>
+      </w:pPr>
+      <w:r>
+        <w:t xml:space="preserve">Таблиця 3 — Розширений алгоритм Евкліда для a = 5, n = 26</w:t>
+      </w:r>
+    </w:p>
+    <w:tbl>
+      <w:tblPr>
+        <w:tblStyle w:val="Table"/>
+        <w:tblW w:type="dxa" w:w="9637"/>
+        <w:tblLook w:firstRow="1" w:lastRow="0" w:firstColumn="0" w:lastColumn="0" w:noHBand="0" w:noVBand="0" w:val="0020"/>
+        <w:tblLayout w:type="fixed"/>
+      </w:tblPr>
+      <w:tblGrid>
+        <w:gridCol w:w="1927"/>
+        <w:gridCol w:w="1927"/>
+        <w:gridCol w:w="1927"/>
+        <w:gridCol w:w="1927"/>
+        <w:gridCol w:w="1929"/>
+      </w:tblGrid>
+      <w:tr>
+        <w:trPr>
+          <w:tblHeader w:val="on"/>
+        </w:trPr>
+        <w:tc>
+          <w:tcPr/>
+          <w:p>
+            <w:pPr>
+              <w:pStyle w:val="Compact"/>
+            </w:pPr>
+            <w:r>
+              <w:t xml:space="preserve">Крок</w:t>
+            </w:r>
+          </w:p>
+        </w:tc>
+        <w:tc>
+          <w:tcPr/>
+          <w:p>
+            <w:pPr>
+              <w:pStyle w:val="Compact"/>
+            </w:pPr>
+            <w:r>
+              <w:t xml:space="preserve">q</w:t>
+            </w:r>
+          </w:p>
+        </w:tc>
+        <w:tc>
+          <w:tcPr/>
+          <w:p>
+            <w:pPr>
+              <w:pStyle w:val="Compact"/>
+            </w:pPr>
+            <w:r>
+              <w:t xml:space="preserve">r (залишок)</w:t>
+            </w:r>
+          </w:p>
+        </w:tc>
+        <w:tc>
+          <w:tcPr/>
+          <w:p>
+            <w:pPr>
+              <w:pStyle w:val="Compact"/>
+            </w:pPr>
+            <w:r>
+              <w:t xml:space="preserve">s (коефіцієнт при a)</w:t>
+            </w:r>
+          </w:p>
+        </w:tc>
+        <w:tc>
+          <w:tcPr/>
+          <w:p>
+            <w:pPr>
+              <w:pStyle w:val="Compact"/>
+            </w:pPr>
+            <w:r>
+              <w:t xml:space="preserve">Звідки</w:t>
+            </w:r>
+          </w:p>
+        </w:tc>
+      </w:tr>
+      <w:tr>
+        <w:tc>
+          <w:tcPr/>
+          <w:p>
+            <w:pPr>
+              <w:pStyle w:val="Compact"/>
+            </w:pPr>
+            <w:r>
+              <w:t xml:space="preserve">0</w:t>
+            </w:r>
+          </w:p>
+        </w:tc>
+        <w:tc>
+          <w:tcPr/>
+          <w:p>
+            <w:pPr>
+              <w:pStyle w:val="Compact"/>
+            </w:pPr>
+            <w:r>
+              <w:t xml:space="preserve">—</w:t>
+            </w:r>
+          </w:p>
+        </w:tc>
+        <w:tc>
+          <w:tcPr/>
+          <w:p>
+            <w:pPr>
+              <w:pStyle w:val="Compact"/>
+            </w:pPr>
+            <w:r>
+              <w:t xml:space="preserve">26</w:t>
+            </w:r>
+          </w:p>
+        </w:tc>
+        <w:tc>
+          <w:tcPr/>
+          <w:p>
+            <w:pPr>
+              <w:pStyle w:val="Compact"/>
+            </w:pPr>
+            <w:r>
+              <w:t xml:space="preserve">0</w:t>
+            </w:r>
+          </w:p>
+        </w:tc>
+        <w:tc>
+          <w:tcPr/>
+          <w:p>
+            <w:pPr>
+              <w:pStyle w:val="Compact"/>
+            </w:pPr>
+            <w:r>
+              <w:t xml:space="preserve">початкові значення: n</w:t>
+            </w:r>
+          </w:p>
+        </w:tc>
+      </w:tr>
+      <w:tr>
+        <w:tc>
+          <w:tcPr/>
+          <w:p>
+            <w:pPr>
+              <w:pStyle w:val="Compact"/>
+            </w:pPr>
+            <w:r>
+              <w:t xml:space="preserve">1</w:t>
+            </w:r>
+          </w:p>
+        </w:tc>
+        <w:tc>
+          <w:tcPr/>
+          <w:p>
+            <w:pPr>
+              <w:pStyle w:val="Compact"/>
+            </w:pPr>
+            <w:r>
+              <w:t xml:space="preserve">—</w:t>
+            </w:r>
+          </w:p>
+        </w:tc>
+        <w:tc>
+          <w:tcPr/>
+          <w:p>
+            <w:pPr>
+              <w:pStyle w:val="Compact"/>
+            </w:pPr>
+            <w:r>
+              <w:t xml:space="preserve">5</w:t>
+            </w:r>
+          </w:p>
+        </w:tc>
+        <w:tc>
+          <w:tcPr/>
+          <w:p>
+            <w:pPr>
+              <w:pStyle w:val="Compact"/>
+            </w:pPr>
+            <w:r>
+              <w:t xml:space="preserve">1</w:t>
+            </w:r>
+          </w:p>
+        </w:tc>
+        <w:tc>
+          <w:tcPr/>
+          <w:p>
+            <w:pPr>
+              <w:pStyle w:val="Compact"/>
+            </w:pPr>
+            <w:r>
+              <w:t xml:space="preserve">початкові значення: a</w:t>
+            </w:r>
+          </w:p>
+        </w:tc>
+      </w:tr>
+      <w:tr>
+        <w:tc>
+          <w:tcPr/>
+          <w:p>
+            <w:pPr>
+              <w:pStyle w:val="Compact"/>
+            </w:pPr>
+            <w:r>
+              <w:t xml:space="preserve">2</w:t>
+            </w:r>
+          </w:p>
+        </w:tc>
+        <w:tc>
+          <w:tcPr/>
+          <w:p>
+            <w:pPr>
+              <w:pStyle w:val="Compact"/>
+            </w:pPr>
+            <w:r>
+              <w:t xml:space="preserve">5</w:t>
+            </w:r>
+          </w:p>
+        </w:tc>
+        <w:tc>
+          <w:tcPr/>
+          <w:p>
+            <w:pPr>
+              <w:pStyle w:val="Compact"/>
+            </w:pPr>
+            <w:r>
+              <w:t xml:space="preserve">1</w:t>
+            </w:r>
+          </w:p>
+        </w:tc>
+        <w:tc>
+          <w:tcPr/>
+          <w:p>
+            <w:pPr>
+              <w:pStyle w:val="Compact"/>
+            </w:pPr>
+            <w:r>
+              <w:t xml:space="preserve">0 − 5 · 1 = −5</w:t>
+            </w:r>
+          </w:p>
+        </w:tc>
+        <w:tc>
+          <w:tcPr/>
+          <w:p>
+            <w:pPr>
+              <w:pStyle w:val="Compact"/>
+            </w:pPr>
+            <w:r>
+              <w:t xml:space="preserve">26 = 5 · 5 + 1</w:t>
+            </w:r>
+          </w:p>
+        </w:tc>
+      </w:tr>
+      <w:tr>
+        <w:tc>
+          <w:tcPr/>
+          <w:p>
+            <w:pPr>
+              <w:pStyle w:val="Compact"/>
+            </w:pPr>
+            <w:r>
+              <w:t xml:space="preserve">3</w:t>
+            </w:r>
+          </w:p>
+        </w:tc>
+        <w:tc>
+          <w:tcPr/>
+          <w:p>
+            <w:pPr>
+              <w:pStyle w:val="Compact"/>
+            </w:pPr>
+            <w:r>
+              <w:t xml:space="preserve">5</w:t>
+            </w:r>
+          </w:p>
+        </w:tc>
+        <w:tc>
+          <w:tcPr/>
+          <w:p>
+            <w:pPr>
+              <w:pStyle w:val="Compact"/>
+            </w:pPr>
+            <w:r>
+              <w:t xml:space="preserve">0</w:t>
+            </w:r>
+          </w:p>
+        </w:tc>
+        <w:tc>
+          <w:tcPr/>
+          <w:p>
+            <w:pPr>
+              <w:pStyle w:val="Compact"/>
+            </w:pPr>
+            <w:r>
+              <w:t xml:space="preserve">—</w:t>
+            </w:r>
+          </w:p>
+        </w:tc>
+        <w:tc>
+          <w:tcPr/>
+          <w:p>
+            <w:pPr>
+              <w:pStyle w:val="Compact"/>
+            </w:pPr>
+            <w:r>
+              <w:t xml:space="preserve">5 = 5 · 1 + 0, зупинка</w:t>
+            </w:r>
+          </w:p>
+        </w:tc>
+      </w:tr>
+    </w:tbl>
+    <w:p>
+      <w:pPr>
+        <w:pStyle w:val="BodyText"/>
+      </w:pPr>
+      <w:r>
+        <w:t xml:space="preserve">Останній ненульовий залишок r = 1, тобто gcd(5, 26) = 1, а коефіцієнт s = −5: 5 · (−5) = −25 ≡ 1 (mod 26). Нормалізуємо: −5 + 26 = 21. Саме цей алгоритм реалізує функція</w:t>
+      </w:r>
+      <w:r>
+        <w:t xml:space="preserve"> </w:t>
+      </w:r>
+      <w:r>
+        <w:rPr>
+          <w:rStyle w:val="VerbatimChar"/>
+        </w:rPr>
+        <w:t xml:space="preserve">modInverse</w:t>
+      </w:r>
+      <w:r>
+        <w:t xml:space="preserve"> </w:t>
+      </w:r>
+      <w:r>
+        <w:t xml:space="preserve">у кроці 2.</w:t>
+      </w:r>
+      <w:r>
+        <w:t xml:space="preserve"> </w:t>
+      </w:r>
+      <w:r>
+        <w:t xml:space="preserve">## Приклад виконання</w:t>
+      </w:r>
+    </w:p>
+    <w:bookmarkEnd w:id="11"/>
+    <w:bookmarkStart w:id="12" w:name="крок-1.-система-цезаря-з-ключовим-словом"/>
     <w:p>
       <w:pPr>
         <w:pStyle w:val="Heading3"/>
       </w:pPr>
       <w:r>
-        <w:t xml:space="preserve">3 Обернений елемент за модулем</w:t>
-      </w:r>
-    </w:p>
-    <w:p>
-      <w:pPr>
-        <w:pStyle w:val="FirstParagraph"/>
-      </w:pPr>
-      <w:r>
-        <w:t xml:space="preserve">Для знаходження a⁻¹ використовується розширений алгоритм Евкліда:</w:t>
+        <w:t xml:space="preserve">Крок 1. Система Цезаря з ключовим словом</w:t>
       </w:r>
     </w:p>
     <w:p>
@@ -683,49 +1396,610 @@
               <w:spacing w:before="0" w:after="0" w:line="200" w:lineRule="auto"/>
             </w:pPr>
             <w:r>
-              <w:t xml:space="preserve">a⁻¹ mod n — це таке x, що a·x ≡ 1 (mod n)</w:t>
-            </w:r>
-          </w:p>
-          <w:p>
-            <w:pPr>
-              <w:pStyle w:val="SourceCode"/>
-              <w:spacing w:before="0" w:after="0" w:line="200" w:lineRule="auto"/>
-            </w:pPr>
-          </w:p>
-          <w:p>
-            <w:pPr>
-              <w:pStyle w:val="SourceCode"/>
-              <w:spacing w:before="0" w:after="0" w:line="200" w:lineRule="auto"/>
-            </w:pPr>
-            <w:r>
-              <w:t xml:space="preserve">Приклад: a=5, n=26</w:t>
-            </w:r>
-          </w:p>
-          <w:p>
-            <w:pPr>
-              <w:pStyle w:val="SourceCode"/>
-              <w:spacing w:before="0" w:after="0" w:line="200" w:lineRule="auto"/>
-            </w:pPr>
-            <w:r>
-              <w:t xml:space="preserve">5·x ≡ 1 (mod 26)</w:t>
-            </w:r>
-          </w:p>
-          <w:p>
-            <w:pPr>
-              <w:pStyle w:val="SourceCode"/>
-              <w:spacing w:before="0" w:after="0" w:line="200" w:lineRule="auto"/>
-            </w:pPr>
-            <w:r>
-              <w:t xml:space="preserve">5·21 = 105 = 4·26 + 1 = 1 (mod 26)</w:t>
-            </w:r>
-          </w:p>
-          <w:p>
-            <w:pPr>
-              <w:pStyle w:val="SourceCode"/>
-              <w:spacing w:before="0" w:after="0" w:line="200" w:lineRule="auto"/>
-            </w:pPr>
-            <w:r>
-              <w:t xml:space="preserve">Отже, 5⁻¹ mod 26 = 21</w:t>
+              <w:t xml:space="preserve">#include &lt;iostream&gt;</w:t>
+            </w:r>
+          </w:p>
+          <w:p>
+            <w:pPr>
+              <w:pStyle w:val="SourceCode"/>
+              <w:spacing w:before="0" w:after="0" w:line="200" w:lineRule="auto"/>
+            </w:pPr>
+            <w:r>
+              <w:t xml:space="preserve">#include &lt;string&gt;</w:t>
+            </w:r>
+          </w:p>
+          <w:p>
+            <w:pPr>
+              <w:pStyle w:val="SourceCode"/>
+              <w:spacing w:before="0" w:after="0" w:line="200" w:lineRule="auto"/>
+            </w:pPr>
+            <w:r>
+              <w:t xml:space="preserve">#include &lt;cctype&gt;</w:t>
+            </w:r>
+          </w:p>
+          <w:p>
+            <w:pPr>
+              <w:pStyle w:val="SourceCode"/>
+              <w:spacing w:before="0" w:after="0" w:line="200" w:lineRule="auto"/>
+            </w:pPr>
+          </w:p>
+          <w:p>
+            <w:pPr>
+              <w:pStyle w:val="SourceCode"/>
+              <w:spacing w:before="0" w:after="0" w:line="200" w:lineRule="auto"/>
+            </w:pPr>
+            <w:r>
+              <w:t xml:space="preserve">const std::string ALPHABET = "ABCDEFGHIJKLMNOPQRSTUVWXYZ";</w:t>
+            </w:r>
+          </w:p>
+          <w:p>
+            <w:pPr>
+              <w:pStyle w:val="SourceCode"/>
+              <w:spacing w:before="0" w:after="0" w:line="200" w:lineRule="auto"/>
+            </w:pPr>
+            <w:r>
+              <w:t xml:space="preserve">const int N = 26;</w:t>
+            </w:r>
+          </w:p>
+          <w:p>
+            <w:pPr>
+              <w:pStyle w:val="SourceCode"/>
+              <w:spacing w:before="0" w:after="0" w:line="200" w:lineRule="auto"/>
+            </w:pPr>
+          </w:p>
+          <w:p>
+            <w:pPr>
+              <w:pStyle w:val="SourceCode"/>
+              <w:spacing w:before="0" w:after="0" w:line="200" w:lineRule="auto"/>
+            </w:pPr>
+            <w:r>
+              <w:t xml:space="preserve">// Шифрувальний алфавіт системи Цезаря з ключовим словом:</w:t>
+            </w:r>
+          </w:p>
+          <w:p>
+            <w:pPr>
+              <w:pStyle w:val="SourceCode"/>
+              <w:spacing w:before="0" w:after="0" w:line="200" w:lineRule="auto"/>
+            </w:pPr>
+            <w:r>
+              <w:t xml:space="preserve">// літери ключа без повторів стають на позиції k, k+1, ..., решта абетки</w:t>
+            </w:r>
+          </w:p>
+          <w:p>
+            <w:pPr>
+              <w:pStyle w:val="SourceCode"/>
+              <w:spacing w:before="0" w:after="0" w:line="200" w:lineRule="auto"/>
+            </w:pPr>
+            <w:r>
+              <w:t xml:space="preserve">// йде за ними по колу</w:t>
+            </w:r>
+          </w:p>
+          <w:p>
+            <w:pPr>
+              <w:pStyle w:val="SourceCode"/>
+              <w:spacing w:before="0" w:after="0" w:line="200" w:lineRule="auto"/>
+            </w:pPr>
+            <w:r>
+              <w:t xml:space="preserve">std::string createKeywordAlphabet(const std::string&amp; keyword, int k) {</w:t>
+            </w:r>
+          </w:p>
+          <w:p>
+            <w:pPr>
+              <w:pStyle w:val="SourceCode"/>
+              <w:spacing w:before="0" w:after="0" w:line="200" w:lineRule="auto"/>
+            </w:pPr>
+            <w:r>
+              <w:t xml:space="preserve">    bool used[N] = { false };</w:t>
+            </w:r>
+          </w:p>
+          <w:p>
+            <w:pPr>
+              <w:pStyle w:val="SourceCode"/>
+              <w:spacing w:before="0" w:after="0" w:line="200" w:lineRule="auto"/>
+            </w:pPr>
+            <w:r>
+              <w:t xml:space="preserve">    std::string word;</w:t>
+            </w:r>
+          </w:p>
+          <w:p>
+            <w:pPr>
+              <w:pStyle w:val="SourceCode"/>
+              <w:spacing w:before="0" w:after="0" w:line="200" w:lineRule="auto"/>
+            </w:pPr>
+          </w:p>
+          <w:p>
+            <w:pPr>
+              <w:pStyle w:val="SourceCode"/>
+              <w:spacing w:before="0" w:after="0" w:line="200" w:lineRule="auto"/>
+            </w:pPr>
+            <w:r>
+              <w:t xml:space="preserve">    for (char c : keyword) {</w:t>
+            </w:r>
+          </w:p>
+          <w:p>
+            <w:pPr>
+              <w:pStyle w:val="SourceCode"/>
+              <w:spacing w:before="0" w:after="0" w:line="200" w:lineRule="auto"/>
+            </w:pPr>
+            <w:r>
+              <w:t xml:space="preserve">        char up = static_cast&lt;char&gt;(std::toupper(static_cast&lt;unsigned char&gt;(c)));</w:t>
+            </w:r>
+          </w:p>
+          <w:p>
+            <w:pPr>
+              <w:pStyle w:val="SourceCode"/>
+              <w:spacing w:before="0" w:after="0" w:line="200" w:lineRule="auto"/>
+            </w:pPr>
+            <w:r>
+              <w:t xml:space="preserve">        if (up &gt;= 'A' &amp;&amp; up &lt;= 'Z' &amp;&amp; !used[up - 'A']) {</w:t>
+            </w:r>
+          </w:p>
+          <w:p>
+            <w:pPr>
+              <w:pStyle w:val="SourceCode"/>
+              <w:spacing w:before="0" w:after="0" w:line="200" w:lineRule="auto"/>
+            </w:pPr>
+            <w:r>
+              <w:t xml:space="preserve">            used[up - 'A'] = true;</w:t>
+            </w:r>
+          </w:p>
+          <w:p>
+            <w:pPr>
+              <w:pStyle w:val="SourceCode"/>
+              <w:spacing w:before="0" w:after="0" w:line="200" w:lineRule="auto"/>
+            </w:pPr>
+            <w:r>
+              <w:t xml:space="preserve">            word += up;</w:t>
+            </w:r>
+          </w:p>
+          <w:p>
+            <w:pPr>
+              <w:pStyle w:val="SourceCode"/>
+              <w:spacing w:before="0" w:after="0" w:line="200" w:lineRule="auto"/>
+            </w:pPr>
+            <w:r>
+              <w:t xml:space="preserve">        }</w:t>
+            </w:r>
+          </w:p>
+          <w:p>
+            <w:pPr>
+              <w:pStyle w:val="SourceCode"/>
+              <w:spacing w:before="0" w:after="0" w:line="200" w:lineRule="auto"/>
+            </w:pPr>
+            <w:r>
+              <w:t xml:space="preserve">    }</w:t>
+            </w:r>
+          </w:p>
+          <w:p>
+            <w:pPr>
+              <w:pStyle w:val="SourceCode"/>
+              <w:spacing w:before="0" w:after="0" w:line="200" w:lineRule="auto"/>
+            </w:pPr>
+            <w:r>
+              <w:t xml:space="preserve">    for (char c : ALPHABET) {</w:t>
+            </w:r>
+          </w:p>
+          <w:p>
+            <w:pPr>
+              <w:pStyle w:val="SourceCode"/>
+              <w:spacing w:before="0" w:after="0" w:line="200" w:lineRule="auto"/>
+            </w:pPr>
+            <w:r>
+              <w:t xml:space="preserve">        if (!used[c - 'A']) word += c;   // слово + решта абетки: 26 літер</w:t>
+            </w:r>
+          </w:p>
+          <w:p>
+            <w:pPr>
+              <w:pStyle w:val="SourceCode"/>
+              <w:spacing w:before="0" w:after="0" w:line="200" w:lineRule="auto"/>
+            </w:pPr>
+            <w:r>
+              <w:t xml:space="preserve">    }</w:t>
+            </w:r>
+          </w:p>
+          <w:p>
+            <w:pPr>
+              <w:pStyle w:val="SourceCode"/>
+              <w:spacing w:before="0" w:after="0" w:line="200" w:lineRule="auto"/>
+            </w:pPr>
+          </w:p>
+          <w:p>
+            <w:pPr>
+              <w:pStyle w:val="SourceCode"/>
+              <w:spacing w:before="0" w:after="0" w:line="200" w:lineRule="auto"/>
+            </w:pPr>
+            <w:r>
+              <w:t xml:space="preserve">    // Прокручуємо на k позицій: літера word[i] стає під відкриту (i + k) % N</w:t>
+            </w:r>
+          </w:p>
+          <w:p>
+            <w:pPr>
+              <w:pStyle w:val="SourceCode"/>
+              <w:spacing w:before="0" w:after="0" w:line="200" w:lineRule="auto"/>
+            </w:pPr>
+            <w:r>
+              <w:t xml:space="preserve">    std::string cipherAlphabet(N, ' ');</w:t>
+            </w:r>
+          </w:p>
+          <w:p>
+            <w:pPr>
+              <w:pStyle w:val="SourceCode"/>
+              <w:spacing w:before="0" w:after="0" w:line="200" w:lineRule="auto"/>
+            </w:pPr>
+            <w:r>
+              <w:t xml:space="preserve">    for (int i = 0; i &lt; N; i++) {</w:t>
+            </w:r>
+          </w:p>
+          <w:p>
+            <w:pPr>
+              <w:pStyle w:val="SourceCode"/>
+              <w:spacing w:before="0" w:after="0" w:line="200" w:lineRule="auto"/>
+            </w:pPr>
+            <w:r>
+              <w:t xml:space="preserve">        cipherAlphabet[(i + k) % N] = word[i];</w:t>
+            </w:r>
+          </w:p>
+          <w:p>
+            <w:pPr>
+              <w:pStyle w:val="SourceCode"/>
+              <w:spacing w:before="0" w:after="0" w:line="200" w:lineRule="auto"/>
+            </w:pPr>
+            <w:r>
+              <w:t xml:space="preserve">    }</w:t>
+            </w:r>
+          </w:p>
+          <w:p>
+            <w:pPr>
+              <w:pStyle w:val="SourceCode"/>
+              <w:spacing w:before="0" w:after="0" w:line="200" w:lineRule="auto"/>
+            </w:pPr>
+            <w:r>
+              <w:t xml:space="preserve">    return cipherAlphabet;</w:t>
+            </w:r>
+          </w:p>
+          <w:p>
+            <w:pPr>
+              <w:pStyle w:val="SourceCode"/>
+              <w:spacing w:before="0" w:after="0" w:line="200" w:lineRule="auto"/>
+            </w:pPr>
+            <w:r>
+              <w:t xml:space="preserve">}</w:t>
+            </w:r>
+          </w:p>
+          <w:p>
+            <w:pPr>
+              <w:pStyle w:val="SourceCode"/>
+              <w:spacing w:before="0" w:after="0" w:line="200" w:lineRule="auto"/>
+            </w:pPr>
+          </w:p>
+          <w:p>
+            <w:pPr>
+              <w:pStyle w:val="SourceCode"/>
+              <w:spacing w:before="0" w:after="0" w:line="200" w:lineRule="auto"/>
+            </w:pPr>
+            <w:r>
+              <w:t xml:space="preserve">// Зашифрування: літера відкритого тексту замінюється літерою з тієї самої позиції</w:t>
+            </w:r>
+          </w:p>
+          <w:p>
+            <w:pPr>
+              <w:pStyle w:val="SourceCode"/>
+              <w:spacing w:before="0" w:after="0" w:line="200" w:lineRule="auto"/>
+            </w:pPr>
+            <w:r>
+              <w:t xml:space="preserve">std::string keywordEncrypt(const std::string&amp; text, const std::string&amp; alphabet) {</w:t>
+            </w:r>
+          </w:p>
+          <w:p>
+            <w:pPr>
+              <w:pStyle w:val="SourceCode"/>
+              <w:spacing w:before="0" w:after="0" w:line="200" w:lineRule="auto"/>
+            </w:pPr>
+            <w:r>
+              <w:t xml:space="preserve">    std::string result;</w:t>
+            </w:r>
+          </w:p>
+          <w:p>
+            <w:pPr>
+              <w:pStyle w:val="SourceCode"/>
+              <w:spacing w:before="0" w:after="0" w:line="200" w:lineRule="auto"/>
+            </w:pPr>
+            <w:r>
+              <w:t xml:space="preserve">    for (char c : text) {</w:t>
+            </w:r>
+          </w:p>
+          <w:p>
+            <w:pPr>
+              <w:pStyle w:val="SourceCode"/>
+              <w:spacing w:before="0" w:after="0" w:line="200" w:lineRule="auto"/>
+            </w:pPr>
+            <w:r>
+              <w:t xml:space="preserve">        char up = static_cast&lt;char&gt;(std::toupper(static_cast&lt;unsigned char&gt;(c)));</w:t>
+            </w:r>
+          </w:p>
+          <w:p>
+            <w:pPr>
+              <w:pStyle w:val="SourceCode"/>
+              <w:spacing w:before="0" w:after="0" w:line="200" w:lineRule="auto"/>
+            </w:pPr>
+            <w:r>
+              <w:t xml:space="preserve">        result += (up &gt;= 'A' &amp;&amp; up &lt;= 'Z') ? alphabet[up - 'A'] : c;</w:t>
+            </w:r>
+          </w:p>
+          <w:p>
+            <w:pPr>
+              <w:pStyle w:val="SourceCode"/>
+              <w:spacing w:before="0" w:after="0" w:line="200" w:lineRule="auto"/>
+            </w:pPr>
+            <w:r>
+              <w:t xml:space="preserve">    }</w:t>
+            </w:r>
+          </w:p>
+          <w:p>
+            <w:pPr>
+              <w:pStyle w:val="SourceCode"/>
+              <w:spacing w:before="0" w:after="0" w:line="200" w:lineRule="auto"/>
+            </w:pPr>
+            <w:r>
+              <w:t xml:space="preserve">    return result;</w:t>
+            </w:r>
+          </w:p>
+          <w:p>
+            <w:pPr>
+              <w:pStyle w:val="SourceCode"/>
+              <w:spacing w:before="0" w:after="0" w:line="200" w:lineRule="auto"/>
+            </w:pPr>
+            <w:r>
+              <w:t xml:space="preserve">}</w:t>
+            </w:r>
+          </w:p>
+          <w:p>
+            <w:pPr>
+              <w:pStyle w:val="SourceCode"/>
+              <w:spacing w:before="0" w:after="0" w:line="200" w:lineRule="auto"/>
+            </w:pPr>
+          </w:p>
+          <w:p>
+            <w:pPr>
+              <w:pStyle w:val="SourceCode"/>
+              <w:spacing w:before="0" w:after="0" w:line="200" w:lineRule="auto"/>
+            </w:pPr>
+            <w:r>
+              <w:t xml:space="preserve">// Розшифрування: зворотний пошук позиції літери в шифрувальному алфавіті</w:t>
+            </w:r>
+          </w:p>
+          <w:p>
+            <w:pPr>
+              <w:pStyle w:val="SourceCode"/>
+              <w:spacing w:before="0" w:after="0" w:line="200" w:lineRule="auto"/>
+            </w:pPr>
+            <w:r>
+              <w:t xml:space="preserve">std::string keywordDecrypt(const std::string&amp; text, const std::string&amp; alphabet) {</w:t>
+            </w:r>
+          </w:p>
+          <w:p>
+            <w:pPr>
+              <w:pStyle w:val="SourceCode"/>
+              <w:spacing w:before="0" w:after="0" w:line="200" w:lineRule="auto"/>
+            </w:pPr>
+            <w:r>
+              <w:t xml:space="preserve">    std::string result;</w:t>
+            </w:r>
+          </w:p>
+          <w:p>
+            <w:pPr>
+              <w:pStyle w:val="SourceCode"/>
+              <w:spacing w:before="0" w:after="0" w:line="200" w:lineRule="auto"/>
+            </w:pPr>
+            <w:r>
+              <w:t xml:space="preserve">    for (char c : text) {</w:t>
+            </w:r>
+          </w:p>
+          <w:p>
+            <w:pPr>
+              <w:pStyle w:val="SourceCode"/>
+              <w:spacing w:before="0" w:after="0" w:line="200" w:lineRule="auto"/>
+            </w:pPr>
+            <w:r>
+              <w:t xml:space="preserve">        char up = static_cast&lt;char&gt;(std::toupper(static_cast&lt;unsigned char&gt;(c)));</w:t>
+            </w:r>
+          </w:p>
+          <w:p>
+            <w:pPr>
+              <w:pStyle w:val="SourceCode"/>
+              <w:spacing w:before="0" w:after="0" w:line="200" w:lineRule="auto"/>
+            </w:pPr>
+            <w:r>
+              <w:t xml:space="preserve">        size_t pos = alphabet.find(up);</w:t>
+            </w:r>
+          </w:p>
+          <w:p>
+            <w:pPr>
+              <w:pStyle w:val="SourceCode"/>
+              <w:spacing w:before="0" w:after="0" w:line="200" w:lineRule="auto"/>
+            </w:pPr>
+            <w:r>
+              <w:t xml:space="preserve">        result += (pos != std::string::npos) ? ALPHABET[pos] : c;</w:t>
+            </w:r>
+          </w:p>
+          <w:p>
+            <w:pPr>
+              <w:pStyle w:val="SourceCode"/>
+              <w:spacing w:before="0" w:after="0" w:line="200" w:lineRule="auto"/>
+            </w:pPr>
+            <w:r>
+              <w:t xml:space="preserve">    }</w:t>
+            </w:r>
+          </w:p>
+          <w:p>
+            <w:pPr>
+              <w:pStyle w:val="SourceCode"/>
+              <w:spacing w:before="0" w:after="0" w:line="200" w:lineRule="auto"/>
+            </w:pPr>
+            <w:r>
+              <w:t xml:space="preserve">    return result;</w:t>
+            </w:r>
+          </w:p>
+          <w:p>
+            <w:pPr>
+              <w:pStyle w:val="SourceCode"/>
+              <w:spacing w:before="0" w:after="0" w:line="200" w:lineRule="auto"/>
+            </w:pPr>
+            <w:r>
+              <w:t xml:space="preserve">}</w:t>
+            </w:r>
+          </w:p>
+          <w:p>
+            <w:pPr>
+              <w:pStyle w:val="SourceCode"/>
+              <w:spacing w:before="0" w:after="0" w:line="200" w:lineRule="auto"/>
+            </w:pPr>
+          </w:p>
+          <w:p>
+            <w:pPr>
+              <w:pStyle w:val="SourceCode"/>
+              <w:spacing w:before="0" w:after="0" w:line="200" w:lineRule="auto"/>
+            </w:pPr>
+            <w:r>
+              <w:t xml:space="preserve">int main() {</w:t>
+            </w:r>
+          </w:p>
+          <w:p>
+            <w:pPr>
+              <w:pStyle w:val="SourceCode"/>
+              <w:spacing w:before="0" w:after="0" w:line="200" w:lineRule="auto"/>
+            </w:pPr>
+            <w:r>
+              <w:t xml:space="preserve">    std::string keyword = "CIPHER";</w:t>
+            </w:r>
+          </w:p>
+          <w:p>
+            <w:pPr>
+              <w:pStyle w:val="SourceCode"/>
+              <w:spacing w:before="0" w:after="0" w:line="200" w:lineRule="auto"/>
+            </w:pPr>
+            <w:r>
+              <w:t xml:space="preserve">    std::string plaintext = "HELLO WORLD";</w:t>
+            </w:r>
+          </w:p>
+          <w:p>
+            <w:pPr>
+              <w:pStyle w:val="SourceCode"/>
+              <w:spacing w:before="0" w:after="0" w:line="200" w:lineRule="auto"/>
+            </w:pPr>
+          </w:p>
+          <w:p>
+            <w:pPr>
+              <w:pStyle w:val="SourceCode"/>
+              <w:spacing w:before="0" w:after="0" w:line="200" w:lineRule="auto"/>
+            </w:pPr>
+            <w:r>
+              <w:t xml:space="preserve">    for (int k : { 0, 4 }) {</w:t>
+            </w:r>
+          </w:p>
+          <w:p>
+            <w:pPr>
+              <w:pStyle w:val="SourceCode"/>
+              <w:spacing w:before="0" w:after="0" w:line="200" w:lineRule="auto"/>
+            </w:pPr>
+            <w:r>
+              <w:t xml:space="preserve">        std::string alphabet = createKeywordAlphabet(keyword, k);</w:t>
+            </w:r>
+          </w:p>
+          <w:p>
+            <w:pPr>
+              <w:pStyle w:val="SourceCode"/>
+              <w:spacing w:before="0" w:after="0" w:line="200" w:lineRule="auto"/>
+            </w:pPr>
+            <w:r>
+              <w:t xml:space="preserve">        std::string ciphertext = keywordEncrypt(plaintext, alphabet);</w:t>
+            </w:r>
+          </w:p>
+          <w:p>
+            <w:pPr>
+              <w:pStyle w:val="SourceCode"/>
+              <w:spacing w:before="0" w:after="0" w:line="200" w:lineRule="auto"/>
+            </w:pPr>
+          </w:p>
+          <w:p>
+            <w:pPr>
+              <w:pStyle w:val="SourceCode"/>
+              <w:spacing w:before="0" w:after="0" w:line="200" w:lineRule="auto"/>
+            </w:pPr>
+            <w:r>
+              <w:t xml:space="preserve">        std::cout &lt;&lt; "Ключ: " &lt;&lt; keyword &lt;&lt; ", k = " &lt;&lt; k &lt;&lt; "\n";</w:t>
+            </w:r>
+          </w:p>
+          <w:p>
+            <w:pPr>
+              <w:pStyle w:val="SourceCode"/>
+              <w:spacing w:before="0" w:after="0" w:line="200" w:lineRule="auto"/>
+            </w:pPr>
+            <w:r>
+              <w:t xml:space="preserve">        std::cout &lt;&lt; "  Відкрита абетка:  " &lt;&lt; ALPHABET &lt;&lt; "\n";</w:t>
+            </w:r>
+          </w:p>
+          <w:p>
+            <w:pPr>
+              <w:pStyle w:val="SourceCode"/>
+              <w:spacing w:before="0" w:after="0" w:line="200" w:lineRule="auto"/>
+            </w:pPr>
+            <w:r>
+              <w:t xml:space="preserve">        std::cout &lt;&lt; "  Шифрувальна:      " &lt;&lt; alphabet &lt;&lt; "\n";</w:t>
+            </w:r>
+          </w:p>
+          <w:p>
+            <w:pPr>
+              <w:pStyle w:val="SourceCode"/>
+              <w:spacing w:before="0" w:after="0" w:line="200" w:lineRule="auto"/>
+            </w:pPr>
+            <w:r>
+              <w:t xml:space="preserve">        std::cout &lt;&lt; "  Шифротекст:       " &lt;&lt; ciphertext &lt;&lt; "\n";</w:t>
+            </w:r>
+          </w:p>
+          <w:p>
+            <w:pPr>
+              <w:pStyle w:val="SourceCode"/>
+              <w:spacing w:before="0" w:after="0" w:line="200" w:lineRule="auto"/>
+            </w:pPr>
+            <w:r>
+              <w:t xml:space="preserve">        std::cout &lt;&lt; "  Розшифровано:     "</w:t>
+            </w:r>
+          </w:p>
+          <w:p>
+            <w:pPr>
+              <w:pStyle w:val="SourceCode"/>
+              <w:spacing w:before="0" w:after="0" w:line="200" w:lineRule="auto"/>
+            </w:pPr>
+            <w:r>
+              <w:t xml:space="preserve">                  &lt;&lt; keywordDecrypt(ciphertext, alphabet) &lt;&lt; "\n";</w:t>
+            </w:r>
+          </w:p>
+          <w:p>
+            <w:pPr>
+              <w:pStyle w:val="SourceCode"/>
+              <w:spacing w:before="0" w:after="0" w:line="200" w:lineRule="auto"/>
+            </w:pPr>
+            <w:r>
+              <w:t xml:space="preserve">    }</w:t>
+            </w:r>
+          </w:p>
+          <w:p>
+            <w:pPr>
+              <w:pStyle w:val="SourceCode"/>
+              <w:spacing w:before="0" w:after="0" w:line="200" w:lineRule="auto"/>
+            </w:pPr>
+            <w:r>
+              <w:t xml:space="preserve">    return 0;</w:t>
+            </w:r>
+          </w:p>
+          <w:p>
+            <w:pPr>
+              <w:pStyle w:val="SourceCode"/>
+              <w:spacing w:before="0" w:after="0" w:line="200" w:lineRule="auto"/>
+            </w:pPr>
+            <w:r>
+              <w:t xml:space="preserve">}</w:t>
             </w:r>
           </w:p>
         </w:tc>
@@ -740,24 +2014,12 @@
         </w:rPr>
       </w:pPr>
     </w:p>
-    <w:bookmarkEnd w:id="11"/>
-    <w:bookmarkEnd w:id="12"/>
-    <w:bookmarkStart w:id="15" w:name="приклад-виконання"/>
-    <w:p>
-      <w:pPr>
-        <w:pStyle w:val="Heading2"/>
-      </w:pPr>
-      <w:r>
-        <w:t xml:space="preserve">Приклад виконання</w:t>
-      </w:r>
-    </w:p>
-    <w:bookmarkStart w:id="13" w:name="крок-1.-шифр-з-ключовим-словом"/>
-    <w:p>
-      <w:pPr>
-        <w:pStyle w:val="Heading3"/>
-      </w:pPr>
-      <w:r>
-        <w:t xml:space="preserve">Крок 1. Шифр з ключовим словом</w:t>
+    <w:p>
+      <w:pPr>
+        <w:pStyle w:val="FirstParagraph"/>
+      </w:pPr>
+      <w:r>
+        <w:t xml:space="preserve">Результат роботи програми:</w:t>
       </w:r>
     </w:p>
     <w:p>
@@ -805,646 +2067,88 @@
               <w:spacing w:before="0" w:after="0" w:line="200" w:lineRule="auto"/>
             </w:pPr>
             <w:r>
-              <w:t xml:space="preserve">#include &lt;iostream&gt;</w:t>
-            </w:r>
-          </w:p>
-          <w:p>
-            <w:pPr>
-              <w:pStyle w:val="SourceCode"/>
-              <w:spacing w:before="0" w:after="0" w:line="200" w:lineRule="auto"/>
-            </w:pPr>
-            <w:r>
-              <w:t xml:space="preserve">#include &lt;string&gt;</w:t>
-            </w:r>
-          </w:p>
-          <w:p>
-            <w:pPr>
-              <w:pStyle w:val="SourceCode"/>
-              <w:spacing w:before="0" w:after="0" w:line="200" w:lineRule="auto"/>
-            </w:pPr>
-            <w:r>
-              <w:t xml:space="preserve">#include &lt;cctype&gt;</w:t>
-            </w:r>
-          </w:p>
-          <w:p>
-            <w:pPr>
-              <w:pStyle w:val="SourceCode"/>
-              <w:spacing w:before="0" w:after="0" w:line="200" w:lineRule="auto"/>
-            </w:pPr>
-          </w:p>
-          <w:p>
-            <w:pPr>
-              <w:pStyle w:val="SourceCode"/>
-              <w:spacing w:before="0" w:after="0" w:line="200" w:lineRule="auto"/>
-            </w:pPr>
-            <w:r>
-              <w:t xml:space="preserve">const std::string ALPHABET = "ABCDEFGHIJKLMNOPQRSTUVWXYZ";</w:t>
-            </w:r>
-          </w:p>
-          <w:p>
-            <w:pPr>
-              <w:pStyle w:val="SourceCode"/>
-              <w:spacing w:before="0" w:after="0" w:line="200" w:lineRule="auto"/>
-            </w:pPr>
-          </w:p>
-          <w:p>
-            <w:pPr>
-              <w:pStyle w:val="SourceCode"/>
-              <w:spacing w:before="0" w:after="0" w:line="200" w:lineRule="auto"/>
-            </w:pPr>
-            <w:r>
-              <w:t xml:space="preserve">// Формує шифрувальний алфавіт: спершу літери ключа без повторів, далі решта</w:t>
-            </w:r>
-          </w:p>
-          <w:p>
-            <w:pPr>
-              <w:pStyle w:val="SourceCode"/>
-              <w:spacing w:before="0" w:after="0" w:line="200" w:lineRule="auto"/>
-            </w:pPr>
-            <w:r>
-              <w:t xml:space="preserve">std::string createKeywordAlphabet(const std::string&amp; keyword) {</w:t>
-            </w:r>
-          </w:p>
-          <w:p>
-            <w:pPr>
-              <w:pStyle w:val="SourceCode"/>
-              <w:spacing w:before="0" w:after="0" w:line="200" w:lineRule="auto"/>
-            </w:pPr>
-            <w:r>
-              <w:t xml:space="preserve">    bool used[26] = { false };</w:t>
-            </w:r>
-          </w:p>
-          <w:p>
-            <w:pPr>
-              <w:pStyle w:val="SourceCode"/>
-              <w:spacing w:before="0" w:after="0" w:line="200" w:lineRule="auto"/>
-            </w:pPr>
-            <w:r>
-              <w:t xml:space="preserve">    std::string cipherAlphabet;</w:t>
-            </w:r>
-          </w:p>
-          <w:p>
-            <w:pPr>
-              <w:pStyle w:val="SourceCode"/>
-              <w:spacing w:before="0" w:after="0" w:line="200" w:lineRule="auto"/>
-            </w:pPr>
-          </w:p>
-          <w:p>
-            <w:pPr>
-              <w:pStyle w:val="SourceCode"/>
-              <w:spacing w:before="0" w:after="0" w:line="200" w:lineRule="auto"/>
-            </w:pPr>
-            <w:r>
-              <w:t xml:space="preserve">    for (char c : keyword) {</w:t>
-            </w:r>
-          </w:p>
-          <w:p>
-            <w:pPr>
-              <w:pStyle w:val="SourceCode"/>
-              <w:spacing w:before="0" w:after="0" w:line="200" w:lineRule="auto"/>
-            </w:pPr>
-            <w:r>
-              <w:t xml:space="preserve">        char up = static_cast&lt;char&gt;(std::toupper(static_cast&lt;unsigned char&gt;(c)));</w:t>
-            </w:r>
-          </w:p>
-          <w:p>
-            <w:pPr>
-              <w:pStyle w:val="SourceCode"/>
-              <w:spacing w:before="0" w:after="0" w:line="200" w:lineRule="auto"/>
-            </w:pPr>
-            <w:r>
-              <w:t xml:space="preserve">        if (up &gt;= 'A' &amp;&amp; up &lt;= 'Z' &amp;&amp; !used[up - 'A']) {</w:t>
-            </w:r>
-          </w:p>
-          <w:p>
-            <w:pPr>
-              <w:pStyle w:val="SourceCode"/>
-              <w:spacing w:before="0" w:after="0" w:line="200" w:lineRule="auto"/>
-            </w:pPr>
-            <w:r>
-              <w:t xml:space="preserve">            used[up - 'A'] = true;</w:t>
-            </w:r>
-          </w:p>
-          <w:p>
-            <w:pPr>
-              <w:pStyle w:val="SourceCode"/>
-              <w:spacing w:before="0" w:after="0" w:line="200" w:lineRule="auto"/>
-            </w:pPr>
-            <w:r>
-              <w:t xml:space="preserve">            cipherAlphabet += up;</w:t>
-            </w:r>
-          </w:p>
-          <w:p>
-            <w:pPr>
-              <w:pStyle w:val="SourceCode"/>
-              <w:spacing w:before="0" w:after="0" w:line="200" w:lineRule="auto"/>
-            </w:pPr>
-            <w:r>
-              <w:t xml:space="preserve">        }</w:t>
-            </w:r>
-          </w:p>
-          <w:p>
-            <w:pPr>
-              <w:pStyle w:val="SourceCode"/>
-              <w:spacing w:before="0" w:after="0" w:line="200" w:lineRule="auto"/>
-            </w:pPr>
-            <w:r>
-              <w:t xml:space="preserve">    }</w:t>
-            </w:r>
-          </w:p>
-          <w:p>
-            <w:pPr>
-              <w:pStyle w:val="SourceCode"/>
-              <w:spacing w:before="0" w:after="0" w:line="200" w:lineRule="auto"/>
-            </w:pPr>
-          </w:p>
-          <w:p>
-            <w:pPr>
-              <w:pStyle w:val="SourceCode"/>
-              <w:spacing w:before="0" w:after="0" w:line="200" w:lineRule="auto"/>
-            </w:pPr>
-            <w:r>
-              <w:t xml:space="preserve">    for (char c : ALPHABET) {</w:t>
-            </w:r>
-          </w:p>
-          <w:p>
-            <w:pPr>
-              <w:pStyle w:val="SourceCode"/>
-              <w:spacing w:before="0" w:after="0" w:line="200" w:lineRule="auto"/>
-            </w:pPr>
-            <w:r>
-              <w:t xml:space="preserve">        if (!used[c - 'A']) {</w:t>
-            </w:r>
-          </w:p>
-          <w:p>
-            <w:pPr>
-              <w:pStyle w:val="SourceCode"/>
-              <w:spacing w:before="0" w:after="0" w:line="200" w:lineRule="auto"/>
-            </w:pPr>
-            <w:r>
-              <w:t xml:space="preserve">            cipherAlphabet += c;</w:t>
-            </w:r>
-          </w:p>
-          <w:p>
-            <w:pPr>
-              <w:pStyle w:val="SourceCode"/>
-              <w:spacing w:before="0" w:after="0" w:line="200" w:lineRule="auto"/>
-            </w:pPr>
-            <w:r>
-              <w:t xml:space="preserve">        }</w:t>
-            </w:r>
-          </w:p>
-          <w:p>
-            <w:pPr>
-              <w:pStyle w:val="SourceCode"/>
-              <w:spacing w:before="0" w:after="0" w:line="200" w:lineRule="auto"/>
-            </w:pPr>
-            <w:r>
-              <w:t xml:space="preserve">    }</w:t>
-            </w:r>
-          </w:p>
-          <w:p>
-            <w:pPr>
-              <w:pStyle w:val="SourceCode"/>
-              <w:spacing w:before="0" w:after="0" w:line="200" w:lineRule="auto"/>
-            </w:pPr>
-          </w:p>
-          <w:p>
-            <w:pPr>
-              <w:pStyle w:val="SourceCode"/>
-              <w:spacing w:before="0" w:after="0" w:line="200" w:lineRule="auto"/>
-            </w:pPr>
-            <w:r>
-              <w:t xml:space="preserve">    return cipherAlphabet;</w:t>
-            </w:r>
-          </w:p>
-          <w:p>
-            <w:pPr>
-              <w:pStyle w:val="SourceCode"/>
-              <w:spacing w:before="0" w:after="0" w:line="200" w:lineRule="auto"/>
-            </w:pPr>
-            <w:r>
-              <w:t xml:space="preserve">}</w:t>
-            </w:r>
-          </w:p>
-          <w:p>
-            <w:pPr>
-              <w:pStyle w:val="SourceCode"/>
-              <w:spacing w:before="0" w:after="0" w:line="200" w:lineRule="auto"/>
-            </w:pPr>
-          </w:p>
-          <w:p>
-            <w:pPr>
-              <w:pStyle w:val="SourceCode"/>
-              <w:spacing w:before="0" w:after="0" w:line="200" w:lineRule="auto"/>
-            </w:pPr>
-            <w:r>
-              <w:t xml:space="preserve">// Зашифрування: літера відкритого тексту замінюється літерою з тієї самої позиції</w:t>
-            </w:r>
-          </w:p>
-          <w:p>
-            <w:pPr>
-              <w:pStyle w:val="SourceCode"/>
-              <w:spacing w:before="0" w:after="0" w:line="200" w:lineRule="auto"/>
-            </w:pPr>
-            <w:r>
-              <w:t xml:space="preserve">std::string keywordEncrypt(const std::string&amp; text, const std::string&amp; keyword) {</w:t>
-            </w:r>
-          </w:p>
-          <w:p>
-            <w:pPr>
-              <w:pStyle w:val="SourceCode"/>
-              <w:spacing w:before="0" w:after="0" w:line="200" w:lineRule="auto"/>
-            </w:pPr>
-            <w:r>
-              <w:t xml:space="preserve">    std::string cipherAlphabet = createKeywordAlphabet(keyword);</w:t>
-            </w:r>
-          </w:p>
-          <w:p>
-            <w:pPr>
-              <w:pStyle w:val="SourceCode"/>
-              <w:spacing w:before="0" w:after="0" w:line="200" w:lineRule="auto"/>
-            </w:pPr>
-            <w:r>
-              <w:t xml:space="preserve">    std::string result;</w:t>
-            </w:r>
-          </w:p>
-          <w:p>
-            <w:pPr>
-              <w:pStyle w:val="SourceCode"/>
-              <w:spacing w:before="0" w:after="0" w:line="200" w:lineRule="auto"/>
-            </w:pPr>
-          </w:p>
-          <w:p>
-            <w:pPr>
-              <w:pStyle w:val="SourceCode"/>
-              <w:spacing w:before="0" w:after="0" w:line="200" w:lineRule="auto"/>
-            </w:pPr>
-            <w:r>
-              <w:t xml:space="preserve">    for (char c : text) {</w:t>
-            </w:r>
-          </w:p>
-          <w:p>
-            <w:pPr>
-              <w:pStyle w:val="SourceCode"/>
-              <w:spacing w:before="0" w:after="0" w:line="200" w:lineRule="auto"/>
-            </w:pPr>
-            <w:r>
-              <w:t xml:space="preserve">        char up = static_cast&lt;char&gt;(std::toupper(static_cast&lt;unsigned char&gt;(c)));</w:t>
-            </w:r>
-          </w:p>
-          <w:p>
-            <w:pPr>
-              <w:pStyle w:val="SourceCode"/>
-              <w:spacing w:before="0" w:after="0" w:line="200" w:lineRule="auto"/>
-            </w:pPr>
-            <w:r>
-              <w:t xml:space="preserve">        if (up &gt;= 'A' &amp;&amp; up &lt;= 'Z') {</w:t>
-            </w:r>
-          </w:p>
-          <w:p>
-            <w:pPr>
-              <w:pStyle w:val="SourceCode"/>
-              <w:spacing w:before="0" w:after="0" w:line="200" w:lineRule="auto"/>
-            </w:pPr>
-            <w:r>
-              <w:t xml:space="preserve">            result += cipherAlphabet[up - 'A'];</w:t>
-            </w:r>
-          </w:p>
-          <w:p>
-            <w:pPr>
-              <w:pStyle w:val="SourceCode"/>
-              <w:spacing w:before="0" w:after="0" w:line="200" w:lineRule="auto"/>
-            </w:pPr>
-            <w:r>
-              <w:t xml:space="preserve">        } else {</w:t>
-            </w:r>
-          </w:p>
-          <w:p>
-            <w:pPr>
-              <w:pStyle w:val="SourceCode"/>
-              <w:spacing w:before="0" w:after="0" w:line="200" w:lineRule="auto"/>
-            </w:pPr>
-            <w:r>
-              <w:t xml:space="preserve">            result += c;</w:t>
-            </w:r>
-          </w:p>
-          <w:p>
-            <w:pPr>
-              <w:pStyle w:val="SourceCode"/>
-              <w:spacing w:before="0" w:after="0" w:line="200" w:lineRule="auto"/>
-            </w:pPr>
-            <w:r>
-              <w:t xml:space="preserve">        }</w:t>
-            </w:r>
-          </w:p>
-          <w:p>
-            <w:pPr>
-              <w:pStyle w:val="SourceCode"/>
-              <w:spacing w:before="0" w:after="0" w:line="200" w:lineRule="auto"/>
-            </w:pPr>
-            <w:r>
-              <w:t xml:space="preserve">    }</w:t>
-            </w:r>
-          </w:p>
-          <w:p>
-            <w:pPr>
-              <w:pStyle w:val="SourceCode"/>
-              <w:spacing w:before="0" w:after="0" w:line="200" w:lineRule="auto"/>
-            </w:pPr>
-          </w:p>
-          <w:p>
-            <w:pPr>
-              <w:pStyle w:val="SourceCode"/>
-              <w:spacing w:before="0" w:after="0" w:line="200" w:lineRule="auto"/>
-            </w:pPr>
-            <w:r>
-              <w:t xml:space="preserve">    return result;</w:t>
-            </w:r>
-          </w:p>
-          <w:p>
-            <w:pPr>
-              <w:pStyle w:val="SourceCode"/>
-              <w:spacing w:before="0" w:after="0" w:line="200" w:lineRule="auto"/>
-            </w:pPr>
-            <w:r>
-              <w:t xml:space="preserve">}</w:t>
-            </w:r>
-          </w:p>
-          <w:p>
-            <w:pPr>
-              <w:pStyle w:val="SourceCode"/>
-              <w:spacing w:before="0" w:after="0" w:line="200" w:lineRule="auto"/>
-            </w:pPr>
-          </w:p>
-          <w:p>
-            <w:pPr>
-              <w:pStyle w:val="SourceCode"/>
-              <w:spacing w:before="0" w:after="0" w:line="200" w:lineRule="auto"/>
-            </w:pPr>
-            <w:r>
-              <w:t xml:space="preserve">// Розшифрування: зворотний пошук позиції літери в шифрувальному алфавіті</w:t>
-            </w:r>
-          </w:p>
-          <w:p>
-            <w:pPr>
-              <w:pStyle w:val="SourceCode"/>
-              <w:spacing w:before="0" w:after="0" w:line="200" w:lineRule="auto"/>
-            </w:pPr>
-            <w:r>
-              <w:t xml:space="preserve">std::string keywordDecrypt(const std::string&amp; text, const std::string&amp; keyword) {</w:t>
-            </w:r>
-          </w:p>
-          <w:p>
-            <w:pPr>
-              <w:pStyle w:val="SourceCode"/>
-              <w:spacing w:before="0" w:after="0" w:line="200" w:lineRule="auto"/>
-            </w:pPr>
-            <w:r>
-              <w:t xml:space="preserve">    std::string cipherAlphabet = createKeywordAlphabet(keyword);</w:t>
-            </w:r>
-          </w:p>
-          <w:p>
-            <w:pPr>
-              <w:pStyle w:val="SourceCode"/>
-              <w:spacing w:before="0" w:after="0" w:line="200" w:lineRule="auto"/>
-            </w:pPr>
-            <w:r>
-              <w:t xml:space="preserve">    std::string result;</w:t>
-            </w:r>
-          </w:p>
-          <w:p>
-            <w:pPr>
-              <w:pStyle w:val="SourceCode"/>
-              <w:spacing w:before="0" w:after="0" w:line="200" w:lineRule="auto"/>
-            </w:pPr>
-          </w:p>
-          <w:p>
-            <w:pPr>
-              <w:pStyle w:val="SourceCode"/>
-              <w:spacing w:before="0" w:after="0" w:line="200" w:lineRule="auto"/>
-            </w:pPr>
-            <w:r>
-              <w:t xml:space="preserve">    for (char c : text) {</w:t>
-            </w:r>
-          </w:p>
-          <w:p>
-            <w:pPr>
-              <w:pStyle w:val="SourceCode"/>
-              <w:spacing w:before="0" w:after="0" w:line="200" w:lineRule="auto"/>
-            </w:pPr>
-            <w:r>
-              <w:t xml:space="preserve">        char up = static_cast&lt;char&gt;(std::toupper(static_cast&lt;unsigned char&gt;(c)));</w:t>
-            </w:r>
-          </w:p>
-          <w:p>
-            <w:pPr>
-              <w:pStyle w:val="SourceCode"/>
-              <w:spacing w:before="0" w:after="0" w:line="200" w:lineRule="auto"/>
-            </w:pPr>
-            <w:r>
-              <w:t xml:space="preserve">        size_t pos = cipherAlphabet.find(up);</w:t>
-            </w:r>
-          </w:p>
-          <w:p>
-            <w:pPr>
-              <w:pStyle w:val="SourceCode"/>
-              <w:spacing w:before="0" w:after="0" w:line="200" w:lineRule="auto"/>
-            </w:pPr>
-            <w:r>
-              <w:t xml:space="preserve">        if (pos != std::string::npos) {</w:t>
-            </w:r>
-          </w:p>
-          <w:p>
-            <w:pPr>
-              <w:pStyle w:val="SourceCode"/>
-              <w:spacing w:before="0" w:after="0" w:line="200" w:lineRule="auto"/>
-            </w:pPr>
-            <w:r>
-              <w:t xml:space="preserve">            result += ALPHABET[pos];</w:t>
-            </w:r>
-          </w:p>
-          <w:p>
-            <w:pPr>
-              <w:pStyle w:val="SourceCode"/>
-              <w:spacing w:before="0" w:after="0" w:line="200" w:lineRule="auto"/>
-            </w:pPr>
-            <w:r>
-              <w:t xml:space="preserve">        } else {</w:t>
-            </w:r>
-          </w:p>
-          <w:p>
-            <w:pPr>
-              <w:pStyle w:val="SourceCode"/>
-              <w:spacing w:before="0" w:after="0" w:line="200" w:lineRule="auto"/>
-            </w:pPr>
-            <w:r>
-              <w:t xml:space="preserve">            result += c;</w:t>
-            </w:r>
-          </w:p>
-          <w:p>
-            <w:pPr>
-              <w:pStyle w:val="SourceCode"/>
-              <w:spacing w:before="0" w:after="0" w:line="200" w:lineRule="auto"/>
-            </w:pPr>
-            <w:r>
-              <w:t xml:space="preserve">        }</w:t>
-            </w:r>
-          </w:p>
-          <w:p>
-            <w:pPr>
-              <w:pStyle w:val="SourceCode"/>
-              <w:spacing w:before="0" w:after="0" w:line="200" w:lineRule="auto"/>
-            </w:pPr>
-            <w:r>
-              <w:t xml:space="preserve">    }</w:t>
-            </w:r>
-          </w:p>
-          <w:p>
-            <w:pPr>
-              <w:pStyle w:val="SourceCode"/>
-              <w:spacing w:before="0" w:after="0" w:line="200" w:lineRule="auto"/>
-            </w:pPr>
-          </w:p>
-          <w:p>
-            <w:pPr>
-              <w:pStyle w:val="SourceCode"/>
-              <w:spacing w:before="0" w:after="0" w:line="200" w:lineRule="auto"/>
-            </w:pPr>
-            <w:r>
-              <w:t xml:space="preserve">    return result;</w:t>
-            </w:r>
-          </w:p>
-          <w:p>
-            <w:pPr>
-              <w:pStyle w:val="SourceCode"/>
-              <w:spacing w:before="0" w:after="0" w:line="200" w:lineRule="auto"/>
-            </w:pPr>
-            <w:r>
-              <w:t xml:space="preserve">}</w:t>
-            </w:r>
-          </w:p>
-          <w:p>
-            <w:pPr>
-              <w:pStyle w:val="SourceCode"/>
-              <w:spacing w:before="0" w:after="0" w:line="200" w:lineRule="auto"/>
-            </w:pPr>
-          </w:p>
-          <w:p>
-            <w:pPr>
-              <w:pStyle w:val="SourceCode"/>
-              <w:spacing w:before="0" w:after="0" w:line="200" w:lineRule="auto"/>
-            </w:pPr>
-            <w:r>
-              <w:t xml:space="preserve">int main() {</w:t>
-            </w:r>
-          </w:p>
-          <w:p>
-            <w:pPr>
-              <w:pStyle w:val="SourceCode"/>
-              <w:spacing w:before="0" w:after="0" w:line="200" w:lineRule="auto"/>
-            </w:pPr>
-            <w:r>
-              <w:t xml:space="preserve">    std::string keyword = "CIPHER";</w:t>
-            </w:r>
-          </w:p>
-          <w:p>
-            <w:pPr>
-              <w:pStyle w:val="SourceCode"/>
-              <w:spacing w:before="0" w:after="0" w:line="200" w:lineRule="auto"/>
-            </w:pPr>
-            <w:r>
-              <w:t xml:space="preserve">    std::string plaintext = "HELLO WORLD";</w:t>
-            </w:r>
-          </w:p>
-          <w:p>
-            <w:pPr>
-              <w:pStyle w:val="SourceCode"/>
-              <w:spacing w:before="0" w:after="0" w:line="200" w:lineRule="auto"/>
-            </w:pPr>
-          </w:p>
-          <w:p>
-            <w:pPr>
-              <w:pStyle w:val="SourceCode"/>
-              <w:spacing w:before="0" w:after="0" w:line="200" w:lineRule="auto"/>
-            </w:pPr>
-            <w:r>
-              <w:t xml:space="preserve">    std::cout &lt;&lt; "Ключове слово:    " &lt;&lt; keyword &lt;&lt; "\n";</w:t>
-            </w:r>
-          </w:p>
-          <w:p>
-            <w:pPr>
-              <w:pStyle w:val="SourceCode"/>
-              <w:spacing w:before="0" w:after="0" w:line="200" w:lineRule="auto"/>
-            </w:pPr>
-            <w:r>
-              <w:t xml:space="preserve">    std::cout &lt;&lt; "Алфавіт:          " &lt;&lt; createKeywordAlphabet(keyword) &lt;&lt; "\n";</w:t>
-            </w:r>
-          </w:p>
-          <w:p>
-            <w:pPr>
-              <w:pStyle w:val="SourceCode"/>
-              <w:spacing w:before="0" w:after="0" w:line="200" w:lineRule="auto"/>
-            </w:pPr>
-            <w:r>
-              <w:t xml:space="preserve">    std::cout &lt;&lt; "Відкритий текст:  " &lt;&lt; plaintext &lt;&lt; "\n";</w:t>
-            </w:r>
-          </w:p>
-          <w:p>
-            <w:pPr>
-              <w:pStyle w:val="SourceCode"/>
-              <w:spacing w:before="0" w:after="0" w:line="200" w:lineRule="auto"/>
-            </w:pPr>
-          </w:p>
-          <w:p>
-            <w:pPr>
-              <w:pStyle w:val="SourceCode"/>
-              <w:spacing w:before="0" w:after="0" w:line="200" w:lineRule="auto"/>
-            </w:pPr>
-            <w:r>
-              <w:t xml:space="preserve">    std::string ciphertext = keywordEncrypt(plaintext, keyword);</w:t>
-            </w:r>
-          </w:p>
-          <w:p>
-            <w:pPr>
-              <w:pStyle w:val="SourceCode"/>
-              <w:spacing w:before="0" w:after="0" w:line="200" w:lineRule="auto"/>
-            </w:pPr>
-            <w:r>
-              <w:t xml:space="preserve">    std::cout &lt;&lt; "Шифротекст:       " &lt;&lt; ciphertext &lt;&lt; "\n";</w:t>
-            </w:r>
-          </w:p>
-          <w:p>
-            <w:pPr>
-              <w:pStyle w:val="SourceCode"/>
-              <w:spacing w:before="0" w:after="0" w:line="200" w:lineRule="auto"/>
-            </w:pPr>
-            <w:r>
-              <w:t xml:space="preserve">    std::cout &lt;&lt; "Розшифровано:     " &lt;&lt; keywordDecrypt(ciphertext, keyword) &lt;&lt; "\n";</w:t>
-            </w:r>
-          </w:p>
-          <w:p>
-            <w:pPr>
-              <w:pStyle w:val="SourceCode"/>
-              <w:spacing w:before="0" w:after="0" w:line="200" w:lineRule="auto"/>
-            </w:pPr>
-          </w:p>
-          <w:p>
-            <w:pPr>
-              <w:pStyle w:val="SourceCode"/>
-              <w:spacing w:before="0" w:after="0" w:line="200" w:lineRule="auto"/>
-            </w:pPr>
-            <w:r>
-              <w:t xml:space="preserve">    return 0;</w:t>
-            </w:r>
-          </w:p>
-          <w:p>
-            <w:pPr>
-              <w:pStyle w:val="SourceCode"/>
-              <w:spacing w:before="0" w:after="0" w:line="200" w:lineRule="auto"/>
-            </w:pPr>
-            <w:r>
-              <w:t xml:space="preserve">}</w:t>
+              <w:t xml:space="preserve">Ключ: CIPHER, k = 0</w:t>
+            </w:r>
+          </w:p>
+          <w:p>
+            <w:pPr>
+              <w:pStyle w:val="SourceCode"/>
+              <w:spacing w:before="0" w:after="0" w:line="200" w:lineRule="auto"/>
+            </w:pPr>
+            <w:r>
+              <w:t xml:space="preserve">  Відкрита абетка:  ABCDEFGHIJKLMNOPQRSTUVWXYZ</w:t>
+            </w:r>
+          </w:p>
+          <w:p>
+            <w:pPr>
+              <w:pStyle w:val="SourceCode"/>
+              <w:spacing w:before="0" w:after="0" w:line="200" w:lineRule="auto"/>
+            </w:pPr>
+            <w:r>
+              <w:t xml:space="preserve">  Шифрувальна:      CIPHERABDFGJKLMNOQSTUVWXYZ</w:t>
+            </w:r>
+          </w:p>
+          <w:p>
+            <w:pPr>
+              <w:pStyle w:val="SourceCode"/>
+              <w:spacing w:before="0" w:after="0" w:line="200" w:lineRule="auto"/>
+            </w:pPr>
+            <w:r>
+              <w:t xml:space="preserve">  Шифротекст:       BEJJM WMQJH</w:t>
+            </w:r>
+          </w:p>
+          <w:p>
+            <w:pPr>
+              <w:pStyle w:val="SourceCode"/>
+              <w:spacing w:before="0" w:after="0" w:line="200" w:lineRule="auto"/>
+            </w:pPr>
+            <w:r>
+              <w:t xml:space="preserve">  Розшифровано:     HELLO WORLD</w:t>
+            </w:r>
+          </w:p>
+          <w:p>
+            <w:pPr>
+              <w:pStyle w:val="SourceCode"/>
+              <w:spacing w:before="0" w:after="0" w:line="200" w:lineRule="auto"/>
+            </w:pPr>
+            <w:r>
+              <w:t xml:space="preserve">Ключ: CIPHER, k = 4</w:t>
+            </w:r>
+          </w:p>
+          <w:p>
+            <w:pPr>
+              <w:pStyle w:val="SourceCode"/>
+              <w:spacing w:before="0" w:after="0" w:line="200" w:lineRule="auto"/>
+            </w:pPr>
+            <w:r>
+              <w:t xml:space="preserve">  Відкрита абетка:  ABCDEFGHIJKLMNOPQRSTUVWXYZ</w:t>
+            </w:r>
+          </w:p>
+          <w:p>
+            <w:pPr>
+              <w:pStyle w:val="SourceCode"/>
+              <w:spacing w:before="0" w:after="0" w:line="200" w:lineRule="auto"/>
+            </w:pPr>
+            <w:r>
+              <w:t xml:space="preserve">  Шифрувальна:      WXYZCIPHERABDFGJKLMNOQSTUV</w:t>
+            </w:r>
+          </w:p>
+          <w:p>
+            <w:pPr>
+              <w:pStyle w:val="SourceCode"/>
+              <w:spacing w:before="0" w:after="0" w:line="200" w:lineRule="auto"/>
+            </w:pPr>
+            <w:r>
+              <w:t xml:space="preserve">  Шифротекст:       HCBBG SGLBZ</w:t>
+            </w:r>
+          </w:p>
+          <w:p>
+            <w:pPr>
+              <w:pStyle w:val="SourceCode"/>
+              <w:spacing w:before="0" w:after="0" w:line="200" w:lineRule="auto"/>
+            </w:pPr>
+            <w:r>
+              <w:t xml:space="preserve">  Розшифровано:     HELLO WORLD</w:t>
             </w:r>
           </w:p>
         </w:tc>
@@ -1464,7 +2168,17 @@
         <w:pStyle w:val="FirstParagraph"/>
       </w:pPr>
       <w:r>
-        <w:t xml:space="preserve">Результат роботи програми:</w:t>
+        <w:t xml:space="preserve">Порівняйте шифрувальні абетки з відкритою. При k = 0 дев’ять літер шифруються самі в себе: E і весь хвіст від S до Z, тому в шифротексті лишилися E і W. При k = 4 така літера лише одна — H (у слові HELLO вона й лишилася на місці). Нерухомі точки повністю не прибрати, але зсув k робить їх випадковими, а не передбачуваними.</w:t>
+      </w:r>
+    </w:p>
+    <w:bookmarkEnd w:id="12"/>
+    <w:bookmarkStart w:id="13" w:name="крок-2.-афінний-шифр"/>
+    <w:p>
+      <w:pPr>
+        <w:pStyle w:val="Heading3"/>
+      </w:pPr>
+      <w:r>
+        <w:t xml:space="preserve">Крок 2. Афінний шифр</w:t>
       </w:r>
     </w:p>
     <w:p>
@@ -1512,43 +2226,763 @@
               <w:spacing w:before="0" w:after="0" w:line="200" w:lineRule="auto"/>
             </w:pPr>
             <w:r>
-              <w:t xml:space="preserve">Ключове слово:    CIPHER</w:t>
-            </w:r>
-          </w:p>
-          <w:p>
-            <w:pPr>
-              <w:pStyle w:val="SourceCode"/>
-              <w:spacing w:before="0" w:after="0" w:line="200" w:lineRule="auto"/>
-            </w:pPr>
-            <w:r>
-              <w:t xml:space="preserve">Алфавіт:          CIPHERABDFGJKLMNOQSTUVWXYZ</w:t>
-            </w:r>
-          </w:p>
-          <w:p>
-            <w:pPr>
-              <w:pStyle w:val="SourceCode"/>
-              <w:spacing w:before="0" w:after="0" w:line="200" w:lineRule="auto"/>
-            </w:pPr>
-            <w:r>
-              <w:t xml:space="preserve">Відкритий текст:  HELLO WORLD</w:t>
-            </w:r>
-          </w:p>
-          <w:p>
-            <w:pPr>
-              <w:pStyle w:val="SourceCode"/>
-              <w:spacing w:before="0" w:after="0" w:line="200" w:lineRule="auto"/>
-            </w:pPr>
-            <w:r>
-              <w:t xml:space="preserve">Шифротекст:       BEJJM WMQJH</w:t>
-            </w:r>
-          </w:p>
-          <w:p>
-            <w:pPr>
-              <w:pStyle w:val="SourceCode"/>
-              <w:spacing w:before="0" w:after="0" w:line="200" w:lineRule="auto"/>
-            </w:pPr>
-            <w:r>
-              <w:t xml:space="preserve">Розшифровано:     HELLO WORLD</w:t>
+              <w:t xml:space="preserve">#include &lt;iostream&gt;</w:t>
+            </w:r>
+          </w:p>
+          <w:p>
+            <w:pPr>
+              <w:pStyle w:val="SourceCode"/>
+              <w:spacing w:before="0" w:after="0" w:line="200" w:lineRule="auto"/>
+            </w:pPr>
+            <w:r>
+              <w:t xml:space="preserve">#include &lt;string&gt;</w:t>
+            </w:r>
+          </w:p>
+          <w:p>
+            <w:pPr>
+              <w:pStyle w:val="SourceCode"/>
+              <w:spacing w:before="0" w:after="0" w:line="200" w:lineRule="auto"/>
+            </w:pPr>
+            <w:r>
+              <w:t xml:space="preserve">#include &lt;stdexcept&gt;</w:t>
+            </w:r>
+          </w:p>
+          <w:p>
+            <w:pPr>
+              <w:pStyle w:val="SourceCode"/>
+              <w:spacing w:before="0" w:after="0" w:line="200" w:lineRule="auto"/>
+            </w:pPr>
+            <w:r>
+              <w:t xml:space="preserve">#include &lt;cctype&gt;</w:t>
+            </w:r>
+          </w:p>
+          <w:p>
+            <w:pPr>
+              <w:pStyle w:val="SourceCode"/>
+              <w:spacing w:before="0" w:after="0" w:line="200" w:lineRule="auto"/>
+            </w:pPr>
+          </w:p>
+          <w:p>
+            <w:pPr>
+              <w:pStyle w:val="SourceCode"/>
+              <w:spacing w:before="0" w:after="0" w:line="200" w:lineRule="auto"/>
+            </w:pPr>
+            <w:r>
+              <w:t xml:space="preserve">const int N = 26;  // потужність англійської абетки</w:t>
+            </w:r>
+          </w:p>
+          <w:p>
+            <w:pPr>
+              <w:pStyle w:val="SourceCode"/>
+              <w:spacing w:before="0" w:after="0" w:line="200" w:lineRule="auto"/>
+            </w:pPr>
+          </w:p>
+          <w:p>
+            <w:pPr>
+              <w:pStyle w:val="SourceCode"/>
+              <w:spacing w:before="0" w:after="0" w:line="200" w:lineRule="auto"/>
+            </w:pPr>
+            <w:r>
+              <w:t xml:space="preserve">// Найбільший спільний дільник, алгоритм Евкліда</w:t>
+            </w:r>
+          </w:p>
+          <w:p>
+            <w:pPr>
+              <w:pStyle w:val="SourceCode"/>
+              <w:spacing w:before="0" w:after="0" w:line="200" w:lineRule="auto"/>
+            </w:pPr>
+            <w:r>
+              <w:t xml:space="preserve">int gcd(int a, int b) {</w:t>
+            </w:r>
+          </w:p>
+          <w:p>
+            <w:pPr>
+              <w:pStyle w:val="SourceCode"/>
+              <w:spacing w:before="0" w:after="0" w:line="200" w:lineRule="auto"/>
+            </w:pPr>
+            <w:r>
+              <w:t xml:space="preserve">    while (b != 0) {</w:t>
+            </w:r>
+          </w:p>
+          <w:p>
+            <w:pPr>
+              <w:pStyle w:val="SourceCode"/>
+              <w:spacing w:before="0" w:after="0" w:line="200" w:lineRule="auto"/>
+            </w:pPr>
+            <w:r>
+              <w:t xml:space="preserve">        int t = a % b;</w:t>
+            </w:r>
+          </w:p>
+          <w:p>
+            <w:pPr>
+              <w:pStyle w:val="SourceCode"/>
+              <w:spacing w:before="0" w:after="0" w:line="200" w:lineRule="auto"/>
+            </w:pPr>
+            <w:r>
+              <w:t xml:space="preserve">        a = b;</w:t>
+            </w:r>
+          </w:p>
+          <w:p>
+            <w:pPr>
+              <w:pStyle w:val="SourceCode"/>
+              <w:spacing w:before="0" w:after="0" w:line="200" w:lineRule="auto"/>
+            </w:pPr>
+            <w:r>
+              <w:t xml:space="preserve">        b = t;</w:t>
+            </w:r>
+          </w:p>
+          <w:p>
+            <w:pPr>
+              <w:pStyle w:val="SourceCode"/>
+              <w:spacing w:before="0" w:after="0" w:line="200" w:lineRule="auto"/>
+            </w:pPr>
+            <w:r>
+              <w:t xml:space="preserve">    }</w:t>
+            </w:r>
+          </w:p>
+          <w:p>
+            <w:pPr>
+              <w:pStyle w:val="SourceCode"/>
+              <w:spacing w:before="0" w:after="0" w:line="200" w:lineRule="auto"/>
+            </w:pPr>
+            <w:r>
+              <w:t xml:space="preserve">    return a;</w:t>
+            </w:r>
+          </w:p>
+          <w:p>
+            <w:pPr>
+              <w:pStyle w:val="SourceCode"/>
+              <w:spacing w:before="0" w:after="0" w:line="200" w:lineRule="auto"/>
+            </w:pPr>
+            <w:r>
+              <w:t xml:space="preserve">}</w:t>
+            </w:r>
+          </w:p>
+          <w:p>
+            <w:pPr>
+              <w:pStyle w:val="SourceCode"/>
+              <w:spacing w:before="0" w:after="0" w:line="200" w:lineRule="auto"/>
+            </w:pPr>
+          </w:p>
+          <w:p>
+            <w:pPr>
+              <w:pStyle w:val="SourceCode"/>
+              <w:spacing w:before="0" w:after="0" w:line="200" w:lineRule="auto"/>
+            </w:pPr>
+            <w:r>
+              <w:t xml:space="preserve">// Обернений елемент a^-1 mod n, розширений алгоритм Евкліда</w:t>
+            </w:r>
+          </w:p>
+          <w:p>
+            <w:pPr>
+              <w:pStyle w:val="SourceCode"/>
+              <w:spacing w:before="0" w:after="0" w:line="200" w:lineRule="auto"/>
+            </w:pPr>
+            <w:r>
+              <w:t xml:space="preserve">int modInverse(int a, int n) {</w:t>
+            </w:r>
+          </w:p>
+          <w:p>
+            <w:pPr>
+              <w:pStyle w:val="SourceCode"/>
+              <w:spacing w:before="0" w:after="0" w:line="200" w:lineRule="auto"/>
+            </w:pPr>
+            <w:r>
+              <w:t xml:space="preserve">    int oldR = a, r = n;</w:t>
+            </w:r>
+          </w:p>
+          <w:p>
+            <w:pPr>
+              <w:pStyle w:val="SourceCode"/>
+              <w:spacing w:before="0" w:after="0" w:line="200" w:lineRule="auto"/>
+            </w:pPr>
+            <w:r>
+              <w:t xml:space="preserve">    int oldS = 1, s = 0;</w:t>
+            </w:r>
+          </w:p>
+          <w:p>
+            <w:pPr>
+              <w:pStyle w:val="SourceCode"/>
+              <w:spacing w:before="0" w:after="0" w:line="200" w:lineRule="auto"/>
+            </w:pPr>
+          </w:p>
+          <w:p>
+            <w:pPr>
+              <w:pStyle w:val="SourceCode"/>
+              <w:spacing w:before="0" w:after="0" w:line="200" w:lineRule="auto"/>
+            </w:pPr>
+            <w:r>
+              <w:t xml:space="preserve">    while (r != 0) {</w:t>
+            </w:r>
+          </w:p>
+          <w:p>
+            <w:pPr>
+              <w:pStyle w:val="SourceCode"/>
+              <w:spacing w:before="0" w:after="0" w:line="200" w:lineRule="auto"/>
+            </w:pPr>
+            <w:r>
+              <w:t xml:space="preserve">        int q = oldR / r;</w:t>
+            </w:r>
+          </w:p>
+          <w:p>
+            <w:pPr>
+              <w:pStyle w:val="SourceCode"/>
+              <w:spacing w:before="0" w:after="0" w:line="200" w:lineRule="auto"/>
+            </w:pPr>
+            <w:r>
+              <w:t xml:space="preserve">        int tmp = oldR - q * r;  oldR = r;  r = tmp;</w:t>
+            </w:r>
+          </w:p>
+          <w:p>
+            <w:pPr>
+              <w:pStyle w:val="SourceCode"/>
+              <w:spacing w:before="0" w:after="0" w:line="200" w:lineRule="auto"/>
+            </w:pPr>
+            <w:r>
+              <w:t xml:space="preserve">        tmp = oldS - q * s;      oldS = s;  s = tmp;</w:t>
+            </w:r>
+          </w:p>
+          <w:p>
+            <w:pPr>
+              <w:pStyle w:val="SourceCode"/>
+              <w:spacing w:before="0" w:after="0" w:line="200" w:lineRule="auto"/>
+            </w:pPr>
+            <w:r>
+              <w:t xml:space="preserve">    }</w:t>
+            </w:r>
+          </w:p>
+          <w:p>
+            <w:pPr>
+              <w:pStyle w:val="SourceCode"/>
+              <w:spacing w:before="0" w:after="0" w:line="200" w:lineRule="auto"/>
+            </w:pPr>
+          </w:p>
+          <w:p>
+            <w:pPr>
+              <w:pStyle w:val="SourceCode"/>
+              <w:spacing w:before="0" w:after="0" w:line="200" w:lineRule="auto"/>
+            </w:pPr>
+            <w:r>
+              <w:t xml:space="preserve">    if (oldR != 1) {</w:t>
+            </w:r>
+          </w:p>
+          <w:p>
+            <w:pPr>
+              <w:pStyle w:val="SourceCode"/>
+              <w:spacing w:before="0" w:after="0" w:line="200" w:lineRule="auto"/>
+            </w:pPr>
+            <w:r>
+              <w:t xml:space="preserve">        throw std::runtime_error("Оберненого елемента не існує: gcd != 1");</w:t>
+            </w:r>
+          </w:p>
+          <w:p>
+            <w:pPr>
+              <w:pStyle w:val="SourceCode"/>
+              <w:spacing w:before="0" w:after="0" w:line="200" w:lineRule="auto"/>
+            </w:pPr>
+            <w:r>
+              <w:t xml:space="preserve">    }</w:t>
+            </w:r>
+          </w:p>
+          <w:p>
+            <w:pPr>
+              <w:pStyle w:val="SourceCode"/>
+              <w:spacing w:before="0" w:after="0" w:line="200" w:lineRule="auto"/>
+            </w:pPr>
+          </w:p>
+          <w:p>
+            <w:pPr>
+              <w:pStyle w:val="SourceCode"/>
+              <w:spacing w:before="0" w:after="0" w:line="200" w:lineRule="auto"/>
+            </w:pPr>
+            <w:r>
+              <w:t xml:space="preserve">    return ((oldS % n) + n) % n;  // нормалізація до діапазону [0, n)</w:t>
+            </w:r>
+          </w:p>
+          <w:p>
+            <w:pPr>
+              <w:pStyle w:val="SourceCode"/>
+              <w:spacing w:before="0" w:after="0" w:line="200" w:lineRule="auto"/>
+            </w:pPr>
+            <w:r>
+              <w:t xml:space="preserve">}</w:t>
+            </w:r>
+          </w:p>
+          <w:p>
+            <w:pPr>
+              <w:pStyle w:val="SourceCode"/>
+              <w:spacing w:before="0" w:after="0" w:line="200" w:lineRule="auto"/>
+            </w:pPr>
+          </w:p>
+          <w:p>
+            <w:pPr>
+              <w:pStyle w:val="SourceCode"/>
+              <w:spacing w:before="0" w:after="0" w:line="200" w:lineRule="auto"/>
+            </w:pPr>
+            <w:r>
+              <w:t xml:space="preserve">// Зашифрування: C = (a*P + b) mod N</w:t>
+            </w:r>
+          </w:p>
+          <w:p>
+            <w:pPr>
+              <w:pStyle w:val="SourceCode"/>
+              <w:spacing w:before="0" w:after="0" w:line="200" w:lineRule="auto"/>
+            </w:pPr>
+            <w:r>
+              <w:t xml:space="preserve">std::string affineEncrypt(const std::string&amp; text, int a, int b) {</w:t>
+            </w:r>
+          </w:p>
+          <w:p>
+            <w:pPr>
+              <w:pStyle w:val="SourceCode"/>
+              <w:spacing w:before="0" w:after="0" w:line="200" w:lineRule="auto"/>
+            </w:pPr>
+            <w:r>
+              <w:t xml:space="preserve">    if (gcd(a, N) != 1) {</w:t>
+            </w:r>
+          </w:p>
+          <w:p>
+            <w:pPr>
+              <w:pStyle w:val="SourceCode"/>
+              <w:spacing w:before="0" w:after="0" w:line="200" w:lineRule="auto"/>
+            </w:pPr>
+            <w:r>
+              <w:t xml:space="preserve">        throw std::runtime_error("Параметр a не взаємно простий з N");</w:t>
+            </w:r>
+          </w:p>
+          <w:p>
+            <w:pPr>
+              <w:pStyle w:val="SourceCode"/>
+              <w:spacing w:before="0" w:after="0" w:line="200" w:lineRule="auto"/>
+            </w:pPr>
+            <w:r>
+              <w:t xml:space="preserve">    }</w:t>
+            </w:r>
+          </w:p>
+          <w:p>
+            <w:pPr>
+              <w:pStyle w:val="SourceCode"/>
+              <w:spacing w:before="0" w:after="0" w:line="200" w:lineRule="auto"/>
+            </w:pPr>
+          </w:p>
+          <w:p>
+            <w:pPr>
+              <w:pStyle w:val="SourceCode"/>
+              <w:spacing w:before="0" w:after="0" w:line="200" w:lineRule="auto"/>
+            </w:pPr>
+            <w:r>
+              <w:t xml:space="preserve">    std::string result;</w:t>
+            </w:r>
+          </w:p>
+          <w:p>
+            <w:pPr>
+              <w:pStyle w:val="SourceCode"/>
+              <w:spacing w:before="0" w:after="0" w:line="200" w:lineRule="auto"/>
+            </w:pPr>
+            <w:r>
+              <w:t xml:space="preserve">    for (char c : text) {</w:t>
+            </w:r>
+          </w:p>
+          <w:p>
+            <w:pPr>
+              <w:pStyle w:val="SourceCode"/>
+              <w:spacing w:before="0" w:after="0" w:line="200" w:lineRule="auto"/>
+            </w:pPr>
+            <w:r>
+              <w:t xml:space="preserve">        char up = static_cast&lt;char&gt;(std::toupper(static_cast&lt;unsigned char&gt;(c)));</w:t>
+            </w:r>
+          </w:p>
+          <w:p>
+            <w:pPr>
+              <w:pStyle w:val="SourceCode"/>
+              <w:spacing w:before="0" w:after="0" w:line="200" w:lineRule="auto"/>
+            </w:pPr>
+            <w:r>
+              <w:t xml:space="preserve">        if (up &gt;= 'A' &amp;&amp; up &lt;= 'Z') {</w:t>
+            </w:r>
+          </w:p>
+          <w:p>
+            <w:pPr>
+              <w:pStyle w:val="SourceCode"/>
+              <w:spacing w:before="0" w:after="0" w:line="200" w:lineRule="auto"/>
+            </w:pPr>
+            <w:r>
+              <w:t xml:space="preserve">            int p = up - 'A';</w:t>
+            </w:r>
+          </w:p>
+          <w:p>
+            <w:pPr>
+              <w:pStyle w:val="SourceCode"/>
+              <w:spacing w:before="0" w:after="0" w:line="200" w:lineRule="auto"/>
+            </w:pPr>
+            <w:r>
+              <w:t xml:space="preserve">            result += static_cast&lt;char&gt;((a * p + b) % N + 'A');</w:t>
+            </w:r>
+          </w:p>
+          <w:p>
+            <w:pPr>
+              <w:pStyle w:val="SourceCode"/>
+              <w:spacing w:before="0" w:after="0" w:line="200" w:lineRule="auto"/>
+            </w:pPr>
+            <w:r>
+              <w:t xml:space="preserve">        } else {</w:t>
+            </w:r>
+          </w:p>
+          <w:p>
+            <w:pPr>
+              <w:pStyle w:val="SourceCode"/>
+              <w:spacing w:before="0" w:after="0" w:line="200" w:lineRule="auto"/>
+            </w:pPr>
+            <w:r>
+              <w:t xml:space="preserve">            result += c;</w:t>
+            </w:r>
+          </w:p>
+          <w:p>
+            <w:pPr>
+              <w:pStyle w:val="SourceCode"/>
+              <w:spacing w:before="0" w:after="0" w:line="200" w:lineRule="auto"/>
+            </w:pPr>
+            <w:r>
+              <w:t xml:space="preserve">        }</w:t>
+            </w:r>
+          </w:p>
+          <w:p>
+            <w:pPr>
+              <w:pStyle w:val="SourceCode"/>
+              <w:spacing w:before="0" w:after="0" w:line="200" w:lineRule="auto"/>
+            </w:pPr>
+            <w:r>
+              <w:t xml:space="preserve">    }</w:t>
+            </w:r>
+          </w:p>
+          <w:p>
+            <w:pPr>
+              <w:pStyle w:val="SourceCode"/>
+              <w:spacing w:before="0" w:after="0" w:line="200" w:lineRule="auto"/>
+            </w:pPr>
+            <w:r>
+              <w:t xml:space="preserve">    return result;</w:t>
+            </w:r>
+          </w:p>
+          <w:p>
+            <w:pPr>
+              <w:pStyle w:val="SourceCode"/>
+              <w:spacing w:before="0" w:after="0" w:line="200" w:lineRule="auto"/>
+            </w:pPr>
+            <w:r>
+              <w:t xml:space="preserve">}</w:t>
+            </w:r>
+          </w:p>
+          <w:p>
+            <w:pPr>
+              <w:pStyle w:val="SourceCode"/>
+              <w:spacing w:before="0" w:after="0" w:line="200" w:lineRule="auto"/>
+            </w:pPr>
+          </w:p>
+          <w:p>
+            <w:pPr>
+              <w:pStyle w:val="SourceCode"/>
+              <w:spacing w:before="0" w:after="0" w:line="200" w:lineRule="auto"/>
+            </w:pPr>
+            <w:r>
+              <w:t xml:space="preserve">// Розшифрування: P = a^-1 * (C - b) mod N</w:t>
+            </w:r>
+          </w:p>
+          <w:p>
+            <w:pPr>
+              <w:pStyle w:val="SourceCode"/>
+              <w:spacing w:before="0" w:after="0" w:line="200" w:lineRule="auto"/>
+            </w:pPr>
+            <w:r>
+              <w:t xml:space="preserve">std::string affineDecrypt(const std::string&amp; text, int a, int b) {</w:t>
+            </w:r>
+          </w:p>
+          <w:p>
+            <w:pPr>
+              <w:pStyle w:val="SourceCode"/>
+              <w:spacing w:before="0" w:after="0" w:line="200" w:lineRule="auto"/>
+            </w:pPr>
+            <w:r>
+              <w:t xml:space="preserve">    int aInv = modInverse(a, N);</w:t>
+            </w:r>
+          </w:p>
+          <w:p>
+            <w:pPr>
+              <w:pStyle w:val="SourceCode"/>
+              <w:spacing w:before="0" w:after="0" w:line="200" w:lineRule="auto"/>
+            </w:pPr>
+          </w:p>
+          <w:p>
+            <w:pPr>
+              <w:pStyle w:val="SourceCode"/>
+              <w:spacing w:before="0" w:after="0" w:line="200" w:lineRule="auto"/>
+            </w:pPr>
+            <w:r>
+              <w:t xml:space="preserve">    std::string result;</w:t>
+            </w:r>
+          </w:p>
+          <w:p>
+            <w:pPr>
+              <w:pStyle w:val="SourceCode"/>
+              <w:spacing w:before="0" w:after="0" w:line="200" w:lineRule="auto"/>
+            </w:pPr>
+            <w:r>
+              <w:t xml:space="preserve">    for (char c : text) {</w:t>
+            </w:r>
+          </w:p>
+          <w:p>
+            <w:pPr>
+              <w:pStyle w:val="SourceCode"/>
+              <w:spacing w:before="0" w:after="0" w:line="200" w:lineRule="auto"/>
+            </w:pPr>
+            <w:r>
+              <w:t xml:space="preserve">        char up = static_cast&lt;char&gt;(std::toupper(static_cast&lt;unsigned char&gt;(c)));</w:t>
+            </w:r>
+          </w:p>
+          <w:p>
+            <w:pPr>
+              <w:pStyle w:val="SourceCode"/>
+              <w:spacing w:before="0" w:after="0" w:line="200" w:lineRule="auto"/>
+            </w:pPr>
+            <w:r>
+              <w:t xml:space="preserve">        if (up &gt;= 'A' &amp;&amp; up &lt;= 'Z') {</w:t>
+            </w:r>
+          </w:p>
+          <w:p>
+            <w:pPr>
+              <w:pStyle w:val="SourceCode"/>
+              <w:spacing w:before="0" w:after="0" w:line="200" w:lineRule="auto"/>
+            </w:pPr>
+            <w:r>
+              <w:t xml:space="preserve">            int cipher = up - 'A';</w:t>
+            </w:r>
+          </w:p>
+          <w:p>
+            <w:pPr>
+              <w:pStyle w:val="SourceCode"/>
+              <w:spacing w:before="0" w:after="0" w:line="200" w:lineRule="auto"/>
+            </w:pPr>
+            <w:r>
+              <w:t xml:space="preserve">            int p = (aInv * ((cipher - b) % N + N)) % N;</w:t>
+            </w:r>
+          </w:p>
+          <w:p>
+            <w:pPr>
+              <w:pStyle w:val="SourceCode"/>
+              <w:spacing w:before="0" w:after="0" w:line="200" w:lineRule="auto"/>
+            </w:pPr>
+            <w:r>
+              <w:t xml:space="preserve">            result += static_cast&lt;char&gt;(p + 'A');</w:t>
+            </w:r>
+          </w:p>
+          <w:p>
+            <w:pPr>
+              <w:pStyle w:val="SourceCode"/>
+              <w:spacing w:before="0" w:after="0" w:line="200" w:lineRule="auto"/>
+            </w:pPr>
+            <w:r>
+              <w:t xml:space="preserve">        } else {</w:t>
+            </w:r>
+          </w:p>
+          <w:p>
+            <w:pPr>
+              <w:pStyle w:val="SourceCode"/>
+              <w:spacing w:before="0" w:after="0" w:line="200" w:lineRule="auto"/>
+            </w:pPr>
+            <w:r>
+              <w:t xml:space="preserve">            result += c;</w:t>
+            </w:r>
+          </w:p>
+          <w:p>
+            <w:pPr>
+              <w:pStyle w:val="SourceCode"/>
+              <w:spacing w:before="0" w:after="0" w:line="200" w:lineRule="auto"/>
+            </w:pPr>
+            <w:r>
+              <w:t xml:space="preserve">        }</w:t>
+            </w:r>
+          </w:p>
+          <w:p>
+            <w:pPr>
+              <w:pStyle w:val="SourceCode"/>
+              <w:spacing w:before="0" w:after="0" w:line="200" w:lineRule="auto"/>
+            </w:pPr>
+            <w:r>
+              <w:t xml:space="preserve">    }</w:t>
+            </w:r>
+          </w:p>
+          <w:p>
+            <w:pPr>
+              <w:pStyle w:val="SourceCode"/>
+              <w:spacing w:before="0" w:after="0" w:line="200" w:lineRule="auto"/>
+            </w:pPr>
+            <w:r>
+              <w:t xml:space="preserve">    return result;</w:t>
+            </w:r>
+          </w:p>
+          <w:p>
+            <w:pPr>
+              <w:pStyle w:val="SourceCode"/>
+              <w:spacing w:before="0" w:after="0" w:line="200" w:lineRule="auto"/>
+            </w:pPr>
+            <w:r>
+              <w:t xml:space="preserve">}</w:t>
+            </w:r>
+          </w:p>
+          <w:p>
+            <w:pPr>
+              <w:pStyle w:val="SourceCode"/>
+              <w:spacing w:before="0" w:after="0" w:line="200" w:lineRule="auto"/>
+            </w:pPr>
+          </w:p>
+          <w:p>
+            <w:pPr>
+              <w:pStyle w:val="SourceCode"/>
+              <w:spacing w:before="0" w:after="0" w:line="200" w:lineRule="auto"/>
+            </w:pPr>
+            <w:r>
+              <w:t xml:space="preserve">int main() {</w:t>
+            </w:r>
+          </w:p>
+          <w:p>
+            <w:pPr>
+              <w:pStyle w:val="SourceCode"/>
+              <w:spacing w:before="0" w:after="0" w:line="200" w:lineRule="auto"/>
+            </w:pPr>
+            <w:r>
+              <w:t xml:space="preserve">    int a = 5, b = 8;</w:t>
+            </w:r>
+          </w:p>
+          <w:p>
+            <w:pPr>
+              <w:pStyle w:val="SourceCode"/>
+              <w:spacing w:before="0" w:after="0" w:line="200" w:lineRule="auto"/>
+            </w:pPr>
+            <w:r>
+              <w:t xml:space="preserve">    std::string plaintext = "AFFINE CIPHER";</w:t>
+            </w:r>
+          </w:p>
+          <w:p>
+            <w:pPr>
+              <w:pStyle w:val="SourceCode"/>
+              <w:spacing w:before="0" w:after="0" w:line="200" w:lineRule="auto"/>
+            </w:pPr>
+          </w:p>
+          <w:p>
+            <w:pPr>
+              <w:pStyle w:val="SourceCode"/>
+              <w:spacing w:before="0" w:after="0" w:line="200" w:lineRule="auto"/>
+            </w:pPr>
+            <w:r>
+              <w:t xml:space="preserve">    std::cout &lt;&lt; "Афінний шифр: a=" &lt;&lt; a &lt;&lt; ", b=" &lt;&lt; b &lt;&lt; "\n";</w:t>
+            </w:r>
+          </w:p>
+          <w:p>
+            <w:pPr>
+              <w:pStyle w:val="SourceCode"/>
+              <w:spacing w:before="0" w:after="0" w:line="200" w:lineRule="auto"/>
+            </w:pPr>
+            <w:r>
+              <w:t xml:space="preserve">    std::cout &lt;&lt; "Перевірка:    gcd(" &lt;&lt; a &lt;&lt; ", " &lt;&lt; N &lt;&lt; ") = "</w:t>
+            </w:r>
+          </w:p>
+          <w:p>
+            <w:pPr>
+              <w:pStyle w:val="SourceCode"/>
+              <w:spacing w:before="0" w:after="0" w:line="200" w:lineRule="auto"/>
+            </w:pPr>
+            <w:r>
+              <w:t xml:space="preserve">              &lt;&lt; gcd(a, N) &lt;&lt; "\n";</w:t>
+            </w:r>
+          </w:p>
+          <w:p>
+            <w:pPr>
+              <w:pStyle w:val="SourceCode"/>
+              <w:spacing w:before="0" w:after="0" w:line="200" w:lineRule="auto"/>
+            </w:pPr>
+            <w:r>
+              <w:t xml:space="preserve">    std::cout &lt;&lt; "Обернений:    " &lt;&lt; a &lt;&lt; "^-1 mod " &lt;&lt; N</w:t>
+            </w:r>
+          </w:p>
+          <w:p>
+            <w:pPr>
+              <w:pStyle w:val="SourceCode"/>
+              <w:spacing w:before="0" w:after="0" w:line="200" w:lineRule="auto"/>
+            </w:pPr>
+            <w:r>
+              <w:t xml:space="preserve">              &lt;&lt; " = " &lt;&lt; modInverse(a, N) &lt;&lt; "\n\n";</w:t>
+            </w:r>
+          </w:p>
+          <w:p>
+            <w:pPr>
+              <w:pStyle w:val="SourceCode"/>
+              <w:spacing w:before="0" w:after="0" w:line="200" w:lineRule="auto"/>
+            </w:pPr>
+          </w:p>
+          <w:p>
+            <w:pPr>
+              <w:pStyle w:val="SourceCode"/>
+              <w:spacing w:before="0" w:after="0" w:line="200" w:lineRule="auto"/>
+            </w:pPr>
+            <w:r>
+              <w:t xml:space="preserve">    std::cout &lt;&lt; "Відкритий текст:  " &lt;&lt; plaintext &lt;&lt; "\n";</w:t>
+            </w:r>
+          </w:p>
+          <w:p>
+            <w:pPr>
+              <w:pStyle w:val="SourceCode"/>
+              <w:spacing w:before="0" w:after="0" w:line="200" w:lineRule="auto"/>
+            </w:pPr>
+          </w:p>
+          <w:p>
+            <w:pPr>
+              <w:pStyle w:val="SourceCode"/>
+              <w:spacing w:before="0" w:after="0" w:line="200" w:lineRule="auto"/>
+            </w:pPr>
+            <w:r>
+              <w:t xml:space="preserve">    std::string ciphertext = affineEncrypt(plaintext, a, b);</w:t>
+            </w:r>
+          </w:p>
+          <w:p>
+            <w:pPr>
+              <w:pStyle w:val="SourceCode"/>
+              <w:spacing w:before="0" w:after="0" w:line="200" w:lineRule="auto"/>
+            </w:pPr>
+            <w:r>
+              <w:t xml:space="preserve">    std::cout &lt;&lt; "Шифротекст:       " &lt;&lt; ciphertext &lt;&lt; "\n";</w:t>
+            </w:r>
+          </w:p>
+          <w:p>
+            <w:pPr>
+              <w:pStyle w:val="SourceCode"/>
+              <w:spacing w:before="0" w:after="0" w:line="200" w:lineRule="auto"/>
+            </w:pPr>
+            <w:r>
+              <w:t xml:space="preserve">    std::cout &lt;&lt; "Розшифровано:     " &lt;&lt; affineDecrypt(ciphertext, a, b) &lt;&lt; "\n";</w:t>
+            </w:r>
+          </w:p>
+          <w:p>
+            <w:pPr>
+              <w:pStyle w:val="SourceCode"/>
+              <w:spacing w:before="0" w:after="0" w:line="200" w:lineRule="auto"/>
+            </w:pPr>
+          </w:p>
+          <w:p>
+            <w:pPr>
+              <w:pStyle w:val="SourceCode"/>
+              <w:spacing w:before="0" w:after="0" w:line="200" w:lineRule="auto"/>
+            </w:pPr>
+            <w:r>
+              <w:t xml:space="preserve">    return 0;</w:t>
+            </w:r>
+          </w:p>
+          <w:p>
+            <w:pPr>
+              <w:pStyle w:val="SourceCode"/>
+              <w:spacing w:before="0" w:after="0" w:line="200" w:lineRule="auto"/>
+            </w:pPr>
+            <w:r>
+              <w:t xml:space="preserve">}</w:t>
             </w:r>
           </w:p>
         </w:tc>
@@ -1563,14 +2997,12 @@
         </w:rPr>
       </w:pPr>
     </w:p>
-    <w:bookmarkEnd w:id="13"/>
-    <w:bookmarkStart w:id="14" w:name="крок-2.-афінний-шифр"/>
-    <w:p>
-      <w:pPr>
-        <w:pStyle w:val="Heading3"/>
-      </w:pPr>
-      <w:r>
-        <w:t xml:space="preserve">Крок 2. Афінний шифр</w:t>
+    <w:p>
+      <w:pPr>
+        <w:pStyle w:val="FirstParagraph"/>
+      </w:pPr>
+      <w:r>
+        <w:t xml:space="preserve">Результат роботи програми:</w:t>
       </w:r>
     </w:p>
     <w:p>
@@ -1618,763 +3050,58 @@
               <w:spacing w:before="0" w:after="0" w:line="200" w:lineRule="auto"/>
             </w:pPr>
             <w:r>
-              <w:t xml:space="preserve">#include &lt;iostream&gt;</w:t>
-            </w:r>
-          </w:p>
-          <w:p>
-            <w:pPr>
-              <w:pStyle w:val="SourceCode"/>
-              <w:spacing w:before="0" w:after="0" w:line="200" w:lineRule="auto"/>
-            </w:pPr>
-            <w:r>
-              <w:t xml:space="preserve">#include &lt;string&gt;</w:t>
-            </w:r>
-          </w:p>
-          <w:p>
-            <w:pPr>
-              <w:pStyle w:val="SourceCode"/>
-              <w:spacing w:before="0" w:after="0" w:line="200" w:lineRule="auto"/>
-            </w:pPr>
-            <w:r>
-              <w:t xml:space="preserve">#include &lt;stdexcept&gt;</w:t>
-            </w:r>
-          </w:p>
-          <w:p>
-            <w:pPr>
-              <w:pStyle w:val="SourceCode"/>
-              <w:spacing w:before="0" w:after="0" w:line="200" w:lineRule="auto"/>
-            </w:pPr>
-            <w:r>
-              <w:t xml:space="preserve">#include &lt;cctype&gt;</w:t>
-            </w:r>
-          </w:p>
-          <w:p>
-            <w:pPr>
-              <w:pStyle w:val="SourceCode"/>
-              <w:spacing w:before="0" w:after="0" w:line="200" w:lineRule="auto"/>
-            </w:pPr>
-          </w:p>
-          <w:p>
-            <w:pPr>
-              <w:pStyle w:val="SourceCode"/>
-              <w:spacing w:before="0" w:after="0" w:line="200" w:lineRule="auto"/>
-            </w:pPr>
-            <w:r>
-              <w:t xml:space="preserve">const int N = 26;  // потужність англійської абетки</w:t>
-            </w:r>
-          </w:p>
-          <w:p>
-            <w:pPr>
-              <w:pStyle w:val="SourceCode"/>
-              <w:spacing w:before="0" w:after="0" w:line="200" w:lineRule="auto"/>
-            </w:pPr>
-          </w:p>
-          <w:p>
-            <w:pPr>
-              <w:pStyle w:val="SourceCode"/>
-              <w:spacing w:before="0" w:after="0" w:line="200" w:lineRule="auto"/>
-            </w:pPr>
-            <w:r>
-              <w:t xml:space="preserve">// Найбільший спільний дільник, алгоритм Евкліда</w:t>
-            </w:r>
-          </w:p>
-          <w:p>
-            <w:pPr>
-              <w:pStyle w:val="SourceCode"/>
-              <w:spacing w:before="0" w:after="0" w:line="200" w:lineRule="auto"/>
-            </w:pPr>
-            <w:r>
-              <w:t xml:space="preserve">int gcd(int a, int b) {</w:t>
-            </w:r>
-          </w:p>
-          <w:p>
-            <w:pPr>
-              <w:pStyle w:val="SourceCode"/>
-              <w:spacing w:before="0" w:after="0" w:line="200" w:lineRule="auto"/>
-            </w:pPr>
-            <w:r>
-              <w:t xml:space="preserve">    while (b != 0) {</w:t>
-            </w:r>
-          </w:p>
-          <w:p>
-            <w:pPr>
-              <w:pStyle w:val="SourceCode"/>
-              <w:spacing w:before="0" w:after="0" w:line="200" w:lineRule="auto"/>
-            </w:pPr>
-            <w:r>
-              <w:t xml:space="preserve">        int t = a % b;</w:t>
-            </w:r>
-          </w:p>
-          <w:p>
-            <w:pPr>
-              <w:pStyle w:val="SourceCode"/>
-              <w:spacing w:before="0" w:after="0" w:line="200" w:lineRule="auto"/>
-            </w:pPr>
-            <w:r>
-              <w:t xml:space="preserve">        a = b;</w:t>
-            </w:r>
-          </w:p>
-          <w:p>
-            <w:pPr>
-              <w:pStyle w:val="SourceCode"/>
-              <w:spacing w:before="0" w:after="0" w:line="200" w:lineRule="auto"/>
-            </w:pPr>
-            <w:r>
-              <w:t xml:space="preserve">        b = t;</w:t>
-            </w:r>
-          </w:p>
-          <w:p>
-            <w:pPr>
-              <w:pStyle w:val="SourceCode"/>
-              <w:spacing w:before="0" w:after="0" w:line="200" w:lineRule="auto"/>
-            </w:pPr>
-            <w:r>
-              <w:t xml:space="preserve">    }</w:t>
-            </w:r>
-          </w:p>
-          <w:p>
-            <w:pPr>
-              <w:pStyle w:val="SourceCode"/>
-              <w:spacing w:before="0" w:after="0" w:line="200" w:lineRule="auto"/>
-            </w:pPr>
-            <w:r>
-              <w:t xml:space="preserve">    return a;</w:t>
-            </w:r>
-          </w:p>
-          <w:p>
-            <w:pPr>
-              <w:pStyle w:val="SourceCode"/>
-              <w:spacing w:before="0" w:after="0" w:line="200" w:lineRule="auto"/>
-            </w:pPr>
-            <w:r>
-              <w:t xml:space="preserve">}</w:t>
-            </w:r>
-          </w:p>
-          <w:p>
-            <w:pPr>
-              <w:pStyle w:val="SourceCode"/>
-              <w:spacing w:before="0" w:after="0" w:line="200" w:lineRule="auto"/>
-            </w:pPr>
-          </w:p>
-          <w:p>
-            <w:pPr>
-              <w:pStyle w:val="SourceCode"/>
-              <w:spacing w:before="0" w:after="0" w:line="200" w:lineRule="auto"/>
-            </w:pPr>
-            <w:r>
-              <w:t xml:space="preserve">// Обернений елемент a^-1 mod n, розширений алгоритм Евкліда</w:t>
-            </w:r>
-          </w:p>
-          <w:p>
-            <w:pPr>
-              <w:pStyle w:val="SourceCode"/>
-              <w:spacing w:before="0" w:after="0" w:line="200" w:lineRule="auto"/>
-            </w:pPr>
-            <w:r>
-              <w:t xml:space="preserve">int modInverse(int a, int n) {</w:t>
-            </w:r>
-          </w:p>
-          <w:p>
-            <w:pPr>
-              <w:pStyle w:val="SourceCode"/>
-              <w:spacing w:before="0" w:after="0" w:line="200" w:lineRule="auto"/>
-            </w:pPr>
-            <w:r>
-              <w:t xml:space="preserve">    int oldR = a, r = n;</w:t>
-            </w:r>
-          </w:p>
-          <w:p>
-            <w:pPr>
-              <w:pStyle w:val="SourceCode"/>
-              <w:spacing w:before="0" w:after="0" w:line="200" w:lineRule="auto"/>
-            </w:pPr>
-            <w:r>
-              <w:t xml:space="preserve">    int oldS = 1, s = 0;</w:t>
-            </w:r>
-          </w:p>
-          <w:p>
-            <w:pPr>
-              <w:pStyle w:val="SourceCode"/>
-              <w:spacing w:before="0" w:after="0" w:line="200" w:lineRule="auto"/>
-            </w:pPr>
-          </w:p>
-          <w:p>
-            <w:pPr>
-              <w:pStyle w:val="SourceCode"/>
-              <w:spacing w:before="0" w:after="0" w:line="200" w:lineRule="auto"/>
-            </w:pPr>
-            <w:r>
-              <w:t xml:space="preserve">    while (r != 0) {</w:t>
-            </w:r>
-          </w:p>
-          <w:p>
-            <w:pPr>
-              <w:pStyle w:val="SourceCode"/>
-              <w:spacing w:before="0" w:after="0" w:line="200" w:lineRule="auto"/>
-            </w:pPr>
-            <w:r>
-              <w:t xml:space="preserve">        int q = oldR / r;</w:t>
-            </w:r>
-          </w:p>
-          <w:p>
-            <w:pPr>
-              <w:pStyle w:val="SourceCode"/>
-              <w:spacing w:before="0" w:after="0" w:line="200" w:lineRule="auto"/>
-            </w:pPr>
-            <w:r>
-              <w:t xml:space="preserve">        int tmp = oldR - q * r;  oldR = r;  r = tmp;</w:t>
-            </w:r>
-          </w:p>
-          <w:p>
-            <w:pPr>
-              <w:pStyle w:val="SourceCode"/>
-              <w:spacing w:before="0" w:after="0" w:line="200" w:lineRule="auto"/>
-            </w:pPr>
-            <w:r>
-              <w:t xml:space="preserve">        tmp = oldS - q * s;      oldS = s;  s = tmp;</w:t>
-            </w:r>
-          </w:p>
-          <w:p>
-            <w:pPr>
-              <w:pStyle w:val="SourceCode"/>
-              <w:spacing w:before="0" w:after="0" w:line="200" w:lineRule="auto"/>
-            </w:pPr>
-            <w:r>
-              <w:t xml:space="preserve">    }</w:t>
-            </w:r>
-          </w:p>
-          <w:p>
-            <w:pPr>
-              <w:pStyle w:val="SourceCode"/>
-              <w:spacing w:before="0" w:after="0" w:line="200" w:lineRule="auto"/>
-            </w:pPr>
-          </w:p>
-          <w:p>
-            <w:pPr>
-              <w:pStyle w:val="SourceCode"/>
-              <w:spacing w:before="0" w:after="0" w:line="200" w:lineRule="auto"/>
-            </w:pPr>
-            <w:r>
-              <w:t xml:space="preserve">    if (oldR != 1) {</w:t>
-            </w:r>
-          </w:p>
-          <w:p>
-            <w:pPr>
-              <w:pStyle w:val="SourceCode"/>
-              <w:spacing w:before="0" w:after="0" w:line="200" w:lineRule="auto"/>
-            </w:pPr>
-            <w:r>
-              <w:t xml:space="preserve">        throw std::runtime_error("Оберненого елемента не існує: gcd != 1");</w:t>
-            </w:r>
-          </w:p>
-          <w:p>
-            <w:pPr>
-              <w:pStyle w:val="SourceCode"/>
-              <w:spacing w:before="0" w:after="0" w:line="200" w:lineRule="auto"/>
-            </w:pPr>
-            <w:r>
-              <w:t xml:space="preserve">    }</w:t>
-            </w:r>
-          </w:p>
-          <w:p>
-            <w:pPr>
-              <w:pStyle w:val="SourceCode"/>
-              <w:spacing w:before="0" w:after="0" w:line="200" w:lineRule="auto"/>
-            </w:pPr>
-          </w:p>
-          <w:p>
-            <w:pPr>
-              <w:pStyle w:val="SourceCode"/>
-              <w:spacing w:before="0" w:after="0" w:line="200" w:lineRule="auto"/>
-            </w:pPr>
-            <w:r>
-              <w:t xml:space="preserve">    return ((oldS % n) + n) % n;  // нормалізація до діапазону [0, n)</w:t>
-            </w:r>
-          </w:p>
-          <w:p>
-            <w:pPr>
-              <w:pStyle w:val="SourceCode"/>
-              <w:spacing w:before="0" w:after="0" w:line="200" w:lineRule="auto"/>
-            </w:pPr>
-            <w:r>
-              <w:t xml:space="preserve">}</w:t>
-            </w:r>
-          </w:p>
-          <w:p>
-            <w:pPr>
-              <w:pStyle w:val="SourceCode"/>
-              <w:spacing w:before="0" w:after="0" w:line="200" w:lineRule="auto"/>
-            </w:pPr>
-          </w:p>
-          <w:p>
-            <w:pPr>
-              <w:pStyle w:val="SourceCode"/>
-              <w:spacing w:before="0" w:after="0" w:line="200" w:lineRule="auto"/>
-            </w:pPr>
-            <w:r>
-              <w:t xml:space="preserve">// Зашифрування: C = (a*P + b) mod N</w:t>
-            </w:r>
-          </w:p>
-          <w:p>
-            <w:pPr>
-              <w:pStyle w:val="SourceCode"/>
-              <w:spacing w:before="0" w:after="0" w:line="200" w:lineRule="auto"/>
-            </w:pPr>
-            <w:r>
-              <w:t xml:space="preserve">std::string affineEncrypt(const std::string&amp; text, int a, int b) {</w:t>
-            </w:r>
-          </w:p>
-          <w:p>
-            <w:pPr>
-              <w:pStyle w:val="SourceCode"/>
-              <w:spacing w:before="0" w:after="0" w:line="200" w:lineRule="auto"/>
-            </w:pPr>
-            <w:r>
-              <w:t xml:space="preserve">    if (gcd(a, N) != 1) {</w:t>
-            </w:r>
-          </w:p>
-          <w:p>
-            <w:pPr>
-              <w:pStyle w:val="SourceCode"/>
-              <w:spacing w:before="0" w:after="0" w:line="200" w:lineRule="auto"/>
-            </w:pPr>
-            <w:r>
-              <w:t xml:space="preserve">        throw std::runtime_error("Параметр a не взаємно простий з N");</w:t>
-            </w:r>
-          </w:p>
-          <w:p>
-            <w:pPr>
-              <w:pStyle w:val="SourceCode"/>
-              <w:spacing w:before="0" w:after="0" w:line="200" w:lineRule="auto"/>
-            </w:pPr>
-            <w:r>
-              <w:t xml:space="preserve">    }</w:t>
-            </w:r>
-          </w:p>
-          <w:p>
-            <w:pPr>
-              <w:pStyle w:val="SourceCode"/>
-              <w:spacing w:before="0" w:after="0" w:line="200" w:lineRule="auto"/>
-            </w:pPr>
-          </w:p>
-          <w:p>
-            <w:pPr>
-              <w:pStyle w:val="SourceCode"/>
-              <w:spacing w:before="0" w:after="0" w:line="200" w:lineRule="auto"/>
-            </w:pPr>
-            <w:r>
-              <w:t xml:space="preserve">    std::string result;</w:t>
-            </w:r>
-          </w:p>
-          <w:p>
-            <w:pPr>
-              <w:pStyle w:val="SourceCode"/>
-              <w:spacing w:before="0" w:after="0" w:line="200" w:lineRule="auto"/>
-            </w:pPr>
-            <w:r>
-              <w:t xml:space="preserve">    for (char c : text) {</w:t>
-            </w:r>
-          </w:p>
-          <w:p>
-            <w:pPr>
-              <w:pStyle w:val="SourceCode"/>
-              <w:spacing w:before="0" w:after="0" w:line="200" w:lineRule="auto"/>
-            </w:pPr>
-            <w:r>
-              <w:t xml:space="preserve">        char up = static_cast&lt;char&gt;(std::toupper(static_cast&lt;unsigned char&gt;(c)));</w:t>
-            </w:r>
-          </w:p>
-          <w:p>
-            <w:pPr>
-              <w:pStyle w:val="SourceCode"/>
-              <w:spacing w:before="0" w:after="0" w:line="200" w:lineRule="auto"/>
-            </w:pPr>
-            <w:r>
-              <w:t xml:space="preserve">        if (up &gt;= 'A' &amp;&amp; up &lt;= 'Z') {</w:t>
-            </w:r>
-          </w:p>
-          <w:p>
-            <w:pPr>
-              <w:pStyle w:val="SourceCode"/>
-              <w:spacing w:before="0" w:after="0" w:line="200" w:lineRule="auto"/>
-            </w:pPr>
-            <w:r>
-              <w:t xml:space="preserve">            int p = up - 'A';</w:t>
-            </w:r>
-          </w:p>
-          <w:p>
-            <w:pPr>
-              <w:pStyle w:val="SourceCode"/>
-              <w:spacing w:before="0" w:after="0" w:line="200" w:lineRule="auto"/>
-            </w:pPr>
-            <w:r>
-              <w:t xml:space="preserve">            result += static_cast&lt;char&gt;((a * p + b) % N + 'A');</w:t>
-            </w:r>
-          </w:p>
-          <w:p>
-            <w:pPr>
-              <w:pStyle w:val="SourceCode"/>
-              <w:spacing w:before="0" w:after="0" w:line="200" w:lineRule="auto"/>
-            </w:pPr>
-            <w:r>
-              <w:t xml:space="preserve">        } else {</w:t>
-            </w:r>
-          </w:p>
-          <w:p>
-            <w:pPr>
-              <w:pStyle w:val="SourceCode"/>
-              <w:spacing w:before="0" w:after="0" w:line="200" w:lineRule="auto"/>
-            </w:pPr>
-            <w:r>
-              <w:t xml:space="preserve">            result += c;</w:t>
-            </w:r>
-          </w:p>
-          <w:p>
-            <w:pPr>
-              <w:pStyle w:val="SourceCode"/>
-              <w:spacing w:before="0" w:after="0" w:line="200" w:lineRule="auto"/>
-            </w:pPr>
-            <w:r>
-              <w:t xml:space="preserve">        }</w:t>
-            </w:r>
-          </w:p>
-          <w:p>
-            <w:pPr>
-              <w:pStyle w:val="SourceCode"/>
-              <w:spacing w:before="0" w:after="0" w:line="200" w:lineRule="auto"/>
-            </w:pPr>
-            <w:r>
-              <w:t xml:space="preserve">    }</w:t>
-            </w:r>
-          </w:p>
-          <w:p>
-            <w:pPr>
-              <w:pStyle w:val="SourceCode"/>
-              <w:spacing w:before="0" w:after="0" w:line="200" w:lineRule="auto"/>
-            </w:pPr>
-            <w:r>
-              <w:t xml:space="preserve">    return result;</w:t>
-            </w:r>
-          </w:p>
-          <w:p>
-            <w:pPr>
-              <w:pStyle w:val="SourceCode"/>
-              <w:spacing w:before="0" w:after="0" w:line="200" w:lineRule="auto"/>
-            </w:pPr>
-            <w:r>
-              <w:t xml:space="preserve">}</w:t>
-            </w:r>
-          </w:p>
-          <w:p>
-            <w:pPr>
-              <w:pStyle w:val="SourceCode"/>
-              <w:spacing w:before="0" w:after="0" w:line="200" w:lineRule="auto"/>
-            </w:pPr>
-          </w:p>
-          <w:p>
-            <w:pPr>
-              <w:pStyle w:val="SourceCode"/>
-              <w:spacing w:before="0" w:after="0" w:line="200" w:lineRule="auto"/>
-            </w:pPr>
-            <w:r>
-              <w:t xml:space="preserve">// Розшифрування: P = a^-1 * (C - b) mod N</w:t>
-            </w:r>
-          </w:p>
-          <w:p>
-            <w:pPr>
-              <w:pStyle w:val="SourceCode"/>
-              <w:spacing w:before="0" w:after="0" w:line="200" w:lineRule="auto"/>
-            </w:pPr>
-            <w:r>
-              <w:t xml:space="preserve">std::string affineDecrypt(const std::string&amp; text, int a, int b) {</w:t>
-            </w:r>
-          </w:p>
-          <w:p>
-            <w:pPr>
-              <w:pStyle w:val="SourceCode"/>
-              <w:spacing w:before="0" w:after="0" w:line="200" w:lineRule="auto"/>
-            </w:pPr>
-            <w:r>
-              <w:t xml:space="preserve">    int aInv = modInverse(a, N);</w:t>
-            </w:r>
-          </w:p>
-          <w:p>
-            <w:pPr>
-              <w:pStyle w:val="SourceCode"/>
-              <w:spacing w:before="0" w:after="0" w:line="200" w:lineRule="auto"/>
-            </w:pPr>
-          </w:p>
-          <w:p>
-            <w:pPr>
-              <w:pStyle w:val="SourceCode"/>
-              <w:spacing w:before="0" w:after="0" w:line="200" w:lineRule="auto"/>
-            </w:pPr>
-            <w:r>
-              <w:t xml:space="preserve">    std::string result;</w:t>
-            </w:r>
-          </w:p>
-          <w:p>
-            <w:pPr>
-              <w:pStyle w:val="SourceCode"/>
-              <w:spacing w:before="0" w:after="0" w:line="200" w:lineRule="auto"/>
-            </w:pPr>
-            <w:r>
-              <w:t xml:space="preserve">    for (char c : text) {</w:t>
-            </w:r>
-          </w:p>
-          <w:p>
-            <w:pPr>
-              <w:pStyle w:val="SourceCode"/>
-              <w:spacing w:before="0" w:after="0" w:line="200" w:lineRule="auto"/>
-            </w:pPr>
-            <w:r>
-              <w:t xml:space="preserve">        char up = static_cast&lt;char&gt;(std::toupper(static_cast&lt;unsigned char&gt;(c)));</w:t>
-            </w:r>
-          </w:p>
-          <w:p>
-            <w:pPr>
-              <w:pStyle w:val="SourceCode"/>
-              <w:spacing w:before="0" w:after="0" w:line="200" w:lineRule="auto"/>
-            </w:pPr>
-            <w:r>
-              <w:t xml:space="preserve">        if (up &gt;= 'A' &amp;&amp; up &lt;= 'Z') {</w:t>
-            </w:r>
-          </w:p>
-          <w:p>
-            <w:pPr>
-              <w:pStyle w:val="SourceCode"/>
-              <w:spacing w:before="0" w:after="0" w:line="200" w:lineRule="auto"/>
-            </w:pPr>
-            <w:r>
-              <w:t xml:space="preserve">            int cipher = up - 'A';</w:t>
-            </w:r>
-          </w:p>
-          <w:p>
-            <w:pPr>
-              <w:pStyle w:val="SourceCode"/>
-              <w:spacing w:before="0" w:after="0" w:line="200" w:lineRule="auto"/>
-            </w:pPr>
-            <w:r>
-              <w:t xml:space="preserve">            int p = (aInv * ((cipher - b) % N + N)) % N;</w:t>
-            </w:r>
-          </w:p>
-          <w:p>
-            <w:pPr>
-              <w:pStyle w:val="SourceCode"/>
-              <w:spacing w:before="0" w:after="0" w:line="200" w:lineRule="auto"/>
-            </w:pPr>
-            <w:r>
-              <w:t xml:space="preserve">            result += static_cast&lt;char&gt;(p + 'A');</w:t>
-            </w:r>
-          </w:p>
-          <w:p>
-            <w:pPr>
-              <w:pStyle w:val="SourceCode"/>
-              <w:spacing w:before="0" w:after="0" w:line="200" w:lineRule="auto"/>
-            </w:pPr>
-            <w:r>
-              <w:t xml:space="preserve">        } else {</w:t>
-            </w:r>
-          </w:p>
-          <w:p>
-            <w:pPr>
-              <w:pStyle w:val="SourceCode"/>
-              <w:spacing w:before="0" w:after="0" w:line="200" w:lineRule="auto"/>
-            </w:pPr>
-            <w:r>
-              <w:t xml:space="preserve">            result += c;</w:t>
-            </w:r>
-          </w:p>
-          <w:p>
-            <w:pPr>
-              <w:pStyle w:val="SourceCode"/>
-              <w:spacing w:before="0" w:after="0" w:line="200" w:lineRule="auto"/>
-            </w:pPr>
-            <w:r>
-              <w:t xml:space="preserve">        }</w:t>
-            </w:r>
-          </w:p>
-          <w:p>
-            <w:pPr>
-              <w:pStyle w:val="SourceCode"/>
-              <w:spacing w:before="0" w:after="0" w:line="200" w:lineRule="auto"/>
-            </w:pPr>
-            <w:r>
-              <w:t xml:space="preserve">    }</w:t>
-            </w:r>
-          </w:p>
-          <w:p>
-            <w:pPr>
-              <w:pStyle w:val="SourceCode"/>
-              <w:spacing w:before="0" w:after="0" w:line="200" w:lineRule="auto"/>
-            </w:pPr>
-            <w:r>
-              <w:t xml:space="preserve">    return result;</w:t>
-            </w:r>
-          </w:p>
-          <w:p>
-            <w:pPr>
-              <w:pStyle w:val="SourceCode"/>
-              <w:spacing w:before="0" w:after="0" w:line="200" w:lineRule="auto"/>
-            </w:pPr>
-            <w:r>
-              <w:t xml:space="preserve">}</w:t>
-            </w:r>
-          </w:p>
-          <w:p>
-            <w:pPr>
-              <w:pStyle w:val="SourceCode"/>
-              <w:spacing w:before="0" w:after="0" w:line="200" w:lineRule="auto"/>
-            </w:pPr>
-          </w:p>
-          <w:p>
-            <w:pPr>
-              <w:pStyle w:val="SourceCode"/>
-              <w:spacing w:before="0" w:after="0" w:line="200" w:lineRule="auto"/>
-            </w:pPr>
-            <w:r>
-              <w:t xml:space="preserve">int main() {</w:t>
-            </w:r>
-          </w:p>
-          <w:p>
-            <w:pPr>
-              <w:pStyle w:val="SourceCode"/>
-              <w:spacing w:before="0" w:after="0" w:line="200" w:lineRule="auto"/>
-            </w:pPr>
-            <w:r>
-              <w:t xml:space="preserve">    int a = 5, b = 8;</w:t>
-            </w:r>
-          </w:p>
-          <w:p>
-            <w:pPr>
-              <w:pStyle w:val="SourceCode"/>
-              <w:spacing w:before="0" w:after="0" w:line="200" w:lineRule="auto"/>
-            </w:pPr>
-            <w:r>
-              <w:t xml:space="preserve">    std::string plaintext = "AFFINE CIPHER";</w:t>
-            </w:r>
-          </w:p>
-          <w:p>
-            <w:pPr>
-              <w:pStyle w:val="SourceCode"/>
-              <w:spacing w:before="0" w:after="0" w:line="200" w:lineRule="auto"/>
-            </w:pPr>
-          </w:p>
-          <w:p>
-            <w:pPr>
-              <w:pStyle w:val="SourceCode"/>
-              <w:spacing w:before="0" w:after="0" w:line="200" w:lineRule="auto"/>
-            </w:pPr>
-            <w:r>
-              <w:t xml:space="preserve">    std::cout &lt;&lt; "Афінний шифр: a=" &lt;&lt; a &lt;&lt; ", b=" &lt;&lt; b &lt;&lt; "\n";</w:t>
-            </w:r>
-          </w:p>
-          <w:p>
-            <w:pPr>
-              <w:pStyle w:val="SourceCode"/>
-              <w:spacing w:before="0" w:after="0" w:line="200" w:lineRule="auto"/>
-            </w:pPr>
-            <w:r>
-              <w:t xml:space="preserve">    std::cout &lt;&lt; "Перевірка:    gcd(" &lt;&lt; a &lt;&lt; ", " &lt;&lt; N &lt;&lt; ") = "</w:t>
-            </w:r>
-          </w:p>
-          <w:p>
-            <w:pPr>
-              <w:pStyle w:val="SourceCode"/>
-              <w:spacing w:before="0" w:after="0" w:line="200" w:lineRule="auto"/>
-            </w:pPr>
-            <w:r>
-              <w:t xml:space="preserve">              &lt;&lt; gcd(a, N) &lt;&lt; "\n";</w:t>
-            </w:r>
-          </w:p>
-          <w:p>
-            <w:pPr>
-              <w:pStyle w:val="SourceCode"/>
-              <w:spacing w:before="0" w:after="0" w:line="200" w:lineRule="auto"/>
-            </w:pPr>
-            <w:r>
-              <w:t xml:space="preserve">    std::cout &lt;&lt; "Обернений:    " &lt;&lt; a &lt;&lt; "^-1 mod " &lt;&lt; N</w:t>
-            </w:r>
-          </w:p>
-          <w:p>
-            <w:pPr>
-              <w:pStyle w:val="SourceCode"/>
-              <w:spacing w:before="0" w:after="0" w:line="200" w:lineRule="auto"/>
-            </w:pPr>
-            <w:r>
-              <w:t xml:space="preserve">              &lt;&lt; " = " &lt;&lt; modInverse(a, N) &lt;&lt; "\n\n";</w:t>
-            </w:r>
-          </w:p>
-          <w:p>
-            <w:pPr>
-              <w:pStyle w:val="SourceCode"/>
-              <w:spacing w:before="0" w:after="0" w:line="200" w:lineRule="auto"/>
-            </w:pPr>
-          </w:p>
-          <w:p>
-            <w:pPr>
-              <w:pStyle w:val="SourceCode"/>
-              <w:spacing w:before="0" w:after="0" w:line="200" w:lineRule="auto"/>
-            </w:pPr>
-            <w:r>
-              <w:t xml:space="preserve">    std::cout &lt;&lt; "Відкритий текст:  " &lt;&lt; plaintext &lt;&lt; "\n";</w:t>
-            </w:r>
-          </w:p>
-          <w:p>
-            <w:pPr>
-              <w:pStyle w:val="SourceCode"/>
-              <w:spacing w:before="0" w:after="0" w:line="200" w:lineRule="auto"/>
-            </w:pPr>
-          </w:p>
-          <w:p>
-            <w:pPr>
-              <w:pStyle w:val="SourceCode"/>
-              <w:spacing w:before="0" w:after="0" w:line="200" w:lineRule="auto"/>
-            </w:pPr>
-            <w:r>
-              <w:t xml:space="preserve">    std::string ciphertext = affineEncrypt(plaintext, a, b);</w:t>
-            </w:r>
-          </w:p>
-          <w:p>
-            <w:pPr>
-              <w:pStyle w:val="SourceCode"/>
-              <w:spacing w:before="0" w:after="0" w:line="200" w:lineRule="auto"/>
-            </w:pPr>
-            <w:r>
-              <w:t xml:space="preserve">    std::cout &lt;&lt; "Шифротекст:       " &lt;&lt; ciphertext &lt;&lt; "\n";</w:t>
-            </w:r>
-          </w:p>
-          <w:p>
-            <w:pPr>
-              <w:pStyle w:val="SourceCode"/>
-              <w:spacing w:before="0" w:after="0" w:line="200" w:lineRule="auto"/>
-            </w:pPr>
-            <w:r>
-              <w:t xml:space="preserve">    std::cout &lt;&lt; "Розшифровано:     " &lt;&lt; affineDecrypt(ciphertext, a, b) &lt;&lt; "\n";</w:t>
-            </w:r>
-          </w:p>
-          <w:p>
-            <w:pPr>
-              <w:pStyle w:val="SourceCode"/>
-              <w:spacing w:before="0" w:after="0" w:line="200" w:lineRule="auto"/>
-            </w:pPr>
-          </w:p>
-          <w:p>
-            <w:pPr>
-              <w:pStyle w:val="SourceCode"/>
-              <w:spacing w:before="0" w:after="0" w:line="200" w:lineRule="auto"/>
-            </w:pPr>
-            <w:r>
-              <w:t xml:space="preserve">    return 0;</w:t>
-            </w:r>
-          </w:p>
-          <w:p>
-            <w:pPr>
-              <w:pStyle w:val="SourceCode"/>
-              <w:spacing w:before="0" w:after="0" w:line="200" w:lineRule="auto"/>
-            </w:pPr>
-            <w:r>
-              <w:t xml:space="preserve">}</w:t>
+              <w:t xml:space="preserve">Афінний шифр: a=5, b=8</w:t>
+            </w:r>
+          </w:p>
+          <w:p>
+            <w:pPr>
+              <w:pStyle w:val="SourceCode"/>
+              <w:spacing w:before="0" w:after="0" w:line="200" w:lineRule="auto"/>
+            </w:pPr>
+            <w:r>
+              <w:t xml:space="preserve">Перевірка:    gcd(5, 26) = 1</w:t>
+            </w:r>
+          </w:p>
+          <w:p>
+            <w:pPr>
+              <w:pStyle w:val="SourceCode"/>
+              <w:spacing w:before="0" w:after="0" w:line="200" w:lineRule="auto"/>
+            </w:pPr>
+            <w:r>
+              <w:t xml:space="preserve">Обернений:    5^-1 mod 26 = 21</w:t>
+            </w:r>
+          </w:p>
+          <w:p>
+            <w:pPr>
+              <w:pStyle w:val="SourceCode"/>
+              <w:spacing w:before="0" w:after="0" w:line="200" w:lineRule="auto"/>
+            </w:pPr>
+          </w:p>
+          <w:p>
+            <w:pPr>
+              <w:pStyle w:val="SourceCode"/>
+              <w:spacing w:before="0" w:after="0" w:line="200" w:lineRule="auto"/>
+            </w:pPr>
+            <w:r>
+              <w:t xml:space="preserve">Відкритий текст:  AFFINE CIPHER</w:t>
+            </w:r>
+          </w:p>
+          <w:p>
+            <w:pPr>
+              <w:pStyle w:val="SourceCode"/>
+              <w:spacing w:before="0" w:after="0" w:line="200" w:lineRule="auto"/>
+            </w:pPr>
+            <w:r>
+              <w:t xml:space="preserve">Шифротекст:       IHHWVC SWFRCP</w:t>
+            </w:r>
+          </w:p>
+          <w:p>
+            <w:pPr>
+              <w:pStyle w:val="SourceCode"/>
+              <w:spacing w:before="0" w:after="0" w:line="200" w:lineRule="auto"/>
+            </w:pPr>
+            <w:r>
+              <w:t xml:space="preserve">Розшифровано:     AFFINE CIPHER</w:t>
             </w:r>
           </w:p>
         </w:tc>
@@ -2394,125 +3121,6 @@
         <w:pStyle w:val="FirstParagraph"/>
       </w:pPr>
       <w:r>
-        <w:t xml:space="preserve">Результат роботи програми:</w:t>
-      </w:r>
-    </w:p>
-    <w:p>
-      <w:pPr>
-        <w:spacing w:before="0" w:after="0" w:line="120" w:lineRule="exact"/>
-        <w:rPr>
-          <w:sz w:val="4"/>
-          <w:szCs w:val="4"/>
-        </w:rPr>
-      </w:pPr>
-    </w:p>
-    <w:tbl>
-      <w:tblPr>
-        <w:tblStyle w:val="SourceCodeTable"/>
-        <w:tblW w:type="dxa" w:w="9637"/>
-        <w:tblInd w:w="0" w:type="dxa"/>
-        <w:tblBorders>
-          <w:top w:color="BFBFBF" w:space="0" w:sz="4" w:val="single"/>
-          <w:left w:color="BFBFBF" w:space="0" w:sz="4" w:val="single"/>
-          <w:bottom w:color="BFBFBF" w:space="0" w:sz="4" w:val="single"/>
-          <w:right w:color="BFBFBF" w:space="0" w:sz="4" w:val="single"/>
-        </w:tblBorders>
-        <w:shd w:color="auto" w:fill="F4F4F4" w:val="clear"/>
-        <w:tblLayout w:type="fixed"/>
-        <w:tblCellMar>
-          <w:top w:type="dxa" w:w="113"/>
-          <w:left w:type="dxa" w:w="113"/>
-          <w:bottom w:type="dxa" w:w="113"/>
-          <w:right w:type="dxa" w:w="113"/>
-        </w:tblCellMar>
-        <w:tblLook w:val="0000" w:firstRow="0" w:lastRow="0" w:firstColumn="0" w:lastColumn="0" w:noHBand="1" w:noVBand="1"/>
-      </w:tblPr>
-      <w:tblGrid>
-        <w:gridCol w:w="9637"/>
-      </w:tblGrid>
-      <w:tr>
-        <w:tc>
-          <w:tcPr>
-            <w:tcW w:type="dxa" w:w="9637"/>
-            <w:shd w:color="auto" w:fill="F4F4F4" w:val="clear"/>
-          </w:tcPr>
-          <w:p>
-            <w:pPr>
-              <w:pStyle w:val="SourceCode"/>
-              <w:spacing w:before="0" w:after="0" w:line="200" w:lineRule="auto"/>
-            </w:pPr>
-            <w:r>
-              <w:t xml:space="preserve">Афінний шифр: a=5, b=8</w:t>
-            </w:r>
-          </w:p>
-          <w:p>
-            <w:pPr>
-              <w:pStyle w:val="SourceCode"/>
-              <w:spacing w:before="0" w:after="0" w:line="200" w:lineRule="auto"/>
-            </w:pPr>
-            <w:r>
-              <w:t xml:space="preserve">Перевірка:    gcd(5, 26) = 1</w:t>
-            </w:r>
-          </w:p>
-          <w:p>
-            <w:pPr>
-              <w:pStyle w:val="SourceCode"/>
-              <w:spacing w:before="0" w:after="0" w:line="200" w:lineRule="auto"/>
-            </w:pPr>
-            <w:r>
-              <w:t xml:space="preserve">Обернений:    5^-1 mod 26 = 21</w:t>
-            </w:r>
-          </w:p>
-          <w:p>
-            <w:pPr>
-              <w:pStyle w:val="SourceCode"/>
-              <w:spacing w:before="0" w:after="0" w:line="200" w:lineRule="auto"/>
-            </w:pPr>
-          </w:p>
-          <w:p>
-            <w:pPr>
-              <w:pStyle w:val="SourceCode"/>
-              <w:spacing w:before="0" w:after="0" w:line="200" w:lineRule="auto"/>
-            </w:pPr>
-            <w:r>
-              <w:t xml:space="preserve">Відкритий текст:  AFFINE CIPHER</w:t>
-            </w:r>
-          </w:p>
-          <w:p>
-            <w:pPr>
-              <w:pStyle w:val="SourceCode"/>
-              <w:spacing w:before="0" w:after="0" w:line="200" w:lineRule="auto"/>
-            </w:pPr>
-            <w:r>
-              <w:t xml:space="preserve">Шифротекст:       IHHWVC SWFRCP</w:t>
-            </w:r>
-          </w:p>
-          <w:p>
-            <w:pPr>
-              <w:pStyle w:val="SourceCode"/>
-              <w:spacing w:before="0" w:after="0" w:line="200" w:lineRule="auto"/>
-            </w:pPr>
-            <w:r>
-              <w:t xml:space="preserve">Розшифровано:     AFFINE CIPHER</w:t>
-            </w:r>
-          </w:p>
-        </w:tc>
-      </w:tr>
-    </w:tbl>
-    <w:p>
-      <w:pPr>
-        <w:spacing w:before="0" w:after="0" w:line="120" w:lineRule="exact"/>
-        <w:rPr>
-          <w:sz w:val="4"/>
-          <w:szCs w:val="4"/>
-        </w:rPr>
-      </w:pPr>
-    </w:p>
-    <w:p>
-      <w:pPr>
-        <w:pStyle w:val="FirstParagraph"/>
-      </w:pPr>
-      <w:r>
         <w:t xml:space="preserve">Перші дві літери шифротексту варто перевірити вручну: A має номер 0, тож</w:t>
       </w:r>
       <w:r>
@@ -2533,11 +3141,16 @@
       <w:r>
         <w:t xml:space="preserve">простої заміни з усіма його слабкостями.</w:t>
       </w:r>
-      <w:r>
-        <w:t xml:space="preserve"> </w:t>
-      </w:r>
-      <w:r>
-        <w:t xml:space="preserve">## Порядок виконання роботи</w:t>
+    </w:p>
+    <w:bookmarkEnd w:id="13"/>
+    <w:bookmarkEnd w:id="14"/>
+    <w:bookmarkStart w:id="15" w:name="порядок-виконання-роботи"/>
+    <w:p>
+      <w:pPr>
+        <w:pStyle w:val="Heading2"/>
+      </w:pPr>
+      <w:r>
+        <w:t xml:space="preserve">Порядок виконання роботи</w:t>
       </w:r>
     </w:p>
     <w:p>
@@ -2561,7 +3174,7 @@
         <w:jc w:val="both"/>
       </w:pPr>
       <w:r>
-        <w:t xml:space="preserve">Реалізувати функцію створення алфавіту з ключовим словом.</w:t>
+        <w:t xml:space="preserve">Вручну побудувати шифрувальну абетку для свого ключового слова і k та зашифрувати перші п’ять літер тексту варіанта.</w:t>
       </w:r>
     </w:p>
     <w:p>
@@ -2573,7 +3186,7 @@
         <w:jc w:val="both"/>
       </w:pPr>
       <w:r>
-        <w:t xml:space="preserve">Реалізувати шифрування та дешифрування з ключовим словом.</w:t>
+        <w:t xml:space="preserve">Реалізувати функцію створення абетки з ключовим словом і зсувом k, зашифрування та розшифрування; звірити результат програми з ручним обчисленням.</w:t>
       </w:r>
     </w:p>
     <w:p>
@@ -2621,7 +3234,7 @@
         <w:jc w:val="both"/>
       </w:pPr>
       <w:r>
-        <w:t xml:space="preserve">Перевірити роботу на прикладах з варіанта.</w:t>
+        <w:t xml:space="preserve">Перевірити роботу на прикладах з варіанта, а також на завідомо неправильних даних: a, що не взаємно просте з n, від’ємне b, текст із цифрами й розділовими знаками.</w:t>
       </w:r>
     </w:p>
     <w:p>
@@ -2636,7 +3249,6 @@
         <w:t xml:space="preserve">Оформити звіт та зробити висновок.</w:t>
       </w:r>
     </w:p>
-    <w:bookmarkEnd w:id="14"/>
     <w:bookmarkEnd w:id="15"/>
     <w:bookmarkStart w:id="16" w:name="вимоги-до-звіту"/>
     <w:p>
@@ -2751,11 +3363,12 @@
         <w:tblLayout w:type="fixed"/>
       </w:tblPr>
       <w:tblGrid>
-        <w:gridCol w:w="1927"/>
-        <w:gridCol w:w="1927"/>
-        <w:gridCol w:w="1927"/>
-        <w:gridCol w:w="1927"/>
-        <w:gridCol w:w="1929"/>
+        <w:gridCol w:w="1606"/>
+        <w:gridCol w:w="1606"/>
+        <w:gridCol w:w="1606"/>
+        <w:gridCol w:w="1606"/>
+        <w:gridCol w:w="1606"/>
+        <w:gridCol w:w="1607"/>
       </w:tblGrid>
       <w:tr>
         <w:trPr>
@@ -2790,6 +3403,17 @@
               <w:pStyle w:val="Compact"/>
             </w:pPr>
             <w:r>
+              <w:t xml:space="preserve">k</w:t>
+            </w:r>
+          </w:p>
+        </w:tc>
+        <w:tc>
+          <w:tcPr/>
+          <w:p>
+            <w:pPr>
+              <w:pStyle w:val="Compact"/>
+            </w:pPr>
+            <w:r>
               <w:t xml:space="preserve">a</w:t>
             </w:r>
           </w:p>
@@ -2847,6 +3471,17 @@
               <w:pStyle w:val="Compact"/>
             </w:pPr>
             <w:r>
+              <w:t xml:space="preserve">3</w:t>
+            </w:r>
+          </w:p>
+        </w:tc>
+        <w:tc>
+          <w:tcPr/>
+          <w:p>
+            <w:pPr>
+              <w:pStyle w:val="Compact"/>
+            </w:pPr>
+            <w:r>
               <w:t xml:space="preserve">5</w:t>
             </w:r>
           </w:p>
@@ -2915,6 +3550,17 @@
               <w:pStyle w:val="Compact"/>
             </w:pPr>
             <w:r>
+              <w:t xml:space="preserve">7</w:t>
+            </w:r>
+          </w:p>
+        </w:tc>
+        <w:tc>
+          <w:tcPr/>
+          <w:p>
+            <w:pPr>
+              <w:pStyle w:val="Compact"/>
+            </w:pPr>
+            <w:r>
               <w:t xml:space="preserve">3</w:t>
             </w:r>
           </w:p>
@@ -2961,6 +3607,17 @@
               <w:pStyle w:val="Compact"/>
             </w:pPr>
             <w:r>
+              <w:t xml:space="preserve">11</w:t>
+            </w:r>
+          </w:p>
+        </w:tc>
+        <w:tc>
+          <w:tcPr/>
+          <w:p>
+            <w:pPr>
+              <w:pStyle w:val="Compact"/>
+            </w:pPr>
+            <w:r>
               <w:t xml:space="preserve">9</w:t>
             </w:r>
           </w:p>
@@ -3018,6 +3675,17 @@
               <w:pStyle w:val="Compact"/>
             </w:pPr>
             <w:r>
+              <w:t xml:space="preserve">5</w:t>
+            </w:r>
+          </w:p>
+        </w:tc>
+        <w:tc>
+          <w:tcPr/>
+          <w:p>
+            <w:pPr>
+              <w:pStyle w:val="Compact"/>
+            </w:pPr>
+            <w:r>
               <w:t xml:space="preserve">11</w:t>
             </w:r>
           </w:p>
@@ -3075,6 +3743,17 @@
               <w:pStyle w:val="Compact"/>
             </w:pPr>
             <w:r>
+              <w:t xml:space="preserve">9</w:t>
+            </w:r>
+          </w:p>
+        </w:tc>
+        <w:tc>
+          <w:tcPr/>
+          <w:p>
+            <w:pPr>
+              <w:pStyle w:val="Compact"/>
+            </w:pPr>
+            <w:r>
               <w:t xml:space="preserve">15</w:t>
             </w:r>
           </w:p>
@@ -3132,6 +3811,17 @@
               <w:pStyle w:val="Compact"/>
             </w:pPr>
             <w:r>
+              <w:t xml:space="preserve">2</w:t>
+            </w:r>
+          </w:p>
+        </w:tc>
+        <w:tc>
+          <w:tcPr/>
+          <w:p>
+            <w:pPr>
+              <w:pStyle w:val="Compact"/>
+            </w:pPr>
+            <w:r>
               <w:t xml:space="preserve">17</w:t>
             </w:r>
           </w:p>
@@ -3189,6 +3879,17 @@
               <w:pStyle w:val="Compact"/>
             </w:pPr>
             <w:r>
+              <w:t xml:space="preserve">14</w:t>
+            </w:r>
+          </w:p>
+        </w:tc>
+        <w:tc>
+          <w:tcPr/>
+          <w:p>
+            <w:pPr>
+              <w:pStyle w:val="Compact"/>
+            </w:pPr>
+            <w:r>
               <w:t xml:space="preserve">19</w:t>
             </w:r>
           </w:p>
@@ -3246,6 +3947,17 @@
               <w:pStyle w:val="Compact"/>
             </w:pPr>
             <w:r>
+              <w:t xml:space="preserve">6</w:t>
+            </w:r>
+          </w:p>
+        </w:tc>
+        <w:tc>
+          <w:tcPr/>
+          <w:p>
+            <w:pPr>
+              <w:pStyle w:val="Compact"/>
+            </w:pPr>
+            <w:r>
               <w:t xml:space="preserve">21</w:t>
             </w:r>
           </w:p>
@@ -3303,6 +4015,17 @@
               <w:pStyle w:val="Compact"/>
             </w:pPr>
             <w:r>
+              <w:t xml:space="preserve">17</w:t>
+            </w:r>
+          </w:p>
+        </w:tc>
+        <w:tc>
+          <w:tcPr/>
+          <w:p>
+            <w:pPr>
+              <w:pStyle w:val="Compact"/>
+            </w:pPr>
+            <w:r>
               <w:t xml:space="preserve">23</w:t>
             </w:r>
           </w:p>
@@ -3360,6 +4083,17 @@
               <w:pStyle w:val="Compact"/>
             </w:pPr>
             <w:r>
+              <w:t xml:space="preserve">4</w:t>
+            </w:r>
+          </w:p>
+        </w:tc>
+        <w:tc>
+          <w:tcPr/>
+          <w:p>
+            <w:pPr>
+              <w:pStyle w:val="Compact"/>
+            </w:pPr>
+            <w:r>
               <w:t xml:space="preserve">25</w:t>
             </w:r>
           </w:p>
@@ -3417,6 +4151,17 @@
               <w:pStyle w:val="Compact"/>
             </w:pPr>
             <w:r>
+              <w:t xml:space="preserve">8</w:t>
+            </w:r>
+          </w:p>
+        </w:tc>
+        <w:tc>
+          <w:tcPr/>
+          <w:p>
+            <w:pPr>
+              <w:pStyle w:val="Compact"/>
+            </w:pPr>
+            <w:r>
               <w:t xml:space="preserve">3</w:t>
             </w:r>
           </w:p>
@@ -3474,6 +4219,17 @@
               <w:pStyle w:val="Compact"/>
             </w:pPr>
             <w:r>
+              <w:t xml:space="preserve">12</w:t>
+            </w:r>
+          </w:p>
+        </w:tc>
+        <w:tc>
+          <w:tcPr/>
+          <w:p>
+            <w:pPr>
+              <w:pStyle w:val="Compact"/>
+            </w:pPr>
+            <w:r>
               <w:t xml:space="preserve">5</w:t>
             </w:r>
           </w:p>
@@ -3531,6 +4287,17 @@
               <w:pStyle w:val="Compact"/>
             </w:pPr>
             <w:r>
+              <w:t xml:space="preserve">19</w:t>
+            </w:r>
+          </w:p>
+        </w:tc>
+        <w:tc>
+          <w:tcPr/>
+          <w:p>
+            <w:pPr>
+              <w:pStyle w:val="Compact"/>
+            </w:pPr>
+            <w:r>
               <w:t xml:space="preserve">7</w:t>
             </w:r>
           </w:p>
@@ -3588,6 +4355,17 @@
               <w:pStyle w:val="Compact"/>
             </w:pPr>
             <w:r>
+              <w:t xml:space="preserve">10</w:t>
+            </w:r>
+          </w:p>
+        </w:tc>
+        <w:tc>
+          <w:tcPr/>
+          <w:p>
+            <w:pPr>
+              <w:pStyle w:val="Compact"/>
+            </w:pPr>
+            <w:r>
               <w:t xml:space="preserve">9</w:t>
             </w:r>
           </w:p>
@@ -3645,6 +4423,17 @@
               <w:pStyle w:val="Compact"/>
             </w:pPr>
             <w:r>
+              <w:t xml:space="preserve">1</w:t>
+            </w:r>
+          </w:p>
+        </w:tc>
+        <w:tc>
+          <w:tcPr/>
+          <w:p>
+            <w:pPr>
+              <w:pStyle w:val="Compact"/>
+            </w:pPr>
+            <w:r>
               <w:t xml:space="preserve">11</w:t>
             </w:r>
           </w:p>
@@ -3713,6 +4502,17 @@
               <w:pStyle w:val="Compact"/>
             </w:pPr>
             <w:r>
+              <w:t xml:space="preserve">15</w:t>
+            </w:r>
+          </w:p>
+        </w:tc>
+        <w:tc>
+          <w:tcPr/>
+          <w:p>
+            <w:pPr>
+              <w:pStyle w:val="Compact"/>
+            </w:pPr>
+            <w:r>
               <w:t xml:space="preserve">8</w:t>
             </w:r>
           </w:p>
@@ -3759,6 +4559,17 @@
               <w:pStyle w:val="Compact"/>
             </w:pPr>
             <w:r>
+              <w:t xml:space="preserve">13</w:t>
+            </w:r>
+          </w:p>
+        </w:tc>
+        <w:tc>
+          <w:tcPr/>
+          <w:p>
+            <w:pPr>
+              <w:pStyle w:val="Compact"/>
+            </w:pPr>
+            <w:r>
               <w:t xml:space="preserve">17</w:t>
             </w:r>
           </w:p>
@@ -3816,6 +4627,17 @@
               <w:pStyle w:val="Compact"/>
             </w:pPr>
             <w:r>
+              <w:t xml:space="preserve">21</w:t>
+            </w:r>
+          </w:p>
+        </w:tc>
+        <w:tc>
+          <w:tcPr/>
+          <w:p>
+            <w:pPr>
+              <w:pStyle w:val="Compact"/>
+            </w:pPr>
+            <w:r>
               <w:t xml:space="preserve">19</w:t>
             </w:r>
           </w:p>
@@ -3873,6 +4695,17 @@
               <w:pStyle w:val="Compact"/>
             </w:pPr>
             <w:r>
+              <w:t xml:space="preserve">16</w:t>
+            </w:r>
+          </w:p>
+        </w:tc>
+        <w:tc>
+          <w:tcPr/>
+          <w:p>
+            <w:pPr>
+              <w:pStyle w:val="Compact"/>
+            </w:pPr>
+            <w:r>
               <w:t xml:space="preserve">21</w:t>
             </w:r>
           </w:p>
@@ -3920,6 +4753,17 @@
             </w:pPr>
             <w:r>
               <w:t xml:space="preserve">OBSCURED</w:t>
+            </w:r>
+          </w:p>
+        </w:tc>
+        <w:tc>
+          <w:tcPr/>
+          <w:p>
+            <w:pPr>
+              <w:pStyle w:val="Compact"/>
+            </w:pPr>
+            <w:r>
+              <w:t xml:space="preserve">23</w:t>
             </w:r>
           </w:p>
         </w:tc>
@@ -3995,7 +4839,7 @@
         <w:jc w:val="both"/>
       </w:pPr>
       <w:r>
-        <w:t xml:space="preserve">Як формується шифрувальний алфавіт з ключовим словом?</w:t>
+        <w:t xml:space="preserve">Як формується шифрувальна абетка системи Цезаря з ключовим словом і яку роль відіграє число k?</w:t>
       </w:r>
     </w:p>
     <w:p>
@@ -5437,6 +6281,11 @@
       </w:tblCellMar>
     </w:tblPr>
   </w:style>
+  <w:style w:type="paragraph" w:customStyle="1" w:styleId="TableCaption">
+    <w:name w:val="TableCaption"/>
+    <w:basedOn w:val="BodyText"/>
+    <w:qFormat/>
+  </w:style>
 </w:styles>
 </file>
 
